--- a/ASSIGNMENTS/reports/Assignment0.docx
+++ b/ASSIGNMENTS/reports/Assignment0.docx
@@ -23,7 +23,21 @@
           <w:b/>
           <w:bCs/>
         </w:rPr>
-        <w:t xml:space="preserve">SSIGNENT </w:t>
+        <w:t>SSIGN</w:t>
+      </w:r>
+      <w:r>
+        <w:rPr>
+          <w:b/>
+          <w:bCs/>
+        </w:rPr>
+        <w:t>M</w:t>
+      </w:r>
+      <w:r>
+        <w:rPr>
+          <w:b/>
+          <w:bCs/>
+        </w:rPr>
+        <w:t xml:space="preserve">ENT </w:t>
       </w:r>
       <w:r>
         <w:rPr>
@@ -32,40 +46,6 @@
         </w:rPr>
         <w:t>0</w:t>
       </w:r>
-    </w:p>
-    <w:p>
-      <w:pPr>
-        <w:pStyle w:val="Titolo2"/>
-        <w:rPr>
-          <w:b/>
-          <w:bCs/>
-        </w:rPr>
-      </w:pPr>
-      <w:r>
-        <w:rPr>
-          <w:b/>
-          <w:bCs/>
-        </w:rPr>
-        <w:t>A</w:t>
-      </w:r>
-      <w:r>
-        <w:rPr>
-          <w:b/>
-          <w:bCs/>
-        </w:rPr>
-        <w:t>NIME SIMILARITY NETWORK ANALYSIS</w:t>
-      </w:r>
-    </w:p>
-    <w:p>
-      <w:pPr>
-        <w:spacing w:after="0"/>
-        <w:rPr>
-          <w:b/>
-          <w:bCs/>
-          <w:sz w:val="28"/>
-          <w:szCs w:val="28"/>
-        </w:rPr>
-      </w:pPr>
     </w:p>
     <w:p>
       <w:pPr>
@@ -1539,7 +1519,6 @@
           <w:b/>
           <w:bCs/>
         </w:rPr>
-        <w:lastRenderedPageBreak/>
         <w:t xml:space="preserve">3.2 </w:t>
       </w:r>
       <w:proofErr w:type="spellStart"/>
@@ -1613,6 +1592,7 @@
         <w:spacing w:after="0"/>
       </w:pPr>
       <w:r>
+        <w:lastRenderedPageBreak/>
         <w:t xml:space="preserve">The high </w:t>
       </w:r>
       <w:proofErr w:type="spellStart"/>
@@ -2147,7 +2127,7 @@
           <w:sz w:val="28"/>
           <w:szCs w:val="28"/>
         </w:rPr>
-        <w:t>4. C</w:t>
+        <w:t xml:space="preserve">4. </w:t>
       </w:r>
       <w:proofErr w:type="spellStart"/>
       <w:r>
@@ -2157,7 +2137,7 @@
           <w:sz w:val="28"/>
           <w:szCs w:val="28"/>
         </w:rPr>
-        <w:t>entrality</w:t>
+        <w:t>Centrality</w:t>
       </w:r>
       <w:proofErr w:type="spellEnd"/>
       <w:r>
@@ -2796,7 +2776,7 @@
           <w:sz w:val="28"/>
           <w:szCs w:val="28"/>
         </w:rPr>
-        <w:t>5. A</w:t>
+        <w:t xml:space="preserve">5. </w:t>
       </w:r>
       <w:proofErr w:type="spellStart"/>
       <w:r>
@@ -2806,7 +2786,7 @@
           <w:sz w:val="28"/>
           <w:szCs w:val="28"/>
         </w:rPr>
-        <w:t>verage</w:t>
+        <w:t>Average</w:t>
       </w:r>
       <w:proofErr w:type="spellEnd"/>
       <w:r>
@@ -3095,7 +3075,6 @@
           <w:sz w:val="28"/>
           <w:szCs w:val="28"/>
         </w:rPr>
-        <w:lastRenderedPageBreak/>
         <w:t xml:space="preserve">6. Degree Distribution and Network </w:t>
       </w:r>
       <w:proofErr w:type="spellStart"/>
@@ -3223,6 +3202,7 @@
         <w:spacing w:after="0"/>
       </w:pPr>
       <w:r>
+        <w:lastRenderedPageBreak/>
         <w:t>a random network</w:t>
       </w:r>
     </w:p>
@@ -3446,7 +3426,7 @@
           <w:sz w:val="28"/>
           <w:szCs w:val="28"/>
         </w:rPr>
-        <w:t>7. C</w:t>
+        <w:t xml:space="preserve">7. </w:t>
       </w:r>
       <w:proofErr w:type="spellStart"/>
       <w:r>
@@ -3456,7 +3436,7 @@
           <w:sz w:val="28"/>
           <w:szCs w:val="28"/>
         </w:rPr>
-        <w:t>onclusions</w:t>
+        <w:t>Conclusions</w:t>
       </w:r>
       <w:proofErr w:type="spellEnd"/>
     </w:p>
@@ -5816,6 +5796,7 @@
   <w:style w:type="character" w:default="1" w:styleId="Carpredefinitoparagrafo">
     <w:name w:val="Default Paragraph Font"/>
     <w:uiPriority w:val="1"/>
+    <w:semiHidden/>
     <w:unhideWhenUsed/>
   </w:style>
   <w:style w:type="table" w:default="1" w:styleId="Tabellanormale">

--- a/ASSIGNMENTS/reports/Assignment0.docx
+++ b/ASSIGNMENTS/reports/Assignment0.docx
@@ -436,6 +436,131 @@
     </w:p>
     <w:p>
       <w:pPr>
+        <w:keepNext/>
+        <w:jc w:val="center"/>
+      </w:pPr>
+      <w:r>
+        <w:rPr>
+          <w:noProof/>
+        </w:rPr>
+        <w:drawing>
+          <wp:inline distT="0" distB="0" distL="0" distR="0" wp14:anchorId="70CB9D5B" wp14:editId="04832B08">
+            <wp:extent cx="1982419" cy="1989412"/>
+            <wp:effectExtent l="0" t="0" r="0" b="0"/>
+            <wp:docPr id="1" name="Immagine 1"/>
+            <wp:cNvGraphicFramePr>
+              <a:graphicFrameLocks xmlns:a="http://schemas.openxmlformats.org/drawingml/2006/main" noChangeAspect="1"/>
+            </wp:cNvGraphicFramePr>
+            <a:graphic xmlns:a="http://schemas.openxmlformats.org/drawingml/2006/main">
+              <a:graphicData uri="http://schemas.openxmlformats.org/drawingml/2006/picture">
+                <pic:pic xmlns:pic="http://schemas.openxmlformats.org/drawingml/2006/picture">
+                  <pic:nvPicPr>
+                    <pic:cNvPr id="0" name="Picture 1"/>
+                    <pic:cNvPicPr>
+                      <a:picLocks noChangeAspect="1" noChangeArrowheads="1"/>
+                    </pic:cNvPicPr>
+                  </pic:nvPicPr>
+                  <pic:blipFill>
+                    <a:blip r:embed="rId6" cstate="print">
+                      <a:extLst>
+                        <a:ext uri="{28A0092B-C50C-407E-A947-70E740481C1C}">
+                          <a14:useLocalDpi xmlns:a14="http://schemas.microsoft.com/office/drawing/2010/main" val="0"/>
+                        </a:ext>
+                      </a:extLst>
+                    </a:blip>
+                    <a:srcRect/>
+                    <a:stretch>
+                      <a:fillRect/>
+                    </a:stretch>
+                  </pic:blipFill>
+                  <pic:spPr bwMode="auto">
+                    <a:xfrm>
+                      <a:off x="0" y="0"/>
+                      <a:ext cx="1989477" cy="1996495"/>
+                    </a:xfrm>
+                    <a:prstGeom prst="rect">
+                      <a:avLst/>
+                    </a:prstGeom>
+                    <a:noFill/>
+                    <a:ln>
+                      <a:noFill/>
+                    </a:ln>
+                  </pic:spPr>
+                </pic:pic>
+              </a:graphicData>
+            </a:graphic>
+          </wp:inline>
+        </w:drawing>
+      </w:r>
+    </w:p>
+    <w:p>
+      <w:pPr>
+        <w:pStyle w:val="Didascalia"/>
+        <w:jc w:val="center"/>
+        <w:rPr>
+          <w:sz w:val="24"/>
+          <w:szCs w:val="24"/>
+        </w:rPr>
+      </w:pPr>
+      <w:r>
+        <w:t xml:space="preserve">Figure </w:t>
+      </w:r>
+      <w:r>
+        <w:fldChar w:fldCharType="begin"/>
+      </w:r>
+      <w:r>
+        <w:instrText xml:space="preserve"> SEQ Figure \* ARABIC </w:instrText>
+      </w:r>
+      <w:r>
+        <w:fldChar w:fldCharType="separate"/>
+      </w:r>
+      <w:r>
+        <w:rPr>
+          <w:noProof/>
+        </w:rPr>
+        <w:t>1</w:t>
+      </w:r>
+      <w:r>
+        <w:fldChar w:fldCharType="end"/>
+      </w:r>
+      <w:r>
+        <w:t xml:space="preserve">: </w:t>
+      </w:r>
+      <w:proofErr w:type="spellStart"/>
+      <w:r>
+        <w:t>Graph</w:t>
+      </w:r>
+      <w:proofErr w:type="spellEnd"/>
+      <w:r>
+        <w:t xml:space="preserve"> </w:t>
+      </w:r>
+      <w:proofErr w:type="spellStart"/>
+      <w:r>
+        <w:t>visualized</w:t>
+      </w:r>
+      <w:proofErr w:type="spellEnd"/>
+      <w:r>
+        <w:t xml:space="preserve"> </w:t>
+      </w:r>
+      <w:proofErr w:type="spellStart"/>
+      <w:r>
+        <w:t>dynamically</w:t>
+      </w:r>
+      <w:proofErr w:type="spellEnd"/>
+      <w:r>
+        <w:t xml:space="preserve"> on the </w:t>
+      </w:r>
+      <w:proofErr w:type="spellStart"/>
+      <w:r>
+        <w:t>Graphistry</w:t>
+      </w:r>
+      <w:proofErr w:type="spellEnd"/>
+      <w:r>
+        <w:t xml:space="preserve"> website</w:t>
+      </w:r>
+    </w:p>
+    <w:p>
+      <w:pPr>
         <w:pStyle w:val="Titolo2"/>
         <w:numPr>
           <w:ilvl w:val="0"/>
@@ -2479,6 +2604,9 @@
     </w:p>
     <w:p>
       <w:pPr>
+        <w:tabs>
+          <w:tab w:val="num" w:pos="720"/>
+        </w:tabs>
         <w:spacing w:after="0"/>
         <w:rPr>
           <w:sz w:val="24"/>
@@ -2538,21 +2666,8 @@
           <w:sz w:val="24"/>
           <w:szCs w:val="24"/>
         </w:rPr>
-        <w:t>:</w:t>
-      </w:r>
-    </w:p>
-    <w:p>
-      <w:pPr>
-        <w:numPr>
-          <w:ilvl w:val="0"/>
-          <w:numId w:val="52"/>
-        </w:numPr>
-        <w:spacing w:after="0"/>
-        <w:rPr>
-          <w:sz w:val="24"/>
-          <w:szCs w:val="24"/>
-        </w:rPr>
-      </w:pPr>
+        <w:t xml:space="preserve"> </w:t>
+      </w:r>
       <w:r>
         <w:rPr>
           <w:b/>
@@ -2560,9 +2675,31 @@
           <w:sz w:val="24"/>
           <w:szCs w:val="24"/>
         </w:rPr>
-        <w:t xml:space="preserve">3,579 </w:t>
-      </w:r>
-      <w:proofErr w:type="spellStart"/>
+        <w:t xml:space="preserve">3579 </w:t>
+      </w:r>
+      <w:proofErr w:type="spellStart"/>
+      <w:r>
+        <w:rPr>
+          <w:sz w:val="24"/>
+          <w:szCs w:val="24"/>
+        </w:rPr>
+        <w:t>nodes</w:t>
+      </w:r>
+      <w:proofErr w:type="spellEnd"/>
+      <w:r>
+        <w:rPr>
+          <w:sz w:val="24"/>
+          <w:szCs w:val="24"/>
+        </w:rPr>
+        <w:t xml:space="preserve"> </w:t>
+      </w:r>
+      <w:r>
+        <w:rPr>
+          <w:sz w:val="24"/>
+          <w:szCs w:val="24"/>
+        </w:rPr>
+        <w:t xml:space="preserve">and </w:t>
+      </w:r>
       <w:r>
         <w:rPr>
           <w:b/>
@@ -2570,43 +2707,11 @@
           <w:sz w:val="24"/>
           <w:szCs w:val="24"/>
         </w:rPr>
-        <w:t>nodes</w:t>
-      </w:r>
-      <w:proofErr w:type="spellEnd"/>
-      <w:r>
-        <w:rPr>
-          <w:sz w:val="24"/>
-          <w:szCs w:val="24"/>
-        </w:rPr>
-        <w:t xml:space="preserve"> </w:t>
-      </w:r>
-    </w:p>
-    <w:p>
-      <w:pPr>
-        <w:numPr>
-          <w:ilvl w:val="0"/>
-          <w:numId w:val="52"/>
-        </w:numPr>
-        <w:spacing w:after="0"/>
-        <w:rPr>
-          <w:sz w:val="24"/>
-          <w:szCs w:val="24"/>
-        </w:rPr>
-      </w:pPr>
-      <w:r>
-        <w:rPr>
-          <w:b/>
-          <w:bCs/>
-          <w:sz w:val="24"/>
-          <w:szCs w:val="24"/>
-        </w:rPr>
-        <w:t xml:space="preserve">780,393 </w:t>
-      </w:r>
-      <w:proofErr w:type="spellStart"/>
-      <w:r>
-        <w:rPr>
-          <w:b/>
-          <w:bCs/>
+        <w:t xml:space="preserve">780393 </w:t>
+      </w:r>
+      <w:proofErr w:type="spellStart"/>
+      <w:r>
+        <w:rPr>
           <w:sz w:val="24"/>
           <w:szCs w:val="24"/>
         </w:rPr>
@@ -2618,254 +2723,7 @@
           <w:sz w:val="24"/>
           <w:szCs w:val="24"/>
         </w:rPr>
-        <w:t xml:space="preserve"> </w:t>
-      </w:r>
-    </w:p>
-    <w:p>
-      <w:pPr>
-        <w:spacing w:after="0"/>
-        <w:rPr>
-          <w:sz w:val="24"/>
-          <w:szCs w:val="24"/>
-        </w:rPr>
-      </w:pPr>
-      <w:r>
-        <w:rPr>
-          <w:sz w:val="24"/>
-          <w:szCs w:val="24"/>
-        </w:rPr>
-        <w:t xml:space="preserve">The network </w:t>
-      </w:r>
-      <w:proofErr w:type="spellStart"/>
-      <w:r>
-        <w:rPr>
-          <w:sz w:val="24"/>
-          <w:szCs w:val="24"/>
-        </w:rPr>
-        <w:t>was</w:t>
-      </w:r>
-      <w:proofErr w:type="spellEnd"/>
-      <w:r>
-        <w:rPr>
-          <w:sz w:val="24"/>
-          <w:szCs w:val="24"/>
-        </w:rPr>
-        <w:t xml:space="preserve"> </w:t>
-      </w:r>
-      <w:proofErr w:type="spellStart"/>
-      <w:r>
-        <w:rPr>
-          <w:sz w:val="24"/>
-          <w:szCs w:val="24"/>
-        </w:rPr>
-        <w:t>exported</w:t>
-      </w:r>
-      <w:proofErr w:type="spellEnd"/>
-      <w:r>
-        <w:rPr>
-          <w:sz w:val="24"/>
-          <w:szCs w:val="24"/>
-        </w:rPr>
-        <w:t xml:space="preserve"> in GEXF format and </w:t>
-      </w:r>
-      <w:proofErr w:type="spellStart"/>
-      <w:r>
-        <w:rPr>
-          <w:sz w:val="24"/>
-          <w:szCs w:val="24"/>
-        </w:rPr>
-        <w:t>visualized</w:t>
-      </w:r>
-      <w:proofErr w:type="spellEnd"/>
-      <w:r>
-        <w:rPr>
-          <w:sz w:val="24"/>
-          <w:szCs w:val="24"/>
-        </w:rPr>
-        <w:t xml:space="preserve"> </w:t>
-      </w:r>
-      <w:proofErr w:type="spellStart"/>
-      <w:r>
-        <w:rPr>
-          <w:sz w:val="24"/>
-          <w:szCs w:val="24"/>
-        </w:rPr>
-        <w:t>using</w:t>
-      </w:r>
-      <w:proofErr w:type="spellEnd"/>
-      <w:r>
-        <w:rPr>
-          <w:sz w:val="24"/>
-          <w:szCs w:val="24"/>
-        </w:rPr>
-        <w:t xml:space="preserve"> </w:t>
-      </w:r>
-      <w:proofErr w:type="spellStart"/>
-      <w:r>
-        <w:rPr>
-          <w:sz w:val="24"/>
-          <w:szCs w:val="24"/>
-        </w:rPr>
-        <w:t>Gephi</w:t>
-      </w:r>
-      <w:proofErr w:type="spellEnd"/>
-      <w:r>
-        <w:rPr>
-          <w:sz w:val="24"/>
-          <w:szCs w:val="24"/>
-        </w:rPr>
-        <w:t xml:space="preserve"> for </w:t>
-      </w:r>
-      <w:proofErr w:type="spellStart"/>
-      <w:r>
-        <w:rPr>
-          <w:sz w:val="24"/>
-          <w:szCs w:val="24"/>
-        </w:rPr>
-        <w:t>exploratory</w:t>
-      </w:r>
-      <w:proofErr w:type="spellEnd"/>
-      <w:r>
-        <w:rPr>
-          <w:sz w:val="24"/>
-          <w:szCs w:val="24"/>
-        </w:rPr>
-        <w:t xml:space="preserve"> </w:t>
-      </w:r>
-      <w:proofErr w:type="spellStart"/>
-      <w:r>
-        <w:rPr>
-          <w:sz w:val="24"/>
-          <w:szCs w:val="24"/>
-        </w:rPr>
-        <w:t>analysis</w:t>
-      </w:r>
-      <w:proofErr w:type="spellEnd"/>
-      <w:r>
-        <w:rPr>
-          <w:sz w:val="24"/>
-          <w:szCs w:val="24"/>
-        </w:rPr>
         <w:t>.</w:t>
-      </w:r>
-    </w:p>
-    <w:p>
-      <w:pPr>
-        <w:spacing w:after="0"/>
-        <w:rPr>
-          <w:b/>
-          <w:bCs/>
-          <w:sz w:val="24"/>
-          <w:szCs w:val="24"/>
-        </w:rPr>
-      </w:pPr>
-      <w:r>
-        <w:rPr>
-          <w:b/>
-          <w:bCs/>
-          <w:sz w:val="24"/>
-          <w:szCs w:val="24"/>
-          <w:highlight w:val="yellow"/>
-        </w:rPr>
-        <w:t>Fig</w:t>
-      </w:r>
-      <w:proofErr w:type="gramStart"/>
-      <w:r>
-        <w:rPr>
-          <w:b/>
-          <w:bCs/>
-          <w:sz w:val="24"/>
-          <w:szCs w:val="24"/>
-          <w:highlight w:val="yellow"/>
-        </w:rPr>
-        <w:t xml:space="preserve">1 </w:t>
-      </w:r>
-      <w:r>
-        <w:rPr>
-          <w:b/>
-          <w:bCs/>
-          <w:sz w:val="24"/>
-          <w:szCs w:val="24"/>
-          <w:highlight w:val="yellow"/>
-        </w:rPr>
-        <w:t>.</w:t>
-      </w:r>
-      <w:proofErr w:type="gramEnd"/>
-      <w:r>
-        <w:rPr>
-          <w:b/>
-          <w:bCs/>
-          <w:sz w:val="24"/>
-          <w:szCs w:val="24"/>
-          <w:highlight w:val="yellow"/>
-        </w:rPr>
-        <w:t xml:space="preserve"> </w:t>
-      </w:r>
-      <w:proofErr w:type="spellStart"/>
-      <w:r>
-        <w:rPr>
-          <w:b/>
-          <w:bCs/>
-          <w:sz w:val="24"/>
-          <w:szCs w:val="24"/>
-          <w:highlight w:val="yellow"/>
-        </w:rPr>
-        <w:t>Gephi</w:t>
-      </w:r>
-      <w:proofErr w:type="spellEnd"/>
-      <w:r>
-        <w:rPr>
-          <w:b/>
-          <w:bCs/>
-          <w:sz w:val="24"/>
-          <w:szCs w:val="24"/>
-          <w:highlight w:val="yellow"/>
-        </w:rPr>
-        <w:t xml:space="preserve"> </w:t>
-      </w:r>
-      <w:proofErr w:type="spellStart"/>
-      <w:r>
-        <w:rPr>
-          <w:b/>
-          <w:bCs/>
-          <w:sz w:val="24"/>
-          <w:szCs w:val="24"/>
-          <w:highlight w:val="yellow"/>
-        </w:rPr>
-        <w:t>visualization</w:t>
-      </w:r>
-      <w:proofErr w:type="spellEnd"/>
-      <w:r>
-        <w:rPr>
-          <w:b/>
-          <w:bCs/>
-          <w:sz w:val="24"/>
-          <w:szCs w:val="24"/>
-          <w:highlight w:val="yellow"/>
-        </w:rPr>
-        <w:t xml:space="preserve"> of the anime </w:t>
-      </w:r>
-      <w:proofErr w:type="spellStart"/>
-      <w:r>
-        <w:rPr>
-          <w:b/>
-          <w:bCs/>
-          <w:sz w:val="24"/>
-          <w:szCs w:val="24"/>
-          <w:highlight w:val="yellow"/>
-        </w:rPr>
-        <w:t>similarity</w:t>
-      </w:r>
-      <w:proofErr w:type="spellEnd"/>
-      <w:r>
-        <w:rPr>
-          <w:b/>
-          <w:bCs/>
-          <w:sz w:val="24"/>
-          <w:szCs w:val="24"/>
-          <w:highlight w:val="yellow"/>
-        </w:rPr>
-        <w:t xml:space="preserve"> network.</w:t>
       </w:r>
     </w:p>
     <w:p>
@@ -2885,13 +2743,13 @@
           <w:b/>
           <w:bCs/>
         </w:rPr>
+        <w:lastRenderedPageBreak/>
         <w:t>Network Analysis</w:t>
       </w:r>
     </w:p>
     <w:p>
       <w:pPr>
         <w:pStyle w:val="Nessunaspaziatura"/>
-        <w:spacing w:before="240"/>
         <w:rPr>
           <w:sz w:val="24"/>
           <w:szCs w:val="24"/>
@@ -3032,6 +2890,7 @@
         </w:rPr>
         <w:t xml:space="preserve"> 3579 </w:t>
       </w:r>
+      <w:proofErr w:type="spellStart"/>
       <w:r>
         <w:rPr>
           <w:b/>
@@ -3039,7 +2898,15 @@
           <w:sz w:val="24"/>
           <w:szCs w:val="24"/>
         </w:rPr>
-        <w:t>n</w:t>
+        <w:t>nodes</w:t>
+      </w:r>
+      <w:proofErr w:type="spellEnd"/>
+      <w:r>
+        <w:rPr>
+          <w:sz w:val="24"/>
+          <w:szCs w:val="24"/>
+        </w:rPr>
+        <w:t xml:space="preserve"> and 780393 </w:t>
       </w:r>
       <w:proofErr w:type="spellStart"/>
       <w:r>
@@ -3049,16 +2916,33 @@
           <w:sz w:val="24"/>
           <w:szCs w:val="24"/>
         </w:rPr>
-        <w:t>odes</w:t>
-      </w:r>
-      <w:proofErr w:type="spellEnd"/>
-      <w:r>
-        <w:rPr>
-          <w:sz w:val="24"/>
-          <w:szCs w:val="24"/>
-        </w:rPr>
-        <w:t xml:space="preserve"> and 780393 </w:t>
-      </w:r>
+        <w:t>edges</w:t>
+      </w:r>
+      <w:proofErr w:type="spellEnd"/>
+      <w:r>
+        <w:rPr>
+          <w:sz w:val="24"/>
+          <w:szCs w:val="24"/>
+        </w:rPr>
+        <w:t xml:space="preserve">, </w:t>
+      </w:r>
+      <w:proofErr w:type="spellStart"/>
+      <w:r>
+        <w:rPr>
+          <w:sz w:val="24"/>
+          <w:szCs w:val="24"/>
+        </w:rPr>
+        <w:t>resulting</w:t>
+      </w:r>
+      <w:proofErr w:type="spellEnd"/>
+      <w:r>
+        <w:rPr>
+          <w:sz w:val="24"/>
+          <w:szCs w:val="24"/>
+        </w:rPr>
+        <w:t xml:space="preserve"> in a </w:t>
+      </w:r>
+      <w:proofErr w:type="spellStart"/>
       <w:r>
         <w:rPr>
           <w:b/>
@@ -3066,7 +2950,95 @@
           <w:sz w:val="24"/>
           <w:szCs w:val="24"/>
         </w:rPr>
-        <w:t>e</w:t>
+        <w:t>density</w:t>
+      </w:r>
+      <w:proofErr w:type="spellEnd"/>
+      <w:r>
+        <w:rPr>
+          <w:sz w:val="24"/>
+          <w:szCs w:val="24"/>
+        </w:rPr>
+        <w:t xml:space="preserve"> of 0.122, </w:t>
+      </w:r>
+      <w:proofErr w:type="spellStart"/>
+      <w:r>
+        <w:rPr>
+          <w:sz w:val="24"/>
+          <w:szCs w:val="24"/>
+        </w:rPr>
+        <w:t>which</w:t>
+      </w:r>
+      <w:proofErr w:type="spellEnd"/>
+      <w:r>
+        <w:rPr>
+          <w:sz w:val="24"/>
+          <w:szCs w:val="24"/>
+        </w:rPr>
+        <w:t xml:space="preserve"> </w:t>
+      </w:r>
+      <w:proofErr w:type="spellStart"/>
+      <w:r>
+        <w:rPr>
+          <w:sz w:val="24"/>
+          <w:szCs w:val="24"/>
+        </w:rPr>
+        <w:t>indicates</w:t>
+      </w:r>
+      <w:proofErr w:type="spellEnd"/>
+      <w:r>
+        <w:rPr>
+          <w:sz w:val="24"/>
+          <w:szCs w:val="24"/>
+        </w:rPr>
+        <w:t xml:space="preserve"> a </w:t>
+      </w:r>
+      <w:proofErr w:type="spellStart"/>
+      <w:r>
+        <w:rPr>
+          <w:sz w:val="24"/>
+          <w:szCs w:val="24"/>
+        </w:rPr>
+        <w:t>highly</w:t>
+      </w:r>
+      <w:proofErr w:type="spellEnd"/>
+      <w:r>
+        <w:rPr>
+          <w:sz w:val="24"/>
+          <w:szCs w:val="24"/>
+        </w:rPr>
+        <w:t xml:space="preserve"> </w:t>
+      </w:r>
+      <w:proofErr w:type="spellStart"/>
+      <w:r>
+        <w:rPr>
+          <w:sz w:val="24"/>
+          <w:szCs w:val="24"/>
+        </w:rPr>
+        <w:t>connected</w:t>
+      </w:r>
+      <w:proofErr w:type="spellEnd"/>
+      <w:r>
+        <w:rPr>
+          <w:sz w:val="24"/>
+          <w:szCs w:val="24"/>
+        </w:rPr>
+        <w:t xml:space="preserve"> </w:t>
+      </w:r>
+      <w:proofErr w:type="spellStart"/>
+      <w:r>
+        <w:rPr>
+          <w:sz w:val="24"/>
+          <w:szCs w:val="24"/>
+        </w:rPr>
+        <w:t>structure</w:t>
+      </w:r>
+      <w:proofErr w:type="spellEnd"/>
+      <w:r>
+        <w:rPr>
+          <w:sz w:val="24"/>
+          <w:szCs w:val="24"/>
+        </w:rPr>
+        <w:t xml:space="preserve">. The </w:t>
       </w:r>
       <w:proofErr w:type="spellStart"/>
       <w:r>
@@ -3076,33 +3048,9 @@
           <w:sz w:val="24"/>
           <w:szCs w:val="24"/>
         </w:rPr>
-        <w:t>dges</w:t>
-      </w:r>
-      <w:proofErr w:type="spellEnd"/>
-      <w:r>
-        <w:rPr>
-          <w:sz w:val="24"/>
-          <w:szCs w:val="24"/>
-        </w:rPr>
-        <w:t xml:space="preserve">, </w:t>
-      </w:r>
-      <w:proofErr w:type="spellStart"/>
-      <w:r>
-        <w:rPr>
-          <w:sz w:val="24"/>
-          <w:szCs w:val="24"/>
-        </w:rPr>
-        <w:t>resulting</w:t>
-      </w:r>
-      <w:proofErr w:type="spellEnd"/>
-      <w:r>
-        <w:rPr>
-          <w:sz w:val="24"/>
-          <w:szCs w:val="24"/>
-        </w:rPr>
-        <w:t xml:space="preserve"> in a </w:t>
-      </w:r>
-      <w:proofErr w:type="spellStart"/>
+        <w:t>average</w:t>
+      </w:r>
+      <w:proofErr w:type="spellEnd"/>
       <w:r>
         <w:rPr>
           <w:b/>
@@ -3110,25 +3058,8 @@
           <w:sz w:val="24"/>
           <w:szCs w:val="24"/>
         </w:rPr>
-        <w:t>density</w:t>
-      </w:r>
-      <w:proofErr w:type="spellEnd"/>
-      <w:r>
-        <w:rPr>
-          <w:sz w:val="24"/>
-          <w:szCs w:val="24"/>
-        </w:rPr>
-        <w:t xml:space="preserve"> of 0.122, </w:t>
-      </w:r>
-      <w:proofErr w:type="spellStart"/>
-      <w:r>
-        <w:rPr>
-          <w:sz w:val="24"/>
-          <w:szCs w:val="24"/>
-        </w:rPr>
-        <w:t>which</w:t>
-      </w:r>
-      <w:proofErr w:type="spellEnd"/>
+        <w:t xml:space="preserve"> degree</w:t>
+      </w:r>
       <w:r>
         <w:rPr>
           <w:sz w:val="24"/>
@@ -3142,23 +3073,23 @@
           <w:sz w:val="24"/>
           <w:szCs w:val="24"/>
         </w:rPr>
-        <w:t>indicates</w:t>
-      </w:r>
-      <w:proofErr w:type="spellEnd"/>
-      <w:r>
-        <w:rPr>
-          <w:sz w:val="24"/>
-          <w:szCs w:val="24"/>
-        </w:rPr>
-        <w:t xml:space="preserve"> a </w:t>
-      </w:r>
-      <w:proofErr w:type="spellStart"/>
-      <w:r>
-        <w:rPr>
-          <w:sz w:val="24"/>
-          <w:szCs w:val="24"/>
-        </w:rPr>
-        <w:t>highly</w:t>
+        <w:t>is</w:t>
+      </w:r>
+      <w:proofErr w:type="spellEnd"/>
+      <w:r>
+        <w:rPr>
+          <w:sz w:val="24"/>
+          <w:szCs w:val="24"/>
+        </w:rPr>
+        <w:t xml:space="preserve"> 436.10, </w:t>
+      </w:r>
+      <w:proofErr w:type="spellStart"/>
+      <w:r>
+        <w:rPr>
+          <w:sz w:val="24"/>
+          <w:szCs w:val="24"/>
+        </w:rPr>
+        <w:t>meaning</w:t>
       </w:r>
       <w:proofErr w:type="spellEnd"/>
       <w:r>
@@ -3174,6 +3105,54 @@
           <w:sz w:val="24"/>
           <w:szCs w:val="24"/>
         </w:rPr>
+        <w:t>each</w:t>
+      </w:r>
+      <w:proofErr w:type="spellEnd"/>
+      <w:r>
+        <w:rPr>
+          <w:sz w:val="24"/>
+          <w:szCs w:val="24"/>
+        </w:rPr>
+        <w:t xml:space="preserve"> </w:t>
+      </w:r>
+      <w:proofErr w:type="spellStart"/>
+      <w:r>
+        <w:rPr>
+          <w:sz w:val="24"/>
+          <w:szCs w:val="24"/>
+        </w:rPr>
+        <w:t>node</w:t>
+      </w:r>
+      <w:proofErr w:type="spellEnd"/>
+      <w:r>
+        <w:rPr>
+          <w:sz w:val="24"/>
+          <w:szCs w:val="24"/>
+        </w:rPr>
+        <w:t xml:space="preserve"> </w:t>
+      </w:r>
+      <w:proofErr w:type="spellStart"/>
+      <w:r>
+        <w:rPr>
+          <w:sz w:val="24"/>
+          <w:szCs w:val="24"/>
+        </w:rPr>
+        <w:t>is</w:t>
+      </w:r>
+      <w:proofErr w:type="spellEnd"/>
+      <w:r>
+        <w:rPr>
+          <w:sz w:val="24"/>
+          <w:szCs w:val="24"/>
+        </w:rPr>
+        <w:t xml:space="preserve"> </w:t>
+      </w:r>
+      <w:proofErr w:type="spellStart"/>
+      <w:r>
+        <w:rPr>
+          <w:sz w:val="24"/>
+          <w:szCs w:val="24"/>
+        </w:rPr>
         <w:t>connected</w:t>
       </w:r>
       <w:proofErr w:type="spellEnd"/>
@@ -3182,23 +3161,39 @@
           <w:sz w:val="24"/>
           <w:szCs w:val="24"/>
         </w:rPr>
-        <w:t xml:space="preserve"> </w:t>
-      </w:r>
-      <w:proofErr w:type="spellStart"/>
-      <w:r>
-        <w:rPr>
-          <w:sz w:val="24"/>
-          <w:szCs w:val="24"/>
-        </w:rPr>
-        <w:t>structure</w:t>
-      </w:r>
-      <w:proofErr w:type="spellEnd"/>
-      <w:r>
-        <w:rPr>
-          <w:sz w:val="24"/>
-          <w:szCs w:val="24"/>
-        </w:rPr>
-        <w:t xml:space="preserve">. The </w:t>
+        <w:t xml:space="preserve"> to a large </w:t>
+      </w:r>
+      <w:proofErr w:type="spellStart"/>
+      <w:r>
+        <w:rPr>
+          <w:sz w:val="24"/>
+          <w:szCs w:val="24"/>
+        </w:rPr>
+        <w:t>portion</w:t>
+      </w:r>
+      <w:proofErr w:type="spellEnd"/>
+      <w:r>
+        <w:rPr>
+          <w:sz w:val="24"/>
+          <w:szCs w:val="24"/>
+        </w:rPr>
+        <w:t xml:space="preserve"> of the network.</w:t>
+      </w:r>
+    </w:p>
+    <w:p>
+      <w:pPr>
+        <w:pStyle w:val="Nessunaspaziatura"/>
+        <w:rPr>
+          <w:sz w:val="24"/>
+          <w:szCs w:val="24"/>
+        </w:rPr>
+      </w:pPr>
+      <w:r>
+        <w:rPr>
+          <w:sz w:val="24"/>
+          <w:szCs w:val="24"/>
+        </w:rPr>
+        <w:t xml:space="preserve">The </w:t>
       </w:r>
       <w:proofErr w:type="spellStart"/>
       <w:r>
@@ -3218,8 +3213,19 @@
           <w:sz w:val="24"/>
           <w:szCs w:val="24"/>
         </w:rPr>
-        <w:t xml:space="preserve"> degree</w:t>
-      </w:r>
+        <w:t xml:space="preserve"> clustering </w:t>
+      </w:r>
+      <w:proofErr w:type="spellStart"/>
+      <w:r>
+        <w:rPr>
+          <w:b/>
+          <w:bCs/>
+          <w:sz w:val="24"/>
+          <w:szCs w:val="24"/>
+        </w:rPr>
+        <w:t>coefficient</w:t>
+      </w:r>
+      <w:proofErr w:type="spellEnd"/>
       <w:r>
         <w:rPr>
           <w:sz w:val="24"/>
@@ -3241,15 +3247,63 @@
           <w:sz w:val="24"/>
           <w:szCs w:val="24"/>
         </w:rPr>
-        <w:t xml:space="preserve"> 436.10, </w:t>
-      </w:r>
-      <w:proofErr w:type="spellStart"/>
-      <w:r>
-        <w:rPr>
-          <w:sz w:val="24"/>
-          <w:szCs w:val="24"/>
-        </w:rPr>
-        <w:t>meaning</w:t>
+        <w:t xml:space="preserve"> 0.63, </w:t>
+      </w:r>
+      <w:proofErr w:type="spellStart"/>
+      <w:r>
+        <w:rPr>
+          <w:sz w:val="24"/>
+          <w:szCs w:val="24"/>
+        </w:rPr>
+        <w:t>showing</w:t>
+      </w:r>
+      <w:proofErr w:type="spellEnd"/>
+      <w:r>
+        <w:rPr>
+          <w:sz w:val="24"/>
+          <w:szCs w:val="24"/>
+        </w:rPr>
+        <w:t xml:space="preserve"> a strong </w:t>
+      </w:r>
+      <w:proofErr w:type="spellStart"/>
+      <w:r>
+        <w:rPr>
+          <w:sz w:val="24"/>
+          <w:szCs w:val="24"/>
+        </w:rPr>
+        <w:t>tendency</w:t>
+      </w:r>
+      <w:proofErr w:type="spellEnd"/>
+      <w:r>
+        <w:rPr>
+          <w:sz w:val="24"/>
+          <w:szCs w:val="24"/>
+        </w:rPr>
+        <w:t xml:space="preserve"> for </w:t>
+      </w:r>
+      <w:proofErr w:type="spellStart"/>
+      <w:r>
+        <w:rPr>
+          <w:sz w:val="24"/>
+          <w:szCs w:val="24"/>
+        </w:rPr>
+        <w:t>nodes</w:t>
+      </w:r>
+      <w:proofErr w:type="spellEnd"/>
+      <w:r>
+        <w:rPr>
+          <w:sz w:val="24"/>
+          <w:szCs w:val="24"/>
+        </w:rPr>
+        <w:t xml:space="preserve"> to </w:t>
+      </w:r>
+      <w:proofErr w:type="spellStart"/>
+      <w:r>
+        <w:rPr>
+          <w:sz w:val="24"/>
+          <w:szCs w:val="24"/>
+        </w:rPr>
+        <w:t>form</w:t>
       </w:r>
       <w:proofErr w:type="spellEnd"/>
       <w:r>
@@ -3265,7 +3319,7 @@
           <w:sz w:val="24"/>
           <w:szCs w:val="24"/>
         </w:rPr>
-        <w:t>each</w:t>
+        <w:t>tightly</w:t>
       </w:r>
       <w:proofErr w:type="spellEnd"/>
       <w:r>
@@ -3281,7 +3335,39 @@
           <w:sz w:val="24"/>
           <w:szCs w:val="24"/>
         </w:rPr>
-        <w:t>node</w:t>
+        <w:t>interconnected</w:t>
+      </w:r>
+      <w:proofErr w:type="spellEnd"/>
+      <w:r>
+        <w:rPr>
+          <w:sz w:val="24"/>
+          <w:szCs w:val="24"/>
+        </w:rPr>
+        <w:t xml:space="preserve"> groups, </w:t>
+      </w:r>
+      <w:proofErr w:type="spellStart"/>
+      <w:r>
+        <w:rPr>
+          <w:sz w:val="24"/>
+          <w:szCs w:val="24"/>
+        </w:rPr>
+        <w:t>consistent</w:t>
+      </w:r>
+      <w:proofErr w:type="spellEnd"/>
+      <w:r>
+        <w:rPr>
+          <w:sz w:val="24"/>
+          <w:szCs w:val="24"/>
+        </w:rPr>
+        <w:t xml:space="preserve"> with </w:t>
+      </w:r>
+      <w:proofErr w:type="spellStart"/>
+      <w:r>
+        <w:rPr>
+          <w:sz w:val="24"/>
+          <w:szCs w:val="24"/>
+        </w:rPr>
+        <w:t>genre-overlap</w:t>
       </w:r>
       <w:proofErr w:type="spellEnd"/>
       <w:r>
@@ -3297,6 +3383,60 @@
           <w:sz w:val="24"/>
           <w:szCs w:val="24"/>
         </w:rPr>
+        <w:t>effects</w:t>
+      </w:r>
+      <w:proofErr w:type="spellEnd"/>
+      <w:r>
+        <w:rPr>
+          <w:sz w:val="24"/>
+          <w:szCs w:val="24"/>
+        </w:rPr>
+        <w:t xml:space="preserve">. The </w:t>
+      </w:r>
+      <w:proofErr w:type="spellStart"/>
+      <w:r>
+        <w:rPr>
+          <w:b/>
+          <w:bCs/>
+          <w:sz w:val="24"/>
+          <w:szCs w:val="24"/>
+        </w:rPr>
+        <w:t>assortativity</w:t>
+      </w:r>
+      <w:proofErr w:type="spellEnd"/>
+      <w:r>
+        <w:rPr>
+          <w:b/>
+          <w:bCs/>
+          <w:sz w:val="24"/>
+          <w:szCs w:val="24"/>
+        </w:rPr>
+        <w:t xml:space="preserve"> </w:t>
+      </w:r>
+      <w:proofErr w:type="spellStart"/>
+      <w:r>
+        <w:rPr>
+          <w:b/>
+          <w:bCs/>
+          <w:sz w:val="24"/>
+          <w:szCs w:val="24"/>
+        </w:rPr>
+        <w:t>coefficient</w:t>
+      </w:r>
+      <w:proofErr w:type="spellEnd"/>
+      <w:r>
+        <w:rPr>
+          <w:sz w:val="24"/>
+          <w:szCs w:val="24"/>
+        </w:rPr>
+        <w:t xml:space="preserve"> </w:t>
+      </w:r>
+      <w:proofErr w:type="spellStart"/>
+      <w:r>
+        <w:rPr>
+          <w:sz w:val="24"/>
+          <w:szCs w:val="24"/>
+        </w:rPr>
         <w:t>is</w:t>
       </w:r>
       <w:proofErr w:type="spellEnd"/>
@@ -3305,6 +3445,22 @@
           <w:sz w:val="24"/>
           <w:szCs w:val="24"/>
         </w:rPr>
+        <w:t xml:space="preserve"> 0.17, </w:t>
+      </w:r>
+      <w:proofErr w:type="spellStart"/>
+      <w:r>
+        <w:rPr>
+          <w:sz w:val="24"/>
+          <w:szCs w:val="24"/>
+        </w:rPr>
+        <w:t>indicating</w:t>
+      </w:r>
+      <w:proofErr w:type="spellEnd"/>
+      <w:r>
+        <w:rPr>
+          <w:sz w:val="24"/>
+          <w:szCs w:val="24"/>
+        </w:rPr>
         <w:t xml:space="preserve"> </w:t>
       </w:r>
       <w:proofErr w:type="spellStart"/>
@@ -3313,49 +3469,207 @@
           <w:sz w:val="24"/>
           <w:szCs w:val="24"/>
         </w:rPr>
-        <w:t>connected</w:t>
-      </w:r>
-      <w:proofErr w:type="spellEnd"/>
-      <w:r>
-        <w:rPr>
-          <w:sz w:val="24"/>
-          <w:szCs w:val="24"/>
-        </w:rPr>
-        <w:t xml:space="preserve"> to a large </w:t>
-      </w:r>
-      <w:proofErr w:type="spellStart"/>
-      <w:r>
-        <w:rPr>
-          <w:sz w:val="24"/>
-          <w:szCs w:val="24"/>
-        </w:rPr>
-        <w:t>portion</w:t>
-      </w:r>
-      <w:proofErr w:type="spellEnd"/>
-      <w:r>
-        <w:rPr>
-          <w:sz w:val="24"/>
-          <w:szCs w:val="24"/>
-        </w:rPr>
-        <w:t xml:space="preserve"> of the network.</w:t>
+        <w:t>that</w:t>
+      </w:r>
+      <w:proofErr w:type="spellEnd"/>
+      <w:r>
+        <w:rPr>
+          <w:sz w:val="24"/>
+          <w:szCs w:val="24"/>
+        </w:rPr>
+        <w:t xml:space="preserve"> </w:t>
+      </w:r>
+      <w:proofErr w:type="spellStart"/>
+      <w:r>
+        <w:rPr>
+          <w:sz w:val="24"/>
+          <w:szCs w:val="24"/>
+        </w:rPr>
+        <w:t>nodes</w:t>
+      </w:r>
+      <w:proofErr w:type="spellEnd"/>
+      <w:r>
+        <w:rPr>
+          <w:sz w:val="24"/>
+          <w:szCs w:val="24"/>
+        </w:rPr>
+        <w:t xml:space="preserve"> </w:t>
+      </w:r>
+      <w:proofErr w:type="spellStart"/>
+      <w:r>
+        <w:rPr>
+          <w:sz w:val="24"/>
+          <w:szCs w:val="24"/>
+        </w:rPr>
+        <w:t>tend</w:t>
+      </w:r>
+      <w:proofErr w:type="spellEnd"/>
+      <w:r>
+        <w:rPr>
+          <w:sz w:val="24"/>
+          <w:szCs w:val="24"/>
+        </w:rPr>
+        <w:t xml:space="preserve"> to </w:t>
+      </w:r>
+      <w:proofErr w:type="spellStart"/>
+      <w:r>
+        <w:rPr>
+          <w:sz w:val="24"/>
+          <w:szCs w:val="24"/>
+        </w:rPr>
+        <w:t>connect</w:t>
+      </w:r>
+      <w:proofErr w:type="spellEnd"/>
+      <w:r>
+        <w:rPr>
+          <w:sz w:val="24"/>
+          <w:szCs w:val="24"/>
+        </w:rPr>
+        <w:t xml:space="preserve"> with </w:t>
+      </w:r>
+      <w:proofErr w:type="spellStart"/>
+      <w:r>
+        <w:rPr>
+          <w:sz w:val="24"/>
+          <w:szCs w:val="24"/>
+        </w:rPr>
+        <w:t>others</w:t>
+      </w:r>
+      <w:proofErr w:type="spellEnd"/>
+      <w:r>
+        <w:rPr>
+          <w:sz w:val="24"/>
+          <w:szCs w:val="24"/>
+        </w:rPr>
+        <w:t xml:space="preserve"> of </w:t>
+      </w:r>
+      <w:proofErr w:type="spellStart"/>
+      <w:r>
+        <w:rPr>
+          <w:sz w:val="24"/>
+          <w:szCs w:val="24"/>
+        </w:rPr>
+        <w:t>similar</w:t>
+      </w:r>
+      <w:proofErr w:type="spellEnd"/>
+      <w:r>
+        <w:rPr>
+          <w:sz w:val="24"/>
+          <w:szCs w:val="24"/>
+        </w:rPr>
+        <w:t xml:space="preserve"> degree, </w:t>
+      </w:r>
+      <w:proofErr w:type="spellStart"/>
+      <w:r>
+        <w:rPr>
+          <w:sz w:val="24"/>
+          <w:szCs w:val="24"/>
+        </w:rPr>
+        <w:t>which</w:t>
+      </w:r>
+      <w:proofErr w:type="spellEnd"/>
+      <w:r>
+        <w:rPr>
+          <w:sz w:val="24"/>
+          <w:szCs w:val="24"/>
+        </w:rPr>
+        <w:t xml:space="preserve"> supports the </w:t>
+      </w:r>
+      <w:proofErr w:type="spellStart"/>
+      <w:r>
+        <w:rPr>
+          <w:sz w:val="24"/>
+          <w:szCs w:val="24"/>
+        </w:rPr>
+        <w:t>presence</w:t>
+      </w:r>
+      <w:proofErr w:type="spellEnd"/>
+      <w:r>
+        <w:rPr>
+          <w:sz w:val="24"/>
+          <w:szCs w:val="24"/>
+        </w:rPr>
+        <w:t xml:space="preserve"> of hubs and a </w:t>
+      </w:r>
+      <w:proofErr w:type="spellStart"/>
+      <w:r>
+        <w:rPr>
+          <w:sz w:val="24"/>
+          <w:szCs w:val="24"/>
+        </w:rPr>
+        <w:t>moderately</w:t>
+      </w:r>
+      <w:proofErr w:type="spellEnd"/>
+      <w:r>
+        <w:rPr>
+          <w:sz w:val="24"/>
+          <w:szCs w:val="24"/>
+        </w:rPr>
+        <w:t xml:space="preserve"> </w:t>
+      </w:r>
+      <w:proofErr w:type="spellStart"/>
+      <w:r>
+        <w:rPr>
+          <w:sz w:val="24"/>
+          <w:szCs w:val="24"/>
+        </w:rPr>
+        <w:t>hierarchical</w:t>
+      </w:r>
+      <w:proofErr w:type="spellEnd"/>
+      <w:r>
+        <w:rPr>
+          <w:sz w:val="24"/>
+          <w:szCs w:val="24"/>
+        </w:rPr>
+        <w:t xml:space="preserve"> </w:t>
+      </w:r>
+      <w:proofErr w:type="spellStart"/>
+      <w:r>
+        <w:rPr>
+          <w:sz w:val="24"/>
+          <w:szCs w:val="24"/>
+        </w:rPr>
+        <w:t>structure</w:t>
+      </w:r>
+      <w:proofErr w:type="spellEnd"/>
+      <w:r>
+        <w:rPr>
+          <w:sz w:val="24"/>
+          <w:szCs w:val="24"/>
+        </w:rPr>
+        <w:t>.</w:t>
       </w:r>
     </w:p>
     <w:p>
       <w:pPr>
         <w:pStyle w:val="Nessunaspaziatura"/>
-        <w:spacing w:before="240"/>
-        <w:rPr>
-          <w:sz w:val="24"/>
-          <w:szCs w:val="24"/>
-        </w:rPr>
-      </w:pPr>
-      <w:r>
-        <w:rPr>
-          <w:sz w:val="24"/>
-          <w:szCs w:val="24"/>
-        </w:rPr>
-        <w:lastRenderedPageBreak/>
-        <w:t xml:space="preserve">The </w:t>
+        <w:rPr>
+          <w:sz w:val="24"/>
+          <w:szCs w:val="24"/>
+        </w:rPr>
+      </w:pPr>
+      <w:r>
+        <w:rPr>
+          <w:sz w:val="24"/>
+          <w:szCs w:val="24"/>
+        </w:rPr>
+        <w:t xml:space="preserve">The network </w:t>
+      </w:r>
+      <w:proofErr w:type="spellStart"/>
+      <w:r>
+        <w:rPr>
+          <w:sz w:val="24"/>
+          <w:szCs w:val="24"/>
+        </w:rPr>
+        <w:t>contains</w:t>
+      </w:r>
+      <w:proofErr w:type="spellEnd"/>
+      <w:r>
+        <w:rPr>
+          <w:sz w:val="24"/>
+          <w:szCs w:val="24"/>
+        </w:rPr>
+        <w:t xml:space="preserve"> 728 </w:t>
       </w:r>
       <w:proofErr w:type="spellStart"/>
       <w:r>
@@ -3365,7 +3679,7 @@
           <w:sz w:val="24"/>
           <w:szCs w:val="24"/>
         </w:rPr>
-        <w:t>average</w:t>
+        <w:t>connected</w:t>
       </w:r>
       <w:proofErr w:type="spellEnd"/>
       <w:r>
@@ -3375,7 +3689,7 @@
           <w:sz w:val="24"/>
           <w:szCs w:val="24"/>
         </w:rPr>
-        <w:t xml:space="preserve"> clustering </w:t>
+        <w:t xml:space="preserve"> </w:t>
       </w:r>
       <w:proofErr w:type="spellStart"/>
       <w:r>
@@ -3385,7 +3699,71 @@
           <w:sz w:val="24"/>
           <w:szCs w:val="24"/>
         </w:rPr>
-        <w:t>coefficient</w:t>
+        <w:t>components</w:t>
+      </w:r>
+      <w:proofErr w:type="spellEnd"/>
+      <w:r>
+        <w:rPr>
+          <w:sz w:val="24"/>
+          <w:szCs w:val="24"/>
+        </w:rPr>
+        <w:t xml:space="preserve">, </w:t>
+      </w:r>
+      <w:proofErr w:type="spellStart"/>
+      <w:r>
+        <w:rPr>
+          <w:sz w:val="24"/>
+          <w:szCs w:val="24"/>
+        </w:rPr>
+        <w:t>although</w:t>
+      </w:r>
+      <w:proofErr w:type="spellEnd"/>
+      <w:r>
+        <w:rPr>
+          <w:sz w:val="24"/>
+          <w:szCs w:val="24"/>
+        </w:rPr>
+        <w:t xml:space="preserve"> a </w:t>
+      </w:r>
+      <w:proofErr w:type="spellStart"/>
+      <w:r>
+        <w:rPr>
+          <w:sz w:val="24"/>
+          <w:szCs w:val="24"/>
+        </w:rPr>
+        <w:t>giant</w:t>
+      </w:r>
+      <w:proofErr w:type="spellEnd"/>
+      <w:r>
+        <w:rPr>
+          <w:sz w:val="24"/>
+          <w:szCs w:val="24"/>
+        </w:rPr>
+        <w:t xml:space="preserve"> component </w:t>
+      </w:r>
+      <w:proofErr w:type="spellStart"/>
+      <w:r>
+        <w:rPr>
+          <w:sz w:val="24"/>
+          <w:szCs w:val="24"/>
+        </w:rPr>
+        <w:t>dominates</w:t>
+      </w:r>
+      <w:proofErr w:type="spellEnd"/>
+      <w:r>
+        <w:rPr>
+          <w:sz w:val="24"/>
+          <w:szCs w:val="24"/>
+        </w:rPr>
+        <w:t xml:space="preserve">; </w:t>
+      </w:r>
+      <w:proofErr w:type="spellStart"/>
+      <w:r>
+        <w:rPr>
+          <w:sz w:val="24"/>
+          <w:szCs w:val="24"/>
+        </w:rPr>
+        <w:t>this</w:t>
       </w:r>
       <w:proofErr w:type="spellEnd"/>
       <w:r>
@@ -3401,6 +3779,22 @@
           <w:sz w:val="24"/>
           <w:szCs w:val="24"/>
         </w:rPr>
+        <w:t>fragmentation</w:t>
+      </w:r>
+      <w:proofErr w:type="spellEnd"/>
+      <w:r>
+        <w:rPr>
+          <w:sz w:val="24"/>
+          <w:szCs w:val="24"/>
+        </w:rPr>
+        <w:t xml:space="preserve"> </w:t>
+      </w:r>
+      <w:proofErr w:type="spellStart"/>
+      <w:r>
+        <w:rPr>
+          <w:sz w:val="24"/>
+          <w:szCs w:val="24"/>
+        </w:rPr>
         <w:t>is</w:t>
       </w:r>
       <w:proofErr w:type="spellEnd"/>
@@ -3409,63 +3803,15 @@
           <w:sz w:val="24"/>
           <w:szCs w:val="24"/>
         </w:rPr>
-        <w:t xml:space="preserve"> 0.63, </w:t>
-      </w:r>
-      <w:proofErr w:type="spellStart"/>
-      <w:r>
-        <w:rPr>
-          <w:sz w:val="24"/>
-          <w:szCs w:val="24"/>
-        </w:rPr>
-        <w:t>showing</w:t>
-      </w:r>
-      <w:proofErr w:type="spellEnd"/>
-      <w:r>
-        <w:rPr>
-          <w:sz w:val="24"/>
-          <w:szCs w:val="24"/>
-        </w:rPr>
-        <w:t xml:space="preserve"> a strong </w:t>
-      </w:r>
-      <w:proofErr w:type="spellStart"/>
-      <w:r>
-        <w:rPr>
-          <w:sz w:val="24"/>
-          <w:szCs w:val="24"/>
-        </w:rPr>
-        <w:t>tendency</w:t>
-      </w:r>
-      <w:proofErr w:type="spellEnd"/>
-      <w:r>
-        <w:rPr>
-          <w:sz w:val="24"/>
-          <w:szCs w:val="24"/>
-        </w:rPr>
-        <w:t xml:space="preserve"> for </w:t>
-      </w:r>
-      <w:proofErr w:type="spellStart"/>
-      <w:r>
-        <w:rPr>
-          <w:sz w:val="24"/>
-          <w:szCs w:val="24"/>
-        </w:rPr>
-        <w:t>nodes</w:t>
-      </w:r>
-      <w:proofErr w:type="spellEnd"/>
-      <w:r>
-        <w:rPr>
-          <w:sz w:val="24"/>
-          <w:szCs w:val="24"/>
-        </w:rPr>
-        <w:t xml:space="preserve"> to </w:t>
-      </w:r>
-      <w:proofErr w:type="spellStart"/>
-      <w:r>
-        <w:rPr>
-          <w:sz w:val="24"/>
-          <w:szCs w:val="24"/>
-        </w:rPr>
-        <w:t>form</w:t>
+        <w:t xml:space="preserve"> due to the </w:t>
+      </w:r>
+      <w:proofErr w:type="spellStart"/>
+      <w:r>
+        <w:rPr>
+          <w:sz w:val="24"/>
+          <w:szCs w:val="24"/>
+        </w:rPr>
+        <w:t>genre-based</w:t>
       </w:r>
       <w:proofErr w:type="spellEnd"/>
       <w:r>
@@ -3481,7 +3827,23 @@
           <w:sz w:val="24"/>
           <w:szCs w:val="24"/>
         </w:rPr>
-        <w:t>tightly</w:t>
+        <w:t>similarity</w:t>
+      </w:r>
+      <w:proofErr w:type="spellEnd"/>
+      <w:r>
+        <w:rPr>
+          <w:sz w:val="24"/>
+          <w:szCs w:val="24"/>
+        </w:rPr>
+        <w:t xml:space="preserve"> rule, </w:t>
+      </w:r>
+      <w:proofErr w:type="spellStart"/>
+      <w:r>
+        <w:rPr>
+          <w:sz w:val="24"/>
+          <w:szCs w:val="24"/>
+        </w:rPr>
+        <w:t>which</w:t>
       </w:r>
       <w:proofErr w:type="spellEnd"/>
       <w:r>
@@ -3497,39 +3859,7 @@
           <w:sz w:val="24"/>
           <w:szCs w:val="24"/>
         </w:rPr>
-        <w:t>interconnected</w:t>
-      </w:r>
-      <w:proofErr w:type="spellEnd"/>
-      <w:r>
-        <w:rPr>
-          <w:sz w:val="24"/>
-          <w:szCs w:val="24"/>
-        </w:rPr>
-        <w:t xml:space="preserve"> groups, </w:t>
-      </w:r>
-      <w:proofErr w:type="spellStart"/>
-      <w:r>
-        <w:rPr>
-          <w:sz w:val="24"/>
-          <w:szCs w:val="24"/>
-        </w:rPr>
-        <w:t>consistent</w:t>
-      </w:r>
-      <w:proofErr w:type="spellEnd"/>
-      <w:r>
-        <w:rPr>
-          <w:sz w:val="24"/>
-          <w:szCs w:val="24"/>
-        </w:rPr>
-        <w:t xml:space="preserve"> with </w:t>
-      </w:r>
-      <w:proofErr w:type="spellStart"/>
-      <w:r>
-        <w:rPr>
-          <w:sz w:val="24"/>
-          <w:szCs w:val="24"/>
-        </w:rPr>
-        <w:t>genre-overlap</w:t>
+        <w:t>naturally</w:t>
       </w:r>
       <w:proofErr w:type="spellEnd"/>
       <w:r>
@@ -3545,7 +3875,39 @@
           <w:sz w:val="24"/>
           <w:szCs w:val="24"/>
         </w:rPr>
-        <w:t>effects</w:t>
+        <w:t>isolates</w:t>
+      </w:r>
+      <w:proofErr w:type="spellEnd"/>
+      <w:r>
+        <w:rPr>
+          <w:sz w:val="24"/>
+          <w:szCs w:val="24"/>
+        </w:rPr>
+        <w:t xml:space="preserve"> </w:t>
+      </w:r>
+      <w:proofErr w:type="spellStart"/>
+      <w:r>
+        <w:rPr>
+          <w:sz w:val="24"/>
+          <w:szCs w:val="24"/>
+        </w:rPr>
+        <w:t>niche</w:t>
+      </w:r>
+      <w:proofErr w:type="spellEnd"/>
+      <w:r>
+        <w:rPr>
+          <w:sz w:val="24"/>
+          <w:szCs w:val="24"/>
+        </w:rPr>
+        <w:t xml:space="preserve"> </w:t>
+      </w:r>
+      <w:proofErr w:type="spellStart"/>
+      <w:r>
+        <w:rPr>
+          <w:sz w:val="24"/>
+          <w:szCs w:val="24"/>
+        </w:rPr>
+        <w:t>combinations</w:t>
       </w:r>
       <w:proofErr w:type="spellEnd"/>
       <w:r>
@@ -3563,9 +3925,49 @@
           <w:sz w:val="24"/>
           <w:szCs w:val="24"/>
         </w:rPr>
-        <w:t>assortativity</w:t>
-      </w:r>
-      <w:proofErr w:type="spellEnd"/>
+        <w:t>diameter</w:t>
+      </w:r>
+      <w:proofErr w:type="spellEnd"/>
+      <w:r>
+        <w:rPr>
+          <w:sz w:val="24"/>
+          <w:szCs w:val="24"/>
+        </w:rPr>
+        <w:t xml:space="preserve"> of the </w:t>
+      </w:r>
+      <w:proofErr w:type="spellStart"/>
+      <w:r>
+        <w:rPr>
+          <w:sz w:val="24"/>
+          <w:szCs w:val="24"/>
+        </w:rPr>
+        <w:t>largest</w:t>
+      </w:r>
+      <w:proofErr w:type="spellEnd"/>
+      <w:r>
+        <w:rPr>
+          <w:sz w:val="24"/>
+          <w:szCs w:val="24"/>
+        </w:rPr>
+        <w:t xml:space="preserve"> component </w:t>
+      </w:r>
+      <w:proofErr w:type="spellStart"/>
+      <w:r>
+        <w:rPr>
+          <w:sz w:val="24"/>
+          <w:szCs w:val="24"/>
+        </w:rPr>
+        <w:t>is</w:t>
+      </w:r>
+      <w:proofErr w:type="spellEnd"/>
+      <w:r>
+        <w:rPr>
+          <w:sz w:val="24"/>
+          <w:szCs w:val="24"/>
+        </w:rPr>
+        <w:t xml:space="preserve"> 5 and the </w:t>
+      </w:r>
+      <w:proofErr w:type="spellStart"/>
       <w:r>
         <w:rPr>
           <w:b/>
@@ -3573,9 +3975,9 @@
           <w:sz w:val="24"/>
           <w:szCs w:val="24"/>
         </w:rPr>
-        <w:t xml:space="preserve"> </w:t>
-      </w:r>
-      <w:proofErr w:type="spellStart"/>
+        <w:t>average</w:t>
+      </w:r>
+      <w:proofErr w:type="spellEnd"/>
       <w:r>
         <w:rPr>
           <w:b/>
@@ -3583,19 +3985,69 @@
           <w:sz w:val="24"/>
           <w:szCs w:val="24"/>
         </w:rPr>
-        <w:t>coefficient</w:t>
-      </w:r>
-      <w:proofErr w:type="spellEnd"/>
-      <w:r>
-        <w:rPr>
-          <w:sz w:val="24"/>
-          <w:szCs w:val="24"/>
-        </w:rPr>
         <w:t xml:space="preserve"> </w:t>
       </w:r>
       <w:proofErr w:type="spellStart"/>
       <w:r>
         <w:rPr>
+          <w:b/>
+          <w:bCs/>
+          <w:sz w:val="24"/>
+          <w:szCs w:val="24"/>
+        </w:rPr>
+        <w:t>shortest</w:t>
+      </w:r>
+      <w:proofErr w:type="spellEnd"/>
+      <w:r>
+        <w:rPr>
+          <w:b/>
+          <w:bCs/>
+          <w:sz w:val="24"/>
+          <w:szCs w:val="24"/>
+        </w:rPr>
+        <w:t xml:space="preserve"> </w:t>
+      </w:r>
+      <w:proofErr w:type="spellStart"/>
+      <w:r>
+        <w:rPr>
+          <w:b/>
+          <w:bCs/>
+          <w:sz w:val="24"/>
+          <w:szCs w:val="24"/>
+        </w:rPr>
+        <w:t>path</w:t>
+      </w:r>
+      <w:proofErr w:type="spellEnd"/>
+      <w:r>
+        <w:rPr>
+          <w:b/>
+          <w:bCs/>
+          <w:sz w:val="24"/>
+          <w:szCs w:val="24"/>
+        </w:rPr>
+        <w:t xml:space="preserve"> </w:t>
+      </w:r>
+      <w:proofErr w:type="spellStart"/>
+      <w:r>
+        <w:rPr>
+          <w:b/>
+          <w:bCs/>
+          <w:sz w:val="24"/>
+          <w:szCs w:val="24"/>
+        </w:rPr>
+        <w:t>length</w:t>
+      </w:r>
+      <w:proofErr w:type="spellEnd"/>
+      <w:r>
+        <w:rPr>
+          <w:sz w:val="24"/>
+          <w:szCs w:val="24"/>
+        </w:rPr>
+        <w:t xml:space="preserve"> </w:t>
+      </w:r>
+      <w:proofErr w:type="spellStart"/>
+      <w:r>
+        <w:rPr>
           <w:sz w:val="24"/>
           <w:szCs w:val="24"/>
         </w:rPr>
@@ -3607,7 +4059,39 @@
           <w:sz w:val="24"/>
           <w:szCs w:val="24"/>
         </w:rPr>
-        <w:t xml:space="preserve"> 0.17, </w:t>
+        <w:t xml:space="preserve"> </w:t>
+      </w:r>
+      <w:proofErr w:type="spellStart"/>
+      <w:r>
+        <w:rPr>
+          <w:sz w:val="24"/>
+          <w:szCs w:val="24"/>
+        </w:rPr>
+        <w:t>approximately</w:t>
+      </w:r>
+      <w:proofErr w:type="spellEnd"/>
+      <w:r>
+        <w:rPr>
+          <w:sz w:val="24"/>
+          <w:szCs w:val="24"/>
+        </w:rPr>
+        <w:t xml:space="preserve"> 1.96, </w:t>
+      </w:r>
+      <w:proofErr w:type="spellStart"/>
+      <w:r>
+        <w:rPr>
+          <w:sz w:val="24"/>
+          <w:szCs w:val="24"/>
+        </w:rPr>
+        <w:t>both</w:t>
+      </w:r>
+      <w:proofErr w:type="spellEnd"/>
+      <w:r>
+        <w:rPr>
+          <w:sz w:val="24"/>
+          <w:szCs w:val="24"/>
+        </w:rPr>
+        <w:t xml:space="preserve"> </w:t>
       </w:r>
       <w:proofErr w:type="spellStart"/>
       <w:r>
@@ -3623,6 +4107,22 @@
           <w:sz w:val="24"/>
           <w:szCs w:val="24"/>
         </w:rPr>
+        <w:t xml:space="preserve"> a small-world </w:t>
+      </w:r>
+      <w:proofErr w:type="spellStart"/>
+      <w:r>
+        <w:rPr>
+          <w:sz w:val="24"/>
+          <w:szCs w:val="24"/>
+        </w:rPr>
+        <w:t>structure</w:t>
+      </w:r>
+      <w:proofErr w:type="spellEnd"/>
+      <w:r>
+        <w:rPr>
+          <w:sz w:val="24"/>
+          <w:szCs w:val="24"/>
+        </w:rPr>
         <w:t xml:space="preserve"> </w:t>
       </w:r>
       <w:proofErr w:type="spellStart"/>
@@ -3631,7 +4131,7 @@
           <w:sz w:val="24"/>
           <w:szCs w:val="24"/>
         </w:rPr>
-        <w:t>that</w:t>
+        <w:t>where</w:t>
       </w:r>
       <w:proofErr w:type="spellEnd"/>
       <w:r>
@@ -3655,143 +4155,47 @@
           <w:sz w:val="24"/>
           <w:szCs w:val="24"/>
         </w:rPr>
-        <w:t xml:space="preserve"> </w:t>
-      </w:r>
-      <w:proofErr w:type="spellStart"/>
-      <w:r>
-        <w:rPr>
-          <w:sz w:val="24"/>
-          <w:szCs w:val="24"/>
-        </w:rPr>
-        <w:t>tend</w:t>
-      </w:r>
-      <w:proofErr w:type="spellEnd"/>
-      <w:r>
-        <w:rPr>
-          <w:sz w:val="24"/>
-          <w:szCs w:val="24"/>
-        </w:rPr>
-        <w:t xml:space="preserve"> to </w:t>
-      </w:r>
-      <w:proofErr w:type="spellStart"/>
-      <w:r>
-        <w:rPr>
-          <w:sz w:val="24"/>
-          <w:szCs w:val="24"/>
-        </w:rPr>
-        <w:t>connect</w:t>
-      </w:r>
-      <w:proofErr w:type="spellEnd"/>
-      <w:r>
-        <w:rPr>
-          <w:sz w:val="24"/>
-          <w:szCs w:val="24"/>
-        </w:rPr>
-        <w:t xml:space="preserve"> with </w:t>
-      </w:r>
-      <w:proofErr w:type="spellStart"/>
-      <w:r>
-        <w:rPr>
-          <w:sz w:val="24"/>
-          <w:szCs w:val="24"/>
-        </w:rPr>
-        <w:t>others</w:t>
-      </w:r>
-      <w:proofErr w:type="spellEnd"/>
-      <w:r>
-        <w:rPr>
-          <w:sz w:val="24"/>
-          <w:szCs w:val="24"/>
-        </w:rPr>
-        <w:t xml:space="preserve"> of </w:t>
-      </w:r>
-      <w:proofErr w:type="spellStart"/>
-      <w:r>
-        <w:rPr>
-          <w:sz w:val="24"/>
-          <w:szCs w:val="24"/>
-        </w:rPr>
-        <w:t>similar</w:t>
-      </w:r>
-      <w:proofErr w:type="spellEnd"/>
-      <w:r>
-        <w:rPr>
-          <w:sz w:val="24"/>
-          <w:szCs w:val="24"/>
-        </w:rPr>
-        <w:t xml:space="preserve"> degree, </w:t>
-      </w:r>
-      <w:proofErr w:type="spellStart"/>
-      <w:r>
-        <w:rPr>
-          <w:sz w:val="24"/>
-          <w:szCs w:val="24"/>
-        </w:rPr>
-        <w:t>which</w:t>
-      </w:r>
-      <w:proofErr w:type="spellEnd"/>
-      <w:r>
-        <w:rPr>
-          <w:sz w:val="24"/>
-          <w:szCs w:val="24"/>
-        </w:rPr>
-        <w:t xml:space="preserve"> supports the </w:t>
-      </w:r>
-      <w:proofErr w:type="spellStart"/>
-      <w:r>
-        <w:rPr>
-          <w:sz w:val="24"/>
-          <w:szCs w:val="24"/>
-        </w:rPr>
-        <w:t>presence</w:t>
-      </w:r>
-      <w:proofErr w:type="spellEnd"/>
-      <w:r>
-        <w:rPr>
-          <w:sz w:val="24"/>
-          <w:szCs w:val="24"/>
-        </w:rPr>
-        <w:t xml:space="preserve"> of hubs and a </w:t>
-      </w:r>
-      <w:proofErr w:type="spellStart"/>
-      <w:r>
-        <w:rPr>
-          <w:sz w:val="24"/>
-          <w:szCs w:val="24"/>
-        </w:rPr>
-        <w:t>moderately</w:t>
-      </w:r>
-      <w:proofErr w:type="spellEnd"/>
-      <w:r>
-        <w:rPr>
-          <w:sz w:val="24"/>
-          <w:szCs w:val="24"/>
-        </w:rPr>
-        <w:t xml:space="preserve"> </w:t>
-      </w:r>
-      <w:proofErr w:type="spellStart"/>
-      <w:r>
-        <w:rPr>
-          <w:sz w:val="24"/>
-          <w:szCs w:val="24"/>
-        </w:rPr>
-        <w:t>hierarchical</w:t>
-      </w:r>
-      <w:proofErr w:type="spellEnd"/>
-      <w:r>
-        <w:rPr>
-          <w:sz w:val="24"/>
-          <w:szCs w:val="24"/>
-        </w:rPr>
-        <w:t xml:space="preserve"> </w:t>
-      </w:r>
-      <w:proofErr w:type="spellStart"/>
-      <w:r>
-        <w:rPr>
-          <w:sz w:val="24"/>
-          <w:szCs w:val="24"/>
-        </w:rPr>
-        <w:t>structure</w:t>
+        <w:t xml:space="preserve"> are </w:t>
+      </w:r>
+      <w:proofErr w:type="spellStart"/>
+      <w:r>
+        <w:rPr>
+          <w:sz w:val="24"/>
+          <w:szCs w:val="24"/>
+        </w:rPr>
+        <w:t>only</w:t>
+      </w:r>
+      <w:proofErr w:type="spellEnd"/>
+      <w:r>
+        <w:rPr>
+          <w:sz w:val="24"/>
+          <w:szCs w:val="24"/>
+        </w:rPr>
+        <w:t xml:space="preserve"> a </w:t>
+      </w:r>
+      <w:proofErr w:type="spellStart"/>
+      <w:r>
+        <w:rPr>
+          <w:sz w:val="24"/>
+          <w:szCs w:val="24"/>
+        </w:rPr>
+        <w:t>few</w:t>
+      </w:r>
+      <w:proofErr w:type="spellEnd"/>
+      <w:r>
+        <w:rPr>
+          <w:sz w:val="24"/>
+          <w:szCs w:val="24"/>
+        </w:rPr>
+        <w:t xml:space="preserve"> steps </w:t>
+      </w:r>
+      <w:proofErr w:type="spellStart"/>
+      <w:r>
+        <w:rPr>
+          <w:sz w:val="24"/>
+          <w:szCs w:val="24"/>
+        </w:rPr>
+        <w:t>apart</w:t>
       </w:r>
       <w:proofErr w:type="spellEnd"/>
       <w:r>
@@ -3805,50 +4209,29 @@
     <w:p>
       <w:pPr>
         <w:pStyle w:val="Nessunaspaziatura"/>
-        <w:spacing w:before="240"/>
-        <w:rPr>
-          <w:sz w:val="24"/>
-          <w:szCs w:val="24"/>
-        </w:rPr>
-      </w:pPr>
-      <w:r>
-        <w:rPr>
-          <w:sz w:val="24"/>
-          <w:szCs w:val="24"/>
-        </w:rPr>
-        <w:t xml:space="preserve">The network </w:t>
-      </w:r>
-      <w:proofErr w:type="spellStart"/>
-      <w:r>
-        <w:rPr>
-          <w:sz w:val="24"/>
-          <w:szCs w:val="24"/>
-        </w:rPr>
-        <w:t>contains</w:t>
-      </w:r>
-      <w:proofErr w:type="spellEnd"/>
-      <w:r>
-        <w:rPr>
-          <w:sz w:val="24"/>
-          <w:szCs w:val="24"/>
-        </w:rPr>
-        <w:t xml:space="preserve"> 728 </w:t>
-      </w:r>
-      <w:proofErr w:type="spellStart"/>
-      <w:r>
-        <w:rPr>
-          <w:b/>
-          <w:bCs/>
-          <w:sz w:val="24"/>
-          <w:szCs w:val="24"/>
-        </w:rPr>
-        <w:t>connected</w:t>
-      </w:r>
-      <w:proofErr w:type="spellEnd"/>
-      <w:r>
-        <w:rPr>
-          <w:b/>
-          <w:bCs/>
+        <w:rPr>
+          <w:sz w:val="24"/>
+          <w:szCs w:val="24"/>
+        </w:rPr>
+      </w:pPr>
+      <w:r>
+        <w:rPr>
+          <w:sz w:val="24"/>
+          <w:szCs w:val="24"/>
+        </w:rPr>
+        <w:t xml:space="preserve">Overall, the network </w:t>
+      </w:r>
+      <w:proofErr w:type="spellStart"/>
+      <w:r>
+        <w:rPr>
+          <w:sz w:val="24"/>
+          <w:szCs w:val="24"/>
+        </w:rPr>
+        <w:t>is</w:t>
+      </w:r>
+      <w:proofErr w:type="spellEnd"/>
+      <w:r>
+        <w:rPr>
           <w:sz w:val="24"/>
           <w:szCs w:val="24"/>
         </w:rPr>
@@ -3857,76 +4240,58 @@
       <w:proofErr w:type="spellStart"/>
       <w:r>
         <w:rPr>
-          <w:b/>
-          <w:bCs/>
-          <w:sz w:val="24"/>
-          <w:szCs w:val="24"/>
-        </w:rPr>
-        <w:t>components</w:t>
-      </w:r>
-      <w:proofErr w:type="spellEnd"/>
-      <w:r>
-        <w:rPr>
-          <w:sz w:val="24"/>
-          <w:szCs w:val="24"/>
-        </w:rPr>
-        <w:t xml:space="preserve">, </w:t>
-      </w:r>
-      <w:proofErr w:type="spellStart"/>
-      <w:r>
-        <w:rPr>
-          <w:sz w:val="24"/>
-          <w:szCs w:val="24"/>
-        </w:rPr>
-        <w:t>although</w:t>
-      </w:r>
-      <w:proofErr w:type="spellEnd"/>
-      <w:r>
-        <w:rPr>
-          <w:sz w:val="24"/>
-          <w:szCs w:val="24"/>
-        </w:rPr>
-        <w:t xml:space="preserve"> a </w:t>
-      </w:r>
-      <w:proofErr w:type="spellStart"/>
-      <w:r>
-        <w:rPr>
-          <w:sz w:val="24"/>
-          <w:szCs w:val="24"/>
-        </w:rPr>
-        <w:t>giant</w:t>
-      </w:r>
-      <w:proofErr w:type="spellEnd"/>
-      <w:r>
-        <w:rPr>
-          <w:sz w:val="24"/>
-          <w:szCs w:val="24"/>
-        </w:rPr>
-        <w:t xml:space="preserve"> component </w:t>
-      </w:r>
-      <w:proofErr w:type="spellStart"/>
-      <w:r>
-        <w:rPr>
-          <w:sz w:val="24"/>
-          <w:szCs w:val="24"/>
-        </w:rPr>
-        <w:t>dominates</w:t>
-      </w:r>
-      <w:proofErr w:type="spellEnd"/>
-      <w:r>
-        <w:rPr>
-          <w:sz w:val="24"/>
-          <w:szCs w:val="24"/>
-        </w:rPr>
-        <w:t xml:space="preserve">; </w:t>
-      </w:r>
-      <w:proofErr w:type="spellStart"/>
-      <w:r>
-        <w:rPr>
-          <w:sz w:val="24"/>
-          <w:szCs w:val="24"/>
-        </w:rPr>
-        <w:t>this</w:t>
+          <w:sz w:val="24"/>
+          <w:szCs w:val="24"/>
+        </w:rPr>
+        <w:t>highly</w:t>
+      </w:r>
+      <w:proofErr w:type="spellEnd"/>
+      <w:r>
+        <w:rPr>
+          <w:sz w:val="24"/>
+          <w:szCs w:val="24"/>
+        </w:rPr>
+        <w:t xml:space="preserve"> dense, </w:t>
+      </w:r>
+      <w:proofErr w:type="spellStart"/>
+      <w:r>
+        <w:rPr>
+          <w:sz w:val="24"/>
+          <w:szCs w:val="24"/>
+        </w:rPr>
+        <w:t>clustered</w:t>
+      </w:r>
+      <w:proofErr w:type="spellEnd"/>
+      <w:r>
+        <w:rPr>
+          <w:sz w:val="24"/>
+          <w:szCs w:val="24"/>
+        </w:rPr>
+        <w:t xml:space="preserve">, and </w:t>
+      </w:r>
+      <w:proofErr w:type="spellStart"/>
+      <w:r>
+        <w:rPr>
+          <w:sz w:val="24"/>
+          <w:szCs w:val="24"/>
+        </w:rPr>
+        <w:t>exhibits</w:t>
+      </w:r>
+      <w:proofErr w:type="spellEnd"/>
+      <w:r>
+        <w:rPr>
+          <w:sz w:val="24"/>
+          <w:szCs w:val="24"/>
+        </w:rPr>
+        <w:t xml:space="preserve"> hub-</w:t>
+      </w:r>
+      <w:proofErr w:type="spellStart"/>
+      <w:r>
+        <w:rPr>
+          <w:sz w:val="24"/>
+          <w:szCs w:val="24"/>
+        </w:rPr>
+        <w:t>driven</w:t>
       </w:r>
       <w:proofErr w:type="spellEnd"/>
       <w:r>
@@ -3942,7 +4307,23 @@
           <w:sz w:val="24"/>
           <w:szCs w:val="24"/>
         </w:rPr>
-        <w:t>fragmentation</w:t>
+        <w:t>connectivity</w:t>
+      </w:r>
+      <w:proofErr w:type="spellEnd"/>
+      <w:r>
+        <w:rPr>
+          <w:sz w:val="24"/>
+          <w:szCs w:val="24"/>
+        </w:rPr>
+        <w:t xml:space="preserve">, with a </w:t>
+      </w:r>
+      <w:proofErr w:type="spellStart"/>
+      <w:r>
+        <w:rPr>
+          <w:sz w:val="24"/>
+          <w:szCs w:val="24"/>
+        </w:rPr>
+        <w:t>strongly</w:t>
       </w:r>
       <w:proofErr w:type="spellEnd"/>
       <w:r>
@@ -3958,407 +4339,23 @@
           <w:sz w:val="24"/>
           <w:szCs w:val="24"/>
         </w:rPr>
-        <w:t>is</w:t>
-      </w:r>
-      <w:proofErr w:type="spellEnd"/>
-      <w:r>
-        <w:rPr>
-          <w:sz w:val="24"/>
-          <w:szCs w:val="24"/>
-        </w:rPr>
-        <w:t xml:space="preserve"> due to the </w:t>
-      </w:r>
-      <w:proofErr w:type="spellStart"/>
-      <w:r>
-        <w:rPr>
-          <w:sz w:val="24"/>
-          <w:szCs w:val="24"/>
-        </w:rPr>
-        <w:t>genre-based</w:t>
-      </w:r>
-      <w:proofErr w:type="spellEnd"/>
-      <w:r>
-        <w:rPr>
-          <w:sz w:val="24"/>
-          <w:szCs w:val="24"/>
-        </w:rPr>
-        <w:t xml:space="preserve"> </w:t>
-      </w:r>
-      <w:proofErr w:type="spellStart"/>
-      <w:r>
-        <w:rPr>
-          <w:sz w:val="24"/>
-          <w:szCs w:val="24"/>
-        </w:rPr>
-        <w:t>similarity</w:t>
-      </w:r>
-      <w:proofErr w:type="spellEnd"/>
-      <w:r>
-        <w:rPr>
-          <w:sz w:val="24"/>
-          <w:szCs w:val="24"/>
-        </w:rPr>
-        <w:t xml:space="preserve"> rule, </w:t>
-      </w:r>
-      <w:proofErr w:type="spellStart"/>
-      <w:r>
-        <w:rPr>
-          <w:sz w:val="24"/>
-          <w:szCs w:val="24"/>
-        </w:rPr>
-        <w:t>which</w:t>
-      </w:r>
-      <w:proofErr w:type="spellEnd"/>
-      <w:r>
-        <w:rPr>
-          <w:sz w:val="24"/>
-          <w:szCs w:val="24"/>
-        </w:rPr>
-        <w:t xml:space="preserve"> </w:t>
-      </w:r>
-      <w:proofErr w:type="spellStart"/>
-      <w:r>
-        <w:rPr>
-          <w:sz w:val="24"/>
-          <w:szCs w:val="24"/>
-        </w:rPr>
-        <w:t>naturally</w:t>
-      </w:r>
-      <w:proofErr w:type="spellEnd"/>
-      <w:r>
-        <w:rPr>
-          <w:sz w:val="24"/>
-          <w:szCs w:val="24"/>
-        </w:rPr>
-        <w:t xml:space="preserve"> </w:t>
-      </w:r>
-      <w:proofErr w:type="spellStart"/>
-      <w:r>
-        <w:rPr>
-          <w:sz w:val="24"/>
-          <w:szCs w:val="24"/>
-        </w:rPr>
-        <w:t>isolates</w:t>
-      </w:r>
-      <w:proofErr w:type="spellEnd"/>
-      <w:r>
-        <w:rPr>
-          <w:sz w:val="24"/>
-          <w:szCs w:val="24"/>
-        </w:rPr>
-        <w:t xml:space="preserve"> </w:t>
-      </w:r>
-      <w:proofErr w:type="spellStart"/>
-      <w:r>
-        <w:rPr>
-          <w:sz w:val="24"/>
-          <w:szCs w:val="24"/>
-        </w:rPr>
-        <w:t>niche</w:t>
-      </w:r>
-      <w:proofErr w:type="spellEnd"/>
-      <w:r>
-        <w:rPr>
-          <w:sz w:val="24"/>
-          <w:szCs w:val="24"/>
-        </w:rPr>
-        <w:t xml:space="preserve"> </w:t>
-      </w:r>
-      <w:proofErr w:type="spellStart"/>
-      <w:r>
-        <w:rPr>
-          <w:sz w:val="24"/>
-          <w:szCs w:val="24"/>
-        </w:rPr>
-        <w:t>combinations</w:t>
-      </w:r>
-      <w:proofErr w:type="spellEnd"/>
-      <w:r>
-        <w:rPr>
-          <w:sz w:val="24"/>
-          <w:szCs w:val="24"/>
-        </w:rPr>
-        <w:t xml:space="preserve">. The </w:t>
-      </w:r>
-      <w:proofErr w:type="spellStart"/>
-      <w:r>
-        <w:rPr>
-          <w:b/>
-          <w:bCs/>
-          <w:sz w:val="24"/>
-          <w:szCs w:val="24"/>
-        </w:rPr>
-        <w:t>diameter</w:t>
-      </w:r>
-      <w:proofErr w:type="spellEnd"/>
-      <w:r>
-        <w:rPr>
-          <w:sz w:val="24"/>
-          <w:szCs w:val="24"/>
-        </w:rPr>
-        <w:t xml:space="preserve"> of the </w:t>
-      </w:r>
-      <w:proofErr w:type="spellStart"/>
-      <w:r>
-        <w:rPr>
-          <w:sz w:val="24"/>
-          <w:szCs w:val="24"/>
-        </w:rPr>
-        <w:t>largest</w:t>
-      </w:r>
-      <w:proofErr w:type="spellEnd"/>
-      <w:r>
-        <w:rPr>
-          <w:sz w:val="24"/>
-          <w:szCs w:val="24"/>
-        </w:rPr>
-        <w:t xml:space="preserve"> component </w:t>
-      </w:r>
-      <w:proofErr w:type="spellStart"/>
-      <w:r>
-        <w:rPr>
-          <w:sz w:val="24"/>
-          <w:szCs w:val="24"/>
-        </w:rPr>
-        <w:t>is</w:t>
-      </w:r>
-      <w:proofErr w:type="spellEnd"/>
-      <w:r>
-        <w:rPr>
-          <w:sz w:val="24"/>
-          <w:szCs w:val="24"/>
-        </w:rPr>
-        <w:t xml:space="preserve"> 5 and the </w:t>
-      </w:r>
-      <w:proofErr w:type="spellStart"/>
-      <w:r>
-        <w:rPr>
-          <w:b/>
-          <w:bCs/>
-          <w:sz w:val="24"/>
-          <w:szCs w:val="24"/>
-        </w:rPr>
-        <w:t>average</w:t>
-      </w:r>
-      <w:proofErr w:type="spellEnd"/>
-      <w:r>
-        <w:rPr>
-          <w:b/>
-          <w:bCs/>
-          <w:sz w:val="24"/>
-          <w:szCs w:val="24"/>
-        </w:rPr>
-        <w:t xml:space="preserve"> </w:t>
-      </w:r>
-      <w:proofErr w:type="spellStart"/>
-      <w:r>
-        <w:rPr>
-          <w:b/>
-          <w:bCs/>
-          <w:sz w:val="24"/>
-          <w:szCs w:val="24"/>
-        </w:rPr>
-        <w:t>shortest</w:t>
-      </w:r>
-      <w:proofErr w:type="spellEnd"/>
-      <w:r>
-        <w:rPr>
-          <w:b/>
-          <w:bCs/>
-          <w:sz w:val="24"/>
-          <w:szCs w:val="24"/>
-        </w:rPr>
-        <w:t xml:space="preserve"> </w:t>
-      </w:r>
-      <w:proofErr w:type="spellStart"/>
-      <w:r>
-        <w:rPr>
-          <w:b/>
-          <w:bCs/>
-          <w:sz w:val="24"/>
-          <w:szCs w:val="24"/>
-        </w:rPr>
-        <w:t>path</w:t>
-      </w:r>
-      <w:proofErr w:type="spellEnd"/>
-      <w:r>
-        <w:rPr>
-          <w:b/>
-          <w:bCs/>
-          <w:sz w:val="24"/>
-          <w:szCs w:val="24"/>
-        </w:rPr>
-        <w:t xml:space="preserve"> </w:t>
-      </w:r>
-      <w:proofErr w:type="spellStart"/>
-      <w:r>
-        <w:rPr>
-          <w:b/>
-          <w:bCs/>
-          <w:sz w:val="24"/>
-          <w:szCs w:val="24"/>
-        </w:rPr>
-        <w:t>length</w:t>
-      </w:r>
-      <w:proofErr w:type="spellEnd"/>
-      <w:r>
-        <w:rPr>
-          <w:sz w:val="24"/>
-          <w:szCs w:val="24"/>
-        </w:rPr>
-        <w:t xml:space="preserve"> </w:t>
-      </w:r>
-      <w:proofErr w:type="spellStart"/>
-      <w:r>
-        <w:rPr>
-          <w:sz w:val="24"/>
-          <w:szCs w:val="24"/>
-        </w:rPr>
-        <w:t>is</w:t>
-      </w:r>
-      <w:proofErr w:type="spellEnd"/>
-      <w:r>
-        <w:rPr>
-          <w:sz w:val="24"/>
-          <w:szCs w:val="24"/>
-        </w:rPr>
-        <w:t xml:space="preserve"> </w:t>
-      </w:r>
-      <w:proofErr w:type="spellStart"/>
-      <w:r>
-        <w:rPr>
-          <w:sz w:val="24"/>
-          <w:szCs w:val="24"/>
-        </w:rPr>
-        <w:t>approximately</w:t>
-      </w:r>
-      <w:proofErr w:type="spellEnd"/>
-      <w:r>
-        <w:rPr>
-          <w:sz w:val="24"/>
-          <w:szCs w:val="24"/>
-        </w:rPr>
-        <w:t xml:space="preserve"> 1.96, </w:t>
-      </w:r>
-      <w:proofErr w:type="spellStart"/>
-      <w:r>
-        <w:rPr>
-          <w:sz w:val="24"/>
-          <w:szCs w:val="24"/>
-        </w:rPr>
-        <w:t>both</w:t>
-      </w:r>
-      <w:proofErr w:type="spellEnd"/>
-      <w:r>
-        <w:rPr>
-          <w:sz w:val="24"/>
-          <w:szCs w:val="24"/>
-        </w:rPr>
-        <w:t xml:space="preserve"> </w:t>
-      </w:r>
-      <w:proofErr w:type="spellStart"/>
-      <w:r>
-        <w:rPr>
-          <w:sz w:val="24"/>
-          <w:szCs w:val="24"/>
-        </w:rPr>
-        <w:t>indicating</w:t>
-      </w:r>
-      <w:proofErr w:type="spellEnd"/>
-      <w:r>
-        <w:rPr>
-          <w:sz w:val="24"/>
-          <w:szCs w:val="24"/>
-        </w:rPr>
-        <w:t xml:space="preserve"> a small-world </w:t>
-      </w:r>
-      <w:proofErr w:type="spellStart"/>
-      <w:r>
-        <w:rPr>
-          <w:sz w:val="24"/>
-          <w:szCs w:val="24"/>
-        </w:rPr>
-        <w:t>structure</w:t>
-      </w:r>
-      <w:proofErr w:type="spellEnd"/>
-      <w:r>
-        <w:rPr>
-          <w:sz w:val="24"/>
-          <w:szCs w:val="24"/>
-        </w:rPr>
-        <w:t xml:space="preserve"> </w:t>
-      </w:r>
-      <w:proofErr w:type="spellStart"/>
-      <w:r>
-        <w:rPr>
-          <w:sz w:val="24"/>
-          <w:szCs w:val="24"/>
-        </w:rPr>
-        <w:t>where</w:t>
-      </w:r>
-      <w:proofErr w:type="spellEnd"/>
-      <w:r>
-        <w:rPr>
-          <w:sz w:val="24"/>
-          <w:szCs w:val="24"/>
-        </w:rPr>
-        <w:t xml:space="preserve"> </w:t>
-      </w:r>
-      <w:proofErr w:type="spellStart"/>
-      <w:r>
-        <w:rPr>
-          <w:sz w:val="24"/>
-          <w:szCs w:val="24"/>
-        </w:rPr>
-        <w:t>nodes</w:t>
-      </w:r>
-      <w:proofErr w:type="spellEnd"/>
-      <w:r>
-        <w:rPr>
-          <w:sz w:val="24"/>
-          <w:szCs w:val="24"/>
-        </w:rPr>
-        <w:t xml:space="preserve"> are </w:t>
-      </w:r>
-      <w:proofErr w:type="spellStart"/>
-      <w:r>
-        <w:rPr>
-          <w:sz w:val="24"/>
-          <w:szCs w:val="24"/>
-        </w:rPr>
-        <w:t>only</w:t>
-      </w:r>
-      <w:proofErr w:type="spellEnd"/>
-      <w:r>
-        <w:rPr>
-          <w:sz w:val="24"/>
-          <w:szCs w:val="24"/>
-        </w:rPr>
-        <w:t xml:space="preserve"> a </w:t>
-      </w:r>
-      <w:proofErr w:type="spellStart"/>
-      <w:r>
-        <w:rPr>
-          <w:sz w:val="24"/>
-          <w:szCs w:val="24"/>
-        </w:rPr>
-        <w:t>few</w:t>
-      </w:r>
-      <w:proofErr w:type="spellEnd"/>
-      <w:r>
-        <w:rPr>
-          <w:sz w:val="24"/>
-          <w:szCs w:val="24"/>
-        </w:rPr>
-        <w:t xml:space="preserve"> steps </w:t>
-      </w:r>
-      <w:proofErr w:type="spellStart"/>
-      <w:r>
-        <w:rPr>
-          <w:sz w:val="24"/>
-          <w:szCs w:val="24"/>
-        </w:rPr>
-        <w:t>apart</w:t>
+        <w:t>skewed</w:t>
+      </w:r>
+      <w:proofErr w:type="spellEnd"/>
+      <w:r>
+        <w:rPr>
+          <w:sz w:val="24"/>
+          <w:szCs w:val="24"/>
+        </w:rPr>
+        <w:t xml:space="preserve"> degree </w:t>
+      </w:r>
+      <w:proofErr w:type="spellStart"/>
+      <w:r>
+        <w:rPr>
+          <w:sz w:val="24"/>
+          <w:szCs w:val="24"/>
+        </w:rPr>
+        <w:t>distribution</w:t>
       </w:r>
       <w:proofErr w:type="spellEnd"/>
       <w:r>
@@ -4383,15 +4380,15 @@
           <w:sz w:val="24"/>
           <w:szCs w:val="24"/>
         </w:rPr>
-        <w:t xml:space="preserve">Overall, the network </w:t>
-      </w:r>
-      <w:proofErr w:type="spellStart"/>
-      <w:r>
-        <w:rPr>
-          <w:sz w:val="24"/>
-          <w:szCs w:val="24"/>
-        </w:rPr>
-        <w:t>is</w:t>
+        <w:t xml:space="preserve">The network shows a </w:t>
+      </w:r>
+      <w:proofErr w:type="spellStart"/>
+      <w:r>
+        <w:rPr>
+          <w:sz w:val="24"/>
+          <w:szCs w:val="24"/>
+        </w:rPr>
+        <w:t>highly</w:t>
       </w:r>
       <w:proofErr w:type="spellEnd"/>
       <w:r>
@@ -4407,55 +4404,39 @@
           <w:sz w:val="24"/>
           <w:szCs w:val="24"/>
         </w:rPr>
-        <w:t>highly</w:t>
-      </w:r>
-      <w:proofErr w:type="spellEnd"/>
-      <w:r>
-        <w:rPr>
-          <w:sz w:val="24"/>
-          <w:szCs w:val="24"/>
-        </w:rPr>
-        <w:t xml:space="preserve"> dense, </w:t>
-      </w:r>
-      <w:proofErr w:type="spellStart"/>
-      <w:r>
-        <w:rPr>
-          <w:sz w:val="24"/>
-          <w:szCs w:val="24"/>
-        </w:rPr>
-        <w:t>clustered</w:t>
-      </w:r>
-      <w:proofErr w:type="spellEnd"/>
-      <w:r>
-        <w:rPr>
-          <w:sz w:val="24"/>
-          <w:szCs w:val="24"/>
-        </w:rPr>
-        <w:t xml:space="preserve">, and </w:t>
-      </w:r>
-      <w:proofErr w:type="spellStart"/>
-      <w:r>
-        <w:rPr>
-          <w:sz w:val="24"/>
-          <w:szCs w:val="24"/>
-        </w:rPr>
-        <w:t>exhibits</w:t>
-      </w:r>
-      <w:proofErr w:type="spellEnd"/>
-      <w:r>
-        <w:rPr>
-          <w:sz w:val="24"/>
-          <w:szCs w:val="24"/>
-        </w:rPr>
-        <w:t xml:space="preserve"> hub-</w:t>
-      </w:r>
-      <w:proofErr w:type="spellStart"/>
-      <w:r>
-        <w:rPr>
-          <w:sz w:val="24"/>
-          <w:szCs w:val="24"/>
-        </w:rPr>
-        <w:t>driven</w:t>
+        <w:t>skewed</w:t>
+      </w:r>
+      <w:proofErr w:type="spellEnd"/>
+      <w:r>
+        <w:rPr>
+          <w:sz w:val="24"/>
+          <w:szCs w:val="24"/>
+        </w:rPr>
+        <w:t xml:space="preserve"> degree </w:t>
+      </w:r>
+      <w:proofErr w:type="spellStart"/>
+      <w:r>
+        <w:rPr>
+          <w:sz w:val="24"/>
+          <w:szCs w:val="24"/>
+        </w:rPr>
+        <w:t>distribution</w:t>
+      </w:r>
+      <w:proofErr w:type="spellEnd"/>
+      <w:r>
+        <w:rPr>
+          <w:sz w:val="24"/>
+          <w:szCs w:val="24"/>
+        </w:rPr>
+        <w:t xml:space="preserve">, </w:t>
+      </w:r>
+      <w:proofErr w:type="spellStart"/>
+      <w:r>
+        <w:rPr>
+          <w:sz w:val="24"/>
+          <w:szCs w:val="24"/>
+        </w:rPr>
+        <w:t>as</w:t>
       </w:r>
       <w:proofErr w:type="spellEnd"/>
       <w:r>
@@ -4471,55 +4452,7 @@
           <w:sz w:val="24"/>
           <w:szCs w:val="24"/>
         </w:rPr>
-        <w:t>connectivity</w:t>
-      </w:r>
-      <w:proofErr w:type="spellEnd"/>
-      <w:r>
-        <w:rPr>
-          <w:sz w:val="24"/>
-          <w:szCs w:val="24"/>
-        </w:rPr>
-        <w:t xml:space="preserve">, with a </w:t>
-      </w:r>
-      <w:proofErr w:type="spellStart"/>
-      <w:r>
-        <w:rPr>
-          <w:sz w:val="24"/>
-          <w:szCs w:val="24"/>
-        </w:rPr>
-        <w:t>strongly</w:t>
-      </w:r>
-      <w:proofErr w:type="spellEnd"/>
-      <w:r>
-        <w:rPr>
-          <w:sz w:val="24"/>
-          <w:szCs w:val="24"/>
-        </w:rPr>
-        <w:t xml:space="preserve"> </w:t>
-      </w:r>
-      <w:proofErr w:type="spellStart"/>
-      <w:r>
-        <w:rPr>
-          <w:sz w:val="24"/>
-          <w:szCs w:val="24"/>
-        </w:rPr>
-        <w:t>skewed</w:t>
-      </w:r>
-      <w:proofErr w:type="spellEnd"/>
-      <w:r>
-        <w:rPr>
-          <w:sz w:val="24"/>
-          <w:szCs w:val="24"/>
-        </w:rPr>
-        <w:t xml:space="preserve"> degree </w:t>
-      </w:r>
-      <w:proofErr w:type="spellStart"/>
-      <w:r>
-        <w:rPr>
-          <w:sz w:val="24"/>
-          <w:szCs w:val="24"/>
-        </w:rPr>
-        <w:t>distribution</w:t>
+        <w:t>illustrated</w:t>
       </w:r>
       <w:proofErr w:type="spellEnd"/>
       <w:r>
@@ -4533,108 +4466,9 @@
     <w:p>
       <w:pPr>
         <w:pStyle w:val="Nessunaspaziatura"/>
+        <w:keepNext/>
         <w:spacing w:before="240"/>
-        <w:rPr>
-          <w:sz w:val="24"/>
-          <w:szCs w:val="24"/>
-        </w:rPr>
-      </w:pPr>
-      <w:r>
-        <w:rPr>
-          <w:sz w:val="24"/>
-          <w:szCs w:val="24"/>
-        </w:rPr>
-        <w:t xml:space="preserve">The network shows a </w:t>
-      </w:r>
-      <w:proofErr w:type="spellStart"/>
-      <w:r>
-        <w:rPr>
-          <w:sz w:val="24"/>
-          <w:szCs w:val="24"/>
-        </w:rPr>
-        <w:t>highly</w:t>
-      </w:r>
-      <w:proofErr w:type="spellEnd"/>
-      <w:r>
-        <w:rPr>
-          <w:sz w:val="24"/>
-          <w:szCs w:val="24"/>
-        </w:rPr>
-        <w:t xml:space="preserve"> </w:t>
-      </w:r>
-      <w:proofErr w:type="spellStart"/>
-      <w:r>
-        <w:rPr>
-          <w:sz w:val="24"/>
-          <w:szCs w:val="24"/>
-        </w:rPr>
-        <w:t>skewed</w:t>
-      </w:r>
-      <w:proofErr w:type="spellEnd"/>
-      <w:r>
-        <w:rPr>
-          <w:sz w:val="24"/>
-          <w:szCs w:val="24"/>
-        </w:rPr>
-        <w:t xml:space="preserve"> degree </w:t>
-      </w:r>
-      <w:proofErr w:type="spellStart"/>
-      <w:r>
-        <w:rPr>
-          <w:sz w:val="24"/>
-          <w:szCs w:val="24"/>
-        </w:rPr>
-        <w:t>distribution</w:t>
-      </w:r>
-      <w:proofErr w:type="spellEnd"/>
-      <w:r>
-        <w:rPr>
-          <w:sz w:val="24"/>
-          <w:szCs w:val="24"/>
-        </w:rPr>
-        <w:t xml:space="preserve">, </w:t>
-      </w:r>
-      <w:proofErr w:type="spellStart"/>
-      <w:r>
-        <w:rPr>
-          <w:sz w:val="24"/>
-          <w:szCs w:val="24"/>
-        </w:rPr>
-        <w:t>as</w:t>
-      </w:r>
-      <w:proofErr w:type="spellEnd"/>
-      <w:r>
-        <w:rPr>
-          <w:sz w:val="24"/>
-          <w:szCs w:val="24"/>
-        </w:rPr>
-        <w:t xml:space="preserve"> </w:t>
-      </w:r>
-      <w:proofErr w:type="spellStart"/>
-      <w:r>
-        <w:rPr>
-          <w:sz w:val="24"/>
-          <w:szCs w:val="24"/>
-        </w:rPr>
-        <w:t>illustrated</w:t>
-      </w:r>
-      <w:proofErr w:type="spellEnd"/>
-      <w:r>
-        <w:rPr>
-          <w:sz w:val="24"/>
-          <w:szCs w:val="24"/>
-        </w:rPr>
-        <w:t>.</w:t>
-      </w:r>
-    </w:p>
-    <w:p>
-      <w:pPr>
-        <w:pStyle w:val="Nessunaspaziatura"/>
-        <w:spacing w:before="240"/>
-        <w:rPr>
-          <w:sz w:val="24"/>
-          <w:szCs w:val="24"/>
-        </w:rPr>
+        <w:jc w:val="center"/>
       </w:pPr>
       <w:r>
         <w:rPr>
@@ -4658,7 +4492,7 @@
                     <pic:cNvPicPr/>
                   </pic:nvPicPr>
                   <pic:blipFill>
-                    <a:blip r:embed="rId6" cstate="print">
+                    <a:blip r:embed="rId7" cstate="print">
                       <a:extLst>
                         <a:ext uri="{28A0092B-C50C-407E-A947-70E740481C1C}">
                           <a14:useLocalDpi xmlns:a14="http://schemas.microsoft.com/office/drawing/2010/main" val="0"/>
@@ -4684,6 +4518,53 @@
           </wp:inline>
         </w:drawing>
       </w:r>
+    </w:p>
+    <w:p>
+      <w:pPr>
+        <w:pStyle w:val="Didascalia"/>
+        <w:jc w:val="center"/>
+        <w:rPr>
+          <w:sz w:val="24"/>
+          <w:szCs w:val="24"/>
+        </w:rPr>
+      </w:pPr>
+      <w:r>
+        <w:t xml:space="preserve">Figure </w:t>
+      </w:r>
+      <w:r>
+        <w:fldChar w:fldCharType="begin"/>
+      </w:r>
+      <w:r>
+        <w:instrText xml:space="preserve"> SEQ Figure \* ARABIC </w:instrText>
+      </w:r>
+      <w:r>
+        <w:fldChar w:fldCharType="separate"/>
+      </w:r>
+      <w:r>
+        <w:rPr>
+          <w:noProof/>
+        </w:rPr>
+        <w:t>2</w:t>
+      </w:r>
+      <w:r>
+        <w:fldChar w:fldCharType="end"/>
+      </w:r>
+      <w:r>
+        <w:t xml:space="preserve">: Degree </w:t>
+      </w:r>
+      <w:proofErr w:type="spellStart"/>
+      <w:r>
+        <w:t>distribution</w:t>
+      </w:r>
+      <w:proofErr w:type="spellEnd"/>
+      <w:r>
+        <w:t xml:space="preserve"> </w:t>
+      </w:r>
+      <w:proofErr w:type="spellStart"/>
+      <w:r>
+        <w:t>graph</w:t>
+      </w:r>
+      <w:proofErr w:type="spellEnd"/>
     </w:p>
     <w:p>
       <w:pPr>
@@ -14123,6 +14004,7 @@
   <w:style w:type="character" w:default="1" w:styleId="Carpredefinitoparagrafo">
     <w:name w:val="Default Paragraph Font"/>
     <w:uiPriority w:val="1"/>
+    <w:semiHidden/>
     <w:unhideWhenUsed/>
   </w:style>
   <w:style w:type="table" w:default="1" w:styleId="Tabellanormale">
@@ -14594,6 +14476,25 @@
       <w:spacing w:after="0" w:line="240" w:lineRule="auto"/>
     </w:pPr>
   </w:style>
+  <w:style w:type="paragraph" w:styleId="Didascalia">
+    <w:name w:val="caption"/>
+    <w:basedOn w:val="Normale"/>
+    <w:next w:val="Normale"/>
+    <w:uiPriority w:val="35"/>
+    <w:unhideWhenUsed/>
+    <w:qFormat/>
+    <w:rsid w:val="00495B5C"/>
+    <w:pPr>
+      <w:spacing w:after="200" w:line="240" w:lineRule="auto"/>
+    </w:pPr>
+    <w:rPr>
+      <w:i/>
+      <w:iCs/>
+      <w:color w:val="0E2841" w:themeColor="text2"/>
+      <w:sz w:val="18"/>
+      <w:szCs w:val="18"/>
+    </w:rPr>
+  </w:style>
 </w:styles>
 </file>
 

--- a/ASSIGNMENTS/reports/Assignment0.docx
+++ b/ASSIGNMENTS/reports/Assignment0.docx
@@ -5,7 +5,7 @@
     <w:p>
       <w:pPr>
         <w:pStyle w:val="Titolo1"/>
-        <w:spacing w:before="0"/>
+        <w:spacing w:before="0" w:after="0"/>
         <w:jc w:val="center"/>
         <w:rPr>
           <w:b/>
@@ -59,6 +59,63 @@
         </w:rPr>
       </w:pPr>
       <w:r>
+        <w:drawing>
+          <wp:anchor distT="0" distB="0" distL="114300" distR="114300" simplePos="0" relativeHeight="251659264" behindDoc="0" locked="0" layoutInCell="1" allowOverlap="1" wp14:anchorId="4976863C" wp14:editId="2CDC5967">
+            <wp:simplePos x="0" y="0"/>
+            <wp:positionH relativeFrom="margin">
+              <wp:posOffset>3704870</wp:posOffset>
+            </wp:positionH>
+            <wp:positionV relativeFrom="paragraph">
+              <wp:posOffset>789178</wp:posOffset>
+            </wp:positionV>
+            <wp:extent cx="2143125" cy="2132330"/>
+            <wp:effectExtent l="0" t="0" r="9525" b="1270"/>
+            <wp:wrapSquare wrapText="bothSides"/>
+            <wp:docPr id="4" name="Immagine 4"/>
+            <wp:cNvGraphicFramePr>
+              <a:graphicFrameLocks xmlns:a="http://schemas.openxmlformats.org/drawingml/2006/main" noChangeAspect="1"/>
+            </wp:cNvGraphicFramePr>
+            <a:graphic xmlns:a="http://schemas.openxmlformats.org/drawingml/2006/main">
+              <a:graphicData uri="http://schemas.openxmlformats.org/drawingml/2006/picture">
+                <pic:pic xmlns:pic="http://schemas.openxmlformats.org/drawingml/2006/picture">
+                  <pic:nvPicPr>
+                    <pic:cNvPr id="1" name=""/>
+                    <pic:cNvPicPr/>
+                  </pic:nvPicPr>
+                  <pic:blipFill>
+                    <a:blip r:embed="rId6" cstate="print">
+                      <a:extLst>
+                        <a:ext uri="{28A0092B-C50C-407E-A947-70E740481C1C}">
+                          <a14:useLocalDpi xmlns:a14="http://schemas.microsoft.com/office/drawing/2010/main" val="0"/>
+                        </a:ext>
+                      </a:extLst>
+                    </a:blip>
+                    <a:stretch>
+                      <a:fillRect/>
+                    </a:stretch>
+                  </pic:blipFill>
+                  <pic:spPr>
+                    <a:xfrm>
+                      <a:off x="0" y="0"/>
+                      <a:ext cx="2143125" cy="2132330"/>
+                    </a:xfrm>
+                    <a:prstGeom prst="rect">
+                      <a:avLst/>
+                    </a:prstGeom>
+                  </pic:spPr>
+                </pic:pic>
+              </a:graphicData>
+            </a:graphic>
+            <wp14:sizeRelH relativeFrom="margin">
+              <wp14:pctWidth>0</wp14:pctWidth>
+            </wp14:sizeRelH>
+            <wp14:sizeRelV relativeFrom="margin">
+              <wp14:pctHeight>0</wp14:pctHeight>
+            </wp14:sizeRelV>
+          </wp:anchor>
+        </w:drawing>
+      </w:r>
+      <w:r>
         <w:rPr>
           <w:sz w:val="24"/>
           <w:szCs w:val="24"/>
@@ -239,23 +296,7 @@
           <w:sz w:val="24"/>
           <w:szCs w:val="24"/>
         </w:rPr>
-        <w:t xml:space="preserve"> anime </w:t>
-      </w:r>
-      <w:proofErr w:type="spellStart"/>
-      <w:r>
-        <w:rPr>
-          <w:sz w:val="24"/>
-          <w:szCs w:val="24"/>
-        </w:rPr>
-        <w:t>collected</w:t>
-      </w:r>
-      <w:proofErr w:type="spellEnd"/>
-      <w:r>
-        <w:rPr>
-          <w:sz w:val="24"/>
-          <w:szCs w:val="24"/>
-        </w:rPr>
-        <w:t xml:space="preserve"> from </w:t>
+        <w:t xml:space="preserve"> anime from </w:t>
       </w:r>
       <w:proofErr w:type="spellStart"/>
       <w:r>
@@ -437,16 +478,23 @@
     <w:p>
       <w:pPr>
         <w:keepNext/>
-        <w:jc w:val="center"/>
       </w:pPr>
       <w:r>
         <w:rPr>
           <w:noProof/>
         </w:rPr>
         <w:drawing>
-          <wp:inline distT="0" distB="0" distL="0" distR="0" wp14:anchorId="70CB9D5B" wp14:editId="04832B08">
+          <wp:anchor distT="0" distB="0" distL="114300" distR="114300" simplePos="0" relativeHeight="251658240" behindDoc="0" locked="0" layoutInCell="1" allowOverlap="1" wp14:anchorId="70CB9D5B" wp14:editId="6A5330DA">
+            <wp:simplePos x="0" y="0"/>
+            <wp:positionH relativeFrom="column">
+              <wp:posOffset>574725</wp:posOffset>
+            </wp:positionH>
+            <wp:positionV relativeFrom="paragraph">
+              <wp:posOffset>7874</wp:posOffset>
+            </wp:positionV>
             <wp:extent cx="1982419" cy="1989412"/>
             <wp:effectExtent l="0" t="0" r="0" b="0"/>
+            <wp:wrapSquare wrapText="bothSides"/>
             <wp:docPr id="1" name="Immagine 1"/>
             <wp:cNvGraphicFramePr>
               <a:graphicFrameLocks xmlns:a="http://schemas.openxmlformats.org/drawingml/2006/main" noChangeAspect="1"/>
@@ -461,7 +509,7 @@
                     </pic:cNvPicPr>
                   </pic:nvPicPr>
                   <pic:blipFill>
-                    <a:blip r:embed="rId6" cstate="print">
+                    <a:blip r:embed="rId7" cstate="print">
                       <a:extLst>
                         <a:ext uri="{28A0092B-C50C-407E-A947-70E740481C1C}">
                           <a14:useLocalDpi xmlns:a14="http://schemas.microsoft.com/office/drawing/2010/main" val="0"/>
@@ -476,7 +524,7 @@
                   <pic:spPr bwMode="auto">
                     <a:xfrm>
                       <a:off x="0" y="0"/>
-                      <a:ext cx="1989477" cy="1996495"/>
+                      <a:ext cx="1982419" cy="1989412"/>
                     </a:xfrm>
                     <a:prstGeom prst="rect">
                       <a:avLst/>
@@ -489,18 +537,58 @@
                 </pic:pic>
               </a:graphicData>
             </a:graphic>
-          </wp:inline>
+          </wp:anchor>
         </w:drawing>
+      </w:r>
+      <w:r>
+        <w:tab/>
+      </w:r>
+      <w:r>
+        <w:tab/>
+      </w:r>
+      <w:r>
+        <w:tab/>
+      </w:r>
+      <w:r>
+        <w:tab/>
+      </w:r>
+      <w:r>
+        <w:tab/>
       </w:r>
     </w:p>
     <w:p>
       <w:pPr>
+        <w:keepNext/>
+      </w:pPr>
+    </w:p>
+    <w:p>
+      <w:pPr>
+        <w:keepNext/>
+      </w:pPr>
+    </w:p>
+    <w:p>
+      <w:pPr>
+        <w:keepNext/>
+      </w:pPr>
+    </w:p>
+    <w:p>
+      <w:pPr>
+        <w:keepNext/>
+      </w:pPr>
+    </w:p>
+    <w:p>
+      <w:pPr>
+        <w:keepNext/>
+      </w:pPr>
+    </w:p>
+    <w:p>
+      <w:pPr>
+        <w:keepNext/>
+      </w:pPr>
+    </w:p>
+    <w:p>
+      <w:pPr>
         <w:pStyle w:val="Didascalia"/>
-        <w:jc w:val="center"/>
-        <w:rPr>
-          <w:sz w:val="24"/>
-          <w:szCs w:val="24"/>
-        </w:rPr>
       </w:pPr>
       <w:r>
         <w:t xml:space="preserve">Figure </w:t>
@@ -558,6 +646,53 @@
       <w:r>
         <w:t xml:space="preserve"> website</w:t>
       </w:r>
+      <w:r>
+        <w:t xml:space="preserve"> </w:t>
+      </w:r>
+      <w:r>
+        <w:tab/>
+      </w:r>
+      <w:r>
+        <w:tab/>
+        <w:t xml:space="preserve">    </w:t>
+      </w:r>
+      <w:r>
+        <w:t xml:space="preserve">Figure </w:t>
+      </w:r>
+      <w:r>
+        <w:fldChar w:fldCharType="begin"/>
+      </w:r>
+      <w:r>
+        <w:instrText xml:space="preserve"> SEQ Figure \* ARABIC </w:instrText>
+      </w:r>
+      <w:r>
+        <w:fldChar w:fldCharType="separate"/>
+      </w:r>
+      <w:r>
+        <w:rPr>
+          <w:noProof/>
+        </w:rPr>
+        <w:t>2</w:t>
+      </w:r>
+      <w:r>
+        <w:fldChar w:fldCharType="end"/>
+      </w:r>
+      <w:r>
+        <w:t xml:space="preserve">: </w:t>
+      </w:r>
+      <w:proofErr w:type="spellStart"/>
+      <w:r>
+        <w:t>Networkx</w:t>
+      </w:r>
+      <w:proofErr w:type="spellEnd"/>
+      <w:r>
+        <w:t xml:space="preserve"> </w:t>
+      </w:r>
+      <w:proofErr w:type="spellStart"/>
+      <w:r>
+        <w:t>graph</w:t>
+      </w:r>
+      <w:proofErr w:type="spellEnd"/>
     </w:p>
     <w:p>
       <w:pPr>
@@ -1021,6 +1156,68 @@
           <w:sz w:val="24"/>
           <w:szCs w:val="24"/>
         </w:rPr>
+        <w:t xml:space="preserve"> (</w:t>
+      </w:r>
+      <w:r>
+        <w:rPr>
+          <w:sz w:val="24"/>
+          <w:szCs w:val="24"/>
+        </w:rPr>
+        <w:t xml:space="preserve">to </w:t>
+      </w:r>
+      <w:proofErr w:type="spellStart"/>
+      <w:r>
+        <w:rPr>
+          <w:sz w:val="24"/>
+          <w:szCs w:val="24"/>
+        </w:rPr>
+        <w:t>ensure</w:t>
+      </w:r>
+      <w:proofErr w:type="spellEnd"/>
+      <w:r>
+        <w:rPr>
+          <w:sz w:val="24"/>
+          <w:szCs w:val="24"/>
+        </w:rPr>
+        <w:t xml:space="preserve"> </w:t>
+      </w:r>
+      <w:proofErr w:type="spellStart"/>
+      <w:r>
+        <w:rPr>
+          <w:sz w:val="24"/>
+          <w:szCs w:val="24"/>
+        </w:rPr>
+        <w:t>statistical</w:t>
+      </w:r>
+      <w:proofErr w:type="spellEnd"/>
+      <w:r>
+        <w:rPr>
+          <w:sz w:val="24"/>
+          <w:szCs w:val="24"/>
+        </w:rPr>
+        <w:t xml:space="preserve"> </w:t>
+      </w:r>
+      <w:proofErr w:type="spellStart"/>
+      <w:r>
+        <w:rPr>
+          <w:sz w:val="24"/>
+          <w:szCs w:val="24"/>
+        </w:rPr>
+        <w:t>relevance</w:t>
+      </w:r>
+      <w:proofErr w:type="spellEnd"/>
+      <w:r>
+        <w:rPr>
+          <w:sz w:val="24"/>
+          <w:szCs w:val="24"/>
+        </w:rPr>
+        <w:t>)</w:t>
+      </w:r>
+      <w:r>
+        <w:rPr>
+          <w:sz w:val="24"/>
+          <w:szCs w:val="24"/>
+        </w:rPr>
         <w:t xml:space="preserve">; </w:t>
       </w:r>
     </w:p>
@@ -1321,7 +1518,23 @@
           <w:sz w:val="24"/>
           <w:szCs w:val="24"/>
         </w:rPr>
-        <w:t xml:space="preserve"> to build the </w:t>
+        <w:t xml:space="preserve"> to </w:t>
+      </w:r>
+      <w:proofErr w:type="spellStart"/>
+      <w:r>
+        <w:rPr>
+          <w:sz w:val="24"/>
+          <w:szCs w:val="24"/>
+        </w:rPr>
+        <w:t>construct</w:t>
+      </w:r>
+      <w:proofErr w:type="spellEnd"/>
+      <w:r>
+        <w:rPr>
+          <w:sz w:val="24"/>
+          <w:szCs w:val="24"/>
+        </w:rPr>
+        <w:t xml:space="preserve"> the </w:t>
       </w:r>
       <w:proofErr w:type="spellStart"/>
       <w:r>
@@ -1441,6 +1654,22 @@
           <w:sz w:val="24"/>
           <w:szCs w:val="24"/>
         </w:rPr>
+        <w:t>defining</w:t>
+      </w:r>
+      <w:proofErr w:type="spellEnd"/>
+      <w:r>
+        <w:rPr>
+          <w:sz w:val="24"/>
+          <w:szCs w:val="24"/>
+        </w:rPr>
+        <w:t xml:space="preserve"> </w:t>
+      </w:r>
+      <w:proofErr w:type="spellStart"/>
+      <w:r>
+        <w:rPr>
+          <w:sz w:val="24"/>
+          <w:szCs w:val="24"/>
+        </w:rPr>
         <w:t>similarity</w:t>
       </w:r>
       <w:proofErr w:type="spellEnd"/>
@@ -1465,7 +1694,14 @@
           <w:sz w:val="24"/>
           <w:szCs w:val="24"/>
         </w:rPr>
-        <w:t xml:space="preserve"> anime. </w:t>
+        <w:t xml:space="preserve"> anime</w:t>
+      </w:r>
+      <w:r>
+        <w:rPr>
+          <w:sz w:val="24"/>
+          <w:szCs w:val="24"/>
+        </w:rPr>
+        <w:t xml:space="preserve">. </w:t>
       </w:r>
       <w:proofErr w:type="spellStart"/>
       <w:r>
@@ -1643,6 +1879,15 @@
         </w:rPr>
         <w:t>.</w:t>
       </w:r>
+    </w:p>
+    <w:p>
+      <w:pPr>
+        <w:spacing w:after="0"/>
+        <w:rPr>
+          <w:sz w:val="24"/>
+          <w:szCs w:val="24"/>
+        </w:rPr>
+      </w:pPr>
     </w:p>
     <w:p>
       <w:pPr>
@@ -1656,21 +1901,19 @@
           <w:bCs/>
         </w:rPr>
       </w:pPr>
-      <w:proofErr w:type="spellStart"/>
       <w:r>
         <w:rPr>
           <w:b/>
           <w:bCs/>
         </w:rPr>
-        <w:t>Graph</w:t>
-      </w:r>
-      <w:proofErr w:type="spellEnd"/>
+        <w:t xml:space="preserve">Network </w:t>
+      </w:r>
       <w:r>
         <w:rPr>
           <w:b/>
           <w:bCs/>
         </w:rPr>
-        <w:t xml:space="preserve"> Construction</w:t>
+        <w:t>Construction</w:t>
       </w:r>
     </w:p>
     <w:p>
@@ -1745,26 +1988,6 @@
           <w:szCs w:val="24"/>
         </w:rPr>
         <w:t>undirected</w:t>
-      </w:r>
-      <w:proofErr w:type="spellEnd"/>
-      <w:r>
-        <w:rPr>
-          <w:b/>
-          <w:bCs/>
-          <w:sz w:val="24"/>
-          <w:szCs w:val="24"/>
-        </w:rPr>
-        <w:t xml:space="preserve"> </w:t>
-      </w:r>
-      <w:proofErr w:type="spellStart"/>
-      <w:r>
-        <w:rPr>
-          <w:b/>
-          <w:bCs/>
-          <w:sz w:val="24"/>
-          <w:szCs w:val="24"/>
-        </w:rPr>
-        <w:t>weighted</w:t>
       </w:r>
       <w:proofErr w:type="spellEnd"/>
       <w:r>
@@ -2070,10 +2293,9 @@
     </w:p>
     <w:p>
       <w:pPr>
-        <w:numPr>
-          <w:ilvl w:val="0"/>
-          <w:numId w:val="51"/>
-        </w:numPr>
+        <w:tabs>
+          <w:tab w:val="num" w:pos="720"/>
+        </w:tabs>
         <w:spacing w:after="0"/>
         <w:rPr>
           <w:sz w:val="24"/>
@@ -2086,39 +2308,199 @@
           <w:sz w:val="24"/>
           <w:szCs w:val="24"/>
         </w:rPr>
-        <w:t>edge</w:t>
-      </w:r>
-      <w:proofErr w:type="spellEnd"/>
-      <w:r>
-        <w:rPr>
-          <w:sz w:val="24"/>
-          <w:szCs w:val="24"/>
-        </w:rPr>
-        <w:t xml:space="preserve"> weight </w:t>
-      </w:r>
-      <w:proofErr w:type="spellStart"/>
-      <w:r>
-        <w:rPr>
-          <w:sz w:val="24"/>
-          <w:szCs w:val="24"/>
-        </w:rPr>
-        <w:t>corresponds</w:t>
-      </w:r>
-      <w:proofErr w:type="spellEnd"/>
-      <w:r>
-        <w:rPr>
-          <w:sz w:val="24"/>
-          <w:szCs w:val="24"/>
-        </w:rPr>
-        <w:t xml:space="preserve"> to the </w:t>
-      </w:r>
-      <w:proofErr w:type="spellStart"/>
-      <w:r>
-        <w:rPr>
-          <w:sz w:val="24"/>
-          <w:szCs w:val="24"/>
-        </w:rPr>
-        <w:t>number</w:t>
+        <w:t>This</w:t>
+      </w:r>
+      <w:proofErr w:type="spellEnd"/>
+      <w:r>
+        <w:rPr>
+          <w:sz w:val="24"/>
+          <w:szCs w:val="24"/>
+        </w:rPr>
+        <w:t xml:space="preserve"> </w:t>
+      </w:r>
+      <w:proofErr w:type="spellStart"/>
+      <w:r>
+        <w:rPr>
+          <w:sz w:val="24"/>
+          <w:szCs w:val="24"/>
+        </w:rPr>
+        <w:t>definition</w:t>
+      </w:r>
+      <w:proofErr w:type="spellEnd"/>
+      <w:r>
+        <w:rPr>
+          <w:sz w:val="24"/>
+          <w:szCs w:val="24"/>
+        </w:rPr>
+        <w:t xml:space="preserve"> </w:t>
+      </w:r>
+      <w:proofErr w:type="spellStart"/>
+      <w:r>
+        <w:rPr>
+          <w:sz w:val="24"/>
+          <w:szCs w:val="24"/>
+        </w:rPr>
+        <w:t>produces</w:t>
+      </w:r>
+      <w:proofErr w:type="spellEnd"/>
+      <w:r>
+        <w:rPr>
+          <w:sz w:val="24"/>
+          <w:szCs w:val="24"/>
+        </w:rPr>
+        <w:t xml:space="preserve"> a </w:t>
+      </w:r>
+      <w:proofErr w:type="spellStart"/>
+      <w:r>
+        <w:rPr>
+          <w:sz w:val="24"/>
+          <w:szCs w:val="24"/>
+        </w:rPr>
+        <w:t>genre-based</w:t>
+      </w:r>
+      <w:proofErr w:type="spellEnd"/>
+      <w:r>
+        <w:rPr>
+          <w:sz w:val="24"/>
+          <w:szCs w:val="24"/>
+        </w:rPr>
+        <w:t xml:space="preserve"> </w:t>
+      </w:r>
+      <w:proofErr w:type="spellStart"/>
+      <w:r>
+        <w:rPr>
+          <w:sz w:val="24"/>
+          <w:szCs w:val="24"/>
+        </w:rPr>
+        <w:t>similarity</w:t>
+      </w:r>
+      <w:proofErr w:type="spellEnd"/>
+      <w:r>
+        <w:rPr>
+          <w:sz w:val="24"/>
+          <w:szCs w:val="24"/>
+        </w:rPr>
+        <w:t xml:space="preserve"> network in </w:t>
+      </w:r>
+      <w:proofErr w:type="spellStart"/>
+      <w:r>
+        <w:rPr>
+          <w:sz w:val="24"/>
+          <w:szCs w:val="24"/>
+        </w:rPr>
+        <w:t>which</w:t>
+      </w:r>
+      <w:proofErr w:type="spellEnd"/>
+      <w:r>
+        <w:rPr>
+          <w:sz w:val="24"/>
+          <w:szCs w:val="24"/>
+        </w:rPr>
+        <w:t xml:space="preserve"> </w:t>
+      </w:r>
+      <w:proofErr w:type="spellStart"/>
+      <w:r>
+        <w:rPr>
+          <w:sz w:val="24"/>
+          <w:szCs w:val="24"/>
+        </w:rPr>
+        <w:t>edges</w:t>
+      </w:r>
+      <w:proofErr w:type="spellEnd"/>
+      <w:r>
+        <w:rPr>
+          <w:sz w:val="24"/>
+          <w:szCs w:val="24"/>
+        </w:rPr>
+        <w:t xml:space="preserve"> </w:t>
+      </w:r>
+      <w:proofErr w:type="spellStart"/>
+      <w:r>
+        <w:rPr>
+          <w:sz w:val="24"/>
+          <w:szCs w:val="24"/>
+        </w:rPr>
+        <w:t>represent</w:t>
+      </w:r>
+      <w:proofErr w:type="spellEnd"/>
+      <w:r>
+        <w:rPr>
+          <w:sz w:val="24"/>
+          <w:szCs w:val="24"/>
+        </w:rPr>
+        <w:t xml:space="preserve"> a </w:t>
+      </w:r>
+      <w:proofErr w:type="spellStart"/>
+      <w:r>
+        <w:rPr>
+          <w:sz w:val="24"/>
+          <w:szCs w:val="24"/>
+        </w:rPr>
+        <w:t>significant</w:t>
+      </w:r>
+      <w:proofErr w:type="spellEnd"/>
+      <w:r>
+        <w:rPr>
+          <w:sz w:val="24"/>
+          <w:szCs w:val="24"/>
+        </w:rPr>
+        <w:t xml:space="preserve"> </w:t>
+      </w:r>
+      <w:proofErr w:type="spellStart"/>
+      <w:r>
+        <w:rPr>
+          <w:sz w:val="24"/>
+          <w:szCs w:val="24"/>
+        </w:rPr>
+        <w:t>overlap</w:t>
+      </w:r>
+      <w:proofErr w:type="spellEnd"/>
+      <w:r>
+        <w:rPr>
+          <w:sz w:val="24"/>
+          <w:szCs w:val="24"/>
+        </w:rPr>
+        <w:t xml:space="preserve"> in </w:t>
+      </w:r>
+      <w:proofErr w:type="spellStart"/>
+      <w:r>
+        <w:rPr>
+          <w:sz w:val="24"/>
+          <w:szCs w:val="24"/>
+        </w:rPr>
+        <w:t>genre</w:t>
+      </w:r>
+      <w:proofErr w:type="spellEnd"/>
+      <w:r>
+        <w:rPr>
+          <w:sz w:val="24"/>
+          <w:szCs w:val="24"/>
+        </w:rPr>
+        <w:t xml:space="preserve"> </w:t>
+      </w:r>
+      <w:proofErr w:type="spellStart"/>
+      <w:r>
+        <w:rPr>
+          <w:sz w:val="24"/>
+          <w:szCs w:val="24"/>
+        </w:rPr>
+        <w:t>classification</w:t>
+      </w:r>
+      <w:proofErr w:type="spellEnd"/>
+      <w:r>
+        <w:rPr>
+          <w:sz w:val="24"/>
+          <w:szCs w:val="24"/>
+        </w:rPr>
+        <w:t xml:space="preserve">. The </w:t>
+      </w:r>
+      <w:proofErr w:type="spellStart"/>
+      <w:r>
+        <w:rPr>
+          <w:sz w:val="24"/>
+          <w:szCs w:val="24"/>
+        </w:rPr>
+        <w:t>threshold</w:t>
       </w:r>
       <w:proofErr w:type="spellEnd"/>
       <w:r>
@@ -2134,6 +2516,54 @@
           <w:sz w:val="24"/>
           <w:szCs w:val="24"/>
         </w:rPr>
+        <w:t>at</w:t>
+      </w:r>
+      <w:proofErr w:type="spellEnd"/>
+      <w:r>
+        <w:rPr>
+          <w:sz w:val="24"/>
+          <w:szCs w:val="24"/>
+        </w:rPr>
+        <w:t xml:space="preserve"> </w:t>
+      </w:r>
+      <w:proofErr w:type="spellStart"/>
+      <w:r>
+        <w:rPr>
+          <w:sz w:val="24"/>
+          <w:szCs w:val="24"/>
+        </w:rPr>
+        <w:t>least</w:t>
+      </w:r>
+      <w:proofErr w:type="spellEnd"/>
+      <w:r>
+        <w:rPr>
+          <w:sz w:val="24"/>
+          <w:szCs w:val="24"/>
+        </w:rPr>
+        <w:t xml:space="preserve"> </w:t>
+      </w:r>
+      <w:proofErr w:type="spellStart"/>
+      <w:r>
+        <w:rPr>
+          <w:sz w:val="24"/>
+          <w:szCs w:val="24"/>
+        </w:rPr>
+        <w:t>two</w:t>
+      </w:r>
+      <w:proofErr w:type="spellEnd"/>
+      <w:r>
+        <w:rPr>
+          <w:sz w:val="24"/>
+          <w:szCs w:val="24"/>
+        </w:rPr>
+        <w:t xml:space="preserve"> </w:t>
+      </w:r>
+      <w:proofErr w:type="spellStart"/>
+      <w:r>
+        <w:rPr>
+          <w:sz w:val="24"/>
+          <w:szCs w:val="24"/>
+        </w:rPr>
         <w:t>shared</w:t>
       </w:r>
       <w:proofErr w:type="spellEnd"/>
@@ -2158,448 +2588,275 @@
           <w:sz w:val="24"/>
           <w:szCs w:val="24"/>
         </w:rPr>
-        <w:t xml:space="preserve">. </w:t>
+        <w:t xml:space="preserve"> </w:t>
+      </w:r>
+      <w:proofErr w:type="spellStart"/>
+      <w:r>
+        <w:rPr>
+          <w:sz w:val="24"/>
+          <w:szCs w:val="24"/>
+        </w:rPr>
+        <w:t>reduces</w:t>
+      </w:r>
+      <w:proofErr w:type="spellEnd"/>
+      <w:r>
+        <w:rPr>
+          <w:sz w:val="24"/>
+          <w:szCs w:val="24"/>
+        </w:rPr>
+        <w:t xml:space="preserve"> </w:t>
+      </w:r>
+      <w:proofErr w:type="spellStart"/>
+      <w:r>
+        <w:rPr>
+          <w:sz w:val="24"/>
+          <w:szCs w:val="24"/>
+        </w:rPr>
+        <w:t>weak</w:t>
+      </w:r>
+      <w:proofErr w:type="spellEnd"/>
+      <w:r>
+        <w:rPr>
+          <w:sz w:val="24"/>
+          <w:szCs w:val="24"/>
+        </w:rPr>
+        <w:t xml:space="preserve"> or </w:t>
+      </w:r>
+      <w:proofErr w:type="spellStart"/>
+      <w:r>
+        <w:rPr>
+          <w:sz w:val="24"/>
+          <w:szCs w:val="24"/>
+        </w:rPr>
+        <w:t>noisy</w:t>
+      </w:r>
+      <w:proofErr w:type="spellEnd"/>
+      <w:r>
+        <w:rPr>
+          <w:sz w:val="24"/>
+          <w:szCs w:val="24"/>
+        </w:rPr>
+        <w:t xml:space="preserve"> connections </w:t>
+      </w:r>
+      <w:proofErr w:type="spellStart"/>
+      <w:r>
+        <w:rPr>
+          <w:sz w:val="24"/>
+          <w:szCs w:val="24"/>
+        </w:rPr>
+        <w:t>caused</w:t>
+      </w:r>
+      <w:proofErr w:type="spellEnd"/>
+      <w:r>
+        <w:rPr>
+          <w:sz w:val="24"/>
+          <w:szCs w:val="24"/>
+        </w:rPr>
+        <w:t xml:space="preserve"> by </w:t>
+      </w:r>
+      <w:proofErr w:type="spellStart"/>
+      <w:r>
+        <w:rPr>
+          <w:sz w:val="24"/>
+          <w:szCs w:val="24"/>
+        </w:rPr>
+        <w:t>overly</w:t>
+      </w:r>
+      <w:proofErr w:type="spellEnd"/>
+      <w:r>
+        <w:rPr>
+          <w:sz w:val="24"/>
+          <w:szCs w:val="24"/>
+        </w:rPr>
+        <w:t xml:space="preserve"> </w:t>
+      </w:r>
+      <w:proofErr w:type="spellStart"/>
+      <w:r>
+        <w:rPr>
+          <w:sz w:val="24"/>
+          <w:szCs w:val="24"/>
+        </w:rPr>
+        <w:t>generic</w:t>
+      </w:r>
+      <w:proofErr w:type="spellEnd"/>
+      <w:r>
+        <w:rPr>
+          <w:sz w:val="24"/>
+          <w:szCs w:val="24"/>
+        </w:rPr>
+        <w:t xml:space="preserve"> </w:t>
+      </w:r>
+      <w:proofErr w:type="spellStart"/>
+      <w:r>
+        <w:rPr>
+          <w:sz w:val="24"/>
+          <w:szCs w:val="24"/>
+        </w:rPr>
+        <w:t>categories</w:t>
+      </w:r>
+      <w:proofErr w:type="spellEnd"/>
+      <w:r>
+        <w:rPr>
+          <w:sz w:val="24"/>
+          <w:szCs w:val="24"/>
+        </w:rPr>
+        <w:t xml:space="preserve"> </w:t>
+      </w:r>
+      <w:proofErr w:type="spellStart"/>
+      <w:r>
+        <w:rPr>
+          <w:sz w:val="24"/>
+          <w:szCs w:val="24"/>
+        </w:rPr>
+        <w:t>such</w:t>
+      </w:r>
+      <w:proofErr w:type="spellEnd"/>
+      <w:r>
+        <w:rPr>
+          <w:sz w:val="24"/>
+          <w:szCs w:val="24"/>
+        </w:rPr>
+        <w:t xml:space="preserve"> </w:t>
+      </w:r>
+      <w:proofErr w:type="spellStart"/>
+      <w:r>
+        <w:rPr>
+          <w:sz w:val="24"/>
+          <w:szCs w:val="24"/>
+        </w:rPr>
+        <w:t>as</w:t>
+      </w:r>
+      <w:proofErr w:type="spellEnd"/>
+      <w:r>
+        <w:rPr>
+          <w:sz w:val="24"/>
+          <w:szCs w:val="24"/>
+        </w:rPr>
+        <w:t xml:space="preserve"> "Action" or "Comedy".</w:t>
       </w:r>
     </w:p>
     <w:p>
       <w:pPr>
+        <w:tabs>
+          <w:tab w:val="num" w:pos="720"/>
+        </w:tabs>
         <w:spacing w:after="0"/>
         <w:rPr>
           <w:sz w:val="24"/>
           <w:szCs w:val="24"/>
         </w:rPr>
       </w:pPr>
-      <w:proofErr w:type="spellStart"/>
-      <w:r>
-        <w:rPr>
-          <w:sz w:val="24"/>
-          <w:szCs w:val="24"/>
-        </w:rPr>
-        <w:t>This</w:t>
-      </w:r>
-      <w:proofErr w:type="spellEnd"/>
-      <w:r>
-        <w:rPr>
-          <w:sz w:val="24"/>
-          <w:szCs w:val="24"/>
-        </w:rPr>
-        <w:t xml:space="preserve"> </w:t>
-      </w:r>
-      <w:proofErr w:type="spellStart"/>
-      <w:r>
-        <w:rPr>
-          <w:sz w:val="24"/>
-          <w:szCs w:val="24"/>
-        </w:rPr>
-        <w:t>definition</w:t>
-      </w:r>
-      <w:proofErr w:type="spellEnd"/>
-      <w:r>
-        <w:rPr>
-          <w:sz w:val="24"/>
-          <w:szCs w:val="24"/>
-        </w:rPr>
-        <w:t xml:space="preserve"> </w:t>
-      </w:r>
-      <w:proofErr w:type="spellStart"/>
-      <w:r>
-        <w:rPr>
-          <w:sz w:val="24"/>
-          <w:szCs w:val="24"/>
-        </w:rPr>
-        <w:t>produces</w:t>
-      </w:r>
-      <w:proofErr w:type="spellEnd"/>
-      <w:r>
-        <w:rPr>
-          <w:sz w:val="24"/>
-          <w:szCs w:val="24"/>
-        </w:rPr>
-        <w:t xml:space="preserve"> a </w:t>
-      </w:r>
-      <w:proofErr w:type="spellStart"/>
-      <w:r>
-        <w:rPr>
-          <w:sz w:val="24"/>
-          <w:szCs w:val="24"/>
-        </w:rPr>
-        <w:t>genre-based</w:t>
-      </w:r>
-      <w:proofErr w:type="spellEnd"/>
-      <w:r>
-        <w:rPr>
-          <w:sz w:val="24"/>
-          <w:szCs w:val="24"/>
-        </w:rPr>
-        <w:t xml:space="preserve"> </w:t>
-      </w:r>
-      <w:proofErr w:type="spellStart"/>
-      <w:r>
-        <w:rPr>
-          <w:sz w:val="24"/>
-          <w:szCs w:val="24"/>
-        </w:rPr>
-        <w:t>similarity</w:t>
-      </w:r>
-      <w:proofErr w:type="spellEnd"/>
-      <w:r>
-        <w:rPr>
-          <w:sz w:val="24"/>
-          <w:szCs w:val="24"/>
-        </w:rPr>
-        <w:t xml:space="preserve"> network </w:t>
-      </w:r>
-      <w:proofErr w:type="spellStart"/>
-      <w:r>
-        <w:rPr>
-          <w:sz w:val="24"/>
-          <w:szCs w:val="24"/>
-        </w:rPr>
-        <w:t>where</w:t>
-      </w:r>
-      <w:proofErr w:type="spellEnd"/>
-      <w:r>
-        <w:rPr>
-          <w:sz w:val="24"/>
-          <w:szCs w:val="24"/>
-        </w:rPr>
-        <w:t xml:space="preserve"> </w:t>
-      </w:r>
-      <w:proofErr w:type="spellStart"/>
-      <w:r>
-        <w:rPr>
-          <w:sz w:val="24"/>
-          <w:szCs w:val="24"/>
-        </w:rPr>
-        <w:t>stronger</w:t>
-      </w:r>
-      <w:proofErr w:type="spellEnd"/>
-      <w:r>
-        <w:rPr>
-          <w:sz w:val="24"/>
-          <w:szCs w:val="24"/>
-        </w:rPr>
-        <w:t xml:space="preserve"> connections </w:t>
-      </w:r>
-      <w:proofErr w:type="spellStart"/>
-      <w:r>
-        <w:rPr>
-          <w:sz w:val="24"/>
-          <w:szCs w:val="24"/>
-        </w:rPr>
-        <w:t>represent</w:t>
-      </w:r>
-      <w:proofErr w:type="spellEnd"/>
-      <w:r>
-        <w:rPr>
-          <w:sz w:val="24"/>
-          <w:szCs w:val="24"/>
-        </w:rPr>
-        <w:t xml:space="preserve"> </w:t>
-      </w:r>
-      <w:proofErr w:type="spellStart"/>
-      <w:r>
-        <w:rPr>
-          <w:sz w:val="24"/>
-          <w:szCs w:val="24"/>
-        </w:rPr>
-        <w:t>higher</w:t>
-      </w:r>
-      <w:proofErr w:type="spellEnd"/>
-      <w:r>
-        <w:rPr>
-          <w:sz w:val="24"/>
-          <w:szCs w:val="24"/>
-        </w:rPr>
-        <w:t xml:space="preserve"> </w:t>
-      </w:r>
-      <w:proofErr w:type="spellStart"/>
-      <w:r>
-        <w:rPr>
-          <w:sz w:val="24"/>
-          <w:szCs w:val="24"/>
-        </w:rPr>
-        <w:t>overlap</w:t>
-      </w:r>
-      <w:proofErr w:type="spellEnd"/>
-      <w:r>
-        <w:rPr>
-          <w:sz w:val="24"/>
-          <w:szCs w:val="24"/>
-        </w:rPr>
-        <w:t xml:space="preserve"> in </w:t>
-      </w:r>
-      <w:proofErr w:type="spellStart"/>
-      <w:r>
-        <w:rPr>
-          <w:sz w:val="24"/>
-          <w:szCs w:val="24"/>
-        </w:rPr>
-        <w:t>thematic</w:t>
-      </w:r>
-      <w:proofErr w:type="spellEnd"/>
-      <w:r>
-        <w:rPr>
-          <w:sz w:val="24"/>
-          <w:szCs w:val="24"/>
-        </w:rPr>
-        <w:t xml:space="preserve"> </w:t>
-      </w:r>
-      <w:proofErr w:type="spellStart"/>
-      <w:r>
-        <w:rPr>
-          <w:sz w:val="24"/>
-          <w:szCs w:val="24"/>
-        </w:rPr>
-        <w:t>classification</w:t>
-      </w:r>
-      <w:proofErr w:type="spellEnd"/>
-      <w:r>
-        <w:rPr>
-          <w:sz w:val="24"/>
-          <w:szCs w:val="24"/>
-        </w:rPr>
-        <w:t xml:space="preserve">. The </w:t>
-      </w:r>
-      <w:proofErr w:type="spellStart"/>
-      <w:r>
-        <w:rPr>
-          <w:sz w:val="24"/>
-          <w:szCs w:val="24"/>
-        </w:rPr>
-        <w:t>threshold</w:t>
-      </w:r>
-      <w:proofErr w:type="spellEnd"/>
-      <w:r>
-        <w:rPr>
-          <w:sz w:val="24"/>
-          <w:szCs w:val="24"/>
-        </w:rPr>
-        <w:t xml:space="preserve"> of </w:t>
-      </w:r>
-      <w:proofErr w:type="spellStart"/>
-      <w:r>
-        <w:rPr>
-          <w:sz w:val="24"/>
-          <w:szCs w:val="24"/>
-        </w:rPr>
-        <w:t>at</w:t>
-      </w:r>
-      <w:proofErr w:type="spellEnd"/>
-      <w:r>
-        <w:rPr>
-          <w:sz w:val="24"/>
-          <w:szCs w:val="24"/>
-        </w:rPr>
-        <w:t xml:space="preserve"> </w:t>
-      </w:r>
-      <w:proofErr w:type="spellStart"/>
-      <w:r>
-        <w:rPr>
-          <w:sz w:val="24"/>
-          <w:szCs w:val="24"/>
-        </w:rPr>
-        <w:t>least</w:t>
-      </w:r>
-      <w:proofErr w:type="spellEnd"/>
-      <w:r>
-        <w:rPr>
-          <w:sz w:val="24"/>
-          <w:szCs w:val="24"/>
-        </w:rPr>
-        <w:t xml:space="preserve"> </w:t>
-      </w:r>
-      <w:proofErr w:type="spellStart"/>
-      <w:r>
-        <w:rPr>
-          <w:sz w:val="24"/>
-          <w:szCs w:val="24"/>
-        </w:rPr>
-        <w:t>two</w:t>
-      </w:r>
-      <w:proofErr w:type="spellEnd"/>
-      <w:r>
-        <w:rPr>
-          <w:sz w:val="24"/>
-          <w:szCs w:val="24"/>
-        </w:rPr>
-        <w:t xml:space="preserve"> </w:t>
-      </w:r>
-      <w:proofErr w:type="spellStart"/>
-      <w:r>
-        <w:rPr>
-          <w:sz w:val="24"/>
-          <w:szCs w:val="24"/>
-        </w:rPr>
-        <w:t>shared</w:t>
-      </w:r>
-      <w:proofErr w:type="spellEnd"/>
-      <w:r>
-        <w:rPr>
-          <w:sz w:val="24"/>
-          <w:szCs w:val="24"/>
-        </w:rPr>
-        <w:t xml:space="preserve"> </w:t>
-      </w:r>
-      <w:proofErr w:type="spellStart"/>
-      <w:r>
-        <w:rPr>
-          <w:sz w:val="24"/>
-          <w:szCs w:val="24"/>
-        </w:rPr>
-        <w:t>genres</w:t>
-      </w:r>
-      <w:proofErr w:type="spellEnd"/>
-      <w:r>
-        <w:rPr>
-          <w:sz w:val="24"/>
-          <w:szCs w:val="24"/>
-        </w:rPr>
-        <w:t xml:space="preserve"> </w:t>
-      </w:r>
-      <w:proofErr w:type="spellStart"/>
-      <w:r>
-        <w:rPr>
-          <w:sz w:val="24"/>
-          <w:szCs w:val="24"/>
-        </w:rPr>
-        <w:t>reduces</w:t>
-      </w:r>
-      <w:proofErr w:type="spellEnd"/>
-      <w:r>
-        <w:rPr>
-          <w:sz w:val="24"/>
-          <w:szCs w:val="24"/>
-        </w:rPr>
-        <w:t xml:space="preserve"> </w:t>
-      </w:r>
-      <w:proofErr w:type="spellStart"/>
-      <w:r>
-        <w:rPr>
-          <w:sz w:val="24"/>
-          <w:szCs w:val="24"/>
-        </w:rPr>
-        <w:t>weak</w:t>
-      </w:r>
-      <w:proofErr w:type="spellEnd"/>
-      <w:r>
-        <w:rPr>
-          <w:sz w:val="24"/>
-          <w:szCs w:val="24"/>
-        </w:rPr>
-        <w:t xml:space="preserve"> or </w:t>
-      </w:r>
-      <w:proofErr w:type="spellStart"/>
-      <w:r>
-        <w:rPr>
-          <w:sz w:val="24"/>
-          <w:szCs w:val="24"/>
-        </w:rPr>
-        <w:t>noisy</w:t>
-      </w:r>
-      <w:proofErr w:type="spellEnd"/>
-      <w:r>
-        <w:rPr>
-          <w:sz w:val="24"/>
-          <w:szCs w:val="24"/>
-        </w:rPr>
-        <w:t xml:space="preserve"> connections </w:t>
-      </w:r>
-      <w:proofErr w:type="spellStart"/>
-      <w:r>
-        <w:rPr>
-          <w:sz w:val="24"/>
-          <w:szCs w:val="24"/>
-        </w:rPr>
-        <w:t>caused</w:t>
-      </w:r>
-      <w:proofErr w:type="spellEnd"/>
-      <w:r>
-        <w:rPr>
-          <w:sz w:val="24"/>
-          <w:szCs w:val="24"/>
-        </w:rPr>
-        <w:t xml:space="preserve"> by </w:t>
-      </w:r>
-      <w:proofErr w:type="spellStart"/>
-      <w:r>
-        <w:rPr>
-          <w:sz w:val="24"/>
-          <w:szCs w:val="24"/>
-        </w:rPr>
-        <w:t>overly</w:t>
-      </w:r>
-      <w:proofErr w:type="spellEnd"/>
-      <w:r>
-        <w:rPr>
-          <w:sz w:val="24"/>
-          <w:szCs w:val="24"/>
-        </w:rPr>
-        <w:t xml:space="preserve"> </w:t>
-      </w:r>
-      <w:proofErr w:type="spellStart"/>
-      <w:r>
-        <w:rPr>
-          <w:sz w:val="24"/>
-          <w:szCs w:val="24"/>
-        </w:rPr>
-        <w:t>generic</w:t>
-      </w:r>
-      <w:proofErr w:type="spellEnd"/>
-      <w:r>
-        <w:rPr>
-          <w:sz w:val="24"/>
-          <w:szCs w:val="24"/>
-        </w:rPr>
-        <w:t xml:space="preserve"> </w:t>
-      </w:r>
-      <w:proofErr w:type="spellStart"/>
-      <w:r>
-        <w:rPr>
-          <w:sz w:val="24"/>
-          <w:szCs w:val="24"/>
-        </w:rPr>
-        <w:t>categories</w:t>
-      </w:r>
-      <w:proofErr w:type="spellEnd"/>
-      <w:r>
-        <w:rPr>
-          <w:sz w:val="24"/>
-          <w:szCs w:val="24"/>
-        </w:rPr>
-        <w:t xml:space="preserve"> </w:t>
-      </w:r>
-      <w:proofErr w:type="spellStart"/>
-      <w:r>
-        <w:rPr>
-          <w:sz w:val="24"/>
-          <w:szCs w:val="24"/>
-        </w:rPr>
-        <w:t>such</w:t>
-      </w:r>
-      <w:proofErr w:type="spellEnd"/>
-      <w:r>
-        <w:rPr>
-          <w:sz w:val="24"/>
-          <w:szCs w:val="24"/>
-        </w:rPr>
-        <w:t xml:space="preserve"> </w:t>
-      </w:r>
-      <w:proofErr w:type="spellStart"/>
-      <w:r>
-        <w:rPr>
-          <w:sz w:val="24"/>
-          <w:szCs w:val="24"/>
-        </w:rPr>
-        <w:t>as</w:t>
-      </w:r>
-      <w:proofErr w:type="spellEnd"/>
-      <w:r>
-        <w:rPr>
-          <w:sz w:val="24"/>
-          <w:szCs w:val="24"/>
-        </w:rPr>
-        <w:t xml:space="preserve"> “Action” or “Comedy”.</w:t>
+      <w:r>
+        <w:rPr>
+          <w:sz w:val="24"/>
+          <w:szCs w:val="24"/>
+        </w:rPr>
+        <w:t xml:space="preserve">The </w:t>
+      </w:r>
+      <w:proofErr w:type="spellStart"/>
+      <w:r>
+        <w:rPr>
+          <w:sz w:val="24"/>
+          <w:szCs w:val="24"/>
+        </w:rPr>
+        <w:t>final</w:t>
+      </w:r>
+      <w:proofErr w:type="spellEnd"/>
+      <w:r>
+        <w:rPr>
+          <w:sz w:val="24"/>
+          <w:szCs w:val="24"/>
+        </w:rPr>
+        <w:t xml:space="preserve"> </w:t>
+      </w:r>
+      <w:proofErr w:type="spellStart"/>
+      <w:r>
+        <w:rPr>
+          <w:sz w:val="24"/>
+          <w:szCs w:val="24"/>
+        </w:rPr>
+        <w:t>graph</w:t>
+      </w:r>
+      <w:proofErr w:type="spellEnd"/>
+      <w:r>
+        <w:rPr>
+          <w:sz w:val="24"/>
+          <w:szCs w:val="24"/>
+        </w:rPr>
+        <w:t xml:space="preserve"> </w:t>
+      </w:r>
+      <w:proofErr w:type="spellStart"/>
+      <w:r>
+        <w:rPr>
+          <w:sz w:val="24"/>
+          <w:szCs w:val="24"/>
+        </w:rPr>
+        <w:t>contains</w:t>
+      </w:r>
+      <w:proofErr w:type="spellEnd"/>
+      <w:r>
+        <w:rPr>
+          <w:sz w:val="24"/>
+          <w:szCs w:val="24"/>
+        </w:rPr>
+        <w:t xml:space="preserve"> </w:t>
+      </w:r>
+      <w:r>
+        <w:rPr>
+          <w:b/>
+          <w:bCs/>
+          <w:sz w:val="24"/>
+          <w:szCs w:val="24"/>
+        </w:rPr>
+        <w:t xml:space="preserve">3579 </w:t>
+      </w:r>
+      <w:proofErr w:type="spellStart"/>
+      <w:r>
+        <w:rPr>
+          <w:sz w:val="24"/>
+          <w:szCs w:val="24"/>
+        </w:rPr>
+        <w:t>nodes</w:t>
+      </w:r>
+      <w:proofErr w:type="spellEnd"/>
+      <w:r>
+        <w:rPr>
+          <w:sz w:val="24"/>
+          <w:szCs w:val="24"/>
+        </w:rPr>
+        <w:t xml:space="preserve"> </w:t>
+      </w:r>
+      <w:r>
+        <w:rPr>
+          <w:sz w:val="24"/>
+          <w:szCs w:val="24"/>
+        </w:rPr>
+        <w:t xml:space="preserve">and </w:t>
+      </w:r>
+      <w:r>
+        <w:rPr>
+          <w:b/>
+          <w:bCs/>
+          <w:sz w:val="24"/>
+          <w:szCs w:val="24"/>
+        </w:rPr>
+        <w:t xml:space="preserve">780393 </w:t>
+      </w:r>
+      <w:proofErr w:type="spellStart"/>
+      <w:r>
+        <w:rPr>
+          <w:sz w:val="24"/>
+          <w:szCs w:val="24"/>
+        </w:rPr>
+        <w:t>edges</w:t>
+      </w:r>
+      <w:proofErr w:type="spellEnd"/>
+      <w:r>
+        <w:rPr>
+          <w:sz w:val="24"/>
+          <w:szCs w:val="24"/>
+        </w:rPr>
+        <w:t>.</w:t>
       </w:r>
     </w:p>
     <w:p>
@@ -2613,11 +2870,24 @@
           <w:szCs w:val="24"/>
         </w:rPr>
       </w:pPr>
-      <w:r>
-        <w:rPr>
-          <w:sz w:val="24"/>
-          <w:szCs w:val="24"/>
-        </w:rPr>
+    </w:p>
+    <w:p>
+      <w:pPr>
+        <w:tabs>
+          <w:tab w:val="num" w:pos="720"/>
+        </w:tabs>
+        <w:spacing w:after="0"/>
+        <w:rPr>
+          <w:sz w:val="24"/>
+          <w:szCs w:val="24"/>
+        </w:rPr>
+      </w:pPr>
+      <w:r>
+        <w:rPr>
+          <w:sz w:val="24"/>
+          <w:szCs w:val="24"/>
+        </w:rPr>
+        <w:lastRenderedPageBreak/>
         <w:t xml:space="preserve">The </w:t>
       </w:r>
       <w:proofErr w:type="spellStart"/>
@@ -2626,48 +2896,65 @@
           <w:sz w:val="24"/>
           <w:szCs w:val="24"/>
         </w:rPr>
-        <w:t>final</w:t>
-      </w:r>
-      <w:proofErr w:type="spellEnd"/>
-      <w:r>
-        <w:rPr>
-          <w:sz w:val="24"/>
-          <w:szCs w:val="24"/>
-        </w:rPr>
-        <w:t xml:space="preserve"> </w:t>
-      </w:r>
-      <w:proofErr w:type="spellStart"/>
-      <w:r>
-        <w:rPr>
-          <w:sz w:val="24"/>
-          <w:szCs w:val="24"/>
-        </w:rPr>
-        <w:t>graph</w:t>
-      </w:r>
-      <w:proofErr w:type="spellEnd"/>
-      <w:r>
-        <w:rPr>
-          <w:sz w:val="24"/>
-          <w:szCs w:val="24"/>
-        </w:rPr>
-        <w:t xml:space="preserve"> </w:t>
-      </w:r>
-      <w:proofErr w:type="spellStart"/>
-      <w:r>
-        <w:rPr>
-          <w:sz w:val="24"/>
-          <w:szCs w:val="24"/>
-        </w:rPr>
-        <w:t>contains</w:t>
-      </w:r>
-      <w:proofErr w:type="spellEnd"/>
-      <w:r>
-        <w:rPr>
-          <w:sz w:val="24"/>
-          <w:szCs w:val="24"/>
-        </w:rPr>
-        <w:t xml:space="preserve"> </w:t>
-      </w:r>
+        <w:t>largest</w:t>
+      </w:r>
+      <w:proofErr w:type="spellEnd"/>
+      <w:r>
+        <w:rPr>
+          <w:sz w:val="24"/>
+          <w:szCs w:val="24"/>
+        </w:rPr>
+        <w:t xml:space="preserve"> </w:t>
+      </w:r>
+      <w:proofErr w:type="spellStart"/>
+      <w:r>
+        <w:rPr>
+          <w:sz w:val="24"/>
+          <w:szCs w:val="24"/>
+        </w:rPr>
+        <w:t>connected</w:t>
+      </w:r>
+      <w:proofErr w:type="spellEnd"/>
+      <w:r>
+        <w:rPr>
+          <w:sz w:val="24"/>
+          <w:szCs w:val="24"/>
+        </w:rPr>
+        <w:t xml:space="preserve"> component </w:t>
+      </w:r>
+      <w:proofErr w:type="spellStart"/>
+      <w:r>
+        <w:rPr>
+          <w:sz w:val="24"/>
+          <w:szCs w:val="24"/>
+        </w:rPr>
+        <w:t>exhibits</w:t>
+      </w:r>
+      <w:proofErr w:type="spellEnd"/>
+      <w:r>
+        <w:rPr>
+          <w:sz w:val="24"/>
+          <w:szCs w:val="24"/>
+        </w:rPr>
+        <w:t xml:space="preserve"> a </w:t>
+      </w:r>
+      <w:proofErr w:type="spellStart"/>
+      <w:r>
+        <w:rPr>
+          <w:sz w:val="24"/>
+          <w:szCs w:val="24"/>
+        </w:rPr>
+        <w:t>very</w:t>
+      </w:r>
+      <w:proofErr w:type="spellEnd"/>
+      <w:r>
+        <w:rPr>
+          <w:sz w:val="24"/>
+          <w:szCs w:val="24"/>
+        </w:rPr>
+        <w:t xml:space="preserve"> small </w:t>
+      </w:r>
+      <w:proofErr w:type="spellStart"/>
       <w:r>
         <w:rPr>
           <w:b/>
@@ -2675,31 +2962,17 @@
           <w:sz w:val="24"/>
           <w:szCs w:val="24"/>
         </w:rPr>
-        <w:t xml:space="preserve">3579 </w:t>
-      </w:r>
-      <w:proofErr w:type="spellStart"/>
-      <w:r>
-        <w:rPr>
-          <w:sz w:val="24"/>
-          <w:szCs w:val="24"/>
-        </w:rPr>
-        <w:t>nodes</w:t>
-      </w:r>
-      <w:proofErr w:type="spellEnd"/>
-      <w:r>
-        <w:rPr>
-          <w:sz w:val="24"/>
-          <w:szCs w:val="24"/>
-        </w:rPr>
-        <w:t xml:space="preserve"> </w:t>
-      </w:r>
-      <w:r>
-        <w:rPr>
-          <w:sz w:val="24"/>
-          <w:szCs w:val="24"/>
-        </w:rPr>
-        <w:t xml:space="preserve">and </w:t>
-      </w:r>
+        <w:t>diameter</w:t>
+      </w:r>
+      <w:proofErr w:type="spellEnd"/>
+      <w:r>
+        <w:rPr>
+          <w:sz w:val="24"/>
+          <w:szCs w:val="24"/>
+        </w:rPr>
+        <w:t xml:space="preserve"> (5) and an </w:t>
+      </w:r>
+      <w:proofErr w:type="spellStart"/>
       <w:r>
         <w:rPr>
           <w:b/>
@@ -2707,15 +2980,687 @@
           <w:sz w:val="24"/>
           <w:szCs w:val="24"/>
         </w:rPr>
-        <w:t xml:space="preserve">780393 </w:t>
-      </w:r>
-      <w:proofErr w:type="spellStart"/>
-      <w:r>
-        <w:rPr>
-          <w:sz w:val="24"/>
-          <w:szCs w:val="24"/>
-        </w:rPr>
-        <w:t>edges</w:t>
+        <w:t>average</w:t>
+      </w:r>
+      <w:proofErr w:type="spellEnd"/>
+      <w:r>
+        <w:rPr>
+          <w:b/>
+          <w:bCs/>
+          <w:sz w:val="24"/>
+          <w:szCs w:val="24"/>
+        </w:rPr>
+        <w:t xml:space="preserve"> </w:t>
+      </w:r>
+      <w:proofErr w:type="spellStart"/>
+      <w:r>
+        <w:rPr>
+          <w:b/>
+          <w:bCs/>
+          <w:sz w:val="24"/>
+          <w:szCs w:val="24"/>
+        </w:rPr>
+        <w:t>shortest</w:t>
+      </w:r>
+      <w:proofErr w:type="spellEnd"/>
+      <w:r>
+        <w:rPr>
+          <w:b/>
+          <w:bCs/>
+          <w:sz w:val="24"/>
+          <w:szCs w:val="24"/>
+        </w:rPr>
+        <w:t xml:space="preserve"> </w:t>
+      </w:r>
+      <w:proofErr w:type="spellStart"/>
+      <w:r>
+        <w:rPr>
+          <w:b/>
+          <w:bCs/>
+          <w:sz w:val="24"/>
+          <w:szCs w:val="24"/>
+        </w:rPr>
+        <w:t>path</w:t>
+      </w:r>
+      <w:proofErr w:type="spellEnd"/>
+      <w:r>
+        <w:rPr>
+          <w:b/>
+          <w:bCs/>
+          <w:sz w:val="24"/>
+          <w:szCs w:val="24"/>
+        </w:rPr>
+        <w:t xml:space="preserve"> </w:t>
+      </w:r>
+      <w:proofErr w:type="spellStart"/>
+      <w:r>
+        <w:rPr>
+          <w:b/>
+          <w:bCs/>
+          <w:sz w:val="24"/>
+          <w:szCs w:val="24"/>
+        </w:rPr>
+        <w:t>length</w:t>
+      </w:r>
+      <w:proofErr w:type="spellEnd"/>
+      <w:r>
+        <w:rPr>
+          <w:sz w:val="24"/>
+          <w:szCs w:val="24"/>
+        </w:rPr>
+        <w:t xml:space="preserve"> of </w:t>
+      </w:r>
+      <w:proofErr w:type="spellStart"/>
+      <w:r>
+        <w:rPr>
+          <w:sz w:val="24"/>
+          <w:szCs w:val="24"/>
+        </w:rPr>
+        <w:t>approximately</w:t>
+      </w:r>
+      <w:proofErr w:type="spellEnd"/>
+      <w:r>
+        <w:rPr>
+          <w:sz w:val="24"/>
+          <w:szCs w:val="24"/>
+        </w:rPr>
+        <w:t xml:space="preserve"> 1.93. </w:t>
+      </w:r>
+      <w:proofErr w:type="spellStart"/>
+      <w:r>
+        <w:rPr>
+          <w:sz w:val="24"/>
+          <w:szCs w:val="24"/>
+        </w:rPr>
+        <w:t>These</w:t>
+      </w:r>
+      <w:proofErr w:type="spellEnd"/>
+      <w:r>
+        <w:rPr>
+          <w:sz w:val="24"/>
+          <w:szCs w:val="24"/>
+        </w:rPr>
+        <w:t xml:space="preserve"> </w:t>
+      </w:r>
+      <w:proofErr w:type="spellStart"/>
+      <w:r>
+        <w:rPr>
+          <w:sz w:val="24"/>
+          <w:szCs w:val="24"/>
+        </w:rPr>
+        <w:t>values</w:t>
+      </w:r>
+      <w:proofErr w:type="spellEnd"/>
+      <w:r>
+        <w:rPr>
+          <w:sz w:val="24"/>
+          <w:szCs w:val="24"/>
+        </w:rPr>
+        <w:t xml:space="preserve"> indicate </w:t>
+      </w:r>
+      <w:proofErr w:type="spellStart"/>
+      <w:r>
+        <w:rPr>
+          <w:sz w:val="24"/>
+          <w:szCs w:val="24"/>
+        </w:rPr>
+        <w:t>that</w:t>
+      </w:r>
+      <w:proofErr w:type="spellEnd"/>
+      <w:r>
+        <w:rPr>
+          <w:sz w:val="24"/>
+          <w:szCs w:val="24"/>
+        </w:rPr>
+        <w:t xml:space="preserve"> the network </w:t>
+      </w:r>
+      <w:proofErr w:type="spellStart"/>
+      <w:r>
+        <w:rPr>
+          <w:sz w:val="24"/>
+          <w:szCs w:val="24"/>
+        </w:rPr>
+        <w:t>has</w:t>
+      </w:r>
+      <w:proofErr w:type="spellEnd"/>
+      <w:r>
+        <w:rPr>
+          <w:sz w:val="24"/>
+          <w:szCs w:val="24"/>
+        </w:rPr>
+        <w:t xml:space="preserve"> a strong small-world </w:t>
+      </w:r>
+      <w:proofErr w:type="spellStart"/>
+      <w:r>
+        <w:rPr>
+          <w:sz w:val="24"/>
+          <w:szCs w:val="24"/>
+        </w:rPr>
+        <w:t>structure</w:t>
+      </w:r>
+      <w:proofErr w:type="spellEnd"/>
+      <w:r>
+        <w:rPr>
+          <w:sz w:val="24"/>
+          <w:szCs w:val="24"/>
+        </w:rPr>
+        <w:t xml:space="preserve">, </w:t>
+      </w:r>
+      <w:proofErr w:type="spellStart"/>
+      <w:r>
+        <w:rPr>
+          <w:sz w:val="24"/>
+          <w:szCs w:val="24"/>
+        </w:rPr>
+        <w:t>where</w:t>
+      </w:r>
+      <w:proofErr w:type="spellEnd"/>
+      <w:r>
+        <w:rPr>
+          <w:sz w:val="24"/>
+          <w:szCs w:val="24"/>
+        </w:rPr>
+        <w:t xml:space="preserve"> </w:t>
+      </w:r>
+      <w:proofErr w:type="spellStart"/>
+      <w:r>
+        <w:rPr>
+          <w:sz w:val="24"/>
+          <w:szCs w:val="24"/>
+        </w:rPr>
+        <w:t>any</w:t>
+      </w:r>
+      <w:proofErr w:type="spellEnd"/>
+      <w:r>
+        <w:rPr>
+          <w:sz w:val="24"/>
+          <w:szCs w:val="24"/>
+        </w:rPr>
+        <w:t xml:space="preserve"> </w:t>
+      </w:r>
+      <w:proofErr w:type="spellStart"/>
+      <w:r>
+        <w:rPr>
+          <w:sz w:val="24"/>
+          <w:szCs w:val="24"/>
+        </w:rPr>
+        <w:t>pair</w:t>
+      </w:r>
+      <w:proofErr w:type="spellEnd"/>
+      <w:r>
+        <w:rPr>
+          <w:sz w:val="24"/>
+          <w:szCs w:val="24"/>
+        </w:rPr>
+        <w:t xml:space="preserve"> of </w:t>
+      </w:r>
+      <w:proofErr w:type="spellStart"/>
+      <w:r>
+        <w:rPr>
+          <w:sz w:val="24"/>
+          <w:szCs w:val="24"/>
+        </w:rPr>
+        <w:t>nodes</w:t>
+      </w:r>
+      <w:proofErr w:type="spellEnd"/>
+      <w:r>
+        <w:rPr>
+          <w:sz w:val="24"/>
+          <w:szCs w:val="24"/>
+        </w:rPr>
+        <w:t xml:space="preserve"> can be </w:t>
+      </w:r>
+      <w:proofErr w:type="spellStart"/>
+      <w:r>
+        <w:rPr>
+          <w:sz w:val="24"/>
+          <w:szCs w:val="24"/>
+        </w:rPr>
+        <w:t>reached</w:t>
+      </w:r>
+      <w:proofErr w:type="spellEnd"/>
+      <w:r>
+        <w:rPr>
+          <w:sz w:val="24"/>
+          <w:szCs w:val="24"/>
+        </w:rPr>
+        <w:t xml:space="preserve"> </w:t>
+      </w:r>
+      <w:proofErr w:type="spellStart"/>
+      <w:r>
+        <w:rPr>
+          <w:sz w:val="24"/>
+          <w:szCs w:val="24"/>
+        </w:rPr>
+        <w:t>through</w:t>
+      </w:r>
+      <w:proofErr w:type="spellEnd"/>
+      <w:r>
+        <w:rPr>
+          <w:sz w:val="24"/>
+          <w:szCs w:val="24"/>
+        </w:rPr>
+        <w:t xml:space="preserve"> a </w:t>
+      </w:r>
+      <w:proofErr w:type="spellStart"/>
+      <w:r>
+        <w:rPr>
+          <w:sz w:val="24"/>
+          <w:szCs w:val="24"/>
+        </w:rPr>
+        <w:t>very</w:t>
+      </w:r>
+      <w:proofErr w:type="spellEnd"/>
+      <w:r>
+        <w:rPr>
+          <w:sz w:val="24"/>
+          <w:szCs w:val="24"/>
+        </w:rPr>
+        <w:t xml:space="preserve"> small </w:t>
+      </w:r>
+      <w:proofErr w:type="spellStart"/>
+      <w:r>
+        <w:rPr>
+          <w:sz w:val="24"/>
+          <w:szCs w:val="24"/>
+        </w:rPr>
+        <w:t>number</w:t>
+      </w:r>
+      <w:proofErr w:type="spellEnd"/>
+      <w:r>
+        <w:rPr>
+          <w:sz w:val="24"/>
+          <w:szCs w:val="24"/>
+        </w:rPr>
+        <w:t xml:space="preserve"> of steps.</w:t>
+      </w:r>
+    </w:p>
+    <w:p>
+      <w:pPr>
+        <w:tabs>
+          <w:tab w:val="num" w:pos="720"/>
+        </w:tabs>
+        <w:spacing w:after="0"/>
+        <w:rPr>
+          <w:sz w:val="24"/>
+          <w:szCs w:val="24"/>
+        </w:rPr>
+      </w:pPr>
+      <w:proofErr w:type="spellStart"/>
+      <w:r>
+        <w:rPr>
+          <w:sz w:val="24"/>
+          <w:szCs w:val="24"/>
+        </w:rPr>
+        <w:t>This</w:t>
+      </w:r>
+      <w:proofErr w:type="spellEnd"/>
+      <w:r>
+        <w:rPr>
+          <w:sz w:val="24"/>
+          <w:szCs w:val="24"/>
+        </w:rPr>
+        <w:t xml:space="preserve"> </w:t>
+      </w:r>
+      <w:proofErr w:type="spellStart"/>
+      <w:r>
+        <w:rPr>
+          <w:sz w:val="24"/>
+          <w:szCs w:val="24"/>
+        </w:rPr>
+        <w:t>is</w:t>
+      </w:r>
+      <w:proofErr w:type="spellEnd"/>
+      <w:r>
+        <w:rPr>
+          <w:sz w:val="24"/>
+          <w:szCs w:val="24"/>
+        </w:rPr>
+        <w:t xml:space="preserve"> </w:t>
+      </w:r>
+      <w:proofErr w:type="spellStart"/>
+      <w:r>
+        <w:rPr>
+          <w:sz w:val="24"/>
+          <w:szCs w:val="24"/>
+        </w:rPr>
+        <w:t>further</w:t>
+      </w:r>
+      <w:proofErr w:type="spellEnd"/>
+      <w:r>
+        <w:rPr>
+          <w:sz w:val="24"/>
+          <w:szCs w:val="24"/>
+        </w:rPr>
+        <w:t xml:space="preserve"> </w:t>
+      </w:r>
+      <w:proofErr w:type="spellStart"/>
+      <w:r>
+        <w:rPr>
+          <w:sz w:val="24"/>
+          <w:szCs w:val="24"/>
+        </w:rPr>
+        <w:t>reinforced</w:t>
+      </w:r>
+      <w:proofErr w:type="spellEnd"/>
+      <w:r>
+        <w:rPr>
+          <w:sz w:val="24"/>
+          <w:szCs w:val="24"/>
+        </w:rPr>
+        <w:t xml:space="preserve"> by the high clustering </w:t>
+      </w:r>
+      <w:proofErr w:type="spellStart"/>
+      <w:r>
+        <w:rPr>
+          <w:sz w:val="24"/>
+          <w:szCs w:val="24"/>
+        </w:rPr>
+        <w:t>coefficient</w:t>
+      </w:r>
+      <w:proofErr w:type="spellEnd"/>
+      <w:r>
+        <w:rPr>
+          <w:sz w:val="24"/>
+          <w:szCs w:val="24"/>
+        </w:rPr>
+        <w:t xml:space="preserve">, </w:t>
+      </w:r>
+      <w:proofErr w:type="spellStart"/>
+      <w:r>
+        <w:rPr>
+          <w:sz w:val="24"/>
+          <w:szCs w:val="24"/>
+        </w:rPr>
+        <w:t>suggesting</w:t>
+      </w:r>
+      <w:proofErr w:type="spellEnd"/>
+      <w:r>
+        <w:rPr>
+          <w:sz w:val="24"/>
+          <w:szCs w:val="24"/>
+        </w:rPr>
+        <w:t xml:space="preserve"> </w:t>
+      </w:r>
+      <w:proofErr w:type="spellStart"/>
+      <w:r>
+        <w:rPr>
+          <w:sz w:val="24"/>
+          <w:szCs w:val="24"/>
+        </w:rPr>
+        <w:t>that</w:t>
+      </w:r>
+      <w:proofErr w:type="spellEnd"/>
+      <w:r>
+        <w:rPr>
+          <w:sz w:val="24"/>
+          <w:szCs w:val="24"/>
+        </w:rPr>
+        <w:t xml:space="preserve"> </w:t>
+      </w:r>
+      <w:proofErr w:type="spellStart"/>
+      <w:r>
+        <w:rPr>
+          <w:sz w:val="24"/>
+          <w:szCs w:val="24"/>
+        </w:rPr>
+        <w:t>nodes</w:t>
+      </w:r>
+      <w:proofErr w:type="spellEnd"/>
+      <w:r>
+        <w:rPr>
+          <w:sz w:val="24"/>
+          <w:szCs w:val="24"/>
+        </w:rPr>
+        <w:t xml:space="preserve"> </w:t>
+      </w:r>
+      <w:proofErr w:type="spellStart"/>
+      <w:r>
+        <w:rPr>
+          <w:sz w:val="24"/>
+          <w:szCs w:val="24"/>
+        </w:rPr>
+        <w:t>form</w:t>
+      </w:r>
+      <w:proofErr w:type="spellEnd"/>
+      <w:r>
+        <w:rPr>
+          <w:sz w:val="24"/>
+          <w:szCs w:val="24"/>
+        </w:rPr>
+        <w:t xml:space="preserve"> </w:t>
+      </w:r>
+      <w:proofErr w:type="spellStart"/>
+      <w:r>
+        <w:rPr>
+          <w:sz w:val="24"/>
+          <w:szCs w:val="24"/>
+        </w:rPr>
+        <w:t>tightly</w:t>
+      </w:r>
+      <w:proofErr w:type="spellEnd"/>
+      <w:r>
+        <w:rPr>
+          <w:sz w:val="24"/>
+          <w:szCs w:val="24"/>
+        </w:rPr>
+        <w:t xml:space="preserve"> </w:t>
+      </w:r>
+      <w:proofErr w:type="spellStart"/>
+      <w:r>
+        <w:rPr>
+          <w:sz w:val="24"/>
+          <w:szCs w:val="24"/>
+        </w:rPr>
+        <w:t>connected</w:t>
+      </w:r>
+      <w:proofErr w:type="spellEnd"/>
+      <w:r>
+        <w:rPr>
+          <w:sz w:val="24"/>
+          <w:szCs w:val="24"/>
+        </w:rPr>
+        <w:t xml:space="preserve"> groups </w:t>
+      </w:r>
+      <w:proofErr w:type="spellStart"/>
+      <w:r>
+        <w:rPr>
+          <w:sz w:val="24"/>
+          <w:szCs w:val="24"/>
+        </w:rPr>
+        <w:t>based</w:t>
+      </w:r>
+      <w:proofErr w:type="spellEnd"/>
+      <w:r>
+        <w:rPr>
+          <w:sz w:val="24"/>
+          <w:szCs w:val="24"/>
+        </w:rPr>
+        <w:t xml:space="preserve"> on </w:t>
+      </w:r>
+      <w:proofErr w:type="spellStart"/>
+      <w:r>
+        <w:rPr>
+          <w:sz w:val="24"/>
+          <w:szCs w:val="24"/>
+        </w:rPr>
+        <w:t>shared</w:t>
+      </w:r>
+      <w:proofErr w:type="spellEnd"/>
+      <w:r>
+        <w:rPr>
+          <w:sz w:val="24"/>
+          <w:szCs w:val="24"/>
+        </w:rPr>
+        <w:t xml:space="preserve"> </w:t>
+      </w:r>
+      <w:proofErr w:type="spellStart"/>
+      <w:r>
+        <w:rPr>
+          <w:sz w:val="24"/>
+          <w:szCs w:val="24"/>
+        </w:rPr>
+        <w:t>genre</w:t>
+      </w:r>
+      <w:proofErr w:type="spellEnd"/>
+      <w:r>
+        <w:rPr>
+          <w:sz w:val="24"/>
+          <w:szCs w:val="24"/>
+        </w:rPr>
+        <w:t xml:space="preserve"> </w:t>
+      </w:r>
+      <w:proofErr w:type="spellStart"/>
+      <w:r>
+        <w:rPr>
+          <w:sz w:val="24"/>
+          <w:szCs w:val="24"/>
+        </w:rPr>
+        <w:t>attributes</w:t>
+      </w:r>
+      <w:proofErr w:type="spellEnd"/>
+      <w:r>
+        <w:rPr>
+          <w:sz w:val="24"/>
+          <w:szCs w:val="24"/>
+        </w:rPr>
+        <w:t xml:space="preserve">. Overall, the network </w:t>
+      </w:r>
+      <w:proofErr w:type="spellStart"/>
+      <w:r>
+        <w:rPr>
+          <w:sz w:val="24"/>
+          <w:szCs w:val="24"/>
+        </w:rPr>
+        <w:t>is</w:t>
+      </w:r>
+      <w:proofErr w:type="spellEnd"/>
+      <w:r>
+        <w:rPr>
+          <w:sz w:val="24"/>
+          <w:szCs w:val="24"/>
+        </w:rPr>
+        <w:t xml:space="preserve"> </w:t>
+      </w:r>
+      <w:proofErr w:type="spellStart"/>
+      <w:r>
+        <w:rPr>
+          <w:sz w:val="24"/>
+          <w:szCs w:val="24"/>
+        </w:rPr>
+        <w:t>highly</w:t>
+      </w:r>
+      <w:proofErr w:type="spellEnd"/>
+      <w:r>
+        <w:rPr>
+          <w:sz w:val="24"/>
+          <w:szCs w:val="24"/>
+        </w:rPr>
+        <w:t xml:space="preserve"> compact, </w:t>
+      </w:r>
+      <w:proofErr w:type="spellStart"/>
+      <w:r>
+        <w:rPr>
+          <w:sz w:val="24"/>
+          <w:szCs w:val="24"/>
+        </w:rPr>
+        <w:t>which</w:t>
+      </w:r>
+      <w:proofErr w:type="spellEnd"/>
+      <w:r>
+        <w:rPr>
+          <w:sz w:val="24"/>
+          <w:szCs w:val="24"/>
+        </w:rPr>
+        <w:t xml:space="preserve"> </w:t>
+      </w:r>
+      <w:proofErr w:type="spellStart"/>
+      <w:r>
+        <w:rPr>
+          <w:sz w:val="24"/>
+          <w:szCs w:val="24"/>
+        </w:rPr>
+        <w:t>is</w:t>
+      </w:r>
+      <w:proofErr w:type="spellEnd"/>
+      <w:r>
+        <w:rPr>
+          <w:sz w:val="24"/>
+          <w:szCs w:val="24"/>
+        </w:rPr>
+        <w:t xml:space="preserve"> a </w:t>
+      </w:r>
+      <w:proofErr w:type="spellStart"/>
+      <w:r>
+        <w:rPr>
+          <w:sz w:val="24"/>
+          <w:szCs w:val="24"/>
+        </w:rPr>
+        <w:t>direct</w:t>
+      </w:r>
+      <w:proofErr w:type="spellEnd"/>
+      <w:r>
+        <w:rPr>
+          <w:sz w:val="24"/>
+          <w:szCs w:val="24"/>
+        </w:rPr>
+        <w:t xml:space="preserve"> </w:t>
+      </w:r>
+      <w:proofErr w:type="spellStart"/>
+      <w:r>
+        <w:rPr>
+          <w:sz w:val="24"/>
+          <w:szCs w:val="24"/>
+        </w:rPr>
+        <w:t>consequence</w:t>
+      </w:r>
+      <w:proofErr w:type="spellEnd"/>
+      <w:r>
+        <w:rPr>
+          <w:sz w:val="24"/>
+          <w:szCs w:val="24"/>
+        </w:rPr>
+        <w:t xml:space="preserve"> of the </w:t>
+      </w:r>
+      <w:proofErr w:type="spellStart"/>
+      <w:r>
+        <w:rPr>
+          <w:sz w:val="24"/>
+          <w:szCs w:val="24"/>
+        </w:rPr>
+        <w:t>similarity-based</w:t>
+      </w:r>
+      <w:proofErr w:type="spellEnd"/>
+      <w:r>
+        <w:rPr>
+          <w:sz w:val="24"/>
+          <w:szCs w:val="24"/>
+        </w:rPr>
+        <w:t xml:space="preserve"> </w:t>
+      </w:r>
+      <w:proofErr w:type="spellStart"/>
+      <w:r>
+        <w:rPr>
+          <w:sz w:val="24"/>
+          <w:szCs w:val="24"/>
+        </w:rPr>
+        <w:t>construction</w:t>
+      </w:r>
+      <w:proofErr w:type="spellEnd"/>
+      <w:r>
+        <w:rPr>
+          <w:sz w:val="24"/>
+          <w:szCs w:val="24"/>
+        </w:rPr>
+        <w:t xml:space="preserve"> </w:t>
+      </w:r>
+      <w:proofErr w:type="spellStart"/>
+      <w:r>
+        <w:rPr>
+          <w:sz w:val="24"/>
+          <w:szCs w:val="24"/>
+        </w:rPr>
+        <w:t>mechanism</w:t>
       </w:r>
       <w:proofErr w:type="spellEnd"/>
       <w:r>
@@ -2743,7 +3688,6 @@
           <w:b/>
           <w:bCs/>
         </w:rPr>
-        <w:lastRenderedPageBreak/>
         <w:t>Network Analysis</w:t>
       </w:r>
     </w:p>
@@ -2760,119 +3704,7 @@
           <w:sz w:val="24"/>
           <w:szCs w:val="24"/>
         </w:rPr>
-        <w:t xml:space="preserve">The </w:t>
-      </w:r>
-      <w:proofErr w:type="spellStart"/>
-      <w:r>
-        <w:rPr>
-          <w:sz w:val="24"/>
-          <w:szCs w:val="24"/>
-        </w:rPr>
-        <w:t>structural</w:t>
-      </w:r>
-      <w:proofErr w:type="spellEnd"/>
-      <w:r>
-        <w:rPr>
-          <w:sz w:val="24"/>
-          <w:szCs w:val="24"/>
-        </w:rPr>
-        <w:t xml:space="preserve"> </w:t>
-      </w:r>
-      <w:proofErr w:type="spellStart"/>
-      <w:r>
-        <w:rPr>
-          <w:sz w:val="24"/>
-          <w:szCs w:val="24"/>
-        </w:rPr>
-        <w:t>properties</w:t>
-      </w:r>
-      <w:proofErr w:type="spellEnd"/>
-      <w:r>
-        <w:rPr>
-          <w:sz w:val="24"/>
-          <w:szCs w:val="24"/>
-        </w:rPr>
-        <w:t xml:space="preserve"> of the network </w:t>
-      </w:r>
-      <w:proofErr w:type="spellStart"/>
-      <w:r>
-        <w:rPr>
-          <w:sz w:val="24"/>
-          <w:szCs w:val="24"/>
-        </w:rPr>
-        <w:t>were</w:t>
-      </w:r>
-      <w:proofErr w:type="spellEnd"/>
-      <w:r>
-        <w:rPr>
-          <w:sz w:val="24"/>
-          <w:szCs w:val="24"/>
-        </w:rPr>
-        <w:t xml:space="preserve"> </w:t>
-      </w:r>
-      <w:proofErr w:type="spellStart"/>
-      <w:r>
-        <w:rPr>
-          <w:sz w:val="24"/>
-          <w:szCs w:val="24"/>
-        </w:rPr>
-        <w:t>computed</w:t>
-      </w:r>
-      <w:proofErr w:type="spellEnd"/>
-      <w:r>
-        <w:rPr>
-          <w:sz w:val="24"/>
-          <w:szCs w:val="24"/>
-        </w:rPr>
-        <w:t xml:space="preserve"> </w:t>
-      </w:r>
-      <w:proofErr w:type="spellStart"/>
-      <w:r>
-        <w:rPr>
-          <w:sz w:val="24"/>
-          <w:szCs w:val="24"/>
-        </w:rPr>
-        <w:t>using</w:t>
-      </w:r>
-      <w:proofErr w:type="spellEnd"/>
-      <w:r>
-        <w:rPr>
-          <w:sz w:val="24"/>
-          <w:szCs w:val="24"/>
-        </w:rPr>
-        <w:t xml:space="preserve"> </w:t>
-      </w:r>
-      <w:proofErr w:type="spellStart"/>
-      <w:r>
-        <w:rPr>
-          <w:sz w:val="24"/>
-          <w:szCs w:val="24"/>
-        </w:rPr>
-        <w:t>NetworkX</w:t>
-      </w:r>
-      <w:proofErr w:type="spellEnd"/>
-      <w:r>
-        <w:rPr>
-          <w:sz w:val="24"/>
-          <w:szCs w:val="24"/>
-        </w:rPr>
-        <w:t xml:space="preserve">. The </w:t>
-      </w:r>
-      <w:proofErr w:type="spellStart"/>
-      <w:r>
-        <w:rPr>
-          <w:sz w:val="24"/>
-          <w:szCs w:val="24"/>
-        </w:rPr>
-        <w:t>graph</w:t>
-      </w:r>
-      <w:proofErr w:type="spellEnd"/>
-      <w:r>
-        <w:rPr>
-          <w:sz w:val="24"/>
-          <w:szCs w:val="24"/>
-        </w:rPr>
-        <w:t xml:space="preserve"> </w:t>
+        <w:t xml:space="preserve">The network </w:t>
       </w:r>
       <w:proofErr w:type="spellStart"/>
       <w:r>
@@ -2888,7 +3720,7 @@
           <w:sz w:val="24"/>
           <w:szCs w:val="24"/>
         </w:rPr>
-        <w:t xml:space="preserve"> 3579 </w:t>
+        <w:t xml:space="preserve"> a </w:t>
       </w:r>
       <w:proofErr w:type="spellStart"/>
       <w:r>
@@ -2898,15 +3730,15 @@
           <w:sz w:val="24"/>
           <w:szCs w:val="24"/>
         </w:rPr>
-        <w:t>nodes</w:t>
-      </w:r>
-      <w:proofErr w:type="spellEnd"/>
-      <w:r>
-        <w:rPr>
-          <w:sz w:val="24"/>
-          <w:szCs w:val="24"/>
-        </w:rPr>
-        <w:t xml:space="preserve"> and 780393 </w:t>
+        <w:t>density</w:t>
+      </w:r>
+      <w:proofErr w:type="spellEnd"/>
+      <w:r>
+        <w:rPr>
+          <w:sz w:val="24"/>
+          <w:szCs w:val="24"/>
+        </w:rPr>
+        <w:t xml:space="preserve"> of 0.122 and an </w:t>
       </w:r>
       <w:proofErr w:type="spellStart"/>
       <w:r>
@@ -2916,33 +3748,9 @@
           <w:sz w:val="24"/>
           <w:szCs w:val="24"/>
         </w:rPr>
-        <w:t>edges</w:t>
-      </w:r>
-      <w:proofErr w:type="spellEnd"/>
-      <w:r>
-        <w:rPr>
-          <w:sz w:val="24"/>
-          <w:szCs w:val="24"/>
-        </w:rPr>
-        <w:t xml:space="preserve">, </w:t>
-      </w:r>
-      <w:proofErr w:type="spellStart"/>
-      <w:r>
-        <w:rPr>
-          <w:sz w:val="24"/>
-          <w:szCs w:val="24"/>
-        </w:rPr>
-        <w:t>resulting</w:t>
-      </w:r>
-      <w:proofErr w:type="spellEnd"/>
-      <w:r>
-        <w:rPr>
-          <w:sz w:val="24"/>
-          <w:szCs w:val="24"/>
-        </w:rPr>
-        <w:t xml:space="preserve"> in a </w:t>
-      </w:r>
-      <w:proofErr w:type="spellStart"/>
+        <w:t>average</w:t>
+      </w:r>
+      <w:proofErr w:type="spellEnd"/>
       <w:r>
         <w:rPr>
           <w:b/>
@@ -2950,39 +3758,22 @@
           <w:sz w:val="24"/>
           <w:szCs w:val="24"/>
         </w:rPr>
-        <w:t>density</w:t>
-      </w:r>
-      <w:proofErr w:type="spellEnd"/>
-      <w:r>
-        <w:rPr>
-          <w:sz w:val="24"/>
-          <w:szCs w:val="24"/>
-        </w:rPr>
-        <w:t xml:space="preserve"> of 0.122, </w:t>
-      </w:r>
-      <w:proofErr w:type="spellStart"/>
-      <w:r>
-        <w:rPr>
-          <w:sz w:val="24"/>
-          <w:szCs w:val="24"/>
-        </w:rPr>
-        <w:t>which</w:t>
-      </w:r>
-      <w:proofErr w:type="spellEnd"/>
-      <w:r>
-        <w:rPr>
-          <w:sz w:val="24"/>
-          <w:szCs w:val="24"/>
-        </w:rPr>
-        <w:t xml:space="preserve"> </w:t>
-      </w:r>
-      <w:proofErr w:type="spellStart"/>
-      <w:r>
-        <w:rPr>
-          <w:sz w:val="24"/>
-          <w:szCs w:val="24"/>
-        </w:rPr>
-        <w:t>indicates</w:t>
+        <w:t xml:space="preserve"> degree</w:t>
+      </w:r>
+      <w:r>
+        <w:rPr>
+          <w:sz w:val="24"/>
+          <w:szCs w:val="24"/>
+        </w:rPr>
+        <w:t xml:space="preserve"> of 436.10, </w:t>
+      </w:r>
+      <w:proofErr w:type="spellStart"/>
+      <w:r>
+        <w:rPr>
+          <w:sz w:val="24"/>
+          <w:szCs w:val="24"/>
+        </w:rPr>
+        <w:t>indicating</w:t>
       </w:r>
       <w:proofErr w:type="spellEnd"/>
       <w:r>
@@ -3058,8 +3849,19 @@
           <w:sz w:val="24"/>
           <w:szCs w:val="24"/>
         </w:rPr>
-        <w:t xml:space="preserve"> degree</w:t>
-      </w:r>
+        <w:t xml:space="preserve"> clustering </w:t>
+      </w:r>
+      <w:proofErr w:type="spellStart"/>
+      <w:r>
+        <w:rPr>
+          <w:b/>
+          <w:bCs/>
+          <w:sz w:val="24"/>
+          <w:szCs w:val="24"/>
+        </w:rPr>
+        <w:t>coefficient</w:t>
+      </w:r>
+      <w:proofErr w:type="spellEnd"/>
       <w:r>
         <w:rPr>
           <w:sz w:val="24"/>
@@ -3081,47 +3883,133 @@
           <w:sz w:val="24"/>
           <w:szCs w:val="24"/>
         </w:rPr>
-        <w:t xml:space="preserve"> 436.10, </w:t>
-      </w:r>
-      <w:proofErr w:type="spellStart"/>
-      <w:r>
-        <w:rPr>
-          <w:sz w:val="24"/>
-          <w:szCs w:val="24"/>
-        </w:rPr>
-        <w:t>meaning</w:t>
-      </w:r>
-      <w:proofErr w:type="spellEnd"/>
-      <w:r>
-        <w:rPr>
-          <w:sz w:val="24"/>
-          <w:szCs w:val="24"/>
-        </w:rPr>
-        <w:t xml:space="preserve"> </w:t>
-      </w:r>
-      <w:proofErr w:type="spellStart"/>
-      <w:r>
-        <w:rPr>
-          <w:sz w:val="24"/>
-          <w:szCs w:val="24"/>
-        </w:rPr>
-        <w:t>each</w:t>
-      </w:r>
-      <w:proofErr w:type="spellEnd"/>
-      <w:r>
-        <w:rPr>
-          <w:sz w:val="24"/>
-          <w:szCs w:val="24"/>
-        </w:rPr>
-        <w:t xml:space="preserve"> </w:t>
-      </w:r>
-      <w:proofErr w:type="spellStart"/>
-      <w:r>
-        <w:rPr>
-          <w:sz w:val="24"/>
-          <w:szCs w:val="24"/>
-        </w:rPr>
-        <w:t>node</w:t>
+        <w:t xml:space="preserve"> 0.63, </w:t>
+      </w:r>
+      <w:proofErr w:type="spellStart"/>
+      <w:r>
+        <w:rPr>
+          <w:sz w:val="24"/>
+          <w:szCs w:val="24"/>
+        </w:rPr>
+        <w:t>reflecting</w:t>
+      </w:r>
+      <w:proofErr w:type="spellEnd"/>
+      <w:r>
+        <w:rPr>
+          <w:sz w:val="24"/>
+          <w:szCs w:val="24"/>
+        </w:rPr>
+        <w:t xml:space="preserve"> strong </w:t>
+      </w:r>
+      <w:proofErr w:type="spellStart"/>
+      <w:r>
+        <w:rPr>
+          <w:sz w:val="24"/>
+          <w:szCs w:val="24"/>
+        </w:rPr>
+        <w:t>local</w:t>
+      </w:r>
+      <w:proofErr w:type="spellEnd"/>
+      <w:r>
+        <w:rPr>
+          <w:sz w:val="24"/>
+          <w:szCs w:val="24"/>
+        </w:rPr>
+        <w:t xml:space="preserve"> </w:t>
+      </w:r>
+      <w:proofErr w:type="spellStart"/>
+      <w:r>
+        <w:rPr>
+          <w:sz w:val="24"/>
+          <w:szCs w:val="24"/>
+        </w:rPr>
+        <w:t>connectivity</w:t>
+      </w:r>
+      <w:proofErr w:type="spellEnd"/>
+      <w:r>
+        <w:rPr>
+          <w:sz w:val="24"/>
+          <w:szCs w:val="24"/>
+        </w:rPr>
+        <w:t xml:space="preserve"> due to </w:t>
+      </w:r>
+      <w:proofErr w:type="spellStart"/>
+      <w:r>
+        <w:rPr>
+          <w:sz w:val="24"/>
+          <w:szCs w:val="24"/>
+        </w:rPr>
+        <w:t>shared</w:t>
+      </w:r>
+      <w:proofErr w:type="spellEnd"/>
+      <w:r>
+        <w:rPr>
+          <w:sz w:val="24"/>
+          <w:szCs w:val="24"/>
+        </w:rPr>
+        <w:t xml:space="preserve"> </w:t>
+      </w:r>
+      <w:proofErr w:type="spellStart"/>
+      <w:r>
+        <w:rPr>
+          <w:sz w:val="24"/>
+          <w:szCs w:val="24"/>
+        </w:rPr>
+        <w:t>genre</w:t>
+      </w:r>
+      <w:proofErr w:type="spellEnd"/>
+      <w:r>
+        <w:rPr>
+          <w:sz w:val="24"/>
+          <w:szCs w:val="24"/>
+        </w:rPr>
+        <w:t xml:space="preserve"> </w:t>
+      </w:r>
+      <w:proofErr w:type="spellStart"/>
+      <w:r>
+        <w:rPr>
+          <w:sz w:val="24"/>
+          <w:szCs w:val="24"/>
+        </w:rPr>
+        <w:t>overlap</w:t>
+      </w:r>
+      <w:proofErr w:type="spellEnd"/>
+      <w:r>
+        <w:rPr>
+          <w:sz w:val="24"/>
+          <w:szCs w:val="24"/>
+        </w:rPr>
+        <w:t xml:space="preserve">. The </w:t>
+      </w:r>
+      <w:proofErr w:type="spellStart"/>
+      <w:r>
+        <w:rPr>
+          <w:b/>
+          <w:bCs/>
+          <w:sz w:val="24"/>
+          <w:szCs w:val="24"/>
+        </w:rPr>
+        <w:t>assortativity</w:t>
+      </w:r>
+      <w:proofErr w:type="spellEnd"/>
+      <w:r>
+        <w:rPr>
+          <w:b/>
+          <w:bCs/>
+          <w:sz w:val="24"/>
+          <w:szCs w:val="24"/>
+        </w:rPr>
+        <w:t xml:space="preserve"> </w:t>
+      </w:r>
+      <w:proofErr w:type="spellStart"/>
+      <w:r>
+        <w:rPr>
+          <w:b/>
+          <w:bCs/>
+          <w:sz w:val="24"/>
+          <w:szCs w:val="24"/>
+        </w:rPr>
+        <w:t>coefficient</w:t>
       </w:r>
       <w:proofErr w:type="spellEnd"/>
       <w:r>
@@ -3145,39 +4033,119 @@
           <w:sz w:val="24"/>
           <w:szCs w:val="24"/>
         </w:rPr>
-        <w:t xml:space="preserve"> </w:t>
-      </w:r>
-      <w:proofErr w:type="spellStart"/>
-      <w:r>
-        <w:rPr>
-          <w:sz w:val="24"/>
-          <w:szCs w:val="24"/>
-        </w:rPr>
-        <w:t>connected</w:t>
-      </w:r>
-      <w:proofErr w:type="spellEnd"/>
-      <w:r>
-        <w:rPr>
-          <w:sz w:val="24"/>
-          <w:szCs w:val="24"/>
-        </w:rPr>
-        <w:t xml:space="preserve"> to a large </w:t>
-      </w:r>
-      <w:proofErr w:type="spellStart"/>
-      <w:r>
-        <w:rPr>
-          <w:sz w:val="24"/>
-          <w:szCs w:val="24"/>
-        </w:rPr>
-        <w:t>portion</w:t>
-      </w:r>
-      <w:proofErr w:type="spellEnd"/>
-      <w:r>
-        <w:rPr>
-          <w:sz w:val="24"/>
-          <w:szCs w:val="24"/>
-        </w:rPr>
-        <w:t xml:space="preserve"> of the network.</w:t>
+        <w:t xml:space="preserve"> 0.17, </w:t>
+      </w:r>
+      <w:proofErr w:type="spellStart"/>
+      <w:r>
+        <w:rPr>
+          <w:sz w:val="24"/>
+          <w:szCs w:val="24"/>
+        </w:rPr>
+        <w:t>suggesting</w:t>
+      </w:r>
+      <w:proofErr w:type="spellEnd"/>
+      <w:r>
+        <w:rPr>
+          <w:sz w:val="24"/>
+          <w:szCs w:val="24"/>
+        </w:rPr>
+        <w:t xml:space="preserve"> a </w:t>
+      </w:r>
+      <w:proofErr w:type="spellStart"/>
+      <w:r>
+        <w:rPr>
+          <w:sz w:val="24"/>
+          <w:szCs w:val="24"/>
+        </w:rPr>
+        <w:t>weak</w:t>
+      </w:r>
+      <w:proofErr w:type="spellEnd"/>
+      <w:r>
+        <w:rPr>
+          <w:sz w:val="24"/>
+          <w:szCs w:val="24"/>
+        </w:rPr>
+        <w:t xml:space="preserve"> </w:t>
+      </w:r>
+      <w:proofErr w:type="spellStart"/>
+      <w:r>
+        <w:rPr>
+          <w:sz w:val="24"/>
+          <w:szCs w:val="24"/>
+        </w:rPr>
+        <w:t>tendency</w:t>
+      </w:r>
+      <w:proofErr w:type="spellEnd"/>
+      <w:r>
+        <w:rPr>
+          <w:sz w:val="24"/>
+          <w:szCs w:val="24"/>
+        </w:rPr>
+        <w:t xml:space="preserve"> for </w:t>
+      </w:r>
+      <w:proofErr w:type="spellStart"/>
+      <w:r>
+        <w:rPr>
+          <w:sz w:val="24"/>
+          <w:szCs w:val="24"/>
+        </w:rPr>
+        <w:t>nodes</w:t>
+      </w:r>
+      <w:proofErr w:type="spellEnd"/>
+      <w:r>
+        <w:rPr>
+          <w:sz w:val="24"/>
+          <w:szCs w:val="24"/>
+        </w:rPr>
+        <w:t xml:space="preserve"> to </w:t>
+      </w:r>
+      <w:proofErr w:type="spellStart"/>
+      <w:r>
+        <w:rPr>
+          <w:sz w:val="24"/>
+          <w:szCs w:val="24"/>
+        </w:rPr>
+        <w:t>connect</w:t>
+      </w:r>
+      <w:proofErr w:type="spellEnd"/>
+      <w:r>
+        <w:rPr>
+          <w:sz w:val="24"/>
+          <w:szCs w:val="24"/>
+        </w:rPr>
+        <w:t xml:space="preserve"> with </w:t>
+      </w:r>
+      <w:proofErr w:type="spellStart"/>
+      <w:r>
+        <w:rPr>
+          <w:sz w:val="24"/>
+          <w:szCs w:val="24"/>
+        </w:rPr>
+        <w:t>others</w:t>
+      </w:r>
+      <w:proofErr w:type="spellEnd"/>
+      <w:r>
+        <w:rPr>
+          <w:sz w:val="24"/>
+          <w:szCs w:val="24"/>
+        </w:rPr>
+        <w:t xml:space="preserve"> of </w:t>
+      </w:r>
+      <w:proofErr w:type="spellStart"/>
+      <w:r>
+        <w:rPr>
+          <w:sz w:val="24"/>
+          <w:szCs w:val="24"/>
+        </w:rPr>
+        <w:t>similar</w:t>
+      </w:r>
+      <w:proofErr w:type="spellEnd"/>
+      <w:r>
+        <w:rPr>
+          <w:sz w:val="24"/>
+          <w:szCs w:val="24"/>
+        </w:rPr>
+        <w:t xml:space="preserve"> degree.</w:t>
       </w:r>
     </w:p>
     <w:p>
@@ -3193,7 +4161,23 @@
           <w:sz w:val="24"/>
           <w:szCs w:val="24"/>
         </w:rPr>
-        <w:t xml:space="preserve">The </w:t>
+        <w:t xml:space="preserve">The network </w:t>
+      </w:r>
+      <w:proofErr w:type="spellStart"/>
+      <w:r>
+        <w:rPr>
+          <w:sz w:val="24"/>
+          <w:szCs w:val="24"/>
+        </w:rPr>
+        <w:t>contains</w:t>
+      </w:r>
+      <w:proofErr w:type="spellEnd"/>
+      <w:r>
+        <w:rPr>
+          <w:sz w:val="24"/>
+          <w:szCs w:val="24"/>
+        </w:rPr>
+        <w:t xml:space="preserve"> 728 </w:t>
       </w:r>
       <w:proofErr w:type="spellStart"/>
       <w:r>
@@ -3203,7 +4187,7 @@
           <w:sz w:val="24"/>
           <w:szCs w:val="24"/>
         </w:rPr>
-        <w:t>average</w:t>
+        <w:t>connected</w:t>
       </w:r>
       <w:proofErr w:type="spellEnd"/>
       <w:r>
@@ -3213,7 +4197,7 @@
           <w:sz w:val="24"/>
           <w:szCs w:val="24"/>
         </w:rPr>
-        <w:t xml:space="preserve"> clustering </w:t>
+        <w:t xml:space="preserve"> </w:t>
       </w:r>
       <w:proofErr w:type="spellStart"/>
       <w:r>
@@ -3223,63 +4207,111 @@
           <w:sz w:val="24"/>
           <w:szCs w:val="24"/>
         </w:rPr>
-        <w:t>coefficient</w:t>
-      </w:r>
-      <w:proofErr w:type="spellEnd"/>
-      <w:r>
-        <w:rPr>
-          <w:sz w:val="24"/>
-          <w:szCs w:val="24"/>
-        </w:rPr>
-        <w:t xml:space="preserve"> </w:t>
-      </w:r>
-      <w:proofErr w:type="spellStart"/>
-      <w:r>
-        <w:rPr>
-          <w:sz w:val="24"/>
-          <w:szCs w:val="24"/>
-        </w:rPr>
-        <w:t>is</w:t>
-      </w:r>
-      <w:proofErr w:type="spellEnd"/>
-      <w:r>
-        <w:rPr>
-          <w:sz w:val="24"/>
-          <w:szCs w:val="24"/>
-        </w:rPr>
-        <w:t xml:space="preserve"> 0.63, </w:t>
-      </w:r>
-      <w:proofErr w:type="spellStart"/>
-      <w:r>
-        <w:rPr>
-          <w:sz w:val="24"/>
-          <w:szCs w:val="24"/>
-        </w:rPr>
-        <w:t>showing</w:t>
-      </w:r>
-      <w:proofErr w:type="spellEnd"/>
-      <w:r>
-        <w:rPr>
-          <w:sz w:val="24"/>
-          <w:szCs w:val="24"/>
-        </w:rPr>
-        <w:t xml:space="preserve"> a strong </w:t>
-      </w:r>
-      <w:proofErr w:type="spellStart"/>
-      <w:r>
-        <w:rPr>
-          <w:sz w:val="24"/>
-          <w:szCs w:val="24"/>
-        </w:rPr>
-        <w:t>tendency</w:t>
-      </w:r>
-      <w:proofErr w:type="spellEnd"/>
-      <w:r>
-        <w:rPr>
-          <w:sz w:val="24"/>
-          <w:szCs w:val="24"/>
-        </w:rPr>
-        <w:t xml:space="preserve"> for </w:t>
+        <w:t>components</w:t>
+      </w:r>
+      <w:proofErr w:type="spellEnd"/>
+      <w:r>
+        <w:rPr>
+          <w:sz w:val="24"/>
+          <w:szCs w:val="24"/>
+        </w:rPr>
+        <w:t xml:space="preserve">, </w:t>
+      </w:r>
+      <w:proofErr w:type="spellStart"/>
+      <w:r>
+        <w:rPr>
+          <w:sz w:val="24"/>
+          <w:szCs w:val="24"/>
+        </w:rPr>
+        <w:t>which</w:t>
+      </w:r>
+      <w:proofErr w:type="spellEnd"/>
+      <w:r>
+        <w:rPr>
+          <w:sz w:val="24"/>
+          <w:szCs w:val="24"/>
+        </w:rPr>
+        <w:t xml:space="preserve"> </w:t>
+      </w:r>
+      <w:proofErr w:type="spellStart"/>
+      <w:r>
+        <w:rPr>
+          <w:sz w:val="24"/>
+          <w:szCs w:val="24"/>
+        </w:rPr>
+        <w:t>arise</w:t>
+      </w:r>
+      <w:proofErr w:type="spellEnd"/>
+      <w:r>
+        <w:rPr>
+          <w:sz w:val="24"/>
+          <w:szCs w:val="24"/>
+        </w:rPr>
+        <w:t xml:space="preserve"> from the </w:t>
+      </w:r>
+      <w:proofErr w:type="spellStart"/>
+      <w:r>
+        <w:rPr>
+          <w:sz w:val="24"/>
+          <w:szCs w:val="24"/>
+        </w:rPr>
+        <w:t>threshold-based</w:t>
+      </w:r>
+      <w:proofErr w:type="spellEnd"/>
+      <w:r>
+        <w:rPr>
+          <w:sz w:val="24"/>
+          <w:szCs w:val="24"/>
+        </w:rPr>
+        <w:t xml:space="preserve"> </w:t>
+      </w:r>
+      <w:proofErr w:type="spellStart"/>
+      <w:r>
+        <w:rPr>
+          <w:sz w:val="24"/>
+          <w:szCs w:val="24"/>
+        </w:rPr>
+        <w:t>construction</w:t>
+      </w:r>
+      <w:proofErr w:type="spellEnd"/>
+      <w:r>
+        <w:rPr>
+          <w:sz w:val="24"/>
+          <w:szCs w:val="24"/>
+        </w:rPr>
+        <w:t xml:space="preserve"> </w:t>
+      </w:r>
+      <w:proofErr w:type="spellStart"/>
+      <w:r>
+        <w:rPr>
+          <w:sz w:val="24"/>
+          <w:szCs w:val="24"/>
+        </w:rPr>
+        <w:t>that</w:t>
+      </w:r>
+      <w:proofErr w:type="spellEnd"/>
+      <w:r>
+        <w:rPr>
+          <w:sz w:val="24"/>
+          <w:szCs w:val="24"/>
+        </w:rPr>
+        <w:t xml:space="preserve"> </w:t>
+      </w:r>
+      <w:proofErr w:type="spellStart"/>
+      <w:r>
+        <w:rPr>
+          <w:sz w:val="24"/>
+          <w:szCs w:val="24"/>
+        </w:rPr>
+        <w:t>isolates</w:t>
+      </w:r>
+      <w:proofErr w:type="spellEnd"/>
+      <w:r>
+        <w:rPr>
+          <w:sz w:val="24"/>
+          <w:szCs w:val="24"/>
+        </w:rPr>
+        <w:t xml:space="preserve"> </w:t>
       </w:r>
       <w:proofErr w:type="spellStart"/>
       <w:r>
@@ -3295,350 +4327,64 @@
           <w:sz w:val="24"/>
           <w:szCs w:val="24"/>
         </w:rPr>
-        <w:t xml:space="preserve"> to </w:t>
-      </w:r>
-      <w:proofErr w:type="spellStart"/>
-      <w:r>
-        <w:rPr>
-          <w:sz w:val="24"/>
-          <w:szCs w:val="24"/>
-        </w:rPr>
-        <w:t>form</w:t>
-      </w:r>
-      <w:proofErr w:type="spellEnd"/>
-      <w:r>
-        <w:rPr>
-          <w:sz w:val="24"/>
-          <w:szCs w:val="24"/>
-        </w:rPr>
-        <w:t xml:space="preserve"> </w:t>
-      </w:r>
-      <w:proofErr w:type="spellStart"/>
-      <w:r>
-        <w:rPr>
-          <w:sz w:val="24"/>
-          <w:szCs w:val="24"/>
-        </w:rPr>
-        <w:t>tightly</w:t>
-      </w:r>
-      <w:proofErr w:type="spellEnd"/>
-      <w:r>
-        <w:rPr>
-          <w:sz w:val="24"/>
-          <w:szCs w:val="24"/>
-        </w:rPr>
-        <w:t xml:space="preserve"> </w:t>
-      </w:r>
-      <w:proofErr w:type="spellStart"/>
-      <w:r>
-        <w:rPr>
-          <w:sz w:val="24"/>
-          <w:szCs w:val="24"/>
-        </w:rPr>
-        <w:t>interconnected</w:t>
-      </w:r>
-      <w:proofErr w:type="spellEnd"/>
-      <w:r>
-        <w:rPr>
-          <w:sz w:val="24"/>
-          <w:szCs w:val="24"/>
-        </w:rPr>
-        <w:t xml:space="preserve"> groups, </w:t>
-      </w:r>
-      <w:proofErr w:type="spellStart"/>
-      <w:r>
-        <w:rPr>
-          <w:sz w:val="24"/>
-          <w:szCs w:val="24"/>
-        </w:rPr>
-        <w:t>consistent</w:t>
-      </w:r>
-      <w:proofErr w:type="spellEnd"/>
-      <w:r>
-        <w:rPr>
-          <w:sz w:val="24"/>
-          <w:szCs w:val="24"/>
-        </w:rPr>
-        <w:t xml:space="preserve"> with </w:t>
-      </w:r>
-      <w:proofErr w:type="spellStart"/>
-      <w:r>
-        <w:rPr>
-          <w:sz w:val="24"/>
-          <w:szCs w:val="24"/>
-        </w:rPr>
-        <w:t>genre-overlap</w:t>
-      </w:r>
-      <w:proofErr w:type="spellEnd"/>
-      <w:r>
-        <w:rPr>
-          <w:sz w:val="24"/>
-          <w:szCs w:val="24"/>
-        </w:rPr>
-        <w:t xml:space="preserve"> </w:t>
-      </w:r>
-      <w:proofErr w:type="spellStart"/>
-      <w:r>
-        <w:rPr>
-          <w:sz w:val="24"/>
-          <w:szCs w:val="24"/>
-        </w:rPr>
-        <w:t>effects</w:t>
-      </w:r>
-      <w:proofErr w:type="spellEnd"/>
-      <w:r>
-        <w:rPr>
-          <w:sz w:val="24"/>
-          <w:szCs w:val="24"/>
-        </w:rPr>
-        <w:t xml:space="preserve">. The </w:t>
-      </w:r>
-      <w:proofErr w:type="spellStart"/>
-      <w:r>
+        <w:t xml:space="preserve"> with rare </w:t>
+      </w:r>
+      <w:proofErr w:type="spellStart"/>
+      <w:r>
+        <w:rPr>
+          <w:sz w:val="24"/>
+          <w:szCs w:val="24"/>
+        </w:rPr>
+        <w:t>genre</w:t>
+      </w:r>
+      <w:proofErr w:type="spellEnd"/>
+      <w:r>
+        <w:rPr>
+          <w:sz w:val="24"/>
+          <w:szCs w:val="24"/>
+        </w:rPr>
+        <w:t xml:space="preserve"> </w:t>
+      </w:r>
+      <w:proofErr w:type="spellStart"/>
+      <w:r>
+        <w:rPr>
+          <w:sz w:val="24"/>
+          <w:szCs w:val="24"/>
+        </w:rPr>
+        <w:t>combinations</w:t>
+      </w:r>
+      <w:proofErr w:type="spellEnd"/>
+      <w:r>
+        <w:rPr>
+          <w:sz w:val="24"/>
+          <w:szCs w:val="24"/>
+        </w:rPr>
+        <w:t>.</w:t>
+      </w:r>
+    </w:p>
+    <w:p>
+      <w:pPr>
+        <w:pStyle w:val="Titolo2"/>
+        <w:numPr>
+          <w:ilvl w:val="0"/>
+          <w:numId w:val="41"/>
+        </w:numPr>
         <w:rPr>
           <w:b/>
           <w:bCs/>
           <w:sz w:val="24"/>
           <w:szCs w:val="24"/>
         </w:rPr>
-        <w:t>assortativity</w:t>
-      </w:r>
-      <w:proofErr w:type="spellEnd"/>
+      </w:pPr>
+      <w:proofErr w:type="spellStart"/>
       <w:r>
         <w:rPr>
           <w:b/>
           <w:bCs/>
-          <w:sz w:val="24"/>
-          <w:szCs w:val="24"/>
-        </w:rPr>
-        <w:t xml:space="preserve"> </w:t>
-      </w:r>
-      <w:proofErr w:type="spellStart"/>
-      <w:r>
-        <w:rPr>
-          <w:b/>
-          <w:bCs/>
-          <w:sz w:val="24"/>
-          <w:szCs w:val="24"/>
-        </w:rPr>
-        <w:t>coefficient</w:t>
-      </w:r>
-      <w:proofErr w:type="spellEnd"/>
-      <w:r>
-        <w:rPr>
-          <w:sz w:val="24"/>
-          <w:szCs w:val="24"/>
-        </w:rPr>
-        <w:t xml:space="preserve"> </w:t>
-      </w:r>
-      <w:proofErr w:type="spellStart"/>
-      <w:r>
-        <w:rPr>
-          <w:sz w:val="24"/>
-          <w:szCs w:val="24"/>
-        </w:rPr>
-        <w:t>is</w:t>
-      </w:r>
-      <w:proofErr w:type="spellEnd"/>
-      <w:r>
-        <w:rPr>
-          <w:sz w:val="24"/>
-          <w:szCs w:val="24"/>
-        </w:rPr>
-        <w:t xml:space="preserve"> 0.17, </w:t>
-      </w:r>
-      <w:proofErr w:type="spellStart"/>
-      <w:r>
-        <w:rPr>
-          <w:sz w:val="24"/>
-          <w:szCs w:val="24"/>
-        </w:rPr>
-        <w:t>indicating</w:t>
-      </w:r>
-      <w:proofErr w:type="spellEnd"/>
-      <w:r>
-        <w:rPr>
-          <w:sz w:val="24"/>
-          <w:szCs w:val="24"/>
-        </w:rPr>
-        <w:t xml:space="preserve"> </w:t>
-      </w:r>
-      <w:proofErr w:type="spellStart"/>
-      <w:r>
-        <w:rPr>
-          <w:sz w:val="24"/>
-          <w:szCs w:val="24"/>
-        </w:rPr>
-        <w:t>that</w:t>
-      </w:r>
-      <w:proofErr w:type="spellEnd"/>
-      <w:r>
-        <w:rPr>
-          <w:sz w:val="24"/>
-          <w:szCs w:val="24"/>
-        </w:rPr>
-        <w:t xml:space="preserve"> </w:t>
-      </w:r>
-      <w:proofErr w:type="spellStart"/>
-      <w:r>
-        <w:rPr>
-          <w:sz w:val="24"/>
-          <w:szCs w:val="24"/>
-        </w:rPr>
-        <w:t>nodes</w:t>
-      </w:r>
-      <w:proofErr w:type="spellEnd"/>
-      <w:r>
-        <w:rPr>
-          <w:sz w:val="24"/>
-          <w:szCs w:val="24"/>
-        </w:rPr>
-        <w:t xml:space="preserve"> </w:t>
-      </w:r>
-      <w:proofErr w:type="spellStart"/>
-      <w:r>
-        <w:rPr>
-          <w:sz w:val="24"/>
-          <w:szCs w:val="24"/>
-        </w:rPr>
-        <w:t>tend</w:t>
-      </w:r>
-      <w:proofErr w:type="spellEnd"/>
-      <w:r>
-        <w:rPr>
-          <w:sz w:val="24"/>
-          <w:szCs w:val="24"/>
-        </w:rPr>
-        <w:t xml:space="preserve"> to </w:t>
-      </w:r>
-      <w:proofErr w:type="spellStart"/>
-      <w:r>
-        <w:rPr>
-          <w:sz w:val="24"/>
-          <w:szCs w:val="24"/>
-        </w:rPr>
-        <w:t>connect</w:t>
-      </w:r>
-      <w:proofErr w:type="spellEnd"/>
-      <w:r>
-        <w:rPr>
-          <w:sz w:val="24"/>
-          <w:szCs w:val="24"/>
-        </w:rPr>
-        <w:t xml:space="preserve"> with </w:t>
-      </w:r>
-      <w:proofErr w:type="spellStart"/>
-      <w:r>
-        <w:rPr>
-          <w:sz w:val="24"/>
-          <w:szCs w:val="24"/>
-        </w:rPr>
-        <w:t>others</w:t>
-      </w:r>
-      <w:proofErr w:type="spellEnd"/>
-      <w:r>
-        <w:rPr>
-          <w:sz w:val="24"/>
-          <w:szCs w:val="24"/>
-        </w:rPr>
-        <w:t xml:space="preserve"> of </w:t>
-      </w:r>
-      <w:proofErr w:type="spellStart"/>
-      <w:r>
-        <w:rPr>
-          <w:sz w:val="24"/>
-          <w:szCs w:val="24"/>
-        </w:rPr>
-        <w:t>similar</w:t>
-      </w:r>
-      <w:proofErr w:type="spellEnd"/>
-      <w:r>
-        <w:rPr>
-          <w:sz w:val="24"/>
-          <w:szCs w:val="24"/>
-        </w:rPr>
-        <w:t xml:space="preserve"> degree, </w:t>
-      </w:r>
-      <w:proofErr w:type="spellStart"/>
-      <w:r>
-        <w:rPr>
-          <w:sz w:val="24"/>
-          <w:szCs w:val="24"/>
-        </w:rPr>
-        <w:t>which</w:t>
-      </w:r>
-      <w:proofErr w:type="spellEnd"/>
-      <w:r>
-        <w:rPr>
-          <w:sz w:val="24"/>
-          <w:szCs w:val="24"/>
-        </w:rPr>
-        <w:t xml:space="preserve"> supports the </w:t>
-      </w:r>
-      <w:proofErr w:type="spellStart"/>
-      <w:r>
-        <w:rPr>
-          <w:sz w:val="24"/>
-          <w:szCs w:val="24"/>
-        </w:rPr>
-        <w:t>presence</w:t>
-      </w:r>
-      <w:proofErr w:type="spellEnd"/>
-      <w:r>
-        <w:rPr>
-          <w:sz w:val="24"/>
-          <w:szCs w:val="24"/>
-        </w:rPr>
-        <w:t xml:space="preserve"> of hubs and a </w:t>
-      </w:r>
-      <w:proofErr w:type="spellStart"/>
-      <w:r>
-        <w:rPr>
-          <w:sz w:val="24"/>
-          <w:szCs w:val="24"/>
-        </w:rPr>
-        <w:t>moderately</w:t>
-      </w:r>
-      <w:proofErr w:type="spellEnd"/>
-      <w:r>
-        <w:rPr>
-          <w:sz w:val="24"/>
-          <w:szCs w:val="24"/>
-        </w:rPr>
-        <w:t xml:space="preserve"> </w:t>
-      </w:r>
-      <w:proofErr w:type="spellStart"/>
-      <w:r>
-        <w:rPr>
-          <w:sz w:val="24"/>
-          <w:szCs w:val="24"/>
-        </w:rPr>
-        <w:t>hierarchical</w:t>
-      </w:r>
-      <w:proofErr w:type="spellEnd"/>
-      <w:r>
-        <w:rPr>
-          <w:sz w:val="24"/>
-          <w:szCs w:val="24"/>
-        </w:rPr>
-        <w:t xml:space="preserve"> </w:t>
-      </w:r>
-      <w:proofErr w:type="spellStart"/>
-      <w:r>
-        <w:rPr>
-          <w:sz w:val="24"/>
-          <w:szCs w:val="24"/>
-        </w:rPr>
-        <w:t>structure</w:t>
-      </w:r>
-      <w:proofErr w:type="spellEnd"/>
-      <w:r>
-        <w:rPr>
-          <w:sz w:val="24"/>
-          <w:szCs w:val="24"/>
-        </w:rPr>
-        <w:t>.</w:t>
-      </w:r>
+        </w:rPr>
+        <w:t>Conclusion</w:t>
+      </w:r>
+      <w:proofErr w:type="spellEnd"/>
     </w:p>
     <w:p>
       <w:pPr>
@@ -3653,29 +4399,315 @@
           <w:sz w:val="24"/>
           <w:szCs w:val="24"/>
         </w:rPr>
-        <w:t xml:space="preserve">The network </w:t>
-      </w:r>
-      <w:proofErr w:type="spellStart"/>
-      <w:r>
-        <w:rPr>
-          <w:sz w:val="24"/>
-          <w:szCs w:val="24"/>
-        </w:rPr>
-        <w:t>contains</w:t>
-      </w:r>
-      <w:proofErr w:type="spellEnd"/>
-      <w:r>
-        <w:rPr>
-          <w:sz w:val="24"/>
-          <w:szCs w:val="24"/>
-        </w:rPr>
-        <w:t xml:space="preserve"> 728 </w:t>
-      </w:r>
-      <w:proofErr w:type="spellStart"/>
-      <w:r>
-        <w:rPr>
-          <w:b/>
-          <w:bCs/>
+        <w:t xml:space="preserve">The </w:t>
+      </w:r>
+      <w:proofErr w:type="spellStart"/>
+      <w:r>
+        <w:rPr>
+          <w:sz w:val="24"/>
+          <w:szCs w:val="24"/>
+        </w:rPr>
+        <w:t>analyzed</w:t>
+      </w:r>
+      <w:proofErr w:type="spellEnd"/>
+      <w:r>
+        <w:rPr>
+          <w:sz w:val="24"/>
+          <w:szCs w:val="24"/>
+        </w:rPr>
+        <w:t xml:space="preserve"> network </w:t>
+      </w:r>
+      <w:proofErr w:type="spellStart"/>
+      <w:r>
+        <w:rPr>
+          <w:sz w:val="24"/>
+          <w:szCs w:val="24"/>
+        </w:rPr>
+        <w:t>is</w:t>
+      </w:r>
+      <w:proofErr w:type="spellEnd"/>
+      <w:r>
+        <w:rPr>
+          <w:sz w:val="24"/>
+          <w:szCs w:val="24"/>
+        </w:rPr>
+        <w:t xml:space="preserve"> a </w:t>
+      </w:r>
+      <w:proofErr w:type="spellStart"/>
+      <w:r>
+        <w:rPr>
+          <w:sz w:val="24"/>
+          <w:szCs w:val="24"/>
+        </w:rPr>
+        <w:t>similarity-based</w:t>
+      </w:r>
+      <w:proofErr w:type="spellEnd"/>
+      <w:r>
+        <w:rPr>
+          <w:sz w:val="24"/>
+          <w:szCs w:val="24"/>
+        </w:rPr>
+        <w:t xml:space="preserve"> </w:t>
+      </w:r>
+      <w:proofErr w:type="spellStart"/>
+      <w:r>
+        <w:rPr>
+          <w:sz w:val="24"/>
+          <w:szCs w:val="24"/>
+        </w:rPr>
+        <w:t>graph</w:t>
+      </w:r>
+      <w:proofErr w:type="spellEnd"/>
+      <w:r>
+        <w:rPr>
+          <w:sz w:val="24"/>
+          <w:szCs w:val="24"/>
+        </w:rPr>
+        <w:t xml:space="preserve"> </w:t>
+      </w:r>
+      <w:proofErr w:type="spellStart"/>
+      <w:r>
+        <w:rPr>
+          <w:sz w:val="24"/>
+          <w:szCs w:val="24"/>
+        </w:rPr>
+        <w:t>constructed</w:t>
+      </w:r>
+      <w:proofErr w:type="spellEnd"/>
+      <w:r>
+        <w:rPr>
+          <w:sz w:val="24"/>
+          <w:szCs w:val="24"/>
+        </w:rPr>
+        <w:t xml:space="preserve"> from </w:t>
+      </w:r>
+      <w:proofErr w:type="spellStart"/>
+      <w:r>
+        <w:rPr>
+          <w:sz w:val="24"/>
+          <w:szCs w:val="24"/>
+        </w:rPr>
+        <w:t>shared</w:t>
+      </w:r>
+      <w:proofErr w:type="spellEnd"/>
+      <w:r>
+        <w:rPr>
+          <w:sz w:val="24"/>
+          <w:szCs w:val="24"/>
+        </w:rPr>
+        <w:t xml:space="preserve"> anime </w:t>
+      </w:r>
+      <w:proofErr w:type="spellStart"/>
+      <w:r>
+        <w:rPr>
+          <w:sz w:val="24"/>
+          <w:szCs w:val="24"/>
+        </w:rPr>
+        <w:t>genres</w:t>
+      </w:r>
+      <w:proofErr w:type="spellEnd"/>
+      <w:r>
+        <w:rPr>
+          <w:sz w:val="24"/>
+          <w:szCs w:val="24"/>
+        </w:rPr>
+        <w:t xml:space="preserve">, </w:t>
+      </w:r>
+      <w:proofErr w:type="spellStart"/>
+      <w:r>
+        <w:rPr>
+          <w:sz w:val="24"/>
+          <w:szCs w:val="24"/>
+        </w:rPr>
+        <w:t>where</w:t>
+      </w:r>
+      <w:proofErr w:type="spellEnd"/>
+      <w:r>
+        <w:rPr>
+          <w:sz w:val="24"/>
+          <w:szCs w:val="24"/>
+        </w:rPr>
+        <w:t xml:space="preserve"> </w:t>
+      </w:r>
+      <w:proofErr w:type="spellStart"/>
+      <w:r>
+        <w:rPr>
+          <w:sz w:val="24"/>
+          <w:szCs w:val="24"/>
+        </w:rPr>
+        <w:t>nodes</w:t>
+      </w:r>
+      <w:proofErr w:type="spellEnd"/>
+      <w:r>
+        <w:rPr>
+          <w:sz w:val="24"/>
+          <w:szCs w:val="24"/>
+        </w:rPr>
+        <w:t xml:space="preserve"> </w:t>
+      </w:r>
+      <w:proofErr w:type="spellStart"/>
+      <w:r>
+        <w:rPr>
+          <w:sz w:val="24"/>
+          <w:szCs w:val="24"/>
+        </w:rPr>
+        <w:t>represent</w:t>
+      </w:r>
+      <w:proofErr w:type="spellEnd"/>
+      <w:r>
+        <w:rPr>
+          <w:sz w:val="24"/>
+          <w:szCs w:val="24"/>
+        </w:rPr>
+        <w:t xml:space="preserve"> anime and </w:t>
+      </w:r>
+      <w:proofErr w:type="spellStart"/>
+      <w:r>
+        <w:rPr>
+          <w:sz w:val="24"/>
+          <w:szCs w:val="24"/>
+        </w:rPr>
+        <w:t>edges</w:t>
+      </w:r>
+      <w:proofErr w:type="spellEnd"/>
+      <w:r>
+        <w:rPr>
+          <w:sz w:val="24"/>
+          <w:szCs w:val="24"/>
+        </w:rPr>
+        <w:t xml:space="preserve"> </w:t>
+      </w:r>
+      <w:proofErr w:type="spellStart"/>
+      <w:r>
+        <w:rPr>
+          <w:sz w:val="24"/>
+          <w:szCs w:val="24"/>
+        </w:rPr>
+        <w:t>encode</w:t>
+      </w:r>
+      <w:proofErr w:type="spellEnd"/>
+      <w:r>
+        <w:rPr>
+          <w:sz w:val="24"/>
+          <w:szCs w:val="24"/>
+        </w:rPr>
+        <w:t xml:space="preserve"> </w:t>
+      </w:r>
+      <w:proofErr w:type="spellStart"/>
+      <w:r>
+        <w:rPr>
+          <w:sz w:val="24"/>
+          <w:szCs w:val="24"/>
+        </w:rPr>
+        <w:t>genre</w:t>
+      </w:r>
+      <w:proofErr w:type="spellEnd"/>
+      <w:r>
+        <w:rPr>
+          <w:sz w:val="24"/>
+          <w:szCs w:val="24"/>
+        </w:rPr>
+        <w:t xml:space="preserve"> </w:t>
+      </w:r>
+      <w:proofErr w:type="spellStart"/>
+      <w:r>
+        <w:rPr>
+          <w:sz w:val="24"/>
+          <w:szCs w:val="24"/>
+        </w:rPr>
+        <w:t>overlap</w:t>
+      </w:r>
+      <w:proofErr w:type="spellEnd"/>
+      <w:r>
+        <w:rPr>
+          <w:sz w:val="24"/>
+          <w:szCs w:val="24"/>
+        </w:rPr>
+        <w:t xml:space="preserve">. The network </w:t>
+      </w:r>
+      <w:proofErr w:type="spellStart"/>
+      <w:r>
+        <w:rPr>
+          <w:sz w:val="24"/>
+          <w:szCs w:val="24"/>
+        </w:rPr>
+        <w:t>consists</w:t>
+      </w:r>
+      <w:proofErr w:type="spellEnd"/>
+      <w:r>
+        <w:rPr>
+          <w:sz w:val="24"/>
+          <w:szCs w:val="24"/>
+        </w:rPr>
+        <w:t xml:space="preserve"> of 3579 </w:t>
+      </w:r>
+      <w:proofErr w:type="spellStart"/>
+      <w:r>
+        <w:rPr>
+          <w:sz w:val="24"/>
+          <w:szCs w:val="24"/>
+        </w:rPr>
+        <w:t>nodes</w:t>
+      </w:r>
+      <w:proofErr w:type="spellEnd"/>
+      <w:r>
+        <w:rPr>
+          <w:sz w:val="24"/>
+          <w:szCs w:val="24"/>
+        </w:rPr>
+        <w:t xml:space="preserve"> and 780393 </w:t>
+      </w:r>
+      <w:proofErr w:type="spellStart"/>
+      <w:r>
+        <w:rPr>
+          <w:sz w:val="24"/>
+          <w:szCs w:val="24"/>
+        </w:rPr>
+        <w:t>edges</w:t>
+      </w:r>
+      <w:proofErr w:type="spellEnd"/>
+      <w:r>
+        <w:rPr>
+          <w:sz w:val="24"/>
+          <w:szCs w:val="24"/>
+        </w:rPr>
+        <w:t xml:space="preserve">, </w:t>
+      </w:r>
+      <w:proofErr w:type="spellStart"/>
+      <w:r>
+        <w:rPr>
+          <w:sz w:val="24"/>
+          <w:szCs w:val="24"/>
+        </w:rPr>
+        <w:t>indicating</w:t>
+      </w:r>
+      <w:proofErr w:type="spellEnd"/>
+      <w:r>
+        <w:rPr>
+          <w:sz w:val="24"/>
+          <w:szCs w:val="24"/>
+        </w:rPr>
+        <w:t xml:space="preserve"> a </w:t>
+      </w:r>
+      <w:proofErr w:type="spellStart"/>
+      <w:r>
+        <w:rPr>
+          <w:sz w:val="24"/>
+          <w:szCs w:val="24"/>
+        </w:rPr>
+        <w:t>highly</w:t>
+      </w:r>
+      <w:proofErr w:type="spellEnd"/>
+      <w:r>
+        <w:rPr>
+          <w:sz w:val="24"/>
+          <w:szCs w:val="24"/>
+        </w:rPr>
+        <w:t xml:space="preserve"> </w:t>
+      </w:r>
+      <w:proofErr w:type="spellStart"/>
+      <w:r>
+        <w:rPr>
           <w:sz w:val="24"/>
           <w:szCs w:val="24"/>
         </w:rPr>
@@ -3684,142 +4716,42 @@
       <w:proofErr w:type="spellEnd"/>
       <w:r>
         <w:rPr>
-          <w:b/>
-          <w:bCs/>
-          <w:sz w:val="24"/>
-          <w:szCs w:val="24"/>
-        </w:rPr>
-        <w:t xml:space="preserve"> </w:t>
-      </w:r>
-      <w:proofErr w:type="spellStart"/>
-      <w:r>
-        <w:rPr>
-          <w:b/>
-          <w:bCs/>
-          <w:sz w:val="24"/>
-          <w:szCs w:val="24"/>
-        </w:rPr>
-        <w:t>components</w:t>
-      </w:r>
-      <w:proofErr w:type="spellEnd"/>
-      <w:r>
-        <w:rPr>
-          <w:sz w:val="24"/>
-          <w:szCs w:val="24"/>
-        </w:rPr>
-        <w:t xml:space="preserve">, </w:t>
-      </w:r>
-      <w:proofErr w:type="spellStart"/>
-      <w:r>
-        <w:rPr>
-          <w:sz w:val="24"/>
-          <w:szCs w:val="24"/>
-        </w:rPr>
-        <w:t>although</w:t>
-      </w:r>
-      <w:proofErr w:type="spellEnd"/>
-      <w:r>
-        <w:rPr>
-          <w:sz w:val="24"/>
-          <w:szCs w:val="24"/>
-        </w:rPr>
-        <w:t xml:space="preserve"> a </w:t>
-      </w:r>
-      <w:proofErr w:type="spellStart"/>
-      <w:r>
-        <w:rPr>
-          <w:sz w:val="24"/>
-          <w:szCs w:val="24"/>
-        </w:rPr>
-        <w:t>giant</w:t>
-      </w:r>
-      <w:proofErr w:type="spellEnd"/>
-      <w:r>
-        <w:rPr>
-          <w:sz w:val="24"/>
-          <w:szCs w:val="24"/>
-        </w:rPr>
-        <w:t xml:space="preserve"> component </w:t>
-      </w:r>
-      <w:proofErr w:type="spellStart"/>
-      <w:r>
-        <w:rPr>
-          <w:sz w:val="24"/>
-          <w:szCs w:val="24"/>
-        </w:rPr>
-        <w:t>dominates</w:t>
-      </w:r>
-      <w:proofErr w:type="spellEnd"/>
-      <w:r>
-        <w:rPr>
-          <w:sz w:val="24"/>
-          <w:szCs w:val="24"/>
-        </w:rPr>
-        <w:t xml:space="preserve">; </w:t>
-      </w:r>
-      <w:proofErr w:type="spellStart"/>
-      <w:r>
-        <w:rPr>
-          <w:sz w:val="24"/>
-          <w:szCs w:val="24"/>
-        </w:rPr>
-        <w:t>this</w:t>
-      </w:r>
-      <w:proofErr w:type="spellEnd"/>
-      <w:r>
-        <w:rPr>
-          <w:sz w:val="24"/>
-          <w:szCs w:val="24"/>
-        </w:rPr>
-        <w:t xml:space="preserve"> </w:t>
-      </w:r>
-      <w:proofErr w:type="spellStart"/>
-      <w:r>
-        <w:rPr>
-          <w:sz w:val="24"/>
-          <w:szCs w:val="24"/>
-        </w:rPr>
-        <w:t>fragmentation</w:t>
-      </w:r>
-      <w:proofErr w:type="spellEnd"/>
-      <w:r>
-        <w:rPr>
-          <w:sz w:val="24"/>
-          <w:szCs w:val="24"/>
-        </w:rPr>
-        <w:t xml:space="preserve"> </w:t>
-      </w:r>
-      <w:proofErr w:type="spellStart"/>
-      <w:r>
-        <w:rPr>
-          <w:sz w:val="24"/>
-          <w:szCs w:val="24"/>
-        </w:rPr>
-        <w:t>is</w:t>
-      </w:r>
-      <w:proofErr w:type="spellEnd"/>
-      <w:r>
-        <w:rPr>
-          <w:sz w:val="24"/>
-          <w:szCs w:val="24"/>
-        </w:rPr>
-        <w:t xml:space="preserve"> due to the </w:t>
-      </w:r>
-      <w:proofErr w:type="spellStart"/>
-      <w:r>
-        <w:rPr>
-          <w:sz w:val="24"/>
-          <w:szCs w:val="24"/>
-        </w:rPr>
-        <w:t>genre-based</w:t>
-      </w:r>
-      <w:proofErr w:type="spellEnd"/>
-      <w:r>
-        <w:rPr>
-          <w:sz w:val="24"/>
-          <w:szCs w:val="24"/>
-        </w:rPr>
-        <w:t xml:space="preserve"> </w:t>
+          <w:sz w:val="24"/>
+          <w:szCs w:val="24"/>
+        </w:rPr>
+        <w:t xml:space="preserve"> </w:t>
+      </w:r>
+      <w:proofErr w:type="spellStart"/>
+      <w:r>
+        <w:rPr>
+          <w:sz w:val="24"/>
+          <w:szCs w:val="24"/>
+        </w:rPr>
+        <w:t>structure</w:t>
+      </w:r>
+      <w:proofErr w:type="spellEnd"/>
+      <w:r>
+        <w:rPr>
+          <w:sz w:val="24"/>
+          <w:szCs w:val="24"/>
+        </w:rPr>
+        <w:t xml:space="preserve"> </w:t>
+      </w:r>
+      <w:proofErr w:type="spellStart"/>
+      <w:r>
+        <w:rPr>
+          <w:sz w:val="24"/>
+          <w:szCs w:val="24"/>
+        </w:rPr>
+        <w:t>resulting</w:t>
+      </w:r>
+      <w:proofErr w:type="spellEnd"/>
+      <w:r>
+        <w:rPr>
+          <w:sz w:val="24"/>
+          <w:szCs w:val="24"/>
+        </w:rPr>
+        <w:t xml:space="preserve"> from the </w:t>
       </w:r>
       <w:proofErr w:type="spellStart"/>
       <w:r>
@@ -3835,391 +4767,40 @@
           <w:sz w:val="24"/>
           <w:szCs w:val="24"/>
         </w:rPr>
-        <w:t xml:space="preserve"> rule, </w:t>
-      </w:r>
-      <w:proofErr w:type="spellStart"/>
-      <w:r>
-        <w:rPr>
-          <w:sz w:val="24"/>
-          <w:szCs w:val="24"/>
-        </w:rPr>
-        <w:t>which</w:t>
-      </w:r>
-      <w:proofErr w:type="spellEnd"/>
-      <w:r>
-        <w:rPr>
-          <w:sz w:val="24"/>
-          <w:szCs w:val="24"/>
-        </w:rPr>
-        <w:t xml:space="preserve"> </w:t>
-      </w:r>
-      <w:proofErr w:type="spellStart"/>
-      <w:r>
-        <w:rPr>
-          <w:sz w:val="24"/>
-          <w:szCs w:val="24"/>
-        </w:rPr>
-        <w:t>naturally</w:t>
-      </w:r>
-      <w:proofErr w:type="spellEnd"/>
-      <w:r>
-        <w:rPr>
-          <w:sz w:val="24"/>
-          <w:szCs w:val="24"/>
-        </w:rPr>
-        <w:t xml:space="preserve"> </w:t>
-      </w:r>
-      <w:proofErr w:type="spellStart"/>
-      <w:r>
-        <w:rPr>
-          <w:sz w:val="24"/>
-          <w:szCs w:val="24"/>
-        </w:rPr>
-        <w:t>isolates</w:t>
-      </w:r>
-      <w:proofErr w:type="spellEnd"/>
-      <w:r>
-        <w:rPr>
-          <w:sz w:val="24"/>
-          <w:szCs w:val="24"/>
-        </w:rPr>
-        <w:t xml:space="preserve"> </w:t>
-      </w:r>
-      <w:proofErr w:type="spellStart"/>
-      <w:r>
-        <w:rPr>
-          <w:sz w:val="24"/>
-          <w:szCs w:val="24"/>
-        </w:rPr>
-        <w:t>niche</w:t>
-      </w:r>
-      <w:proofErr w:type="spellEnd"/>
-      <w:r>
-        <w:rPr>
-          <w:sz w:val="24"/>
-          <w:szCs w:val="24"/>
-        </w:rPr>
-        <w:t xml:space="preserve"> </w:t>
-      </w:r>
-      <w:proofErr w:type="spellStart"/>
-      <w:r>
-        <w:rPr>
-          <w:sz w:val="24"/>
-          <w:szCs w:val="24"/>
-        </w:rPr>
-        <w:t>combinations</w:t>
-      </w:r>
-      <w:proofErr w:type="spellEnd"/>
-      <w:r>
-        <w:rPr>
-          <w:sz w:val="24"/>
-          <w:szCs w:val="24"/>
-        </w:rPr>
-        <w:t xml:space="preserve">. The </w:t>
-      </w:r>
-      <w:proofErr w:type="spellStart"/>
-      <w:r>
-        <w:rPr>
-          <w:b/>
-          <w:bCs/>
-          <w:sz w:val="24"/>
-          <w:szCs w:val="24"/>
-        </w:rPr>
-        <w:t>diameter</w:t>
-      </w:r>
-      <w:proofErr w:type="spellEnd"/>
-      <w:r>
-        <w:rPr>
-          <w:sz w:val="24"/>
-          <w:szCs w:val="24"/>
-        </w:rPr>
-        <w:t xml:space="preserve"> of the </w:t>
-      </w:r>
-      <w:proofErr w:type="spellStart"/>
-      <w:r>
-        <w:rPr>
-          <w:sz w:val="24"/>
-          <w:szCs w:val="24"/>
-        </w:rPr>
-        <w:t>largest</w:t>
-      </w:r>
-      <w:proofErr w:type="spellEnd"/>
-      <w:r>
-        <w:rPr>
-          <w:sz w:val="24"/>
-          <w:szCs w:val="24"/>
-        </w:rPr>
-        <w:t xml:space="preserve"> component </w:t>
-      </w:r>
-      <w:proofErr w:type="spellStart"/>
-      <w:r>
-        <w:rPr>
-          <w:sz w:val="24"/>
-          <w:szCs w:val="24"/>
-        </w:rPr>
-        <w:t>is</w:t>
-      </w:r>
-      <w:proofErr w:type="spellEnd"/>
-      <w:r>
-        <w:rPr>
-          <w:sz w:val="24"/>
-          <w:szCs w:val="24"/>
-        </w:rPr>
-        <w:t xml:space="preserve"> 5 and the </w:t>
-      </w:r>
-      <w:proofErr w:type="spellStart"/>
-      <w:r>
-        <w:rPr>
-          <w:b/>
-          <w:bCs/>
-          <w:sz w:val="24"/>
-          <w:szCs w:val="24"/>
-        </w:rPr>
-        <w:t>average</w:t>
-      </w:r>
-      <w:proofErr w:type="spellEnd"/>
-      <w:r>
-        <w:rPr>
-          <w:b/>
-          <w:bCs/>
-          <w:sz w:val="24"/>
-          <w:szCs w:val="24"/>
-        </w:rPr>
-        <w:t xml:space="preserve"> </w:t>
-      </w:r>
-      <w:proofErr w:type="spellStart"/>
-      <w:r>
-        <w:rPr>
-          <w:b/>
-          <w:bCs/>
-          <w:sz w:val="24"/>
-          <w:szCs w:val="24"/>
-        </w:rPr>
-        <w:t>shortest</w:t>
-      </w:r>
-      <w:proofErr w:type="spellEnd"/>
-      <w:r>
-        <w:rPr>
-          <w:b/>
-          <w:bCs/>
-          <w:sz w:val="24"/>
-          <w:szCs w:val="24"/>
-        </w:rPr>
-        <w:t xml:space="preserve"> </w:t>
-      </w:r>
-      <w:proofErr w:type="spellStart"/>
-      <w:r>
-        <w:rPr>
-          <w:b/>
-          <w:bCs/>
-          <w:sz w:val="24"/>
-          <w:szCs w:val="24"/>
-        </w:rPr>
-        <w:t>path</w:t>
-      </w:r>
-      <w:proofErr w:type="spellEnd"/>
-      <w:r>
-        <w:rPr>
-          <w:b/>
-          <w:bCs/>
-          <w:sz w:val="24"/>
-          <w:szCs w:val="24"/>
-        </w:rPr>
-        <w:t xml:space="preserve"> </w:t>
-      </w:r>
-      <w:proofErr w:type="spellStart"/>
-      <w:r>
-        <w:rPr>
-          <w:b/>
-          <w:bCs/>
-          <w:sz w:val="24"/>
-          <w:szCs w:val="24"/>
-        </w:rPr>
-        <w:t>length</w:t>
-      </w:r>
-      <w:proofErr w:type="spellEnd"/>
-      <w:r>
-        <w:rPr>
-          <w:sz w:val="24"/>
-          <w:szCs w:val="24"/>
-        </w:rPr>
-        <w:t xml:space="preserve"> </w:t>
-      </w:r>
-      <w:proofErr w:type="spellStart"/>
-      <w:r>
-        <w:rPr>
-          <w:sz w:val="24"/>
-          <w:szCs w:val="24"/>
-        </w:rPr>
-        <w:t>is</w:t>
-      </w:r>
-      <w:proofErr w:type="spellEnd"/>
-      <w:r>
-        <w:rPr>
-          <w:sz w:val="24"/>
-          <w:szCs w:val="24"/>
-        </w:rPr>
-        <w:t xml:space="preserve"> </w:t>
-      </w:r>
-      <w:proofErr w:type="spellStart"/>
-      <w:r>
-        <w:rPr>
-          <w:sz w:val="24"/>
-          <w:szCs w:val="24"/>
-        </w:rPr>
-        <w:t>approximately</w:t>
-      </w:r>
-      <w:proofErr w:type="spellEnd"/>
-      <w:r>
-        <w:rPr>
-          <w:sz w:val="24"/>
-          <w:szCs w:val="24"/>
-        </w:rPr>
-        <w:t xml:space="preserve"> 1.96, </w:t>
-      </w:r>
-      <w:proofErr w:type="spellStart"/>
-      <w:r>
-        <w:rPr>
-          <w:sz w:val="24"/>
-          <w:szCs w:val="24"/>
-        </w:rPr>
-        <w:t>both</w:t>
-      </w:r>
-      <w:proofErr w:type="spellEnd"/>
-      <w:r>
-        <w:rPr>
-          <w:sz w:val="24"/>
-          <w:szCs w:val="24"/>
-        </w:rPr>
-        <w:t xml:space="preserve"> </w:t>
-      </w:r>
-      <w:proofErr w:type="spellStart"/>
-      <w:r>
-        <w:rPr>
-          <w:sz w:val="24"/>
-          <w:szCs w:val="24"/>
-        </w:rPr>
-        <w:t>indicating</w:t>
-      </w:r>
-      <w:proofErr w:type="spellEnd"/>
-      <w:r>
-        <w:rPr>
-          <w:sz w:val="24"/>
-          <w:szCs w:val="24"/>
-        </w:rPr>
-        <w:t xml:space="preserve"> a small-world </w:t>
-      </w:r>
-      <w:proofErr w:type="spellStart"/>
-      <w:r>
-        <w:rPr>
-          <w:sz w:val="24"/>
-          <w:szCs w:val="24"/>
-        </w:rPr>
-        <w:t>structure</w:t>
-      </w:r>
-      <w:proofErr w:type="spellEnd"/>
-      <w:r>
-        <w:rPr>
-          <w:sz w:val="24"/>
-          <w:szCs w:val="24"/>
-        </w:rPr>
-        <w:t xml:space="preserve"> </w:t>
-      </w:r>
-      <w:proofErr w:type="spellStart"/>
-      <w:r>
-        <w:rPr>
-          <w:sz w:val="24"/>
-          <w:szCs w:val="24"/>
-        </w:rPr>
-        <w:t>where</w:t>
-      </w:r>
-      <w:proofErr w:type="spellEnd"/>
-      <w:r>
-        <w:rPr>
-          <w:sz w:val="24"/>
-          <w:szCs w:val="24"/>
-        </w:rPr>
-        <w:t xml:space="preserve"> </w:t>
-      </w:r>
-      <w:proofErr w:type="spellStart"/>
-      <w:r>
-        <w:rPr>
-          <w:sz w:val="24"/>
-          <w:szCs w:val="24"/>
-        </w:rPr>
-        <w:t>nodes</w:t>
-      </w:r>
-      <w:proofErr w:type="spellEnd"/>
-      <w:r>
-        <w:rPr>
-          <w:sz w:val="24"/>
-          <w:szCs w:val="24"/>
-        </w:rPr>
-        <w:t xml:space="preserve"> are </w:t>
-      </w:r>
-      <w:proofErr w:type="spellStart"/>
-      <w:r>
-        <w:rPr>
-          <w:sz w:val="24"/>
-          <w:szCs w:val="24"/>
-        </w:rPr>
-        <w:t>only</w:t>
-      </w:r>
-      <w:proofErr w:type="spellEnd"/>
-      <w:r>
-        <w:rPr>
-          <w:sz w:val="24"/>
-          <w:szCs w:val="24"/>
-        </w:rPr>
-        <w:t xml:space="preserve"> a </w:t>
-      </w:r>
-      <w:proofErr w:type="spellStart"/>
-      <w:r>
-        <w:rPr>
-          <w:sz w:val="24"/>
-          <w:szCs w:val="24"/>
-        </w:rPr>
-        <w:t>few</w:t>
-      </w:r>
-      <w:proofErr w:type="spellEnd"/>
-      <w:r>
-        <w:rPr>
-          <w:sz w:val="24"/>
-          <w:szCs w:val="24"/>
-        </w:rPr>
-        <w:t xml:space="preserve"> steps </w:t>
-      </w:r>
-      <w:proofErr w:type="spellStart"/>
-      <w:r>
-        <w:rPr>
-          <w:sz w:val="24"/>
-          <w:szCs w:val="24"/>
-        </w:rPr>
-        <w:t>apart</w:t>
-      </w:r>
-      <w:proofErr w:type="spellEnd"/>
-      <w:r>
-        <w:rPr>
-          <w:sz w:val="24"/>
-          <w:szCs w:val="24"/>
-        </w:rPr>
-        <w:t>.</w:t>
+        <w:t xml:space="preserve"> rule.</w:t>
       </w:r>
     </w:p>
     <w:p>
       <w:pPr>
         <w:pStyle w:val="Nessunaspaziatura"/>
-        <w:rPr>
-          <w:sz w:val="24"/>
-          <w:szCs w:val="24"/>
-        </w:rPr>
-      </w:pPr>
-      <w:r>
-        <w:rPr>
-          <w:sz w:val="24"/>
-          <w:szCs w:val="24"/>
-        </w:rPr>
-        <w:t xml:space="preserve">Overall, the network </w:t>
+        <w:spacing w:before="240"/>
+        <w:rPr>
+          <w:sz w:val="24"/>
+          <w:szCs w:val="24"/>
+        </w:rPr>
+      </w:pPr>
+      <w:r>
+        <w:rPr>
+          <w:sz w:val="24"/>
+          <w:szCs w:val="24"/>
+        </w:rPr>
+        <w:t xml:space="preserve">The degree </w:t>
+      </w:r>
+      <w:proofErr w:type="spellStart"/>
+      <w:r>
+        <w:rPr>
+          <w:sz w:val="24"/>
+          <w:szCs w:val="24"/>
+        </w:rPr>
+        <w:t>distribution</w:t>
+      </w:r>
+      <w:proofErr w:type="spellEnd"/>
+      <w:r>
+        <w:rPr>
+          <w:sz w:val="24"/>
+          <w:szCs w:val="24"/>
+        </w:rPr>
+        <w:t xml:space="preserve"> </w:t>
       </w:r>
       <w:proofErr w:type="spellStart"/>
       <w:r>
@@ -4243,31 +4824,191 @@
           <w:sz w:val="24"/>
           <w:szCs w:val="24"/>
         </w:rPr>
-        <w:t>highly</w:t>
-      </w:r>
-      <w:proofErr w:type="spellEnd"/>
-      <w:r>
-        <w:rPr>
-          <w:sz w:val="24"/>
-          <w:szCs w:val="24"/>
-        </w:rPr>
-        <w:t xml:space="preserve"> dense, </w:t>
-      </w:r>
-      <w:proofErr w:type="spellStart"/>
-      <w:r>
-        <w:rPr>
-          <w:sz w:val="24"/>
-          <w:szCs w:val="24"/>
-        </w:rPr>
-        <w:t>clustered</w:t>
-      </w:r>
-      <w:proofErr w:type="spellEnd"/>
-      <w:r>
-        <w:rPr>
-          <w:sz w:val="24"/>
-          <w:szCs w:val="24"/>
-        </w:rPr>
-        <w:t xml:space="preserve">, and </w:t>
+        <w:t>strongly</w:t>
+      </w:r>
+      <w:proofErr w:type="spellEnd"/>
+      <w:r>
+        <w:rPr>
+          <w:sz w:val="24"/>
+          <w:szCs w:val="24"/>
+        </w:rPr>
+        <w:t xml:space="preserve"> </w:t>
+      </w:r>
+      <w:proofErr w:type="spellStart"/>
+      <w:r>
+        <w:rPr>
+          <w:sz w:val="24"/>
+          <w:szCs w:val="24"/>
+        </w:rPr>
+        <w:t>heterogeneous</w:t>
+      </w:r>
+      <w:proofErr w:type="spellEnd"/>
+      <w:r>
+        <w:rPr>
+          <w:sz w:val="24"/>
+          <w:szCs w:val="24"/>
+        </w:rPr>
+        <w:t xml:space="preserve">, with a </w:t>
+      </w:r>
+      <w:proofErr w:type="spellStart"/>
+      <w:r>
+        <w:rPr>
+          <w:sz w:val="24"/>
+          <w:szCs w:val="24"/>
+        </w:rPr>
+        <w:t>significant</w:t>
+      </w:r>
+      <w:proofErr w:type="spellEnd"/>
+      <w:r>
+        <w:rPr>
+          <w:sz w:val="24"/>
+          <w:szCs w:val="24"/>
+        </w:rPr>
+        <w:t xml:space="preserve"> </w:t>
+      </w:r>
+      <w:proofErr w:type="spellStart"/>
+      <w:r>
+        <w:rPr>
+          <w:sz w:val="24"/>
+          <w:szCs w:val="24"/>
+        </w:rPr>
+        <w:t>difference</w:t>
+      </w:r>
+      <w:proofErr w:type="spellEnd"/>
+      <w:r>
+        <w:rPr>
+          <w:sz w:val="24"/>
+          <w:szCs w:val="24"/>
+        </w:rPr>
+        <w:t xml:space="preserve"> </w:t>
+      </w:r>
+      <w:proofErr w:type="spellStart"/>
+      <w:r>
+        <w:rPr>
+          <w:sz w:val="24"/>
+          <w:szCs w:val="24"/>
+        </w:rPr>
+        <w:t>between</w:t>
+      </w:r>
+      <w:proofErr w:type="spellEnd"/>
+      <w:r>
+        <w:rPr>
+          <w:sz w:val="24"/>
+          <w:szCs w:val="24"/>
+        </w:rPr>
+        <w:t xml:space="preserve"> </w:t>
+      </w:r>
+      <w:proofErr w:type="spellStart"/>
+      <w:r>
+        <w:rPr>
+          <w:sz w:val="24"/>
+          <w:szCs w:val="24"/>
+        </w:rPr>
+        <w:t>mean</w:t>
+      </w:r>
+      <w:proofErr w:type="spellEnd"/>
+      <w:r>
+        <w:rPr>
+          <w:sz w:val="24"/>
+          <w:szCs w:val="24"/>
+        </w:rPr>
+        <w:t xml:space="preserve"> (436.09), </w:t>
+      </w:r>
+      <w:proofErr w:type="spellStart"/>
+      <w:r>
+        <w:rPr>
+          <w:sz w:val="24"/>
+          <w:szCs w:val="24"/>
+        </w:rPr>
+        <w:t>median</w:t>
+      </w:r>
+      <w:proofErr w:type="spellEnd"/>
+      <w:r>
+        <w:rPr>
+          <w:sz w:val="24"/>
+          <w:szCs w:val="24"/>
+        </w:rPr>
+        <w:t xml:space="preserve"> (329), and maximum degree (1767), </w:t>
+      </w:r>
+      <w:proofErr w:type="spellStart"/>
+      <w:r>
+        <w:rPr>
+          <w:sz w:val="24"/>
+          <w:szCs w:val="24"/>
+        </w:rPr>
+        <w:t>indicating</w:t>
+      </w:r>
+      <w:proofErr w:type="spellEnd"/>
+      <w:r>
+        <w:rPr>
+          <w:sz w:val="24"/>
+          <w:szCs w:val="24"/>
+        </w:rPr>
+        <w:t xml:space="preserve"> the </w:t>
+      </w:r>
+      <w:proofErr w:type="spellStart"/>
+      <w:r>
+        <w:rPr>
+          <w:sz w:val="24"/>
+          <w:szCs w:val="24"/>
+        </w:rPr>
+        <w:t>presence</w:t>
+      </w:r>
+      <w:proofErr w:type="spellEnd"/>
+      <w:r>
+        <w:rPr>
+          <w:sz w:val="24"/>
+          <w:szCs w:val="24"/>
+        </w:rPr>
+        <w:t xml:space="preserve"> of hub </w:t>
+      </w:r>
+      <w:proofErr w:type="spellStart"/>
+      <w:r>
+        <w:rPr>
+          <w:sz w:val="24"/>
+          <w:szCs w:val="24"/>
+        </w:rPr>
+        <w:t>nodes</w:t>
+      </w:r>
+      <w:proofErr w:type="spellEnd"/>
+      <w:r>
+        <w:rPr>
+          <w:sz w:val="24"/>
+          <w:szCs w:val="24"/>
+        </w:rPr>
+        <w:t xml:space="preserve">. </w:t>
+      </w:r>
+      <w:proofErr w:type="spellStart"/>
+      <w:r>
+        <w:rPr>
+          <w:sz w:val="24"/>
+          <w:szCs w:val="24"/>
+        </w:rPr>
+        <w:t>While</w:t>
+      </w:r>
+      <w:proofErr w:type="spellEnd"/>
+      <w:r>
+        <w:rPr>
+          <w:sz w:val="24"/>
+          <w:szCs w:val="24"/>
+        </w:rPr>
+        <w:t xml:space="preserve"> the </w:t>
+      </w:r>
+      <w:proofErr w:type="spellStart"/>
+      <w:r>
+        <w:rPr>
+          <w:sz w:val="24"/>
+          <w:szCs w:val="24"/>
+        </w:rPr>
+        <w:t>distribution</w:t>
+      </w:r>
+      <w:proofErr w:type="spellEnd"/>
+      <w:r>
+        <w:rPr>
+          <w:sz w:val="24"/>
+          <w:szCs w:val="24"/>
+        </w:rPr>
+        <w:t xml:space="preserve"> </w:t>
       </w:r>
       <w:proofErr w:type="spellStart"/>
       <w:r>
@@ -4283,204 +5024,265 @@
           <w:sz w:val="24"/>
           <w:szCs w:val="24"/>
         </w:rPr>
-        <w:t xml:space="preserve"> hub-</w:t>
-      </w:r>
-      <w:proofErr w:type="spellStart"/>
-      <w:r>
-        <w:rPr>
-          <w:sz w:val="24"/>
-          <w:szCs w:val="24"/>
-        </w:rPr>
-        <w:t>driven</w:t>
-      </w:r>
-      <w:proofErr w:type="spellEnd"/>
-      <w:r>
-        <w:rPr>
-          <w:sz w:val="24"/>
-          <w:szCs w:val="24"/>
-        </w:rPr>
-        <w:t xml:space="preserve"> </w:t>
-      </w:r>
-      <w:proofErr w:type="spellStart"/>
-      <w:r>
-        <w:rPr>
-          <w:sz w:val="24"/>
-          <w:szCs w:val="24"/>
-        </w:rPr>
-        <w:t>connectivity</w:t>
-      </w:r>
-      <w:proofErr w:type="spellEnd"/>
-      <w:r>
-        <w:rPr>
-          <w:sz w:val="24"/>
-          <w:szCs w:val="24"/>
-        </w:rPr>
-        <w:t xml:space="preserve">, with a </w:t>
-      </w:r>
-      <w:proofErr w:type="spellStart"/>
-      <w:r>
-        <w:rPr>
-          <w:sz w:val="24"/>
-          <w:szCs w:val="24"/>
-        </w:rPr>
-        <w:t>strongly</w:t>
-      </w:r>
-      <w:proofErr w:type="spellEnd"/>
-      <w:r>
-        <w:rPr>
-          <w:sz w:val="24"/>
-          <w:szCs w:val="24"/>
-        </w:rPr>
-        <w:t xml:space="preserve"> </w:t>
-      </w:r>
-      <w:proofErr w:type="spellStart"/>
-      <w:r>
-        <w:rPr>
-          <w:sz w:val="24"/>
-          <w:szCs w:val="24"/>
-        </w:rPr>
-        <w:t>skewed</w:t>
-      </w:r>
-      <w:proofErr w:type="spellEnd"/>
-      <w:r>
-        <w:rPr>
-          <w:sz w:val="24"/>
-          <w:szCs w:val="24"/>
-        </w:rPr>
-        <w:t xml:space="preserve"> degree </w:t>
-      </w:r>
-      <w:proofErr w:type="spellStart"/>
-      <w:r>
-        <w:rPr>
-          <w:sz w:val="24"/>
-          <w:szCs w:val="24"/>
-        </w:rPr>
-        <w:t>distribution</w:t>
-      </w:r>
-      <w:proofErr w:type="spellEnd"/>
-      <w:r>
-        <w:rPr>
-          <w:sz w:val="24"/>
-          <w:szCs w:val="24"/>
-        </w:rPr>
-        <w:t>.</w:t>
+        <w:t xml:space="preserve"> heavy-</w:t>
+      </w:r>
+      <w:proofErr w:type="spellStart"/>
+      <w:r>
+        <w:rPr>
+          <w:sz w:val="24"/>
+          <w:szCs w:val="24"/>
+        </w:rPr>
+        <w:t>tailed</w:t>
+      </w:r>
+      <w:proofErr w:type="spellEnd"/>
+      <w:r>
+        <w:rPr>
+          <w:sz w:val="24"/>
+          <w:szCs w:val="24"/>
+        </w:rPr>
+        <w:t xml:space="preserve"> </w:t>
+      </w:r>
+      <w:proofErr w:type="spellStart"/>
+      <w:r>
+        <w:rPr>
+          <w:sz w:val="24"/>
+          <w:szCs w:val="24"/>
+        </w:rPr>
+        <w:t>characteristics</w:t>
+      </w:r>
+      <w:proofErr w:type="spellEnd"/>
+      <w:r>
+        <w:rPr>
+          <w:sz w:val="24"/>
+          <w:szCs w:val="24"/>
+        </w:rPr>
+        <w:t xml:space="preserve">, </w:t>
+      </w:r>
+      <w:proofErr w:type="spellStart"/>
+      <w:r>
+        <w:rPr>
+          <w:sz w:val="24"/>
+          <w:szCs w:val="24"/>
+        </w:rPr>
+        <w:t>this</w:t>
+      </w:r>
+      <w:proofErr w:type="spellEnd"/>
+      <w:r>
+        <w:rPr>
+          <w:sz w:val="24"/>
+          <w:szCs w:val="24"/>
+        </w:rPr>
+        <w:t xml:space="preserve"> </w:t>
+      </w:r>
+      <w:proofErr w:type="spellStart"/>
+      <w:r>
+        <w:rPr>
+          <w:sz w:val="24"/>
+          <w:szCs w:val="24"/>
+        </w:rPr>
+        <w:t>behavior</w:t>
+      </w:r>
+      <w:proofErr w:type="spellEnd"/>
+      <w:r>
+        <w:rPr>
+          <w:sz w:val="24"/>
+          <w:szCs w:val="24"/>
+        </w:rPr>
+        <w:t xml:space="preserve"> </w:t>
+      </w:r>
+      <w:proofErr w:type="spellStart"/>
+      <w:r>
+        <w:rPr>
+          <w:sz w:val="24"/>
+          <w:szCs w:val="24"/>
+        </w:rPr>
+        <w:t>is</w:t>
+      </w:r>
+      <w:proofErr w:type="spellEnd"/>
+      <w:r>
+        <w:rPr>
+          <w:sz w:val="24"/>
+          <w:szCs w:val="24"/>
+        </w:rPr>
+        <w:t xml:space="preserve"> </w:t>
+      </w:r>
+      <w:proofErr w:type="spellStart"/>
+      <w:r>
+        <w:rPr>
+          <w:sz w:val="24"/>
+          <w:szCs w:val="24"/>
+        </w:rPr>
+        <w:t>partially</w:t>
+      </w:r>
+      <w:proofErr w:type="spellEnd"/>
+      <w:r>
+        <w:rPr>
+          <w:sz w:val="24"/>
+          <w:szCs w:val="24"/>
+        </w:rPr>
+        <w:t xml:space="preserve"> </w:t>
+      </w:r>
+      <w:proofErr w:type="spellStart"/>
+      <w:r>
+        <w:rPr>
+          <w:sz w:val="24"/>
+          <w:szCs w:val="24"/>
+        </w:rPr>
+        <w:t>influenced</w:t>
+      </w:r>
+      <w:proofErr w:type="spellEnd"/>
+      <w:r>
+        <w:rPr>
+          <w:sz w:val="24"/>
+          <w:szCs w:val="24"/>
+        </w:rPr>
+        <w:t xml:space="preserve"> by the </w:t>
+      </w:r>
+      <w:proofErr w:type="spellStart"/>
+      <w:r>
+        <w:rPr>
+          <w:sz w:val="24"/>
+          <w:szCs w:val="24"/>
+        </w:rPr>
+        <w:t>construction</w:t>
+      </w:r>
+      <w:proofErr w:type="spellEnd"/>
+      <w:r>
+        <w:rPr>
+          <w:sz w:val="24"/>
+          <w:szCs w:val="24"/>
+        </w:rPr>
+        <w:t xml:space="preserve"> </w:t>
+      </w:r>
+      <w:proofErr w:type="spellStart"/>
+      <w:r>
+        <w:rPr>
+          <w:sz w:val="24"/>
+          <w:szCs w:val="24"/>
+        </w:rPr>
+        <w:t>mechanism</w:t>
+      </w:r>
+      <w:proofErr w:type="spellEnd"/>
+      <w:r>
+        <w:rPr>
+          <w:sz w:val="24"/>
+          <w:szCs w:val="24"/>
+        </w:rPr>
+        <w:t xml:space="preserve"> and the filtering </w:t>
+      </w:r>
+      <w:proofErr w:type="spellStart"/>
+      <w:r>
+        <w:rPr>
+          <w:sz w:val="24"/>
+          <w:szCs w:val="24"/>
+        </w:rPr>
+        <w:t>threshold</w:t>
+      </w:r>
+      <w:proofErr w:type="spellEnd"/>
+      <w:r>
+        <w:rPr>
+          <w:sz w:val="24"/>
+          <w:szCs w:val="24"/>
+        </w:rPr>
+        <w:t xml:space="preserve">, </w:t>
+      </w:r>
+      <w:proofErr w:type="spellStart"/>
+      <w:r>
+        <w:rPr>
+          <w:sz w:val="24"/>
+          <w:szCs w:val="24"/>
+        </w:rPr>
+        <w:t>rather</w:t>
+      </w:r>
+      <w:proofErr w:type="spellEnd"/>
+      <w:r>
+        <w:rPr>
+          <w:sz w:val="24"/>
+          <w:szCs w:val="24"/>
+        </w:rPr>
+        <w:t xml:space="preserve"> </w:t>
+      </w:r>
+      <w:proofErr w:type="spellStart"/>
+      <w:r>
+        <w:rPr>
+          <w:sz w:val="24"/>
+          <w:szCs w:val="24"/>
+        </w:rPr>
+        <w:t>than</w:t>
+      </w:r>
+      <w:proofErr w:type="spellEnd"/>
+      <w:r>
+        <w:rPr>
+          <w:sz w:val="24"/>
+          <w:szCs w:val="24"/>
+        </w:rPr>
+        <w:t xml:space="preserve"> </w:t>
+      </w:r>
+      <w:proofErr w:type="spellStart"/>
+      <w:r>
+        <w:rPr>
+          <w:sz w:val="24"/>
+          <w:szCs w:val="24"/>
+        </w:rPr>
+        <w:t>purely</w:t>
+      </w:r>
+      <w:proofErr w:type="spellEnd"/>
+      <w:r>
+        <w:rPr>
+          <w:sz w:val="24"/>
+          <w:szCs w:val="24"/>
+        </w:rPr>
+        <w:t xml:space="preserve"> </w:t>
+      </w:r>
+      <w:proofErr w:type="spellStart"/>
+      <w:r>
+        <w:rPr>
+          <w:sz w:val="24"/>
+          <w:szCs w:val="24"/>
+        </w:rPr>
+        <w:t>emergent</w:t>
+      </w:r>
+      <w:proofErr w:type="spellEnd"/>
+      <w:r>
+        <w:rPr>
+          <w:sz w:val="24"/>
+          <w:szCs w:val="24"/>
+        </w:rPr>
+        <w:t xml:space="preserve"> </w:t>
+      </w:r>
+      <w:proofErr w:type="spellStart"/>
+      <w:r>
+        <w:rPr>
+          <w:sz w:val="24"/>
+          <w:szCs w:val="24"/>
+        </w:rPr>
+        <w:t>preferential</w:t>
+      </w:r>
+      <w:proofErr w:type="spellEnd"/>
+      <w:r>
+        <w:rPr>
+          <w:sz w:val="24"/>
+          <w:szCs w:val="24"/>
+        </w:rPr>
+        <w:t xml:space="preserve"> attachment.</w:t>
       </w:r>
     </w:p>
     <w:p>
       <w:pPr>
         <w:pStyle w:val="Nessunaspaziatura"/>
-        <w:spacing w:before="240"/>
-        <w:rPr>
-          <w:sz w:val="24"/>
-          <w:szCs w:val="24"/>
-        </w:rPr>
-      </w:pPr>
-      <w:r>
-        <w:rPr>
-          <w:sz w:val="24"/>
-          <w:szCs w:val="24"/>
-        </w:rPr>
-        <w:t xml:space="preserve">The network shows a </w:t>
-      </w:r>
-      <w:proofErr w:type="spellStart"/>
-      <w:r>
-        <w:rPr>
-          <w:sz w:val="24"/>
-          <w:szCs w:val="24"/>
-        </w:rPr>
-        <w:t>highly</w:t>
-      </w:r>
-      <w:proofErr w:type="spellEnd"/>
-      <w:r>
-        <w:rPr>
-          <w:sz w:val="24"/>
-          <w:szCs w:val="24"/>
-        </w:rPr>
-        <w:t xml:space="preserve"> </w:t>
-      </w:r>
-      <w:proofErr w:type="spellStart"/>
-      <w:r>
-        <w:rPr>
-          <w:sz w:val="24"/>
-          <w:szCs w:val="24"/>
-        </w:rPr>
-        <w:t>skewed</w:t>
-      </w:r>
-      <w:proofErr w:type="spellEnd"/>
-      <w:r>
-        <w:rPr>
-          <w:sz w:val="24"/>
-          <w:szCs w:val="24"/>
-        </w:rPr>
-        <w:t xml:space="preserve"> degree </w:t>
-      </w:r>
-      <w:proofErr w:type="spellStart"/>
-      <w:r>
-        <w:rPr>
-          <w:sz w:val="24"/>
-          <w:szCs w:val="24"/>
-        </w:rPr>
-        <w:t>distribution</w:t>
-      </w:r>
-      <w:proofErr w:type="spellEnd"/>
-      <w:r>
-        <w:rPr>
-          <w:sz w:val="24"/>
-          <w:szCs w:val="24"/>
-        </w:rPr>
-        <w:t xml:space="preserve">, </w:t>
-      </w:r>
-      <w:proofErr w:type="spellStart"/>
-      <w:r>
-        <w:rPr>
-          <w:sz w:val="24"/>
-          <w:szCs w:val="24"/>
-        </w:rPr>
-        <w:t>as</w:t>
-      </w:r>
-      <w:proofErr w:type="spellEnd"/>
-      <w:r>
-        <w:rPr>
-          <w:sz w:val="24"/>
-          <w:szCs w:val="24"/>
-        </w:rPr>
-        <w:t xml:space="preserve"> </w:t>
-      </w:r>
-      <w:proofErr w:type="spellStart"/>
-      <w:r>
-        <w:rPr>
-          <w:sz w:val="24"/>
-          <w:szCs w:val="24"/>
-        </w:rPr>
-        <w:t>illustrated</w:t>
-      </w:r>
-      <w:proofErr w:type="spellEnd"/>
-      <w:r>
-        <w:rPr>
-          <w:sz w:val="24"/>
-          <w:szCs w:val="24"/>
-        </w:rPr>
-        <w:t>.</w:t>
-      </w:r>
-    </w:p>
-    <w:p>
-      <w:pPr>
-        <w:pStyle w:val="Nessunaspaziatura"/>
         <w:keepNext/>
-        <w:spacing w:before="240"/>
         <w:jc w:val="center"/>
       </w:pPr>
       <w:r>
         <w:rPr>
-          <w:noProof/>
           <w:sz w:val="24"/>
           <w:szCs w:val="24"/>
         </w:rPr>
         <w:drawing>
-          <wp:inline distT="0" distB="0" distL="0" distR="0" wp14:anchorId="51B6F41B" wp14:editId="18A80A1D">
-            <wp:extent cx="2735884" cy="1709998"/>
-            <wp:effectExtent l="0" t="0" r="7620" b="5080"/>
-            <wp:docPr id="2" name="Immagine 2" descr="Immagine che contiene testo, schermata, diagramma, Diagramma&#10;&#10;Il contenuto generato dall'IA potrebbe non essere corretto."/>
+          <wp:inline distT="0" distB="0" distL="0" distR="0" wp14:anchorId="363B0130" wp14:editId="10A9509A">
+            <wp:extent cx="2311400" cy="1562735"/>
+            <wp:effectExtent l="0" t="0" r="0" b="0"/>
+            <wp:docPr id="5" name="Immagine 5"/>
             <wp:cNvGraphicFramePr>
               <a:graphicFrameLocks xmlns:a="http://schemas.openxmlformats.org/drawingml/2006/main" noChangeAspect="1"/>
             </wp:cNvGraphicFramePr>
@@ -4488,11 +5290,11 @@
               <a:graphicData uri="http://schemas.openxmlformats.org/drawingml/2006/picture">
                 <pic:pic xmlns:pic="http://schemas.openxmlformats.org/drawingml/2006/picture">
                   <pic:nvPicPr>
-                    <pic:cNvPr id="2" name="Immagine 2" descr="Immagine che contiene testo, schermata, diagramma, Diagramma&#10;&#10;Il contenuto generato dall'IA potrebbe non essere corretto."/>
+                    <pic:cNvPr id="1" name=""/>
                     <pic:cNvPicPr/>
                   </pic:nvPicPr>
                   <pic:blipFill>
-                    <a:blip r:embed="rId7" cstate="print">
+                    <a:blip r:embed="rId8" cstate="print">
                       <a:extLst>
                         <a:ext uri="{28A0092B-C50C-407E-A947-70E740481C1C}">
                           <a14:useLocalDpi xmlns:a14="http://schemas.microsoft.com/office/drawing/2010/main" val="0"/>
@@ -4506,7 +5308,7 @@
                   <pic:spPr>
                     <a:xfrm>
                       <a:off x="0" y="0"/>
-                      <a:ext cx="2749429" cy="1718464"/>
+                      <a:ext cx="2311400" cy="1562735"/>
                     </a:xfrm>
                     <a:prstGeom prst="rect">
                       <a:avLst/>
@@ -4544,108 +5346,221 @@
         <w:rPr>
           <w:noProof/>
         </w:rPr>
-        <w:t>2</w:t>
+        <w:t>3</w:t>
       </w:r>
       <w:r>
         <w:fldChar w:fldCharType="end"/>
       </w:r>
       <w:r>
-        <w:t xml:space="preserve">: Degree </w:t>
-      </w:r>
-      <w:proofErr w:type="spellStart"/>
-      <w:r>
-        <w:t>distribution</w:t>
-      </w:r>
-      <w:proofErr w:type="spellEnd"/>
-      <w:r>
-        <w:t xml:space="preserve"> </w:t>
-      </w:r>
-      <w:proofErr w:type="spellStart"/>
-      <w:r>
-        <w:t>graph</w:t>
-      </w:r>
-      <w:proofErr w:type="spellEnd"/>
+        <w:t>: Degree Distribution</w:t>
+      </w:r>
     </w:p>
     <w:p>
       <w:pPr>
-        <w:pStyle w:val="Titolo2"/>
-        <w:numPr>
-          <w:ilvl w:val="0"/>
-          <w:numId w:val="41"/>
-        </w:numPr>
-        <w:spacing w:before="0"/>
-        <w:rPr>
-          <w:b/>
-          <w:bCs/>
-          <w:sz w:val="24"/>
-          <w:szCs w:val="24"/>
-        </w:rPr>
-      </w:pPr>
-      <w:proofErr w:type="spellStart"/>
-      <w:r>
-        <w:rPr>
-          <w:b/>
-          <w:bCs/>
-        </w:rPr>
-        <w:t>Genre</w:t>
-      </w:r>
-      <w:proofErr w:type="spellEnd"/>
-      <w:r>
-        <w:rPr>
-          <w:b/>
-          <w:bCs/>
-        </w:rPr>
-        <w:t xml:space="preserve"> </w:t>
-      </w:r>
-      <w:proofErr w:type="spellStart"/>
-      <w:r>
-        <w:rPr>
-          <w:b/>
-          <w:bCs/>
-        </w:rPr>
-        <w:t>Structure</w:t>
-      </w:r>
-      <w:proofErr w:type="spellEnd"/>
-    </w:p>
-    <w:p>
-      <w:pPr>
         <w:pStyle w:val="Nessunaspaziatura"/>
         <w:rPr>
           <w:sz w:val="24"/>
           <w:szCs w:val="24"/>
         </w:rPr>
       </w:pPr>
-      <w:proofErr w:type="spellStart"/>
-      <w:r>
-        <w:rPr>
-          <w:sz w:val="24"/>
-          <w:szCs w:val="24"/>
-        </w:rPr>
-        <w:t>Additional</w:t>
-      </w:r>
-      <w:proofErr w:type="spellEnd"/>
-      <w:r>
-        <w:rPr>
-          <w:sz w:val="24"/>
-          <w:szCs w:val="24"/>
-        </w:rPr>
-        <w:t xml:space="preserve"> </w:t>
-      </w:r>
-      <w:proofErr w:type="spellStart"/>
-      <w:r>
-        <w:rPr>
-          <w:sz w:val="24"/>
-          <w:szCs w:val="24"/>
-        </w:rPr>
-        <w:t>analysis</w:t>
-      </w:r>
-      <w:proofErr w:type="spellEnd"/>
-      <w:r>
-        <w:rPr>
-          <w:sz w:val="24"/>
-          <w:szCs w:val="24"/>
-        </w:rPr>
-        <w:t xml:space="preserve"> of </w:t>
+      <w:r>
+        <w:rPr>
+          <w:sz w:val="24"/>
+          <w:szCs w:val="24"/>
+        </w:rPr>
+        <w:t xml:space="preserve">Overall, the network </w:t>
+      </w:r>
+      <w:proofErr w:type="spellStart"/>
+      <w:r>
+        <w:rPr>
+          <w:sz w:val="24"/>
+          <w:szCs w:val="24"/>
+        </w:rPr>
+        <w:t>is</w:t>
+      </w:r>
+      <w:proofErr w:type="spellEnd"/>
+      <w:r>
+        <w:rPr>
+          <w:sz w:val="24"/>
+          <w:szCs w:val="24"/>
+        </w:rPr>
+        <w:t xml:space="preserve"> best </w:t>
+      </w:r>
+      <w:proofErr w:type="spellStart"/>
+      <w:r>
+        <w:rPr>
+          <w:sz w:val="24"/>
+          <w:szCs w:val="24"/>
+        </w:rPr>
+        <w:t>interpreted</w:t>
+      </w:r>
+      <w:proofErr w:type="spellEnd"/>
+      <w:r>
+        <w:rPr>
+          <w:sz w:val="24"/>
+          <w:szCs w:val="24"/>
+        </w:rPr>
+        <w:t xml:space="preserve"> </w:t>
+      </w:r>
+      <w:proofErr w:type="spellStart"/>
+      <w:r>
+        <w:rPr>
+          <w:sz w:val="24"/>
+          <w:szCs w:val="24"/>
+        </w:rPr>
+        <w:t>as</w:t>
+      </w:r>
+      <w:proofErr w:type="spellEnd"/>
+      <w:r>
+        <w:rPr>
+          <w:sz w:val="24"/>
+          <w:szCs w:val="24"/>
+        </w:rPr>
+        <w:t xml:space="preserve"> an </w:t>
+      </w:r>
+      <w:proofErr w:type="spellStart"/>
+      <w:r>
+        <w:rPr>
+          <w:sz w:val="24"/>
+          <w:szCs w:val="24"/>
+        </w:rPr>
+        <w:t>attribute-driven</w:t>
+      </w:r>
+      <w:proofErr w:type="spellEnd"/>
+      <w:r>
+        <w:rPr>
+          <w:sz w:val="24"/>
+          <w:szCs w:val="24"/>
+        </w:rPr>
+        <w:t xml:space="preserve"> </w:t>
+      </w:r>
+      <w:proofErr w:type="spellStart"/>
+      <w:r>
+        <w:rPr>
+          <w:sz w:val="24"/>
+          <w:szCs w:val="24"/>
+        </w:rPr>
+        <w:t>similarity</w:t>
+      </w:r>
+      <w:proofErr w:type="spellEnd"/>
+      <w:r>
+        <w:rPr>
+          <w:sz w:val="24"/>
+          <w:szCs w:val="24"/>
+        </w:rPr>
+        <w:t xml:space="preserve"> network </w:t>
+      </w:r>
+      <w:proofErr w:type="spellStart"/>
+      <w:r>
+        <w:rPr>
+          <w:sz w:val="24"/>
+          <w:szCs w:val="24"/>
+        </w:rPr>
+        <w:t>rather</w:t>
+      </w:r>
+      <w:proofErr w:type="spellEnd"/>
+      <w:r>
+        <w:rPr>
+          <w:sz w:val="24"/>
+          <w:szCs w:val="24"/>
+        </w:rPr>
+        <w:t xml:space="preserve"> </w:t>
+      </w:r>
+      <w:proofErr w:type="spellStart"/>
+      <w:r>
+        <w:rPr>
+          <w:sz w:val="24"/>
+          <w:szCs w:val="24"/>
+        </w:rPr>
+        <w:t>than</w:t>
+      </w:r>
+      <w:proofErr w:type="spellEnd"/>
+      <w:r>
+        <w:rPr>
+          <w:sz w:val="24"/>
+          <w:szCs w:val="24"/>
+        </w:rPr>
+        <w:t xml:space="preserve"> a random or scale-free </w:t>
+      </w:r>
+      <w:proofErr w:type="spellStart"/>
+      <w:r>
+        <w:rPr>
+          <w:sz w:val="24"/>
+          <w:szCs w:val="24"/>
+        </w:rPr>
+        <w:t>structure</w:t>
+      </w:r>
+      <w:proofErr w:type="spellEnd"/>
+      <w:r>
+        <w:rPr>
+          <w:sz w:val="24"/>
+          <w:szCs w:val="24"/>
+        </w:rPr>
+        <w:t xml:space="preserve">. </w:t>
+      </w:r>
+      <w:proofErr w:type="spellStart"/>
+      <w:r>
+        <w:rPr>
+          <w:sz w:val="24"/>
+          <w:szCs w:val="24"/>
+        </w:rPr>
+        <w:t>Its</w:t>
+      </w:r>
+      <w:proofErr w:type="spellEnd"/>
+      <w:r>
+        <w:rPr>
+          <w:sz w:val="24"/>
+          <w:szCs w:val="24"/>
+        </w:rPr>
+        <w:t xml:space="preserve"> </w:t>
+      </w:r>
+      <w:proofErr w:type="spellStart"/>
+      <w:r>
+        <w:rPr>
+          <w:sz w:val="24"/>
+          <w:szCs w:val="24"/>
+        </w:rPr>
+        <w:t>topology</w:t>
+      </w:r>
+      <w:proofErr w:type="spellEnd"/>
+      <w:r>
+        <w:rPr>
+          <w:sz w:val="24"/>
+          <w:szCs w:val="24"/>
+        </w:rPr>
+        <w:t xml:space="preserve"> </w:t>
+      </w:r>
+      <w:proofErr w:type="spellStart"/>
+      <w:r>
+        <w:rPr>
+          <w:sz w:val="24"/>
+          <w:szCs w:val="24"/>
+        </w:rPr>
+        <w:t>emerges</w:t>
+      </w:r>
+      <w:proofErr w:type="spellEnd"/>
+      <w:r>
+        <w:rPr>
+          <w:sz w:val="24"/>
+          <w:szCs w:val="24"/>
+        </w:rPr>
+        <w:t xml:space="preserve"> from the interaction </w:t>
+      </w:r>
+      <w:proofErr w:type="spellStart"/>
+      <w:r>
+        <w:rPr>
+          <w:sz w:val="24"/>
+          <w:szCs w:val="24"/>
+        </w:rPr>
+        <w:t>between</w:t>
+      </w:r>
+      <w:proofErr w:type="spellEnd"/>
+      <w:r>
+        <w:rPr>
+          <w:sz w:val="24"/>
+          <w:szCs w:val="24"/>
+        </w:rPr>
+        <w:t xml:space="preserve"> </w:t>
       </w:r>
       <w:proofErr w:type="spellStart"/>
       <w:r>
@@ -4669,846 +5584,79 @@
           <w:sz w:val="24"/>
           <w:szCs w:val="24"/>
         </w:rPr>
-        <w:t>distribution</w:t>
-      </w:r>
-      <w:proofErr w:type="spellEnd"/>
-      <w:r>
-        <w:rPr>
-          <w:sz w:val="24"/>
-          <w:szCs w:val="24"/>
-        </w:rPr>
-        <w:t xml:space="preserve"> shows:</w:t>
-      </w:r>
-    </w:p>
-    <w:p>
-      <w:pPr>
-        <w:pStyle w:val="Nessunaspaziatura"/>
-        <w:numPr>
-          <w:ilvl w:val="0"/>
-          <w:numId w:val="54"/>
-        </w:numPr>
-        <w:rPr>
-          <w:sz w:val="24"/>
-          <w:szCs w:val="24"/>
-        </w:rPr>
-      </w:pPr>
-      <w:r>
-        <w:rPr>
-          <w:b/>
-          <w:bCs/>
-          <w:sz w:val="24"/>
-          <w:szCs w:val="24"/>
-        </w:rPr>
-        <w:t>490</w:t>
-      </w:r>
-      <w:r>
-        <w:rPr>
-          <w:sz w:val="24"/>
-          <w:szCs w:val="24"/>
-        </w:rPr>
-        <w:t xml:space="preserve"> </w:t>
-      </w:r>
-      <w:proofErr w:type="spellStart"/>
-      <w:r>
-        <w:rPr>
-          <w:sz w:val="24"/>
-          <w:szCs w:val="24"/>
-        </w:rPr>
-        <w:t>unique</w:t>
-      </w:r>
-      <w:proofErr w:type="spellEnd"/>
-      <w:r>
-        <w:rPr>
-          <w:sz w:val="24"/>
-          <w:szCs w:val="24"/>
-        </w:rPr>
-        <w:t xml:space="preserve"> </w:t>
-      </w:r>
-      <w:proofErr w:type="spellStart"/>
-      <w:r>
-        <w:rPr>
-          <w:sz w:val="24"/>
-          <w:szCs w:val="24"/>
-        </w:rPr>
-        <w:t>genre</w:t>
-      </w:r>
-      <w:proofErr w:type="spellEnd"/>
-      <w:r>
-        <w:rPr>
-          <w:sz w:val="24"/>
-          <w:szCs w:val="24"/>
-        </w:rPr>
-        <w:t xml:space="preserve"> </w:t>
-      </w:r>
-      <w:proofErr w:type="spellStart"/>
-      <w:r>
-        <w:rPr>
-          <w:sz w:val="24"/>
-          <w:szCs w:val="24"/>
-        </w:rPr>
-        <w:t>combinations</w:t>
-      </w:r>
-      <w:proofErr w:type="spellEnd"/>
-      <w:r>
-        <w:rPr>
-          <w:sz w:val="24"/>
-          <w:szCs w:val="24"/>
-        </w:rPr>
-        <w:t xml:space="preserve">; </w:t>
-      </w:r>
-    </w:p>
-    <w:p>
-      <w:pPr>
-        <w:pStyle w:val="Nessunaspaziatura"/>
-        <w:numPr>
-          <w:ilvl w:val="0"/>
-          <w:numId w:val="54"/>
-        </w:numPr>
-        <w:rPr>
-          <w:sz w:val="24"/>
-          <w:szCs w:val="24"/>
-        </w:rPr>
-      </w:pPr>
-      <w:proofErr w:type="spellStart"/>
-      <w:r>
-        <w:rPr>
-          <w:sz w:val="24"/>
-          <w:szCs w:val="24"/>
-        </w:rPr>
-        <w:t>most</w:t>
-      </w:r>
-      <w:proofErr w:type="spellEnd"/>
-      <w:r>
-        <w:rPr>
-          <w:sz w:val="24"/>
-          <w:szCs w:val="24"/>
-        </w:rPr>
-        <w:t xml:space="preserve"> anime </w:t>
-      </w:r>
-      <w:proofErr w:type="spellStart"/>
-      <w:r>
-        <w:rPr>
-          <w:sz w:val="24"/>
-          <w:szCs w:val="24"/>
-        </w:rPr>
-        <w:t>have</w:t>
-      </w:r>
-      <w:proofErr w:type="spellEnd"/>
-      <w:r>
-        <w:rPr>
-          <w:sz w:val="24"/>
-          <w:szCs w:val="24"/>
-        </w:rPr>
-        <w:t xml:space="preserve"> </w:t>
-      </w:r>
-      <w:proofErr w:type="spellStart"/>
-      <w:r>
-        <w:rPr>
-          <w:sz w:val="24"/>
-          <w:szCs w:val="24"/>
-        </w:rPr>
-        <w:t>between</w:t>
-      </w:r>
-      <w:proofErr w:type="spellEnd"/>
-      <w:r>
-        <w:rPr>
-          <w:sz w:val="24"/>
-          <w:szCs w:val="24"/>
-        </w:rPr>
-        <w:t xml:space="preserve"> 1 and 3 </w:t>
-      </w:r>
-      <w:proofErr w:type="spellStart"/>
-      <w:r>
-        <w:rPr>
-          <w:sz w:val="24"/>
-          <w:szCs w:val="24"/>
-        </w:rPr>
-        <w:t>genres</w:t>
-      </w:r>
-      <w:proofErr w:type="spellEnd"/>
-      <w:r>
-        <w:rPr>
-          <w:sz w:val="24"/>
-          <w:szCs w:val="24"/>
-        </w:rPr>
-        <w:t xml:space="preserve">; </w:t>
-      </w:r>
-    </w:p>
-    <w:p>
-      <w:pPr>
-        <w:pStyle w:val="Nessunaspaziatura"/>
-        <w:numPr>
-          <w:ilvl w:val="0"/>
-          <w:numId w:val="54"/>
-        </w:numPr>
-        <w:rPr>
-          <w:sz w:val="24"/>
-          <w:szCs w:val="24"/>
-        </w:rPr>
-      </w:pPr>
-      <w:proofErr w:type="spellStart"/>
-      <w:r>
-        <w:rPr>
-          <w:sz w:val="24"/>
-          <w:szCs w:val="24"/>
-        </w:rPr>
-        <w:t>very</w:t>
-      </w:r>
-      <w:proofErr w:type="spellEnd"/>
-      <w:r>
-        <w:rPr>
-          <w:sz w:val="24"/>
-          <w:szCs w:val="24"/>
-        </w:rPr>
-        <w:t xml:space="preserve"> </w:t>
-      </w:r>
-      <w:proofErr w:type="spellStart"/>
-      <w:r>
-        <w:rPr>
-          <w:sz w:val="24"/>
-          <w:szCs w:val="24"/>
-        </w:rPr>
-        <w:t>few</w:t>
-      </w:r>
-      <w:proofErr w:type="spellEnd"/>
-      <w:r>
-        <w:rPr>
-          <w:sz w:val="24"/>
-          <w:szCs w:val="24"/>
-        </w:rPr>
-        <w:t xml:space="preserve"> anime </w:t>
-      </w:r>
-      <w:proofErr w:type="spellStart"/>
-      <w:r>
-        <w:rPr>
-          <w:sz w:val="24"/>
-          <w:szCs w:val="24"/>
-        </w:rPr>
-        <w:t>have</w:t>
-      </w:r>
-      <w:proofErr w:type="spellEnd"/>
-      <w:r>
-        <w:rPr>
-          <w:sz w:val="24"/>
-          <w:szCs w:val="24"/>
-        </w:rPr>
-        <w:t xml:space="preserve"> more </w:t>
-      </w:r>
-      <w:proofErr w:type="spellStart"/>
-      <w:r>
-        <w:rPr>
-          <w:sz w:val="24"/>
-          <w:szCs w:val="24"/>
-        </w:rPr>
-        <w:t>than</w:t>
-      </w:r>
-      <w:proofErr w:type="spellEnd"/>
-      <w:r>
-        <w:rPr>
-          <w:sz w:val="24"/>
-          <w:szCs w:val="24"/>
-        </w:rPr>
-        <w:t xml:space="preserve"> 5 </w:t>
-      </w:r>
-      <w:proofErr w:type="spellStart"/>
-      <w:r>
-        <w:rPr>
-          <w:sz w:val="24"/>
-          <w:szCs w:val="24"/>
-        </w:rPr>
-        <w:t>genres</w:t>
-      </w:r>
-      <w:proofErr w:type="spellEnd"/>
-      <w:r>
-        <w:rPr>
-          <w:sz w:val="24"/>
-          <w:szCs w:val="24"/>
-        </w:rPr>
-        <w:t xml:space="preserve">. </w:t>
-      </w:r>
-    </w:p>
-    <w:p>
-      <w:pPr>
-        <w:pStyle w:val="Nessunaspaziatura"/>
-        <w:rPr>
-          <w:sz w:val="24"/>
-          <w:szCs w:val="24"/>
-        </w:rPr>
-      </w:pPr>
-      <w:r>
-        <w:rPr>
-          <w:sz w:val="24"/>
-          <w:szCs w:val="24"/>
-        </w:rPr>
-        <w:t xml:space="preserve">The </w:t>
-      </w:r>
-      <w:proofErr w:type="spellStart"/>
-      <w:r>
-        <w:rPr>
-          <w:sz w:val="24"/>
-          <w:szCs w:val="24"/>
-        </w:rPr>
-        <w:t>most</w:t>
-      </w:r>
-      <w:proofErr w:type="spellEnd"/>
-      <w:r>
-        <w:rPr>
-          <w:sz w:val="24"/>
-          <w:szCs w:val="24"/>
-        </w:rPr>
-        <w:t xml:space="preserve"> common </w:t>
-      </w:r>
-      <w:proofErr w:type="spellStart"/>
-      <w:r>
-        <w:rPr>
-          <w:sz w:val="24"/>
-          <w:szCs w:val="24"/>
-        </w:rPr>
-        <w:t>genres</w:t>
-      </w:r>
-      <w:proofErr w:type="spellEnd"/>
-      <w:r>
-        <w:rPr>
-          <w:sz w:val="24"/>
-          <w:szCs w:val="24"/>
-        </w:rPr>
-        <w:t xml:space="preserve"> are Comedy, Fantasy, Action, Adventure, and Sci-Fi. </w:t>
-      </w:r>
-      <w:proofErr w:type="spellStart"/>
-      <w:r>
-        <w:rPr>
-          <w:sz w:val="24"/>
-          <w:szCs w:val="24"/>
-        </w:rPr>
-        <w:t>This</w:t>
-      </w:r>
-      <w:proofErr w:type="spellEnd"/>
-      <w:r>
-        <w:rPr>
-          <w:sz w:val="24"/>
-          <w:szCs w:val="24"/>
-        </w:rPr>
-        <w:t xml:space="preserve"> </w:t>
-      </w:r>
-      <w:proofErr w:type="spellStart"/>
-      <w:r>
-        <w:rPr>
-          <w:sz w:val="24"/>
-          <w:szCs w:val="24"/>
-        </w:rPr>
-        <w:t>confirms</w:t>
-      </w:r>
-      <w:proofErr w:type="spellEnd"/>
-      <w:r>
-        <w:rPr>
-          <w:sz w:val="24"/>
-          <w:szCs w:val="24"/>
-        </w:rPr>
-        <w:t xml:space="preserve"> </w:t>
-      </w:r>
-      <w:proofErr w:type="spellStart"/>
-      <w:r>
-        <w:rPr>
-          <w:sz w:val="24"/>
-          <w:szCs w:val="24"/>
-        </w:rPr>
-        <w:t>that</w:t>
-      </w:r>
-      <w:proofErr w:type="spellEnd"/>
-      <w:r>
-        <w:rPr>
-          <w:sz w:val="24"/>
-          <w:szCs w:val="24"/>
-        </w:rPr>
-        <w:t xml:space="preserve"> a small set of </w:t>
-      </w:r>
-      <w:proofErr w:type="spellStart"/>
-      <w:r>
-        <w:rPr>
-          <w:sz w:val="24"/>
-          <w:szCs w:val="24"/>
-        </w:rPr>
-        <w:t>dominant</w:t>
-      </w:r>
-      <w:proofErr w:type="spellEnd"/>
-      <w:r>
-        <w:rPr>
-          <w:sz w:val="24"/>
-          <w:szCs w:val="24"/>
-        </w:rPr>
-        <w:t xml:space="preserve"> </w:t>
-      </w:r>
-      <w:proofErr w:type="spellStart"/>
-      <w:r>
-        <w:rPr>
-          <w:sz w:val="24"/>
-          <w:szCs w:val="24"/>
-        </w:rPr>
-        <w:t>genres</w:t>
-      </w:r>
-      <w:proofErr w:type="spellEnd"/>
-      <w:r>
-        <w:rPr>
-          <w:sz w:val="24"/>
-          <w:szCs w:val="24"/>
-        </w:rPr>
-        <w:t xml:space="preserve"> </w:t>
-      </w:r>
-      <w:proofErr w:type="spellStart"/>
-      <w:r>
-        <w:rPr>
-          <w:sz w:val="24"/>
-          <w:szCs w:val="24"/>
-        </w:rPr>
-        <w:t>is</w:t>
-      </w:r>
-      <w:proofErr w:type="spellEnd"/>
-      <w:r>
-        <w:rPr>
-          <w:sz w:val="24"/>
-          <w:szCs w:val="24"/>
-        </w:rPr>
-        <w:t xml:space="preserve"> </w:t>
-      </w:r>
-      <w:proofErr w:type="spellStart"/>
-      <w:r>
-        <w:rPr>
-          <w:sz w:val="24"/>
-          <w:szCs w:val="24"/>
-        </w:rPr>
-        <w:t>responsible</w:t>
-      </w:r>
-      <w:proofErr w:type="spellEnd"/>
-      <w:r>
-        <w:rPr>
-          <w:sz w:val="24"/>
-          <w:szCs w:val="24"/>
-        </w:rPr>
-        <w:t xml:space="preserve"> for </w:t>
-      </w:r>
-      <w:proofErr w:type="spellStart"/>
-      <w:r>
-        <w:rPr>
-          <w:sz w:val="24"/>
-          <w:szCs w:val="24"/>
-        </w:rPr>
-        <w:t>most</w:t>
-      </w:r>
-      <w:proofErr w:type="spellEnd"/>
-      <w:r>
-        <w:rPr>
-          <w:sz w:val="24"/>
-          <w:szCs w:val="24"/>
-        </w:rPr>
-        <w:t xml:space="preserve"> connections in the network.</w:t>
-      </w:r>
-    </w:p>
-    <w:p>
-      <w:pPr>
-        <w:pStyle w:val="Titolo2"/>
-        <w:numPr>
-          <w:ilvl w:val="0"/>
-          <w:numId w:val="41"/>
-        </w:numPr>
-        <w:rPr>
-          <w:b/>
-          <w:bCs/>
-          <w:sz w:val="24"/>
-          <w:szCs w:val="24"/>
-        </w:rPr>
-      </w:pPr>
-      <w:proofErr w:type="spellStart"/>
-      <w:r>
-        <w:rPr>
-          <w:b/>
-          <w:bCs/>
-        </w:rPr>
-        <w:t>Conclusion</w:t>
-      </w:r>
-      <w:proofErr w:type="spellEnd"/>
-    </w:p>
-    <w:p>
-      <w:pPr>
-        <w:pStyle w:val="Nessunaspaziatura"/>
-        <w:rPr>
-          <w:sz w:val="24"/>
-          <w:szCs w:val="24"/>
-        </w:rPr>
-      </w:pPr>
-      <w:r>
-        <w:rPr>
-          <w:sz w:val="24"/>
-          <w:szCs w:val="24"/>
-        </w:rPr>
-        <w:t xml:space="preserve">The </w:t>
-      </w:r>
-      <w:proofErr w:type="spellStart"/>
-      <w:r>
-        <w:rPr>
-          <w:sz w:val="24"/>
-          <w:szCs w:val="24"/>
-        </w:rPr>
-        <w:t>constructed</w:t>
-      </w:r>
-      <w:proofErr w:type="spellEnd"/>
-      <w:r>
-        <w:rPr>
-          <w:sz w:val="24"/>
-          <w:szCs w:val="24"/>
-        </w:rPr>
-        <w:t xml:space="preserve"> anime </w:t>
-      </w:r>
-      <w:proofErr w:type="spellStart"/>
-      <w:r>
-        <w:rPr>
-          <w:sz w:val="24"/>
-          <w:szCs w:val="24"/>
-        </w:rPr>
-        <w:t>similarity</w:t>
-      </w:r>
-      <w:proofErr w:type="spellEnd"/>
-      <w:r>
-        <w:rPr>
-          <w:sz w:val="24"/>
-          <w:szCs w:val="24"/>
-        </w:rPr>
-        <w:t xml:space="preserve"> network </w:t>
-      </w:r>
-      <w:proofErr w:type="spellStart"/>
-      <w:r>
-        <w:rPr>
-          <w:sz w:val="24"/>
-          <w:szCs w:val="24"/>
-        </w:rPr>
-        <w:t>exhibits</w:t>
-      </w:r>
-      <w:proofErr w:type="spellEnd"/>
-      <w:r>
-        <w:rPr>
-          <w:sz w:val="24"/>
-          <w:szCs w:val="24"/>
-        </w:rPr>
-        <w:t xml:space="preserve"> clear </w:t>
-      </w:r>
-      <w:proofErr w:type="spellStart"/>
-      <w:r>
-        <w:rPr>
-          <w:sz w:val="24"/>
-          <w:szCs w:val="24"/>
-        </w:rPr>
-        <w:t>properties</w:t>
-      </w:r>
-      <w:proofErr w:type="spellEnd"/>
-      <w:r>
-        <w:rPr>
-          <w:sz w:val="24"/>
-          <w:szCs w:val="24"/>
-        </w:rPr>
-        <w:t xml:space="preserve"> of a </w:t>
-      </w:r>
-      <w:proofErr w:type="spellStart"/>
-      <w:r>
-        <w:rPr>
-          <w:sz w:val="24"/>
-          <w:szCs w:val="24"/>
-        </w:rPr>
-        <w:t>complex</w:t>
-      </w:r>
-      <w:proofErr w:type="spellEnd"/>
-      <w:r>
-        <w:rPr>
-          <w:sz w:val="24"/>
-          <w:szCs w:val="24"/>
-        </w:rPr>
-        <w:t xml:space="preserve"> network. In </w:t>
-      </w:r>
-      <w:proofErr w:type="spellStart"/>
-      <w:r>
-        <w:rPr>
-          <w:sz w:val="24"/>
-          <w:szCs w:val="24"/>
-        </w:rPr>
-        <w:t>particular</w:t>
-      </w:r>
-      <w:proofErr w:type="spellEnd"/>
-      <w:r>
-        <w:rPr>
-          <w:sz w:val="24"/>
-          <w:szCs w:val="24"/>
-        </w:rPr>
-        <w:t xml:space="preserve">, </w:t>
-      </w:r>
-      <w:proofErr w:type="spellStart"/>
-      <w:r>
-        <w:rPr>
-          <w:sz w:val="24"/>
-          <w:szCs w:val="24"/>
-        </w:rPr>
-        <w:t>it</w:t>
-      </w:r>
-      <w:proofErr w:type="spellEnd"/>
-      <w:r>
-        <w:rPr>
-          <w:sz w:val="24"/>
-          <w:szCs w:val="24"/>
-        </w:rPr>
-        <w:t xml:space="preserve"> shows high clustering, short </w:t>
-      </w:r>
-      <w:proofErr w:type="spellStart"/>
-      <w:r>
-        <w:rPr>
-          <w:sz w:val="24"/>
-          <w:szCs w:val="24"/>
-        </w:rPr>
-        <w:t>path</w:t>
-      </w:r>
-      <w:proofErr w:type="spellEnd"/>
-      <w:r>
-        <w:rPr>
-          <w:sz w:val="24"/>
-          <w:szCs w:val="24"/>
-        </w:rPr>
-        <w:t xml:space="preserve"> </w:t>
-      </w:r>
-      <w:proofErr w:type="spellStart"/>
-      <w:r>
-        <w:rPr>
-          <w:sz w:val="24"/>
-          <w:szCs w:val="24"/>
-        </w:rPr>
-        <w:t>lengths</w:t>
-      </w:r>
-      <w:proofErr w:type="spellEnd"/>
-      <w:r>
-        <w:rPr>
-          <w:sz w:val="24"/>
-          <w:szCs w:val="24"/>
-        </w:rPr>
-        <w:t xml:space="preserve">, and strong </w:t>
-      </w:r>
-      <w:proofErr w:type="spellStart"/>
-      <w:r>
-        <w:rPr>
-          <w:sz w:val="24"/>
-          <w:szCs w:val="24"/>
-        </w:rPr>
-        <w:t>connectivity</w:t>
-      </w:r>
-      <w:proofErr w:type="spellEnd"/>
-      <w:r>
-        <w:rPr>
-          <w:sz w:val="24"/>
-          <w:szCs w:val="24"/>
-        </w:rPr>
-        <w:t xml:space="preserve"> patterns </w:t>
-      </w:r>
-      <w:proofErr w:type="spellStart"/>
-      <w:r>
-        <w:rPr>
-          <w:sz w:val="24"/>
-          <w:szCs w:val="24"/>
-        </w:rPr>
-        <w:t>driven</w:t>
-      </w:r>
-      <w:proofErr w:type="spellEnd"/>
-      <w:r>
-        <w:rPr>
-          <w:sz w:val="24"/>
-          <w:szCs w:val="24"/>
-        </w:rPr>
-        <w:t xml:space="preserve"> by </w:t>
-      </w:r>
-      <w:proofErr w:type="spellStart"/>
-      <w:r>
-        <w:rPr>
-          <w:sz w:val="24"/>
-          <w:szCs w:val="24"/>
-        </w:rPr>
-        <w:t>genre</w:t>
-      </w:r>
-      <w:proofErr w:type="spellEnd"/>
-      <w:r>
-        <w:rPr>
-          <w:sz w:val="24"/>
-          <w:szCs w:val="24"/>
-        </w:rPr>
-        <w:t xml:space="preserve"> </w:t>
-      </w:r>
-      <w:proofErr w:type="spellStart"/>
-      <w:r>
-        <w:rPr>
-          <w:sz w:val="24"/>
-          <w:szCs w:val="24"/>
-        </w:rPr>
-        <w:t>overlap</w:t>
-      </w:r>
-      <w:proofErr w:type="spellEnd"/>
-      <w:r>
-        <w:rPr>
-          <w:sz w:val="24"/>
-          <w:szCs w:val="24"/>
-        </w:rPr>
-        <w:t xml:space="preserve">. </w:t>
-      </w:r>
-      <w:proofErr w:type="spellStart"/>
-      <w:r>
-        <w:rPr>
-          <w:sz w:val="24"/>
-          <w:szCs w:val="24"/>
-        </w:rPr>
-        <w:t>These</w:t>
-      </w:r>
-      <w:proofErr w:type="spellEnd"/>
-      <w:r>
-        <w:rPr>
-          <w:sz w:val="24"/>
-          <w:szCs w:val="24"/>
-        </w:rPr>
-        <w:t xml:space="preserve"> </w:t>
-      </w:r>
-      <w:proofErr w:type="spellStart"/>
-      <w:r>
-        <w:rPr>
-          <w:sz w:val="24"/>
-          <w:szCs w:val="24"/>
-        </w:rPr>
-        <w:t>characteristics</w:t>
-      </w:r>
-      <w:proofErr w:type="spellEnd"/>
-      <w:r>
-        <w:rPr>
-          <w:sz w:val="24"/>
-          <w:szCs w:val="24"/>
-        </w:rPr>
-        <w:t xml:space="preserve"> are </w:t>
-      </w:r>
-      <w:proofErr w:type="spellStart"/>
-      <w:r>
-        <w:rPr>
-          <w:sz w:val="24"/>
-          <w:szCs w:val="24"/>
-        </w:rPr>
-        <w:t>consistent</w:t>
-      </w:r>
-      <w:proofErr w:type="spellEnd"/>
-      <w:r>
-        <w:rPr>
-          <w:sz w:val="24"/>
-          <w:szCs w:val="24"/>
-        </w:rPr>
-        <w:t xml:space="preserve"> with a small-world </w:t>
-      </w:r>
-      <w:proofErr w:type="spellStart"/>
-      <w:r>
-        <w:rPr>
-          <w:sz w:val="24"/>
-          <w:szCs w:val="24"/>
-        </w:rPr>
-        <w:t>structure</w:t>
-      </w:r>
-      <w:proofErr w:type="spellEnd"/>
-      <w:r>
-        <w:rPr>
-          <w:sz w:val="24"/>
-          <w:szCs w:val="24"/>
-        </w:rPr>
-        <w:t xml:space="preserve"> </w:t>
-      </w:r>
-      <w:proofErr w:type="spellStart"/>
-      <w:r>
-        <w:rPr>
-          <w:sz w:val="24"/>
-          <w:szCs w:val="24"/>
-        </w:rPr>
-        <w:t>rather</w:t>
-      </w:r>
-      <w:proofErr w:type="spellEnd"/>
-      <w:r>
-        <w:rPr>
-          <w:sz w:val="24"/>
-          <w:szCs w:val="24"/>
-        </w:rPr>
-        <w:t xml:space="preserve"> </w:t>
-      </w:r>
-      <w:proofErr w:type="spellStart"/>
-      <w:r>
-        <w:rPr>
-          <w:sz w:val="24"/>
-          <w:szCs w:val="24"/>
-        </w:rPr>
-        <w:t>than</w:t>
-      </w:r>
-      <w:proofErr w:type="spellEnd"/>
-      <w:r>
-        <w:rPr>
-          <w:sz w:val="24"/>
-          <w:szCs w:val="24"/>
-        </w:rPr>
-        <w:t xml:space="preserve"> a random network.</w:t>
-      </w:r>
-    </w:p>
-    <w:p>
-      <w:pPr>
-        <w:pStyle w:val="Nessunaspaziatura"/>
-        <w:rPr>
-          <w:sz w:val="24"/>
-          <w:szCs w:val="24"/>
-        </w:rPr>
-      </w:pPr>
-      <w:r>
-        <w:rPr>
-          <w:sz w:val="24"/>
-          <w:szCs w:val="24"/>
-        </w:rPr>
-        <w:t xml:space="preserve">The </w:t>
-      </w:r>
-      <w:proofErr w:type="spellStart"/>
-      <w:r>
-        <w:rPr>
-          <w:sz w:val="24"/>
-          <w:szCs w:val="24"/>
-        </w:rPr>
-        <w:t>presence</w:t>
-      </w:r>
-      <w:proofErr w:type="spellEnd"/>
-      <w:r>
-        <w:rPr>
-          <w:sz w:val="24"/>
-          <w:szCs w:val="24"/>
-        </w:rPr>
-        <w:t xml:space="preserve"> of multiple </w:t>
-      </w:r>
-      <w:proofErr w:type="spellStart"/>
-      <w:r>
-        <w:rPr>
-          <w:sz w:val="24"/>
-          <w:szCs w:val="24"/>
-        </w:rPr>
-        <w:t>connected</w:t>
-      </w:r>
-      <w:proofErr w:type="spellEnd"/>
-      <w:r>
-        <w:rPr>
-          <w:sz w:val="24"/>
-          <w:szCs w:val="24"/>
-        </w:rPr>
-        <w:t xml:space="preserve"> </w:t>
-      </w:r>
-      <w:proofErr w:type="spellStart"/>
-      <w:r>
-        <w:rPr>
-          <w:sz w:val="24"/>
-          <w:szCs w:val="24"/>
-        </w:rPr>
-        <w:t>components</w:t>
-      </w:r>
-      <w:proofErr w:type="spellEnd"/>
-      <w:r>
-        <w:rPr>
-          <w:sz w:val="24"/>
-          <w:szCs w:val="24"/>
-        </w:rPr>
-        <w:t xml:space="preserve"> and </w:t>
+        <w:t>distributions</w:t>
+      </w:r>
+      <w:proofErr w:type="spellEnd"/>
+      <w:r>
+        <w:rPr>
+          <w:sz w:val="24"/>
+          <w:szCs w:val="24"/>
+        </w:rPr>
+        <w:t xml:space="preserve"> and the </w:t>
+      </w:r>
+      <w:proofErr w:type="spellStart"/>
+      <w:r>
+        <w:rPr>
+          <w:sz w:val="24"/>
+          <w:szCs w:val="24"/>
+        </w:rPr>
+        <w:t>threshold-based</w:t>
+      </w:r>
+      <w:proofErr w:type="spellEnd"/>
+      <w:r>
+        <w:rPr>
+          <w:sz w:val="24"/>
+          <w:szCs w:val="24"/>
+        </w:rPr>
+        <w:t xml:space="preserve"> </w:t>
+      </w:r>
+      <w:proofErr w:type="spellStart"/>
+      <w:r>
+        <w:rPr>
+          <w:sz w:val="24"/>
+          <w:szCs w:val="24"/>
+        </w:rPr>
+        <w:t>edge</w:t>
+      </w:r>
+      <w:proofErr w:type="spellEnd"/>
+      <w:r>
+        <w:rPr>
+          <w:sz w:val="24"/>
+          <w:szCs w:val="24"/>
+        </w:rPr>
+        <w:t xml:space="preserve"> </w:t>
+      </w:r>
+      <w:proofErr w:type="spellStart"/>
+      <w:r>
+        <w:rPr>
+          <w:sz w:val="24"/>
+          <w:szCs w:val="24"/>
+        </w:rPr>
+        <w:t>formation</w:t>
+      </w:r>
+      <w:proofErr w:type="spellEnd"/>
+      <w:r>
+        <w:rPr>
+          <w:sz w:val="24"/>
+          <w:szCs w:val="24"/>
+        </w:rPr>
+        <w:t xml:space="preserve"> rule, </w:t>
+      </w:r>
+      <w:proofErr w:type="spellStart"/>
+      <w:r>
+        <w:rPr>
+          <w:sz w:val="24"/>
+          <w:szCs w:val="24"/>
+        </w:rPr>
+        <w:t>resulting</w:t>
+      </w:r>
+      <w:proofErr w:type="spellEnd"/>
+      <w:r>
+        <w:rPr>
+          <w:sz w:val="24"/>
+          <w:szCs w:val="24"/>
+        </w:rPr>
+        <w:t xml:space="preserve"> in a compact, </w:t>
       </w:r>
       <w:proofErr w:type="spellStart"/>
       <w:r>
@@ -5532,223 +5680,47 @@
           <w:sz w:val="24"/>
           <w:szCs w:val="24"/>
         </w:rPr>
-        <w:t>central</w:t>
-      </w:r>
-      <w:proofErr w:type="spellEnd"/>
-      <w:r>
-        <w:rPr>
-          <w:sz w:val="24"/>
-          <w:szCs w:val="24"/>
-        </w:rPr>
-        <w:t xml:space="preserve"> </w:t>
-      </w:r>
-      <w:proofErr w:type="spellStart"/>
-      <w:r>
-        <w:rPr>
-          <w:sz w:val="24"/>
-          <w:szCs w:val="24"/>
-        </w:rPr>
-        <w:t>nodes</w:t>
-      </w:r>
-      <w:proofErr w:type="spellEnd"/>
-      <w:r>
-        <w:rPr>
-          <w:sz w:val="24"/>
-          <w:szCs w:val="24"/>
-        </w:rPr>
-        <w:t xml:space="preserve"> </w:t>
-      </w:r>
-      <w:proofErr w:type="spellStart"/>
-      <w:r>
-        <w:rPr>
-          <w:sz w:val="24"/>
-          <w:szCs w:val="24"/>
-        </w:rPr>
-        <w:t>suggests</w:t>
-      </w:r>
-      <w:proofErr w:type="spellEnd"/>
-      <w:r>
-        <w:rPr>
-          <w:sz w:val="24"/>
-          <w:szCs w:val="24"/>
-        </w:rPr>
-        <w:t xml:space="preserve"> </w:t>
-      </w:r>
-      <w:proofErr w:type="spellStart"/>
-      <w:r>
-        <w:rPr>
-          <w:sz w:val="24"/>
-          <w:szCs w:val="24"/>
-        </w:rPr>
-        <w:t>that</w:t>
-      </w:r>
-      <w:proofErr w:type="spellEnd"/>
-      <w:r>
-        <w:rPr>
-          <w:sz w:val="24"/>
-          <w:szCs w:val="24"/>
-        </w:rPr>
-        <w:t xml:space="preserve"> anime </w:t>
-      </w:r>
-      <w:proofErr w:type="spellStart"/>
-      <w:r>
-        <w:rPr>
-          <w:sz w:val="24"/>
-          <w:szCs w:val="24"/>
-        </w:rPr>
-        <w:t>classification</w:t>
-      </w:r>
-      <w:proofErr w:type="spellEnd"/>
-      <w:r>
-        <w:rPr>
-          <w:sz w:val="24"/>
-          <w:szCs w:val="24"/>
-        </w:rPr>
-        <w:t xml:space="preserve"> </w:t>
-      </w:r>
-      <w:proofErr w:type="spellStart"/>
-      <w:r>
-        <w:rPr>
-          <w:sz w:val="24"/>
-          <w:szCs w:val="24"/>
-        </w:rPr>
-        <w:t>is</w:t>
-      </w:r>
-      <w:proofErr w:type="spellEnd"/>
-      <w:r>
-        <w:rPr>
-          <w:sz w:val="24"/>
-          <w:szCs w:val="24"/>
-        </w:rPr>
-        <w:t xml:space="preserve"> </w:t>
-      </w:r>
-      <w:proofErr w:type="spellStart"/>
-      <w:r>
-        <w:rPr>
-          <w:sz w:val="24"/>
-          <w:szCs w:val="24"/>
-        </w:rPr>
-        <w:t>strongly</w:t>
-      </w:r>
-      <w:proofErr w:type="spellEnd"/>
-      <w:r>
-        <w:rPr>
-          <w:sz w:val="24"/>
-          <w:szCs w:val="24"/>
-        </w:rPr>
-        <w:t xml:space="preserve"> </w:t>
-      </w:r>
-      <w:proofErr w:type="spellStart"/>
-      <w:r>
-        <w:rPr>
-          <w:sz w:val="24"/>
-          <w:szCs w:val="24"/>
-        </w:rPr>
-        <w:t>influenced</w:t>
-      </w:r>
-      <w:proofErr w:type="spellEnd"/>
-      <w:r>
-        <w:rPr>
-          <w:sz w:val="24"/>
-          <w:szCs w:val="24"/>
-        </w:rPr>
-        <w:t xml:space="preserve"> by a limited </w:t>
-      </w:r>
-      <w:proofErr w:type="spellStart"/>
-      <w:r>
-        <w:rPr>
-          <w:sz w:val="24"/>
-          <w:szCs w:val="24"/>
-        </w:rPr>
-        <w:t>number</w:t>
-      </w:r>
-      <w:proofErr w:type="spellEnd"/>
-      <w:r>
-        <w:rPr>
-          <w:sz w:val="24"/>
-          <w:szCs w:val="24"/>
-        </w:rPr>
-        <w:t xml:space="preserve"> of </w:t>
-      </w:r>
-      <w:proofErr w:type="spellStart"/>
-      <w:r>
-        <w:rPr>
-          <w:sz w:val="24"/>
-          <w:szCs w:val="24"/>
-        </w:rPr>
-        <w:t>dominant</w:t>
-      </w:r>
-      <w:proofErr w:type="spellEnd"/>
-      <w:r>
-        <w:rPr>
-          <w:sz w:val="24"/>
-          <w:szCs w:val="24"/>
-        </w:rPr>
-        <w:t xml:space="preserve"> </w:t>
-      </w:r>
-      <w:proofErr w:type="spellStart"/>
-      <w:r>
-        <w:rPr>
-          <w:sz w:val="24"/>
-          <w:szCs w:val="24"/>
-        </w:rPr>
-        <w:t>genres</w:t>
-      </w:r>
-      <w:proofErr w:type="spellEnd"/>
-      <w:r>
-        <w:rPr>
-          <w:sz w:val="24"/>
-          <w:szCs w:val="24"/>
-        </w:rPr>
-        <w:t xml:space="preserve">, </w:t>
-      </w:r>
-      <w:proofErr w:type="spellStart"/>
-      <w:r>
-        <w:rPr>
-          <w:sz w:val="24"/>
-          <w:szCs w:val="24"/>
-        </w:rPr>
-        <w:t>which</w:t>
-      </w:r>
-      <w:proofErr w:type="spellEnd"/>
-      <w:r>
-        <w:rPr>
-          <w:sz w:val="24"/>
-          <w:szCs w:val="24"/>
-        </w:rPr>
-        <w:t xml:space="preserve"> </w:t>
-      </w:r>
-      <w:proofErr w:type="spellStart"/>
-      <w:r>
-        <w:rPr>
-          <w:sz w:val="24"/>
-          <w:szCs w:val="24"/>
-        </w:rPr>
-        <w:t>shape</w:t>
-      </w:r>
-      <w:proofErr w:type="spellEnd"/>
-      <w:r>
-        <w:rPr>
-          <w:sz w:val="24"/>
-          <w:szCs w:val="24"/>
-        </w:rPr>
-        <w:t xml:space="preserve"> the overall </w:t>
-      </w:r>
-      <w:proofErr w:type="spellStart"/>
-      <w:r>
-        <w:rPr>
-          <w:sz w:val="24"/>
-          <w:szCs w:val="24"/>
-        </w:rPr>
-        <w:t>structure</w:t>
-      </w:r>
-      <w:proofErr w:type="spellEnd"/>
-      <w:r>
-        <w:rPr>
-          <w:sz w:val="24"/>
-          <w:szCs w:val="24"/>
-        </w:rPr>
-        <w:t xml:space="preserve"> of the network.</w:t>
+        <w:t>clustered</w:t>
+      </w:r>
+      <w:proofErr w:type="spellEnd"/>
+      <w:r>
+        <w:rPr>
+          <w:sz w:val="24"/>
+          <w:szCs w:val="24"/>
+        </w:rPr>
+        <w:t xml:space="preserve">, and </w:t>
+      </w:r>
+      <w:proofErr w:type="spellStart"/>
+      <w:r>
+        <w:rPr>
+          <w:sz w:val="24"/>
+          <w:szCs w:val="24"/>
+        </w:rPr>
+        <w:t>structurally</w:t>
+      </w:r>
+      <w:proofErr w:type="spellEnd"/>
+      <w:r>
+        <w:rPr>
+          <w:sz w:val="24"/>
+          <w:szCs w:val="24"/>
+        </w:rPr>
+        <w:t xml:space="preserve"> </w:t>
+      </w:r>
+      <w:proofErr w:type="spellStart"/>
+      <w:r>
+        <w:rPr>
+          <w:sz w:val="24"/>
+          <w:szCs w:val="24"/>
+        </w:rPr>
+        <w:t>heterogeneous</w:t>
+      </w:r>
+      <w:proofErr w:type="spellEnd"/>
+      <w:r>
+        <w:rPr>
+          <w:sz w:val="24"/>
+          <w:szCs w:val="24"/>
+        </w:rPr>
+        <w:t xml:space="preserve"> network.</w:t>
       </w:r>
     </w:p>
     <w:sectPr>
@@ -14004,7 +13976,6 @@
   <w:style w:type="character" w:default="1" w:styleId="Carpredefinitoparagrafo">
     <w:name w:val="Default Paragraph Font"/>
     <w:uiPriority w:val="1"/>
-    <w:semiHidden/>
     <w:unhideWhenUsed/>
   </w:style>
   <w:style w:type="table" w:default="1" w:styleId="Tabellanormale">

--- a/ASSIGNMENTS/reports/Assignment0.docx
+++ b/ASSIGNMENTS/reports/Assignment0.docx
@@ -36,6 +36,7 @@
           <w:ilvl w:val="0"/>
           <w:numId w:val="41"/>
         </w:numPr>
+        <w:spacing w:before="0"/>
         <w:rPr>
           <w:b/>
           <w:bCs/>
@@ -59,19 +60,22 @@
         </w:rPr>
       </w:pPr>
       <w:r>
+        <w:rPr>
+          <w:noProof/>
+        </w:rPr>
         <w:drawing>
-          <wp:anchor distT="0" distB="0" distL="114300" distR="114300" simplePos="0" relativeHeight="251659264" behindDoc="0" locked="0" layoutInCell="1" allowOverlap="1" wp14:anchorId="4976863C" wp14:editId="2CDC5967">
+          <wp:anchor distT="0" distB="0" distL="114300" distR="114300" simplePos="0" relativeHeight="251659264" behindDoc="0" locked="0" layoutInCell="1" allowOverlap="1" wp14:anchorId="53445CF0" wp14:editId="6CDF6398">
             <wp:simplePos x="0" y="0"/>
-            <wp:positionH relativeFrom="margin">
-              <wp:posOffset>3704870</wp:posOffset>
+            <wp:positionH relativeFrom="column">
+              <wp:posOffset>3712744</wp:posOffset>
             </wp:positionH>
             <wp:positionV relativeFrom="paragraph">
-              <wp:posOffset>789178</wp:posOffset>
+              <wp:posOffset>774294</wp:posOffset>
             </wp:positionV>
-            <wp:extent cx="2143125" cy="2132330"/>
-            <wp:effectExtent l="0" t="0" r="9525" b="1270"/>
+            <wp:extent cx="2121408" cy="2110622"/>
+            <wp:effectExtent l="0" t="0" r="0" b="4445"/>
             <wp:wrapSquare wrapText="bothSides"/>
-            <wp:docPr id="4" name="Immagine 4"/>
+            <wp:docPr id="2" name="Immagine 2"/>
             <wp:cNvGraphicFramePr>
               <a:graphicFrameLocks xmlns:a="http://schemas.openxmlformats.org/drawingml/2006/main" noChangeAspect="1"/>
             </wp:cNvGraphicFramePr>
@@ -83,7 +87,7 @@
                     <pic:cNvPicPr/>
                   </pic:nvPicPr>
                   <pic:blipFill>
-                    <a:blip r:embed="rId6" cstate="print">
+                    <a:blip r:embed="rId8" cstate="print">
                       <a:extLst>
                         <a:ext uri="{28A0092B-C50C-407E-A947-70E740481C1C}">
                           <a14:useLocalDpi xmlns:a14="http://schemas.microsoft.com/office/drawing/2010/main" val="0"/>
@@ -97,7 +101,7 @@
                   <pic:spPr>
                     <a:xfrm>
                       <a:off x="0" y="0"/>
-                      <a:ext cx="2143125" cy="2132330"/>
+                      <a:ext cx="2121408" cy="2110622"/>
                     </a:xfrm>
                     <a:prstGeom prst="rect">
                       <a:avLst/>
@@ -106,12 +110,6 @@
                 </pic:pic>
               </a:graphicData>
             </a:graphic>
-            <wp14:sizeRelH relativeFrom="margin">
-              <wp14:pctWidth>0</wp14:pctWidth>
-            </wp14:sizeRelH>
-            <wp14:sizeRelV relativeFrom="margin">
-              <wp14:pctHeight>0</wp14:pctHeight>
-            </wp14:sizeRelV>
           </wp:anchor>
         </w:drawing>
       </w:r>
@@ -484,7 +482,7 @@
           <w:noProof/>
         </w:rPr>
         <w:drawing>
-          <wp:anchor distT="0" distB="0" distL="114300" distR="114300" simplePos="0" relativeHeight="251658240" behindDoc="0" locked="0" layoutInCell="1" allowOverlap="1" wp14:anchorId="70CB9D5B" wp14:editId="6A5330DA">
+          <wp:anchor distT="0" distB="0" distL="114300" distR="114300" simplePos="0" relativeHeight="251658240" behindDoc="0" locked="0" layoutInCell="1" allowOverlap="1" wp14:anchorId="70CB9D5B" wp14:editId="70924E03">
             <wp:simplePos x="0" y="0"/>
             <wp:positionH relativeFrom="column">
               <wp:posOffset>574725</wp:posOffset>
@@ -509,7 +507,7 @@
                     </pic:cNvPicPr>
                   </pic:nvPicPr>
                   <pic:blipFill>
-                    <a:blip r:embed="rId7" cstate="print">
+                    <a:blip r:embed="rId9" cstate="print">
                       <a:extLst>
                         <a:ext uri="{28A0092B-C50C-407E-A947-70E740481C1C}">
                           <a14:useLocalDpi xmlns:a14="http://schemas.microsoft.com/office/drawing/2010/main" val="0"/>
@@ -654,10 +652,7 @@
       </w:r>
       <w:r>
         <w:tab/>
-        <w:t xml:space="preserve">    </w:t>
-      </w:r>
-      <w:r>
-        <w:t xml:space="preserve">Figure </w:t>
+        <w:t xml:space="preserve">    Figure </w:t>
       </w:r>
       <w:r>
         <w:fldChar w:fldCharType="begin"/>
@@ -1882,15 +1877,6 @@
     </w:p>
     <w:p>
       <w:pPr>
-        <w:spacing w:after="0"/>
-        <w:rPr>
-          <w:sz w:val="24"/>
-          <w:szCs w:val="24"/>
-        </w:rPr>
-      </w:pPr>
-    </w:p>
-    <w:p>
-      <w:pPr>
         <w:pStyle w:val="Titolo2"/>
         <w:numPr>
           <w:ilvl w:val="0"/>
@@ -3064,7 +3050,35 @@
           <w:sz w:val="24"/>
           <w:szCs w:val="24"/>
         </w:rPr>
-        <w:t xml:space="preserve"> 1.93. </w:t>
+        <w:t xml:space="preserve"> 1</w:t>
+      </w:r>
+      <w:r>
+        <w:rPr>
+          <w:sz w:val="24"/>
+          <w:szCs w:val="24"/>
+        </w:rPr>
+        <w:t>.</w:t>
+      </w:r>
+      <w:r>
+        <w:rPr>
+          <w:sz w:val="24"/>
+          <w:szCs w:val="24"/>
+        </w:rPr>
+        <w:t>9</w:t>
+      </w:r>
+      <w:r>
+        <w:rPr>
+          <w:sz w:val="24"/>
+          <w:szCs w:val="24"/>
+        </w:rPr>
+        <w:t>4</w:t>
+      </w:r>
+      <w:r>
+        <w:rPr>
+          <w:sz w:val="24"/>
+          <w:szCs w:val="24"/>
+        </w:rPr>
+        <w:t xml:space="preserve">. </w:t>
       </w:r>
       <w:proofErr w:type="spellStart"/>
       <w:r>
@@ -3208,7 +3222,55 @@
           <w:sz w:val="24"/>
           <w:szCs w:val="24"/>
         </w:rPr>
-        <w:t xml:space="preserve"> can be </w:t>
+        <w:t xml:space="preserve"> </w:t>
+      </w:r>
+      <w:proofErr w:type="spellStart"/>
+      <w:r>
+        <w:rPr>
+          <w:sz w:val="24"/>
+          <w:szCs w:val="24"/>
+        </w:rPr>
+        <w:t>within</w:t>
+      </w:r>
+      <w:proofErr w:type="spellEnd"/>
+      <w:r>
+        <w:rPr>
+          <w:sz w:val="24"/>
+          <w:szCs w:val="24"/>
+        </w:rPr>
+        <w:t xml:space="preserve"> the </w:t>
+      </w:r>
+      <w:proofErr w:type="spellStart"/>
+      <w:r>
+        <w:rPr>
+          <w:sz w:val="24"/>
+          <w:szCs w:val="24"/>
+        </w:rPr>
+        <w:t>largest</w:t>
+      </w:r>
+      <w:proofErr w:type="spellEnd"/>
+      <w:r>
+        <w:rPr>
+          <w:sz w:val="24"/>
+          <w:szCs w:val="24"/>
+        </w:rPr>
+        <w:t xml:space="preserve"> </w:t>
+      </w:r>
+      <w:proofErr w:type="spellStart"/>
+      <w:r>
+        <w:rPr>
+          <w:sz w:val="24"/>
+          <w:szCs w:val="24"/>
+        </w:rPr>
+        <w:t>connected</w:t>
+      </w:r>
+      <w:proofErr w:type="spellEnd"/>
+      <w:r>
+        <w:rPr>
+          <w:sz w:val="24"/>
+          <w:szCs w:val="24"/>
+        </w:rPr>
+        <w:t xml:space="preserve"> component can be </w:t>
       </w:r>
       <w:proofErr w:type="spellStart"/>
       <w:r>
@@ -3224,15 +3286,15 @@
           <w:sz w:val="24"/>
           <w:szCs w:val="24"/>
         </w:rPr>
-        <w:t xml:space="preserve"> </w:t>
-      </w:r>
-      <w:proofErr w:type="spellStart"/>
-      <w:r>
-        <w:rPr>
-          <w:sz w:val="24"/>
-          <w:szCs w:val="24"/>
-        </w:rPr>
-        <w:t>through</w:t>
+        <w:t xml:space="preserve"> in </w:t>
+      </w:r>
+      <w:proofErr w:type="spellStart"/>
+      <w:r>
+        <w:rPr>
+          <w:sz w:val="24"/>
+          <w:szCs w:val="24"/>
+        </w:rPr>
+        <w:t>only</w:t>
       </w:r>
       <w:proofErr w:type="spellEnd"/>
       <w:r>
@@ -3248,31 +3310,15 @@
           <w:sz w:val="24"/>
           <w:szCs w:val="24"/>
         </w:rPr>
-        <w:t>very</w:t>
-      </w:r>
-      <w:proofErr w:type="spellEnd"/>
-      <w:r>
-        <w:rPr>
-          <w:sz w:val="24"/>
-          <w:szCs w:val="24"/>
-        </w:rPr>
-        <w:t xml:space="preserve"> small </w:t>
-      </w:r>
-      <w:proofErr w:type="spellStart"/>
-      <w:r>
-        <w:rPr>
-          <w:sz w:val="24"/>
-          <w:szCs w:val="24"/>
-        </w:rPr>
-        <w:t>number</w:t>
-      </w:r>
-      <w:proofErr w:type="spellEnd"/>
-      <w:r>
-        <w:rPr>
-          <w:sz w:val="24"/>
-          <w:szCs w:val="24"/>
-        </w:rPr>
-        <w:t xml:space="preserve"> of steps.</w:t>
+        <w:t>few</w:t>
+      </w:r>
+      <w:proofErr w:type="spellEnd"/>
+      <w:r>
+        <w:rPr>
+          <w:sz w:val="24"/>
+          <w:szCs w:val="24"/>
+        </w:rPr>
+        <w:t xml:space="preserve"> steps.</w:t>
       </w:r>
     </w:p>
     <w:p>
@@ -3738,7 +3784,35 @@
           <w:sz w:val="24"/>
           <w:szCs w:val="24"/>
         </w:rPr>
-        <w:t xml:space="preserve"> of 0.122 and an </w:t>
+        <w:t xml:space="preserve"> of 0</w:t>
+      </w:r>
+      <w:r>
+        <w:rPr>
+          <w:sz w:val="24"/>
+          <w:szCs w:val="24"/>
+        </w:rPr>
+        <w:t>.</w:t>
+      </w:r>
+      <w:r>
+        <w:rPr>
+          <w:sz w:val="24"/>
+          <w:szCs w:val="24"/>
+        </w:rPr>
+        <w:t>12</w:t>
+      </w:r>
+      <w:r>
+        <w:rPr>
+          <w:sz w:val="24"/>
+          <w:szCs w:val="24"/>
+        </w:rPr>
+        <w:t>18</w:t>
+      </w:r>
+      <w:r>
+        <w:rPr>
+          <w:sz w:val="24"/>
+          <w:szCs w:val="24"/>
+        </w:rPr>
+        <w:t xml:space="preserve"> and an </w:t>
       </w:r>
       <w:proofErr w:type="spellStart"/>
       <w:r>
@@ -3765,7 +3839,21 @@
           <w:sz w:val="24"/>
           <w:szCs w:val="24"/>
         </w:rPr>
-        <w:t xml:space="preserve"> of 436.10, </w:t>
+        <w:t xml:space="preserve"> of 436</w:t>
+      </w:r>
+      <w:r>
+        <w:rPr>
+          <w:sz w:val="24"/>
+          <w:szCs w:val="24"/>
+        </w:rPr>
+        <w:t>.</w:t>
+      </w:r>
+      <w:r>
+        <w:rPr>
+          <w:sz w:val="24"/>
+          <w:szCs w:val="24"/>
+        </w:rPr>
+        <w:t xml:space="preserve">10, </w:t>
       </w:r>
       <w:proofErr w:type="spellStart"/>
       <w:r>
@@ -3789,41 +3877,80 @@
           <w:sz w:val="24"/>
           <w:szCs w:val="24"/>
         </w:rPr>
-        <w:t>highly</w:t>
-      </w:r>
-      <w:proofErr w:type="spellEnd"/>
-      <w:r>
-        <w:rPr>
-          <w:sz w:val="24"/>
-          <w:szCs w:val="24"/>
-        </w:rPr>
-        <w:t xml:space="preserve"> </w:t>
-      </w:r>
-      <w:proofErr w:type="spellStart"/>
-      <w:r>
-        <w:rPr>
-          <w:sz w:val="24"/>
-          <w:szCs w:val="24"/>
-        </w:rPr>
-        <w:t>connected</w:t>
-      </w:r>
-      <w:proofErr w:type="spellEnd"/>
-      <w:r>
-        <w:rPr>
-          <w:sz w:val="24"/>
-          <w:szCs w:val="24"/>
-        </w:rPr>
-        <w:t xml:space="preserve"> </w:t>
-      </w:r>
-      <w:proofErr w:type="spellStart"/>
-      <w:r>
-        <w:rPr>
-          <w:sz w:val="24"/>
-          <w:szCs w:val="24"/>
-        </w:rPr>
-        <w:t>structure</w:t>
-      </w:r>
-      <w:proofErr w:type="spellEnd"/>
+        <w:t>relatively</w:t>
+      </w:r>
+      <w:proofErr w:type="spellEnd"/>
+      <w:r>
+        <w:rPr>
+          <w:sz w:val="24"/>
+          <w:szCs w:val="24"/>
+        </w:rPr>
+        <w:t xml:space="preserve"> dense </w:t>
+      </w:r>
+      <w:proofErr w:type="spellStart"/>
+      <w:r>
+        <w:rPr>
+          <w:sz w:val="24"/>
+          <w:szCs w:val="24"/>
+        </w:rPr>
+        <w:t>similarity</w:t>
+      </w:r>
+      <w:proofErr w:type="spellEnd"/>
+      <w:r>
+        <w:rPr>
+          <w:sz w:val="24"/>
+          <w:szCs w:val="24"/>
+        </w:rPr>
+        <w:t xml:space="preserve"> network </w:t>
+      </w:r>
+      <w:proofErr w:type="spellStart"/>
+      <w:r>
+        <w:rPr>
+          <w:sz w:val="24"/>
+          <w:szCs w:val="24"/>
+        </w:rPr>
+        <w:t>compared</w:t>
+      </w:r>
+      <w:proofErr w:type="spellEnd"/>
+      <w:r>
+        <w:rPr>
+          <w:sz w:val="24"/>
+          <w:szCs w:val="24"/>
+        </w:rPr>
+        <w:t xml:space="preserve"> to </w:t>
+      </w:r>
+      <w:proofErr w:type="spellStart"/>
+      <w:r>
+        <w:rPr>
+          <w:sz w:val="24"/>
+          <w:szCs w:val="24"/>
+        </w:rPr>
+        <w:t>most</w:t>
+      </w:r>
+      <w:proofErr w:type="spellEnd"/>
+      <w:r>
+        <w:rPr>
+          <w:sz w:val="24"/>
+          <w:szCs w:val="24"/>
+        </w:rPr>
+        <w:t xml:space="preserve"> </w:t>
+      </w:r>
+      <w:proofErr w:type="spellStart"/>
+      <w:r>
+        <w:rPr>
+          <w:sz w:val="24"/>
+          <w:szCs w:val="24"/>
+        </w:rPr>
+        <w:t>real</w:t>
+      </w:r>
+      <w:proofErr w:type="spellEnd"/>
+      <w:r>
+        <w:rPr>
+          <w:sz w:val="24"/>
+          <w:szCs w:val="24"/>
+        </w:rPr>
+        <w:t>-world social networks</w:t>
+      </w:r>
       <w:r>
         <w:rPr>
           <w:sz w:val="24"/>
@@ -3883,55 +4010,291 @@
           <w:sz w:val="24"/>
           <w:szCs w:val="24"/>
         </w:rPr>
-        <w:t xml:space="preserve"> 0.63, </w:t>
-      </w:r>
-      <w:proofErr w:type="spellStart"/>
-      <w:r>
-        <w:rPr>
-          <w:sz w:val="24"/>
-          <w:szCs w:val="24"/>
-        </w:rPr>
-        <w:t>reflecting</w:t>
-      </w:r>
-      <w:proofErr w:type="spellEnd"/>
-      <w:r>
-        <w:rPr>
-          <w:sz w:val="24"/>
-          <w:szCs w:val="24"/>
-        </w:rPr>
-        <w:t xml:space="preserve"> strong </w:t>
-      </w:r>
-      <w:proofErr w:type="spellStart"/>
-      <w:r>
-        <w:rPr>
-          <w:sz w:val="24"/>
-          <w:szCs w:val="24"/>
-        </w:rPr>
-        <w:t>local</w:t>
-      </w:r>
-      <w:proofErr w:type="spellEnd"/>
-      <w:r>
-        <w:rPr>
-          <w:sz w:val="24"/>
-          <w:szCs w:val="24"/>
-        </w:rPr>
-        <w:t xml:space="preserve"> </w:t>
-      </w:r>
-      <w:proofErr w:type="spellStart"/>
-      <w:r>
-        <w:rPr>
-          <w:sz w:val="24"/>
-          <w:szCs w:val="24"/>
-        </w:rPr>
-        <w:t>connectivity</w:t>
-      </w:r>
-      <w:proofErr w:type="spellEnd"/>
-      <w:r>
-        <w:rPr>
-          <w:sz w:val="24"/>
-          <w:szCs w:val="24"/>
-        </w:rPr>
-        <w:t xml:space="preserve"> due to </w:t>
+        <w:t xml:space="preserve"> 0</w:t>
+      </w:r>
+      <w:r>
+        <w:rPr>
+          <w:sz w:val="24"/>
+          <w:szCs w:val="24"/>
+        </w:rPr>
+        <w:t>.</w:t>
+      </w:r>
+      <w:r>
+        <w:rPr>
+          <w:sz w:val="24"/>
+          <w:szCs w:val="24"/>
+        </w:rPr>
+        <w:t>6</w:t>
+      </w:r>
+      <w:r>
+        <w:rPr>
+          <w:sz w:val="24"/>
+          <w:szCs w:val="24"/>
+        </w:rPr>
+        <w:t>25</w:t>
+      </w:r>
+      <w:r>
+        <w:rPr>
+          <w:sz w:val="24"/>
+          <w:szCs w:val="24"/>
+        </w:rPr>
+        <w:t xml:space="preserve">, </w:t>
+      </w:r>
+      <w:proofErr w:type="spellStart"/>
+      <w:r>
+        <w:rPr>
+          <w:sz w:val="24"/>
+          <w:szCs w:val="24"/>
+        </w:rPr>
+        <w:t>indicating</w:t>
+      </w:r>
+      <w:proofErr w:type="spellEnd"/>
+      <w:r>
+        <w:rPr>
+          <w:sz w:val="24"/>
+          <w:szCs w:val="24"/>
+        </w:rPr>
+        <w:t xml:space="preserve"> </w:t>
+      </w:r>
+      <w:proofErr w:type="spellStart"/>
+      <w:r>
+        <w:rPr>
+          <w:sz w:val="24"/>
+          <w:szCs w:val="24"/>
+        </w:rPr>
+        <w:t>that</w:t>
+      </w:r>
+      <w:proofErr w:type="spellEnd"/>
+      <w:r>
+        <w:rPr>
+          <w:sz w:val="24"/>
+          <w:szCs w:val="24"/>
+        </w:rPr>
+        <w:t xml:space="preserve"> </w:t>
+      </w:r>
+      <w:proofErr w:type="spellStart"/>
+      <w:r>
+        <w:rPr>
+          <w:sz w:val="24"/>
+          <w:szCs w:val="24"/>
+        </w:rPr>
+        <w:t>nodes</w:t>
+      </w:r>
+      <w:proofErr w:type="spellEnd"/>
+      <w:r>
+        <w:rPr>
+          <w:sz w:val="24"/>
+          <w:szCs w:val="24"/>
+        </w:rPr>
+        <w:t xml:space="preserve"> </w:t>
+      </w:r>
+      <w:proofErr w:type="spellStart"/>
+      <w:r>
+        <w:rPr>
+          <w:sz w:val="24"/>
+          <w:szCs w:val="24"/>
+        </w:rPr>
+        <w:t>connected</w:t>
+      </w:r>
+      <w:proofErr w:type="spellEnd"/>
+      <w:r>
+        <w:rPr>
+          <w:sz w:val="24"/>
+          <w:szCs w:val="24"/>
+        </w:rPr>
+        <w:t xml:space="preserve"> to the </w:t>
+      </w:r>
+      <w:proofErr w:type="spellStart"/>
+      <w:r>
+        <w:rPr>
+          <w:sz w:val="24"/>
+          <w:szCs w:val="24"/>
+        </w:rPr>
+        <w:t>same</w:t>
+      </w:r>
+      <w:proofErr w:type="spellEnd"/>
+      <w:r>
+        <w:rPr>
+          <w:sz w:val="24"/>
+          <w:szCs w:val="24"/>
+        </w:rPr>
+        <w:t xml:space="preserve"> </w:t>
+      </w:r>
+      <w:proofErr w:type="spellStart"/>
+      <w:r>
+        <w:rPr>
+          <w:sz w:val="24"/>
+          <w:szCs w:val="24"/>
+        </w:rPr>
+        <w:t>node</w:t>
+      </w:r>
+      <w:proofErr w:type="spellEnd"/>
+      <w:r>
+        <w:rPr>
+          <w:sz w:val="24"/>
+          <w:szCs w:val="24"/>
+        </w:rPr>
+        <w:t xml:space="preserve"> are </w:t>
+      </w:r>
+      <w:proofErr w:type="spellStart"/>
+      <w:r>
+        <w:rPr>
+          <w:sz w:val="24"/>
+          <w:szCs w:val="24"/>
+        </w:rPr>
+        <w:t>also</w:t>
+      </w:r>
+      <w:proofErr w:type="spellEnd"/>
+      <w:r>
+        <w:rPr>
+          <w:sz w:val="24"/>
+          <w:szCs w:val="24"/>
+        </w:rPr>
+        <w:t xml:space="preserve"> </w:t>
+      </w:r>
+      <w:proofErr w:type="spellStart"/>
+      <w:r>
+        <w:rPr>
+          <w:sz w:val="24"/>
+          <w:szCs w:val="24"/>
+        </w:rPr>
+        <w:t>likely</w:t>
+      </w:r>
+      <w:proofErr w:type="spellEnd"/>
+      <w:r>
+        <w:rPr>
+          <w:sz w:val="24"/>
+          <w:szCs w:val="24"/>
+        </w:rPr>
+        <w:t xml:space="preserve"> to be </w:t>
+      </w:r>
+      <w:proofErr w:type="spellStart"/>
+      <w:r>
+        <w:rPr>
+          <w:sz w:val="24"/>
+          <w:szCs w:val="24"/>
+        </w:rPr>
+        <w:t>connected</w:t>
+      </w:r>
+      <w:proofErr w:type="spellEnd"/>
+      <w:r>
+        <w:rPr>
+          <w:sz w:val="24"/>
+          <w:szCs w:val="24"/>
+        </w:rPr>
+        <w:t xml:space="preserve"> to one </w:t>
+      </w:r>
+      <w:proofErr w:type="spellStart"/>
+      <w:r>
+        <w:rPr>
+          <w:sz w:val="24"/>
+          <w:szCs w:val="24"/>
+        </w:rPr>
+        <w:t>another</w:t>
+      </w:r>
+      <w:proofErr w:type="spellEnd"/>
+      <w:r>
+        <w:rPr>
+          <w:sz w:val="24"/>
+          <w:szCs w:val="24"/>
+        </w:rPr>
+        <w:t xml:space="preserve">, </w:t>
+      </w:r>
+      <w:proofErr w:type="spellStart"/>
+      <w:r>
+        <w:rPr>
+          <w:sz w:val="24"/>
+          <w:szCs w:val="24"/>
+        </w:rPr>
+        <w:t>which</w:t>
+      </w:r>
+      <w:proofErr w:type="spellEnd"/>
+      <w:r>
+        <w:rPr>
+          <w:sz w:val="24"/>
+          <w:szCs w:val="24"/>
+        </w:rPr>
+        <w:t xml:space="preserve"> </w:t>
+      </w:r>
+      <w:proofErr w:type="spellStart"/>
+      <w:r>
+        <w:rPr>
+          <w:sz w:val="24"/>
+          <w:szCs w:val="24"/>
+        </w:rPr>
+        <w:t>is</w:t>
+      </w:r>
+      <w:proofErr w:type="spellEnd"/>
+      <w:r>
+        <w:rPr>
+          <w:sz w:val="24"/>
+          <w:szCs w:val="24"/>
+        </w:rPr>
+        <w:t xml:space="preserve"> </w:t>
+      </w:r>
+      <w:proofErr w:type="spellStart"/>
+      <w:r>
+        <w:rPr>
+          <w:sz w:val="24"/>
+          <w:szCs w:val="24"/>
+        </w:rPr>
+        <w:t>consistent</w:t>
+      </w:r>
+      <w:proofErr w:type="spellEnd"/>
+      <w:r>
+        <w:rPr>
+          <w:sz w:val="24"/>
+          <w:szCs w:val="24"/>
+        </w:rPr>
+        <w:t xml:space="preserve"> with the </w:t>
+      </w:r>
+      <w:proofErr w:type="spellStart"/>
+      <w:r>
+        <w:rPr>
+          <w:sz w:val="24"/>
+          <w:szCs w:val="24"/>
+        </w:rPr>
+        <w:t>graph</w:t>
+      </w:r>
+      <w:proofErr w:type="spellEnd"/>
+      <w:r>
+        <w:rPr>
+          <w:sz w:val="24"/>
+          <w:szCs w:val="24"/>
+        </w:rPr>
+        <w:t xml:space="preserve"> </w:t>
+      </w:r>
+      <w:proofErr w:type="spellStart"/>
+      <w:r>
+        <w:rPr>
+          <w:sz w:val="24"/>
+          <w:szCs w:val="24"/>
+        </w:rPr>
+        <w:t>construction</w:t>
+      </w:r>
+      <w:proofErr w:type="spellEnd"/>
+      <w:r>
+        <w:rPr>
+          <w:sz w:val="24"/>
+          <w:szCs w:val="24"/>
+        </w:rPr>
+        <w:t xml:space="preserve"> </w:t>
+      </w:r>
+      <w:proofErr w:type="spellStart"/>
+      <w:r>
+        <w:rPr>
+          <w:sz w:val="24"/>
+          <w:szCs w:val="24"/>
+        </w:rPr>
+        <w:t>based</w:t>
+      </w:r>
+      <w:proofErr w:type="spellEnd"/>
+      <w:r>
+        <w:rPr>
+          <w:sz w:val="24"/>
+          <w:szCs w:val="24"/>
+        </w:rPr>
+        <w:t xml:space="preserve"> on </w:t>
       </w:r>
       <w:proofErr w:type="spellStart"/>
       <w:r>
@@ -3949,37 +4312,42 @@
         </w:rPr>
         <w:t xml:space="preserve"> </w:t>
       </w:r>
-      <w:proofErr w:type="spellStart"/>
-      <w:r>
-        <w:rPr>
-          <w:sz w:val="24"/>
-          <w:szCs w:val="24"/>
-        </w:rPr>
-        <w:t>genre</w:t>
-      </w:r>
-      <w:proofErr w:type="spellEnd"/>
-      <w:r>
-        <w:rPr>
-          <w:sz w:val="24"/>
-          <w:szCs w:val="24"/>
-        </w:rPr>
-        <w:t xml:space="preserve"> </w:t>
-      </w:r>
-      <w:proofErr w:type="spellStart"/>
-      <w:r>
-        <w:rPr>
-          <w:sz w:val="24"/>
-          <w:szCs w:val="24"/>
-        </w:rPr>
-        <w:t>overlap</w:t>
-      </w:r>
-      <w:proofErr w:type="spellEnd"/>
-      <w:r>
-        <w:rPr>
-          <w:sz w:val="24"/>
-          <w:szCs w:val="24"/>
-        </w:rPr>
-        <w:t xml:space="preserve">. The </w:t>
+      <w:r>
+        <w:rPr>
+          <w:sz w:val="24"/>
+          <w:szCs w:val="24"/>
+        </w:rPr>
+        <w:t>anime</w:t>
+      </w:r>
+      <w:r>
+        <w:rPr>
+          <w:sz w:val="24"/>
+          <w:szCs w:val="24"/>
+        </w:rPr>
+        <w:t xml:space="preserve"> </w:t>
+      </w:r>
+      <w:proofErr w:type="spellStart"/>
+      <w:r>
+        <w:rPr>
+          <w:sz w:val="24"/>
+          <w:szCs w:val="24"/>
+        </w:rPr>
+        <w:t>genres</w:t>
+      </w:r>
+      <w:proofErr w:type="spellEnd"/>
+      <w:r>
+        <w:rPr>
+          <w:sz w:val="24"/>
+          <w:szCs w:val="24"/>
+        </w:rPr>
+        <w:t>.</w:t>
+      </w:r>
+      <w:r>
+        <w:rPr>
+          <w:sz w:val="24"/>
+          <w:szCs w:val="24"/>
+        </w:rPr>
+        <w:t xml:space="preserve"> The </w:t>
       </w:r>
       <w:proofErr w:type="spellStart"/>
       <w:r>
@@ -4033,7 +4401,35 @@
           <w:sz w:val="24"/>
           <w:szCs w:val="24"/>
         </w:rPr>
-        <w:t xml:space="preserve"> 0.17, </w:t>
+        <w:t xml:space="preserve"> 0</w:t>
+      </w:r>
+      <w:r>
+        <w:rPr>
+          <w:sz w:val="24"/>
+          <w:szCs w:val="24"/>
+        </w:rPr>
+        <w:t>.</w:t>
+      </w:r>
+      <w:r>
+        <w:rPr>
+          <w:sz w:val="24"/>
+          <w:szCs w:val="24"/>
+        </w:rPr>
+        <w:t>17</w:t>
+      </w:r>
+      <w:r>
+        <w:rPr>
+          <w:sz w:val="24"/>
+          <w:szCs w:val="24"/>
+        </w:rPr>
+        <w:t>4</w:t>
+      </w:r>
+      <w:r>
+        <w:rPr>
+          <w:sz w:val="24"/>
+          <w:szCs w:val="24"/>
+        </w:rPr>
+        <w:t xml:space="preserve">, </w:t>
       </w:r>
       <w:proofErr w:type="spellStart"/>
       <w:r>
@@ -4359,8 +4755,764 @@
           <w:sz w:val="24"/>
           <w:szCs w:val="24"/>
         </w:rPr>
+        <w:t>: anime</w:t>
+      </w:r>
+      <w:r>
+        <w:rPr>
+          <w:sz w:val="24"/>
+          <w:szCs w:val="24"/>
+        </w:rPr>
+        <w:t xml:space="preserve"> with </w:t>
+      </w:r>
+      <w:proofErr w:type="spellStart"/>
+      <w:r>
+        <w:rPr>
+          <w:sz w:val="24"/>
+          <w:szCs w:val="24"/>
+        </w:rPr>
+        <w:t>uncommon</w:t>
+      </w:r>
+      <w:proofErr w:type="spellEnd"/>
+      <w:r>
+        <w:rPr>
+          <w:sz w:val="24"/>
+          <w:szCs w:val="24"/>
+        </w:rPr>
+        <w:t xml:space="preserve"> or </w:t>
+      </w:r>
+      <w:proofErr w:type="spellStart"/>
+      <w:r>
+        <w:rPr>
+          <w:sz w:val="24"/>
+          <w:szCs w:val="24"/>
+        </w:rPr>
+        <w:t>highly</w:t>
+      </w:r>
+      <w:proofErr w:type="spellEnd"/>
+      <w:r>
+        <w:rPr>
+          <w:sz w:val="24"/>
+          <w:szCs w:val="24"/>
+        </w:rPr>
+        <w:t xml:space="preserve"> </w:t>
+      </w:r>
+      <w:proofErr w:type="spellStart"/>
+      <w:r>
+        <w:rPr>
+          <w:sz w:val="24"/>
+          <w:szCs w:val="24"/>
+        </w:rPr>
+        <w:t>specific</w:t>
+      </w:r>
+      <w:proofErr w:type="spellEnd"/>
+      <w:r>
+        <w:rPr>
+          <w:sz w:val="24"/>
+          <w:szCs w:val="24"/>
+        </w:rPr>
+        <w:t xml:space="preserve"> </w:t>
+      </w:r>
+      <w:proofErr w:type="spellStart"/>
+      <w:r>
+        <w:rPr>
+          <w:sz w:val="24"/>
+          <w:szCs w:val="24"/>
+        </w:rPr>
+        <w:t>genre</w:t>
+      </w:r>
+      <w:proofErr w:type="spellEnd"/>
+      <w:r>
+        <w:rPr>
+          <w:sz w:val="24"/>
+          <w:szCs w:val="24"/>
+        </w:rPr>
+        <w:t xml:space="preserve"> </w:t>
+      </w:r>
+      <w:proofErr w:type="spellStart"/>
+      <w:r>
+        <w:rPr>
+          <w:sz w:val="24"/>
+          <w:szCs w:val="24"/>
+        </w:rPr>
+        <w:t>combinations</w:t>
+      </w:r>
+      <w:proofErr w:type="spellEnd"/>
+      <w:r>
+        <w:rPr>
+          <w:sz w:val="24"/>
+          <w:szCs w:val="24"/>
+        </w:rPr>
+        <w:t xml:space="preserve"> </w:t>
+      </w:r>
+      <w:proofErr w:type="spellStart"/>
+      <w:r>
+        <w:rPr>
+          <w:sz w:val="24"/>
+          <w:szCs w:val="24"/>
+        </w:rPr>
+        <w:t>fail</w:t>
+      </w:r>
+      <w:proofErr w:type="spellEnd"/>
+      <w:r>
+        <w:rPr>
+          <w:sz w:val="24"/>
+          <w:szCs w:val="24"/>
+        </w:rPr>
+        <w:t xml:space="preserve"> to </w:t>
+      </w:r>
+      <w:proofErr w:type="spellStart"/>
+      <w:r>
+        <w:rPr>
+          <w:sz w:val="24"/>
+          <w:szCs w:val="24"/>
+        </w:rPr>
+        <w:t>reach</w:t>
+      </w:r>
+      <w:proofErr w:type="spellEnd"/>
+      <w:r>
+        <w:rPr>
+          <w:sz w:val="24"/>
+          <w:szCs w:val="24"/>
+        </w:rPr>
+        <w:t xml:space="preserve"> the </w:t>
+      </w:r>
+      <w:proofErr w:type="spellStart"/>
+      <w:r>
+        <w:rPr>
+          <w:sz w:val="24"/>
+          <w:szCs w:val="24"/>
+        </w:rPr>
+        <w:t>similarity</w:t>
+      </w:r>
+      <w:proofErr w:type="spellEnd"/>
+      <w:r>
+        <w:rPr>
+          <w:sz w:val="24"/>
+          <w:szCs w:val="24"/>
+        </w:rPr>
+        <w:t xml:space="preserve"> </w:t>
+      </w:r>
+      <w:proofErr w:type="spellStart"/>
+      <w:r>
+        <w:rPr>
+          <w:sz w:val="24"/>
+          <w:szCs w:val="24"/>
+        </w:rPr>
+        <w:t>threshold</w:t>
+      </w:r>
+      <w:proofErr w:type="spellEnd"/>
+      <w:r>
+        <w:rPr>
+          <w:sz w:val="24"/>
+          <w:szCs w:val="24"/>
+        </w:rPr>
+        <w:t xml:space="preserve"> with the </w:t>
+      </w:r>
+      <w:proofErr w:type="spellStart"/>
+      <w:r>
+        <w:rPr>
+          <w:sz w:val="24"/>
+          <w:szCs w:val="24"/>
+        </w:rPr>
+        <w:t>rest</w:t>
+      </w:r>
+      <w:proofErr w:type="spellEnd"/>
+      <w:r>
+        <w:rPr>
+          <w:sz w:val="24"/>
+          <w:szCs w:val="24"/>
+        </w:rPr>
+        <w:t xml:space="preserve"> of the network, </w:t>
+      </w:r>
+      <w:proofErr w:type="spellStart"/>
+      <w:r>
+        <w:rPr>
+          <w:sz w:val="24"/>
+          <w:szCs w:val="24"/>
+        </w:rPr>
+        <w:t>forming</w:t>
+      </w:r>
+      <w:proofErr w:type="spellEnd"/>
+      <w:r>
+        <w:rPr>
+          <w:sz w:val="24"/>
+          <w:szCs w:val="24"/>
+        </w:rPr>
+        <w:t xml:space="preserve"> </w:t>
+      </w:r>
+      <w:proofErr w:type="spellStart"/>
+      <w:r>
+        <w:rPr>
+          <w:sz w:val="24"/>
+          <w:szCs w:val="24"/>
+        </w:rPr>
+        <w:t>isolated</w:t>
+      </w:r>
+      <w:proofErr w:type="spellEnd"/>
+      <w:r>
+        <w:rPr>
+          <w:sz w:val="24"/>
+          <w:szCs w:val="24"/>
+        </w:rPr>
+        <w:t xml:space="preserve"> </w:t>
+      </w:r>
+      <w:proofErr w:type="spellStart"/>
+      <w:r>
+        <w:rPr>
+          <w:sz w:val="24"/>
+          <w:szCs w:val="24"/>
+        </w:rPr>
+        <w:t>components</w:t>
+      </w:r>
+      <w:proofErr w:type="spellEnd"/>
+      <w:r>
+        <w:rPr>
+          <w:sz w:val="24"/>
+          <w:szCs w:val="24"/>
+        </w:rPr>
         <w:t>.</w:t>
       </w:r>
+    </w:p>
+    <w:p>
+      <w:pPr>
+        <w:pStyle w:val="Nessunaspaziatura"/>
+        <w:keepNext/>
+        <w:spacing w:before="240"/>
+      </w:pPr>
+      <w:r>
+        <w:rPr>
+          <w:sz w:val="24"/>
+          <w:szCs w:val="24"/>
+        </w:rPr>
+        <w:t xml:space="preserve">Degree </w:t>
+      </w:r>
+      <w:proofErr w:type="spellStart"/>
+      <w:r>
+        <w:rPr>
+          <w:sz w:val="24"/>
+          <w:szCs w:val="24"/>
+        </w:rPr>
+        <w:t>centrality</w:t>
+      </w:r>
+      <w:proofErr w:type="spellEnd"/>
+      <w:r>
+        <w:rPr>
+          <w:sz w:val="24"/>
+          <w:szCs w:val="24"/>
+        </w:rPr>
+        <w:t xml:space="preserve"> </w:t>
+      </w:r>
+      <w:proofErr w:type="spellStart"/>
+      <w:r>
+        <w:rPr>
+          <w:sz w:val="24"/>
+          <w:szCs w:val="24"/>
+        </w:rPr>
+        <w:t>was</w:t>
+      </w:r>
+      <w:proofErr w:type="spellEnd"/>
+      <w:r>
+        <w:rPr>
+          <w:sz w:val="24"/>
+          <w:szCs w:val="24"/>
+        </w:rPr>
+        <w:t xml:space="preserve"> </w:t>
+      </w:r>
+      <w:proofErr w:type="spellStart"/>
+      <w:r>
+        <w:rPr>
+          <w:sz w:val="24"/>
+          <w:szCs w:val="24"/>
+        </w:rPr>
+        <w:t>computed</w:t>
+      </w:r>
+      <w:proofErr w:type="spellEnd"/>
+      <w:r>
+        <w:rPr>
+          <w:sz w:val="24"/>
+          <w:szCs w:val="24"/>
+        </w:rPr>
+        <w:t xml:space="preserve"> to </w:t>
+      </w:r>
+      <w:proofErr w:type="spellStart"/>
+      <w:r>
+        <w:rPr>
+          <w:sz w:val="24"/>
+          <w:szCs w:val="24"/>
+        </w:rPr>
+        <w:t>identify</w:t>
+      </w:r>
+      <w:proofErr w:type="spellEnd"/>
+      <w:r>
+        <w:rPr>
+          <w:sz w:val="24"/>
+          <w:szCs w:val="24"/>
+        </w:rPr>
+        <w:t xml:space="preserve"> </w:t>
+      </w:r>
+      <w:proofErr w:type="spellStart"/>
+      <w:r>
+        <w:rPr>
+          <w:sz w:val="24"/>
+          <w:szCs w:val="24"/>
+        </w:rPr>
+        <w:t>important</w:t>
+      </w:r>
+      <w:proofErr w:type="spellEnd"/>
+      <w:r>
+        <w:rPr>
+          <w:sz w:val="24"/>
+          <w:szCs w:val="24"/>
+        </w:rPr>
+        <w:t xml:space="preserve"> </w:t>
+      </w:r>
+      <w:proofErr w:type="spellStart"/>
+      <w:r>
+        <w:rPr>
+          <w:sz w:val="24"/>
+          <w:szCs w:val="24"/>
+        </w:rPr>
+        <w:t>nodes</w:t>
+      </w:r>
+      <w:proofErr w:type="spellEnd"/>
+      <w:r>
+        <w:rPr>
+          <w:sz w:val="24"/>
+          <w:szCs w:val="24"/>
+        </w:rPr>
+        <w:t xml:space="preserve"> in the </w:t>
+      </w:r>
+      <w:proofErr w:type="spellStart"/>
+      <w:r>
+        <w:rPr>
+          <w:sz w:val="24"/>
+          <w:szCs w:val="24"/>
+        </w:rPr>
+        <w:t>genre</w:t>
+      </w:r>
+      <w:proofErr w:type="spellEnd"/>
+      <w:r>
+        <w:rPr>
+          <w:sz w:val="24"/>
+          <w:szCs w:val="24"/>
+        </w:rPr>
+        <w:t xml:space="preserve"> </w:t>
+      </w:r>
+      <w:proofErr w:type="spellStart"/>
+      <w:r>
+        <w:rPr>
+          <w:sz w:val="24"/>
+          <w:szCs w:val="24"/>
+        </w:rPr>
+        <w:t>similarity</w:t>
+      </w:r>
+      <w:proofErr w:type="spellEnd"/>
+      <w:r>
+        <w:rPr>
+          <w:sz w:val="24"/>
+          <w:szCs w:val="24"/>
+        </w:rPr>
+        <w:t xml:space="preserve"> network. The </w:t>
+      </w:r>
+      <w:proofErr w:type="spellStart"/>
+      <w:r>
+        <w:rPr>
+          <w:sz w:val="24"/>
+          <w:szCs w:val="24"/>
+        </w:rPr>
+        <w:t>most</w:t>
+      </w:r>
+      <w:proofErr w:type="spellEnd"/>
+      <w:r>
+        <w:rPr>
+          <w:sz w:val="24"/>
+          <w:szCs w:val="24"/>
+        </w:rPr>
+        <w:t xml:space="preserve"> </w:t>
+      </w:r>
+      <w:proofErr w:type="spellStart"/>
+      <w:r>
+        <w:rPr>
+          <w:sz w:val="24"/>
+          <w:szCs w:val="24"/>
+        </w:rPr>
+        <w:t>central</w:t>
+      </w:r>
+      <w:proofErr w:type="spellEnd"/>
+      <w:r>
+        <w:rPr>
+          <w:sz w:val="24"/>
+          <w:szCs w:val="24"/>
+        </w:rPr>
+        <w:t xml:space="preserve"> anime are </w:t>
+      </w:r>
+      <w:proofErr w:type="spellStart"/>
+      <w:r>
+        <w:rPr>
+          <w:sz w:val="24"/>
+          <w:szCs w:val="24"/>
+        </w:rPr>
+        <w:t>shown</w:t>
+      </w:r>
+      <w:proofErr w:type="spellEnd"/>
+      <w:r>
+        <w:rPr>
+          <w:sz w:val="24"/>
+          <w:szCs w:val="24"/>
+        </w:rPr>
+        <w:t xml:space="preserve"> in Figure 3. </w:t>
+      </w:r>
+      <w:proofErr w:type="spellStart"/>
+      <w:r>
+        <w:rPr>
+          <w:sz w:val="24"/>
+          <w:szCs w:val="24"/>
+        </w:rPr>
+        <w:t>These</w:t>
+      </w:r>
+      <w:proofErr w:type="spellEnd"/>
+      <w:r>
+        <w:rPr>
+          <w:sz w:val="24"/>
+          <w:szCs w:val="24"/>
+        </w:rPr>
+        <w:t xml:space="preserve"> </w:t>
+      </w:r>
+      <w:proofErr w:type="spellStart"/>
+      <w:r>
+        <w:rPr>
+          <w:sz w:val="24"/>
+          <w:szCs w:val="24"/>
+        </w:rPr>
+        <w:t>nodes</w:t>
+      </w:r>
+      <w:proofErr w:type="spellEnd"/>
+      <w:r>
+        <w:rPr>
+          <w:sz w:val="24"/>
+          <w:szCs w:val="24"/>
+        </w:rPr>
+        <w:t xml:space="preserve"> act </w:t>
+      </w:r>
+      <w:proofErr w:type="spellStart"/>
+      <w:r>
+        <w:rPr>
+          <w:sz w:val="24"/>
+          <w:szCs w:val="24"/>
+        </w:rPr>
+        <w:t>as</w:t>
+      </w:r>
+      <w:proofErr w:type="spellEnd"/>
+      <w:r>
+        <w:rPr>
+          <w:sz w:val="24"/>
+          <w:szCs w:val="24"/>
+        </w:rPr>
+        <w:t xml:space="preserve"> hubs </w:t>
+      </w:r>
+      <w:proofErr w:type="spellStart"/>
+      <w:r>
+        <w:rPr>
+          <w:sz w:val="24"/>
+          <w:szCs w:val="24"/>
+        </w:rPr>
+        <w:t>because</w:t>
+      </w:r>
+      <w:proofErr w:type="spellEnd"/>
+      <w:r>
+        <w:rPr>
+          <w:sz w:val="24"/>
+          <w:szCs w:val="24"/>
+        </w:rPr>
+        <w:t xml:space="preserve"> </w:t>
+      </w:r>
+      <w:proofErr w:type="spellStart"/>
+      <w:r>
+        <w:rPr>
+          <w:sz w:val="24"/>
+          <w:szCs w:val="24"/>
+        </w:rPr>
+        <w:t>their</w:t>
+      </w:r>
+      <w:proofErr w:type="spellEnd"/>
+      <w:r>
+        <w:rPr>
+          <w:sz w:val="24"/>
+          <w:szCs w:val="24"/>
+        </w:rPr>
+        <w:t xml:space="preserve"> </w:t>
+      </w:r>
+      <w:proofErr w:type="spellStart"/>
+      <w:r>
+        <w:rPr>
+          <w:sz w:val="24"/>
+          <w:szCs w:val="24"/>
+        </w:rPr>
+        <w:t>genre</w:t>
+      </w:r>
+      <w:proofErr w:type="spellEnd"/>
+      <w:r>
+        <w:rPr>
+          <w:sz w:val="24"/>
+          <w:szCs w:val="24"/>
+        </w:rPr>
+        <w:t xml:space="preserve"> </w:t>
+      </w:r>
+      <w:proofErr w:type="spellStart"/>
+      <w:r>
+        <w:rPr>
+          <w:sz w:val="24"/>
+          <w:szCs w:val="24"/>
+        </w:rPr>
+        <w:t>profiles</w:t>
+      </w:r>
+      <w:proofErr w:type="spellEnd"/>
+      <w:r>
+        <w:rPr>
+          <w:sz w:val="24"/>
+          <w:szCs w:val="24"/>
+        </w:rPr>
+        <w:t xml:space="preserve"> </w:t>
+      </w:r>
+      <w:proofErr w:type="spellStart"/>
+      <w:r>
+        <w:rPr>
+          <w:sz w:val="24"/>
+          <w:szCs w:val="24"/>
+        </w:rPr>
+        <w:t>overlap</w:t>
+      </w:r>
+      <w:proofErr w:type="spellEnd"/>
+      <w:r>
+        <w:rPr>
+          <w:sz w:val="24"/>
+          <w:szCs w:val="24"/>
+        </w:rPr>
+        <w:t xml:space="preserve"> with </w:t>
+      </w:r>
+      <w:proofErr w:type="spellStart"/>
+      <w:r>
+        <w:rPr>
+          <w:sz w:val="24"/>
+          <w:szCs w:val="24"/>
+        </w:rPr>
+        <w:t>many</w:t>
+      </w:r>
+      <w:proofErr w:type="spellEnd"/>
+      <w:r>
+        <w:rPr>
+          <w:sz w:val="24"/>
+          <w:szCs w:val="24"/>
+        </w:rPr>
+        <w:t xml:space="preserve"> </w:t>
+      </w:r>
+      <w:proofErr w:type="spellStart"/>
+      <w:r>
+        <w:rPr>
+          <w:sz w:val="24"/>
+          <w:szCs w:val="24"/>
+        </w:rPr>
+        <w:t>other</w:t>
+      </w:r>
+      <w:proofErr w:type="spellEnd"/>
+      <w:r>
+        <w:rPr>
+          <w:sz w:val="24"/>
+          <w:szCs w:val="24"/>
+        </w:rPr>
+        <w:t xml:space="preserve"> anime. High degree </w:t>
+      </w:r>
+      <w:proofErr w:type="spellStart"/>
+      <w:r>
+        <w:rPr>
+          <w:sz w:val="24"/>
+          <w:szCs w:val="24"/>
+        </w:rPr>
+        <w:t>centrality</w:t>
+      </w:r>
+      <w:proofErr w:type="spellEnd"/>
+      <w:r>
+        <w:rPr>
+          <w:sz w:val="24"/>
+          <w:szCs w:val="24"/>
+        </w:rPr>
+        <w:t xml:space="preserve"> </w:t>
+      </w:r>
+      <w:proofErr w:type="spellStart"/>
+      <w:r>
+        <w:rPr>
+          <w:sz w:val="24"/>
+          <w:szCs w:val="24"/>
+        </w:rPr>
+        <w:t>indicates</w:t>
+      </w:r>
+      <w:proofErr w:type="spellEnd"/>
+      <w:r>
+        <w:rPr>
+          <w:sz w:val="24"/>
+          <w:szCs w:val="24"/>
+        </w:rPr>
+        <w:t xml:space="preserve"> </w:t>
+      </w:r>
+      <w:proofErr w:type="spellStart"/>
+      <w:r>
+        <w:rPr>
+          <w:sz w:val="24"/>
+          <w:szCs w:val="24"/>
+        </w:rPr>
+        <w:t>structural</w:t>
+      </w:r>
+      <w:proofErr w:type="spellEnd"/>
+      <w:r>
+        <w:rPr>
+          <w:sz w:val="24"/>
+          <w:szCs w:val="24"/>
+        </w:rPr>
+        <w:t xml:space="preserve"> </w:t>
+      </w:r>
+      <w:proofErr w:type="spellStart"/>
+      <w:r>
+        <w:rPr>
+          <w:sz w:val="24"/>
+          <w:szCs w:val="24"/>
+        </w:rPr>
+        <w:t>importance</w:t>
+      </w:r>
+      <w:proofErr w:type="spellEnd"/>
+      <w:r>
+        <w:rPr>
+          <w:sz w:val="24"/>
+          <w:szCs w:val="24"/>
+        </w:rPr>
+        <w:t xml:space="preserve"> in the network </w:t>
+      </w:r>
+      <w:proofErr w:type="spellStart"/>
+      <w:r>
+        <w:rPr>
+          <w:sz w:val="24"/>
+          <w:szCs w:val="24"/>
+        </w:rPr>
+        <w:t>rather</w:t>
+      </w:r>
+      <w:proofErr w:type="spellEnd"/>
+      <w:r>
+        <w:rPr>
+          <w:sz w:val="24"/>
+          <w:szCs w:val="24"/>
+        </w:rPr>
+        <w:t xml:space="preserve"> </w:t>
+      </w:r>
+      <w:proofErr w:type="spellStart"/>
+      <w:r>
+        <w:rPr>
+          <w:sz w:val="24"/>
+          <w:szCs w:val="24"/>
+        </w:rPr>
+        <w:t>than</w:t>
+      </w:r>
+      <w:proofErr w:type="spellEnd"/>
+      <w:r>
+        <w:rPr>
+          <w:sz w:val="24"/>
+          <w:szCs w:val="24"/>
+        </w:rPr>
+        <w:t xml:space="preserve"> </w:t>
+      </w:r>
+      <w:proofErr w:type="spellStart"/>
+      <w:r>
+        <w:rPr>
+          <w:sz w:val="24"/>
+          <w:szCs w:val="24"/>
+        </w:rPr>
+        <w:t>popularity</w:t>
+      </w:r>
+      <w:proofErr w:type="spellEnd"/>
+      <w:r>
+        <w:rPr>
+          <w:sz w:val="24"/>
+          <w:szCs w:val="24"/>
+        </w:rPr>
+        <w:t xml:space="preserve"> or rating.</w:t>
+      </w:r>
+      <w:r>
+        <w:rPr>
+          <w:sz w:val="24"/>
+          <w:szCs w:val="24"/>
+        </w:rPr>
+        <w:drawing>
+          <wp:inline distT="0" distB="0" distL="0" distR="0" wp14:anchorId="6B0A7B2B" wp14:editId="21B8E0C3">
+            <wp:extent cx="2801721" cy="1793101"/>
+            <wp:effectExtent l="0" t="0" r="0" b="0"/>
+            <wp:docPr id="3" name="Immagine 3"/>
+            <wp:cNvGraphicFramePr>
+              <a:graphicFrameLocks xmlns:a="http://schemas.openxmlformats.org/drawingml/2006/main" noChangeAspect="1"/>
+            </wp:cNvGraphicFramePr>
+            <a:graphic xmlns:a="http://schemas.openxmlformats.org/drawingml/2006/main">
+              <a:graphicData uri="http://schemas.openxmlformats.org/drawingml/2006/picture">
+                <pic:pic xmlns:pic="http://schemas.openxmlformats.org/drawingml/2006/picture">
+                  <pic:nvPicPr>
+                    <pic:cNvPr id="1" name=""/>
+                    <pic:cNvPicPr/>
+                  </pic:nvPicPr>
+                  <pic:blipFill>
+                    <a:blip r:embed="rId10"/>
+                    <a:stretch>
+                      <a:fillRect/>
+                    </a:stretch>
+                  </pic:blipFill>
+                  <pic:spPr>
+                    <a:xfrm>
+                      <a:off x="0" y="0"/>
+                      <a:ext cx="2808424" cy="1797391"/>
+                    </a:xfrm>
+                    <a:prstGeom prst="rect">
+                      <a:avLst/>
+                    </a:prstGeom>
+                  </pic:spPr>
+                </pic:pic>
+              </a:graphicData>
+            </a:graphic>
+          </wp:inline>
+        </w:drawing>
+      </w:r>
+    </w:p>
+    <w:p>
+      <w:pPr>
+        <w:pStyle w:val="Didascalia"/>
+        <w:rPr>
+          <w:sz w:val="24"/>
+          <w:szCs w:val="24"/>
+        </w:rPr>
+      </w:pPr>
+      <w:r>
+        <w:t xml:space="preserve">Figure </w:t>
+      </w:r>
+      <w:r>
+        <w:fldChar w:fldCharType="begin"/>
+      </w:r>
+      <w:r>
+        <w:instrText xml:space="preserve"> SEQ Figure \* ARABIC </w:instrText>
+      </w:r>
+      <w:r>
+        <w:fldChar w:fldCharType="separate"/>
+      </w:r>
+      <w:r>
+        <w:rPr>
+          <w:noProof/>
+        </w:rPr>
+        <w:t>3</w:t>
+      </w:r>
+      <w:r>
+        <w:fldChar w:fldCharType="end"/>
+      </w:r>
+      <w:r>
+        <w:t xml:space="preserve">: Degree </w:t>
+      </w:r>
+      <w:proofErr w:type="spellStart"/>
+      <w:r>
+        <w:t>centrality</w:t>
+      </w:r>
+      <w:proofErr w:type="spellEnd"/>
     </w:p>
     <w:p>
       <w:pPr>
@@ -4623,151 +5775,7 @@
           <w:sz w:val="24"/>
           <w:szCs w:val="24"/>
         </w:rPr>
-        <w:t xml:space="preserve">. The network </w:t>
-      </w:r>
-      <w:proofErr w:type="spellStart"/>
-      <w:r>
-        <w:rPr>
-          <w:sz w:val="24"/>
-          <w:szCs w:val="24"/>
-        </w:rPr>
-        <w:t>consists</w:t>
-      </w:r>
-      <w:proofErr w:type="spellEnd"/>
-      <w:r>
-        <w:rPr>
-          <w:sz w:val="24"/>
-          <w:szCs w:val="24"/>
-        </w:rPr>
-        <w:t xml:space="preserve"> of 3579 </w:t>
-      </w:r>
-      <w:proofErr w:type="spellStart"/>
-      <w:r>
-        <w:rPr>
-          <w:sz w:val="24"/>
-          <w:szCs w:val="24"/>
-        </w:rPr>
-        <w:t>nodes</w:t>
-      </w:r>
-      <w:proofErr w:type="spellEnd"/>
-      <w:r>
-        <w:rPr>
-          <w:sz w:val="24"/>
-          <w:szCs w:val="24"/>
-        </w:rPr>
-        <w:t xml:space="preserve"> and 780393 </w:t>
-      </w:r>
-      <w:proofErr w:type="spellStart"/>
-      <w:r>
-        <w:rPr>
-          <w:sz w:val="24"/>
-          <w:szCs w:val="24"/>
-        </w:rPr>
-        <w:t>edges</w:t>
-      </w:r>
-      <w:proofErr w:type="spellEnd"/>
-      <w:r>
-        <w:rPr>
-          <w:sz w:val="24"/>
-          <w:szCs w:val="24"/>
-        </w:rPr>
-        <w:t xml:space="preserve">, </w:t>
-      </w:r>
-      <w:proofErr w:type="spellStart"/>
-      <w:r>
-        <w:rPr>
-          <w:sz w:val="24"/>
-          <w:szCs w:val="24"/>
-        </w:rPr>
-        <w:t>indicating</w:t>
-      </w:r>
-      <w:proofErr w:type="spellEnd"/>
-      <w:r>
-        <w:rPr>
-          <w:sz w:val="24"/>
-          <w:szCs w:val="24"/>
-        </w:rPr>
-        <w:t xml:space="preserve"> a </w:t>
-      </w:r>
-      <w:proofErr w:type="spellStart"/>
-      <w:r>
-        <w:rPr>
-          <w:sz w:val="24"/>
-          <w:szCs w:val="24"/>
-        </w:rPr>
-        <w:t>highly</w:t>
-      </w:r>
-      <w:proofErr w:type="spellEnd"/>
-      <w:r>
-        <w:rPr>
-          <w:sz w:val="24"/>
-          <w:szCs w:val="24"/>
-        </w:rPr>
-        <w:t xml:space="preserve"> </w:t>
-      </w:r>
-      <w:proofErr w:type="spellStart"/>
-      <w:r>
-        <w:rPr>
-          <w:sz w:val="24"/>
-          <w:szCs w:val="24"/>
-        </w:rPr>
-        <w:t>connected</w:t>
-      </w:r>
-      <w:proofErr w:type="spellEnd"/>
-      <w:r>
-        <w:rPr>
-          <w:sz w:val="24"/>
-          <w:szCs w:val="24"/>
-        </w:rPr>
-        <w:t xml:space="preserve"> </w:t>
-      </w:r>
-      <w:proofErr w:type="spellStart"/>
-      <w:r>
-        <w:rPr>
-          <w:sz w:val="24"/>
-          <w:szCs w:val="24"/>
-        </w:rPr>
-        <w:t>structure</w:t>
-      </w:r>
-      <w:proofErr w:type="spellEnd"/>
-      <w:r>
-        <w:rPr>
-          <w:sz w:val="24"/>
-          <w:szCs w:val="24"/>
-        </w:rPr>
-        <w:t xml:space="preserve"> </w:t>
-      </w:r>
-      <w:proofErr w:type="spellStart"/>
-      <w:r>
-        <w:rPr>
-          <w:sz w:val="24"/>
-          <w:szCs w:val="24"/>
-        </w:rPr>
-        <w:t>resulting</w:t>
-      </w:r>
-      <w:proofErr w:type="spellEnd"/>
-      <w:r>
-        <w:rPr>
-          <w:sz w:val="24"/>
-          <w:szCs w:val="24"/>
-        </w:rPr>
-        <w:t xml:space="preserve"> from the </w:t>
-      </w:r>
-      <w:proofErr w:type="spellStart"/>
-      <w:r>
-        <w:rPr>
-          <w:sz w:val="24"/>
-          <w:szCs w:val="24"/>
-        </w:rPr>
-        <w:t>similarity</w:t>
-      </w:r>
-      <w:proofErr w:type="spellEnd"/>
-      <w:r>
-        <w:rPr>
-          <w:sz w:val="24"/>
-          <w:szCs w:val="24"/>
-        </w:rPr>
-        <w:t xml:space="preserve"> rule.</w:t>
+        <w:t>.</w:t>
       </w:r>
     </w:p>
     <w:p>
@@ -4912,7 +5920,21 @@
           <w:sz w:val="24"/>
           <w:szCs w:val="24"/>
         </w:rPr>
-        <w:t xml:space="preserve"> (436.09), </w:t>
+        <w:t xml:space="preserve"> (436</w:t>
+      </w:r>
+      <w:r>
+        <w:rPr>
+          <w:sz w:val="24"/>
+          <w:szCs w:val="24"/>
+        </w:rPr>
+        <w:t>.</w:t>
+      </w:r>
+      <w:r>
+        <w:rPr>
+          <w:sz w:val="24"/>
+          <w:szCs w:val="24"/>
+        </w:rPr>
+        <w:t xml:space="preserve">09), </w:t>
       </w:r>
       <w:proofErr w:type="spellStart"/>
       <w:r>
@@ -4928,7 +5950,21 @@
           <w:sz w:val="24"/>
           <w:szCs w:val="24"/>
         </w:rPr>
-        <w:t xml:space="preserve"> (329), and maximum degree (1767), </w:t>
+        <w:t xml:space="preserve"> (329), maximum degree (1767)</w:t>
+      </w:r>
+      <w:r>
+        <w:rPr>
+          <w:sz w:val="24"/>
+          <w:szCs w:val="24"/>
+        </w:rPr>
+        <w:t xml:space="preserve"> and minimum degree (0)</w:t>
+      </w:r>
+      <w:r>
+        <w:rPr>
+          <w:sz w:val="24"/>
+          <w:szCs w:val="24"/>
+        </w:rPr>
+        <w:t xml:space="preserve">, </w:t>
       </w:r>
       <w:proofErr w:type="spellStart"/>
       <w:r>
@@ -5275,9 +6311,11 @@
       </w:pPr>
       <w:r>
         <w:rPr>
-          <w:sz w:val="24"/>
-          <w:szCs w:val="24"/>
-        </w:rPr>
+          <w:noProof/>
+          <w:sz w:val="24"/>
+          <w:szCs w:val="24"/>
+        </w:rPr>
+        <w:lastRenderedPageBreak/>
         <w:drawing>
           <wp:inline distT="0" distB="0" distL="0" distR="0" wp14:anchorId="363B0130" wp14:editId="10A9509A">
             <wp:extent cx="2311400" cy="1562735"/>
@@ -5294,7 +6332,7 @@
                     <pic:cNvPicPr/>
                   </pic:nvPicPr>
                   <pic:blipFill>
-                    <a:blip r:embed="rId8" cstate="print">
+                    <a:blip r:embed="rId11" cstate="print">
                       <a:extLst>
                         <a:ext uri="{28A0092B-C50C-407E-A947-70E740481C1C}">
                           <a14:useLocalDpi xmlns:a14="http://schemas.microsoft.com/office/drawing/2010/main" val="0"/>
@@ -5346,7 +6384,7 @@
         <w:rPr>
           <w:noProof/>
         </w:rPr>
-        <w:t>3</w:t>
+        <w:t>4</w:t>
       </w:r>
       <w:r>
         <w:fldChar w:fldCharType="end"/>
@@ -5724,6 +6762,7 @@
       </w:r>
     </w:p>
     <w:sectPr>
+      <w:footerReference w:type="default" r:id="rId12"/>
       <w:pgSz w:w="11906" w:h="16838"/>
       <w:pgMar w:top="1417" w:right="1134" w:bottom="1134" w:left="1134" w:header="708" w:footer="708" w:gutter="0"/>
       <w:cols w:space="708"/>
@@ -5731,6 +6770,98 @@
     </w:sectPr>
   </w:body>
 </w:document>
+</file>
+
+<file path=word/endnotes.xml><?xml version="1.0" encoding="utf-8"?>
+<w:endnotes xmlns:wpc="http://schemas.microsoft.com/office/word/2010/wordprocessingCanvas" xmlns:cx="http://schemas.microsoft.com/office/drawing/2014/chartex" xmlns:cx1="http://schemas.microsoft.com/office/drawing/2015/9/8/chartex" xmlns:cx2="http://schemas.microsoft.com/office/drawing/2015/10/21/chartex" xmlns:cx3="http://schemas.microsoft.com/office/drawing/2016/5/9/chartex" xmlns:cx4="http://schemas.microsoft.com/office/drawing/2016/5/10/chartex" xmlns:cx5="http://schemas.microsoft.com/office/drawing/2016/5/11/chartex" xmlns:cx6="http://schemas.microsoft.com/office/drawing/2016/5/12/chartex" xmlns:cx7="http://schemas.microsoft.com/office/drawing/2016/5/13/chartex" xmlns:cx8="http://schemas.microsoft.com/office/drawing/2016/5/14/chartex" xmlns:mc="http://schemas.openxmlformats.org/markup-compatibility/2006" xmlns:aink="http://schemas.microsoft.com/office/drawing/2016/ink" xmlns:am3d="http://schemas.microsoft.com/office/drawing/2017/model3d" xmlns:o="urn:schemas-microsoft-com:office:office" xmlns:oel="http://schemas.microsoft.com/office/2019/extlst" xmlns:r="http://schemas.openxmlformats.org/officeDocument/2006/relationships" xmlns:m="http://schemas.openxmlformats.org/officeDocument/2006/math" xmlns:v="urn:schemas-microsoft-com:vml" xmlns:wp14="http://schemas.microsoft.com/office/word/2010/wordprocessingDrawing" xmlns:wp="http://schemas.openxmlformats.org/drawingml/2006/wordprocessingDrawing" xmlns:w10="urn:schemas-microsoft-com:office:word" xmlns:w="http://schemas.openxmlformats.org/wordprocessingml/2006/main" xmlns:w14="http://schemas.microsoft.com/office/word/2010/wordml" xmlns:w15="http://schemas.microsoft.com/office/word/2012/wordml" xmlns:w16cex="http://schemas.microsoft.com/office/word/2018/wordml/cex" xmlns:w16cid="http://schemas.microsoft.com/office/word/2016/wordml/cid" xmlns:w16="http://schemas.microsoft.com/office/word/2018/wordml" xmlns:w16sdtdh="http://schemas.microsoft.com/office/word/2020/wordml/sdtdatahash" xmlns:w16se="http://schemas.microsoft.com/office/word/2015/wordml/symex" xmlns:wpg="http://schemas.microsoft.com/office/word/2010/wordprocessingGroup" xmlns:wpi="http://schemas.microsoft.com/office/word/2010/wordprocessingInk" xmlns:wne="http://schemas.microsoft.com/office/word/2006/wordml" xmlns:wps="http://schemas.microsoft.com/office/word/2010/wordprocessingShape" mc:Ignorable="w14 w15 w16se w16cid w16 w16cex w16sdtdh wp14">
+  <w:endnote w:type="separator" w:id="-1">
+    <w:p>
+      <w:pPr>
+        <w:spacing w:after="0" w:line="240" w:lineRule="auto"/>
+      </w:pPr>
+      <w:r>
+        <w:separator/>
+      </w:r>
+    </w:p>
+  </w:endnote>
+  <w:endnote w:type="continuationSeparator" w:id="0">
+    <w:p>
+      <w:pPr>
+        <w:spacing w:after="0" w:line="240" w:lineRule="auto"/>
+      </w:pPr>
+      <w:r>
+        <w:continuationSeparator/>
+      </w:r>
+    </w:p>
+  </w:endnote>
+</w:endnotes>
+</file>
+
+<file path=word/footer1.xml><?xml version="1.0" encoding="utf-8"?>
+<w:ftr xmlns:wpc="http://schemas.microsoft.com/office/word/2010/wordprocessingCanvas" xmlns:cx="http://schemas.microsoft.com/office/drawing/2014/chartex" xmlns:cx1="http://schemas.microsoft.com/office/drawing/2015/9/8/chartex" xmlns:cx2="http://schemas.microsoft.com/office/drawing/2015/10/21/chartex" xmlns:cx3="http://schemas.microsoft.com/office/drawing/2016/5/9/chartex" xmlns:cx4="http://schemas.microsoft.com/office/drawing/2016/5/10/chartex" xmlns:cx5="http://schemas.microsoft.com/office/drawing/2016/5/11/chartex" xmlns:cx6="http://schemas.microsoft.com/office/drawing/2016/5/12/chartex" xmlns:cx7="http://schemas.microsoft.com/office/drawing/2016/5/13/chartex" xmlns:cx8="http://schemas.microsoft.com/office/drawing/2016/5/14/chartex" xmlns:mc="http://schemas.openxmlformats.org/markup-compatibility/2006" xmlns:aink="http://schemas.microsoft.com/office/drawing/2016/ink" xmlns:am3d="http://schemas.microsoft.com/office/drawing/2017/model3d" xmlns:o="urn:schemas-microsoft-com:office:office" xmlns:oel="http://schemas.microsoft.com/office/2019/extlst" xmlns:r="http://schemas.openxmlformats.org/officeDocument/2006/relationships" xmlns:m="http://schemas.openxmlformats.org/officeDocument/2006/math" xmlns:v="urn:schemas-microsoft-com:vml" xmlns:wp14="http://schemas.microsoft.com/office/word/2010/wordprocessingDrawing" xmlns:wp="http://schemas.openxmlformats.org/drawingml/2006/wordprocessingDrawing" xmlns:w10="urn:schemas-microsoft-com:office:word" xmlns:w="http://schemas.openxmlformats.org/wordprocessingml/2006/main" xmlns:w14="http://schemas.microsoft.com/office/word/2010/wordml" xmlns:w15="http://schemas.microsoft.com/office/word/2012/wordml" xmlns:w16cex="http://schemas.microsoft.com/office/word/2018/wordml/cex" xmlns:w16cid="http://schemas.microsoft.com/office/word/2016/wordml/cid" xmlns:w16="http://schemas.microsoft.com/office/word/2018/wordml" xmlns:w16sdtdh="http://schemas.microsoft.com/office/word/2020/wordml/sdtdatahash" xmlns:w16se="http://schemas.microsoft.com/office/word/2015/wordml/symex" xmlns:wpg="http://schemas.microsoft.com/office/word/2010/wordprocessingGroup" xmlns:wpi="http://schemas.microsoft.com/office/word/2010/wordprocessingInk" xmlns:wne="http://schemas.microsoft.com/office/word/2006/wordml" xmlns:wps="http://schemas.microsoft.com/office/word/2010/wordprocessingShape" mc:Ignorable="w14 w15 w16se w16cid w16 w16cex w16sdtdh wp14">
+  <w:sdt>
+    <w:sdtPr>
+      <w:id w:val="-1267618281"/>
+      <w:docPartObj>
+        <w:docPartGallery w:val="Page Numbers (Bottom of Page)"/>
+        <w:docPartUnique/>
+      </w:docPartObj>
+    </w:sdtPr>
+    <w:sdtContent>
+      <w:p>
+        <w:pPr>
+          <w:pStyle w:val="Pidipagina"/>
+          <w:jc w:val="right"/>
+        </w:pPr>
+        <w:r>
+          <w:fldChar w:fldCharType="begin"/>
+        </w:r>
+        <w:r>
+          <w:instrText>PAGE   \* MERGEFORMAT</w:instrText>
+        </w:r>
+        <w:r>
+          <w:fldChar w:fldCharType="separate"/>
+        </w:r>
+        <w:r>
+          <w:t>2</w:t>
+        </w:r>
+        <w:r>
+          <w:fldChar w:fldCharType="end"/>
+        </w:r>
+      </w:p>
+    </w:sdtContent>
+  </w:sdt>
+  <w:p>
+    <w:pPr>
+      <w:pStyle w:val="Pidipagina"/>
+    </w:pPr>
+  </w:p>
+</w:ftr>
+</file>
+
+<file path=word/footnotes.xml><?xml version="1.0" encoding="utf-8"?>
+<w:footnotes xmlns:wpc="http://schemas.microsoft.com/office/word/2010/wordprocessingCanvas" xmlns:cx="http://schemas.microsoft.com/office/drawing/2014/chartex" xmlns:cx1="http://schemas.microsoft.com/office/drawing/2015/9/8/chartex" xmlns:cx2="http://schemas.microsoft.com/office/drawing/2015/10/21/chartex" xmlns:cx3="http://schemas.microsoft.com/office/drawing/2016/5/9/chartex" xmlns:cx4="http://schemas.microsoft.com/office/drawing/2016/5/10/chartex" xmlns:cx5="http://schemas.microsoft.com/office/drawing/2016/5/11/chartex" xmlns:cx6="http://schemas.microsoft.com/office/drawing/2016/5/12/chartex" xmlns:cx7="http://schemas.microsoft.com/office/drawing/2016/5/13/chartex" xmlns:cx8="http://schemas.microsoft.com/office/drawing/2016/5/14/chartex" xmlns:mc="http://schemas.openxmlformats.org/markup-compatibility/2006" xmlns:aink="http://schemas.microsoft.com/office/drawing/2016/ink" xmlns:am3d="http://schemas.microsoft.com/office/drawing/2017/model3d" xmlns:o="urn:schemas-microsoft-com:office:office" xmlns:oel="http://schemas.microsoft.com/office/2019/extlst" xmlns:r="http://schemas.openxmlformats.org/officeDocument/2006/relationships" xmlns:m="http://schemas.openxmlformats.org/officeDocument/2006/math" xmlns:v="urn:schemas-microsoft-com:vml" xmlns:wp14="http://schemas.microsoft.com/office/word/2010/wordprocessingDrawing" xmlns:wp="http://schemas.openxmlformats.org/drawingml/2006/wordprocessingDrawing" xmlns:w10="urn:schemas-microsoft-com:office:word" xmlns:w="http://schemas.openxmlformats.org/wordprocessingml/2006/main" xmlns:w14="http://schemas.microsoft.com/office/word/2010/wordml" xmlns:w15="http://schemas.microsoft.com/office/word/2012/wordml" xmlns:w16cex="http://schemas.microsoft.com/office/word/2018/wordml/cex" xmlns:w16cid="http://schemas.microsoft.com/office/word/2016/wordml/cid" xmlns:w16="http://schemas.microsoft.com/office/word/2018/wordml" xmlns:w16sdtdh="http://schemas.microsoft.com/office/word/2020/wordml/sdtdatahash" xmlns:w16se="http://schemas.microsoft.com/office/word/2015/wordml/symex" xmlns:wpg="http://schemas.microsoft.com/office/word/2010/wordprocessingGroup" xmlns:wpi="http://schemas.microsoft.com/office/word/2010/wordprocessingInk" xmlns:wne="http://schemas.microsoft.com/office/word/2006/wordml" xmlns:wps="http://schemas.microsoft.com/office/word/2010/wordprocessingShape" mc:Ignorable="w14 w15 w16se w16cid w16 w16cex w16sdtdh wp14">
+  <w:footnote w:type="separator" w:id="-1">
+    <w:p>
+      <w:pPr>
+        <w:spacing w:after="0" w:line="240" w:lineRule="auto"/>
+      </w:pPr>
+      <w:r>
+        <w:separator/>
+      </w:r>
+    </w:p>
+  </w:footnote>
+  <w:footnote w:type="continuationSeparator" w:id="0">
+    <w:p>
+      <w:pPr>
+        <w:spacing w:after="0" w:line="240" w:lineRule="auto"/>
+      </w:pPr>
+      <w:r>
+        <w:continuationSeparator/>
+      </w:r>
+    </w:p>
+  </w:footnote>
+</w:footnotes>
 </file>
 
 <file path=word/numbering.xml><?xml version="1.0" encoding="utf-8"?>
@@ -14466,6 +15597,50 @@
       <w:szCs w:val="18"/>
     </w:rPr>
   </w:style>
+  <w:style w:type="paragraph" w:styleId="Intestazione">
+    <w:name w:val="header"/>
+    <w:basedOn w:val="Normale"/>
+    <w:link w:val="IntestazioneCarattere"/>
+    <w:uiPriority w:val="99"/>
+    <w:unhideWhenUsed/>
+    <w:rsid w:val="00D84C13"/>
+    <w:pPr>
+      <w:tabs>
+        <w:tab w:val="center" w:pos="4819"/>
+        <w:tab w:val="right" w:pos="9638"/>
+      </w:tabs>
+      <w:spacing w:after="0" w:line="240" w:lineRule="auto"/>
+    </w:pPr>
+  </w:style>
+  <w:style w:type="character" w:customStyle="1" w:styleId="IntestazioneCarattere">
+    <w:name w:val="Intestazione Carattere"/>
+    <w:basedOn w:val="Carpredefinitoparagrafo"/>
+    <w:link w:val="Intestazione"/>
+    <w:uiPriority w:val="99"/>
+    <w:rsid w:val="00D84C13"/>
+  </w:style>
+  <w:style w:type="paragraph" w:styleId="Pidipagina">
+    <w:name w:val="footer"/>
+    <w:basedOn w:val="Normale"/>
+    <w:link w:val="PidipaginaCarattere"/>
+    <w:uiPriority w:val="99"/>
+    <w:unhideWhenUsed/>
+    <w:rsid w:val="00D84C13"/>
+    <w:pPr>
+      <w:tabs>
+        <w:tab w:val="center" w:pos="4819"/>
+        <w:tab w:val="right" w:pos="9638"/>
+      </w:tabs>
+      <w:spacing w:after="0" w:line="240" w:lineRule="auto"/>
+    </w:pPr>
+  </w:style>
+  <w:style w:type="character" w:customStyle="1" w:styleId="PidipaginaCarattere">
+    <w:name w:val="Piè di pagina Carattere"/>
+    <w:basedOn w:val="Carpredefinitoparagrafo"/>
+    <w:link w:val="Pidipagina"/>
+    <w:uiPriority w:val="99"/>
+    <w:rsid w:val="00D84C13"/>
+  </w:style>
 </w:styles>
 </file>
 
